--- a/document-merge-service/kt_so/templatefiles/pv-anlage-bestaetigung.docx
+++ b/document-merge-service/kt_so/templatefiles/pv-anlage-bestaetigung.docx
@@ -40,12 +40,21 @@
                 <w:bCs/>
               </w:rPr>
             </w:pPr>
+            <w:proofErr w:type="gramStart"/>
             <w:r>
               <w:rPr>
                 <w:b/>
                 <w:bCs/>
               </w:rPr>
-              <w:t>{{ LEITBEHOERDE_NAME }}</w:t>
+              <w:t>{{ LEITBEHOERDE</w:t>
+            </w:r>
+            <w:proofErr w:type="gramEnd"/>
+            <w:r>
+              <w:rPr>
+                <w:b/>
+                <w:bCs/>
+              </w:rPr>
+              <w:t>_NAME }}</w:t>
             </w:r>
           </w:p>
           <w:sdt>
@@ -91,12 +100,21 @@
                 <w:szCs w:val="18"/>
               </w:rPr>
             </w:pPr>
-            <w:r>
-              <w:rPr>
-                <w:sz w:val="18"/>
-                <w:szCs w:val="18"/>
-              </w:rPr>
-              <w:t>{{ LEITBEHOERDE_ADRESSE_1 }}</w:t>
+            <w:proofErr w:type="gramStart"/>
+            <w:r>
+              <w:rPr>
+                <w:sz w:val="18"/>
+                <w:szCs w:val="18"/>
+              </w:rPr>
+              <w:t>{{ LEITBEHOERDE</w:t>
+            </w:r>
+            <w:proofErr w:type="gramEnd"/>
+            <w:r>
+              <w:rPr>
+                <w:sz w:val="18"/>
+                <w:szCs w:val="18"/>
+              </w:rPr>
+              <w:t>_ADRESSE_1 }}</w:t>
             </w:r>
           </w:p>
           <w:p>
@@ -107,12 +125,21 @@
                 <w:szCs w:val="18"/>
               </w:rPr>
             </w:pPr>
-            <w:r>
-              <w:rPr>
-                <w:sz w:val="18"/>
-                <w:szCs w:val="18"/>
-              </w:rPr>
-              <w:t>{{ LEITBEHOERDE_ADRESSE_2 }}</w:t>
+            <w:proofErr w:type="gramStart"/>
+            <w:r>
+              <w:rPr>
+                <w:sz w:val="18"/>
+                <w:szCs w:val="18"/>
+              </w:rPr>
+              <w:t>{{ LEITBEHOERDE</w:t>
+            </w:r>
+            <w:proofErr w:type="gramEnd"/>
+            <w:r>
+              <w:rPr>
+                <w:sz w:val="18"/>
+                <w:szCs w:val="18"/>
+              </w:rPr>
+              <w:t>_ADRESSE_2 }}</w:t>
             </w:r>
           </w:p>
         </w:tc>
@@ -155,7 +182,27 @@
                 <w:sz w:val="18"/>
                 <w:szCs w:val="18"/>
               </w:rPr>
-              <w:t>{%p for G in ALLE_GESUCHSTELLER_LISTE %}</w:t>
+              <w:t xml:space="preserve">{%p </w:t>
+            </w:r>
+            <w:proofErr w:type="spellStart"/>
+            <w:r>
+              <w:rPr>
+                <w:rFonts w:ascii="Consolas" w:hAnsi="Consolas" w:cs="Arial"/>
+                <w:color w:val="00B050"/>
+                <w:sz w:val="18"/>
+                <w:szCs w:val="18"/>
+              </w:rPr>
+              <w:t>for</w:t>
+            </w:r>
+            <w:proofErr w:type="spellEnd"/>
+            <w:r>
+              <w:rPr>
+                <w:rFonts w:ascii="Consolas" w:hAnsi="Consolas" w:cs="Arial"/>
+                <w:color w:val="00B050"/>
+                <w:sz w:val="18"/>
+                <w:szCs w:val="18"/>
+              </w:rPr>
+              <w:t xml:space="preserve"> G in ALLE_GESUCHSTELLER_LISTE %}</w:t>
             </w:r>
           </w:p>
           <w:p>
@@ -174,7 +221,49 @@
                 <w:sz w:val="18"/>
                 <w:szCs w:val="18"/>
               </w:rPr>
-              <w:t>{%p if loop.first %}</w:t>
+              <w:t xml:space="preserve">{%p </w:t>
+            </w:r>
+            <w:proofErr w:type="spellStart"/>
+            <w:r>
+              <w:rPr>
+                <w:rFonts w:ascii="Consolas" w:hAnsi="Consolas" w:cs="Arial"/>
+                <w:color w:val="00B050"/>
+                <w:sz w:val="18"/>
+                <w:szCs w:val="18"/>
+              </w:rPr>
+              <w:t>if</w:t>
+            </w:r>
+            <w:proofErr w:type="spellEnd"/>
+            <w:r>
+              <w:rPr>
+                <w:rFonts w:ascii="Consolas" w:hAnsi="Consolas" w:cs="Arial"/>
+                <w:color w:val="00B050"/>
+                <w:sz w:val="18"/>
+                <w:szCs w:val="18"/>
+              </w:rPr>
+              <w:t xml:space="preserve"> </w:t>
+            </w:r>
+            <w:proofErr w:type="spellStart"/>
+            <w:proofErr w:type="gramStart"/>
+            <w:r>
+              <w:rPr>
+                <w:rFonts w:ascii="Consolas" w:hAnsi="Consolas" w:cs="Arial"/>
+                <w:color w:val="00B050"/>
+                <w:sz w:val="18"/>
+                <w:szCs w:val="18"/>
+              </w:rPr>
+              <w:t>loop.first</w:t>
+            </w:r>
+            <w:proofErr w:type="spellEnd"/>
+            <w:proofErr w:type="gramEnd"/>
+            <w:r>
+              <w:rPr>
+                <w:rFonts w:ascii="Consolas" w:hAnsi="Consolas" w:cs="Arial"/>
+                <w:color w:val="00B050"/>
+                <w:sz w:val="18"/>
+                <w:szCs w:val="18"/>
+              </w:rPr>
+              <w:t xml:space="preserve"> %}</w:t>
             </w:r>
           </w:p>
           <w:p>
@@ -211,18 +300,43 @@
                 <w:sz w:val="18"/>
                 <w:szCs w:val="18"/>
               </w:rPr>
-              <w:t xml:space="preserve"> if G.NAME_JURISTISCHE_PERSON %}</w:t>
+              <w:t xml:space="preserve"> </w:t>
+            </w:r>
+            <w:proofErr w:type="spellStart"/>
+            <w:r>
+              <w:rPr>
+                <w:rFonts w:ascii="Consolas" w:hAnsi="Consolas"/>
+                <w:color w:val="00B050"/>
+                <w:sz w:val="18"/>
+                <w:szCs w:val="18"/>
+              </w:rPr>
+              <w:t>if</w:t>
+            </w:r>
+            <w:proofErr w:type="spellEnd"/>
+            <w:r>
+              <w:rPr>
+                <w:rFonts w:ascii="Consolas" w:hAnsi="Consolas"/>
+                <w:color w:val="00B050"/>
+                <w:sz w:val="18"/>
+                <w:szCs w:val="18"/>
+              </w:rPr>
+              <w:t xml:space="preserve"> G.NAME_JURISTISCHE_PERSON %}</w:t>
             </w:r>
           </w:p>
           <w:p>
             <w:pPr>
               <w:pStyle w:val="Platzhalter"/>
             </w:pPr>
+            <w:proofErr w:type="gramStart"/>
             <w:r>
               <w:t>{{ G.</w:t>
             </w:r>
             <w:r>
-              <w:t>NAME_JURISTISCHE_PERSON</w:t>
+              <w:t>NAME</w:t>
+            </w:r>
+            <w:proofErr w:type="gramEnd"/>
+            <w:r>
+              <w:t>_JURISTISCHE_PERSON</w:t>
             </w:r>
             <w:r>
               <w:t xml:space="preserve"> }}</w:t>
@@ -260,7 +374,17 @@
                 <w:sz w:val="18"/>
                 <w:szCs w:val="18"/>
               </w:rPr>
-              <w:t xml:space="preserve"> end</w:t>
+              <w:t xml:space="preserve"> </w:t>
+            </w:r>
+            <w:proofErr w:type="spellStart"/>
+            <w:r>
+              <w:rPr>
+                <w:rFonts w:ascii="Consolas" w:hAnsi="Consolas" w:cs="Arial"/>
+                <w:color w:val="00B050"/>
+                <w:sz w:val="18"/>
+                <w:szCs w:val="18"/>
+              </w:rPr>
+              <w:t>end</w:t>
             </w:r>
             <w:r>
               <w:rPr>
@@ -271,6 +395,7 @@
               </w:rPr>
               <w:t>if</w:t>
             </w:r>
+            <w:proofErr w:type="spellEnd"/>
             <w:r>
               <w:rPr>
                 <w:rFonts w:ascii="Consolas" w:hAnsi="Consolas" w:cs="Arial"/>
@@ -282,11 +407,19 @@
             </w:r>
           </w:p>
           <w:p>
+            <w:proofErr w:type="gramStart"/>
             <w:r>
               <w:rPr>
                 <w:rStyle w:val="PlatzhalterZchn"/>
               </w:rPr>
-              <w:t>{{ G.VORNAME }}</w:t>
+              <w:t>{{ G.VORNAME</w:t>
+            </w:r>
+            <w:proofErr w:type="gramEnd"/>
+            <w:r>
+              <w:rPr>
+                <w:rStyle w:val="PlatzhalterZchn"/>
+              </w:rPr>
+              <w:t xml:space="preserve"> }}</w:t>
             </w:r>
             <w:r>
               <w:rPr>
@@ -302,11 +435,19 @@
             </w:r>
           </w:p>
           <w:p>
+            <w:proofErr w:type="gramStart"/>
             <w:r>
               <w:rPr>
                 <w:rStyle w:val="PlatzhalterZchn"/>
               </w:rPr>
-              <w:t>{{ G.STRASSE }}</w:t>
+              <w:t>{{ G.STRASSE</w:t>
+            </w:r>
+            <w:proofErr w:type="gramEnd"/>
+            <w:r>
+              <w:rPr>
+                <w:rStyle w:val="PlatzhalterZchn"/>
+              </w:rPr>
+              <w:t xml:space="preserve"> }}</w:t>
             </w:r>
             <w:r>
               <w:rPr>
@@ -322,11 +463,19 @@
             </w:r>
           </w:p>
           <w:p>
+            <w:proofErr w:type="gramStart"/>
             <w:r>
               <w:rPr>
                 <w:rStyle w:val="PlatzhalterZchn"/>
               </w:rPr>
-              <w:t>{{ G.PLZ }}</w:t>
+              <w:t>{{ G.PLZ</w:t>
+            </w:r>
+            <w:proofErr w:type="gramEnd"/>
+            <w:r>
+              <w:rPr>
+                <w:rStyle w:val="PlatzhalterZchn"/>
+              </w:rPr>
+              <w:t xml:space="preserve"> }}</w:t>
             </w:r>
             <w:r>
               <w:rPr>
@@ -357,7 +506,17 @@
                 <w:sz w:val="18"/>
                 <w:szCs w:val="18"/>
               </w:rPr>
-              <w:t>{%p end</w:t>
+              <w:t xml:space="preserve">{%p </w:t>
+            </w:r>
+            <w:proofErr w:type="spellStart"/>
+            <w:r>
+              <w:rPr>
+                <w:rFonts w:ascii="Consolas" w:hAnsi="Consolas" w:cs="Arial"/>
+                <w:color w:val="00B050"/>
+                <w:sz w:val="18"/>
+                <w:szCs w:val="18"/>
+              </w:rPr>
+              <w:t>end</w:t>
             </w:r>
             <w:r>
               <w:rPr>
@@ -368,6 +527,7 @@
               </w:rPr>
               <w:t>if</w:t>
             </w:r>
+            <w:proofErr w:type="spellEnd"/>
             <w:r>
               <w:rPr>
                 <w:rFonts w:ascii="Consolas" w:hAnsi="Consolas" w:cs="Arial"/>
@@ -386,7 +546,27 @@
                 <w:sz w:val="18"/>
                 <w:szCs w:val="18"/>
               </w:rPr>
-              <w:t>{%p endfor %}</w:t>
+              <w:t xml:space="preserve">{%p </w:t>
+            </w:r>
+            <w:proofErr w:type="spellStart"/>
+            <w:r>
+              <w:rPr>
+                <w:rFonts w:ascii="Consolas" w:hAnsi="Consolas" w:cs="Arial"/>
+                <w:color w:val="00B050"/>
+                <w:sz w:val="18"/>
+                <w:szCs w:val="18"/>
+              </w:rPr>
+              <w:t>endfor</w:t>
+            </w:r>
+            <w:proofErr w:type="spellEnd"/>
+            <w:r>
+              <w:rPr>
+                <w:rFonts w:ascii="Consolas" w:hAnsi="Consolas" w:cs="Arial"/>
+                <w:color w:val="00B050"/>
+                <w:sz w:val="18"/>
+                <w:szCs w:val="18"/>
+              </w:rPr>
+              <w:t xml:space="preserve"> %}</w:t>
             </w:r>
           </w:p>
         </w:tc>
@@ -425,13 +605,23 @@
               </w:rPr>
               <w:tab/>
             </w:r>
+            <w:proofErr w:type="gramStart"/>
             <w:r>
               <w:rPr>
                 <w:rStyle w:val="PlatzhalterZchn"/>
                 <w:sz w:val="18"/>
                 <w:szCs w:val="18"/>
               </w:rPr>
-              <w:t>{{ ZUSTAENDIG_NAME }}</w:t>
+              <w:t>{{ ZUSTAENDIG</w:t>
+            </w:r>
+            <w:proofErr w:type="gramEnd"/>
+            <w:r>
+              <w:rPr>
+                <w:rStyle w:val="PlatzhalterZchn"/>
+                <w:sz w:val="18"/>
+                <w:szCs w:val="18"/>
+              </w:rPr>
+              <w:t>_NAME }}</w:t>
             </w:r>
           </w:p>
           <w:p>
@@ -461,13 +651,23 @@
               </w:rPr>
               <w:tab/>
             </w:r>
+            <w:proofErr w:type="gramStart"/>
             <w:r>
               <w:rPr>
                 <w:rStyle w:val="PlatzhalterZchn"/>
                 <w:sz w:val="18"/>
                 <w:szCs w:val="18"/>
               </w:rPr>
-              <w:t>{{ LEITBEHOERDE_EMAIL }}</w:t>
+              <w:t>{{ LEITBEHOERDE</w:t>
+            </w:r>
+            <w:proofErr w:type="gramEnd"/>
+            <w:r>
+              <w:rPr>
+                <w:rStyle w:val="PlatzhalterZchn"/>
+                <w:sz w:val="18"/>
+                <w:szCs w:val="18"/>
+              </w:rPr>
+              <w:t>_EMAIL }}</w:t>
             </w:r>
           </w:p>
           <w:p>
@@ -494,13 +694,23 @@
               </w:rPr>
               <w:tab/>
             </w:r>
+            <w:proofErr w:type="gramStart"/>
             <w:r>
               <w:rPr>
                 <w:rStyle w:val="PlatzhalterZchn"/>
                 <w:sz w:val="18"/>
                 <w:szCs w:val="18"/>
               </w:rPr>
-              <w:t>{{ LEITBEHOERDE_TELEFON }}</w:t>
+              <w:t>{{ LEITBEHOERDE</w:t>
+            </w:r>
+            <w:proofErr w:type="gramEnd"/>
+            <w:r>
+              <w:rPr>
+                <w:rStyle w:val="PlatzhalterZchn"/>
+                <w:sz w:val="18"/>
+                <w:szCs w:val="18"/>
+              </w:rPr>
+              <w:t>_TELEFON }}</w:t>
             </w:r>
           </w:p>
           <w:p>
@@ -527,13 +737,23 @@
               </w:rPr>
               <w:tab/>
             </w:r>
+            <w:proofErr w:type="gramStart"/>
             <w:r>
               <w:rPr>
                 <w:rStyle w:val="PlatzhalterZchn"/>
                 <w:sz w:val="18"/>
                 <w:szCs w:val="18"/>
               </w:rPr>
-              <w:t>{{ LEITBEHOERDE_WEBSEITE }}</w:t>
+              <w:t>{{ LEITBEHOERDE</w:t>
+            </w:r>
+            <w:proofErr w:type="gramEnd"/>
+            <w:r>
+              <w:rPr>
+                <w:rStyle w:val="PlatzhalterZchn"/>
+                <w:sz w:val="18"/>
+                <w:szCs w:val="18"/>
+              </w:rPr>
+              <w:t>_WEBSEITE }}</w:t>
             </w:r>
           </w:p>
         </w:tc>
@@ -583,6 +803,7 @@
                 <w:szCs w:val="22"/>
               </w:rPr>
             </w:pPr>
+            <w:proofErr w:type="gramStart"/>
             <w:r>
               <w:rPr>
                 <w:rStyle w:val="PlatzhalterZchn"/>
@@ -595,6 +816,7 @@
               </w:rPr>
               <w:t>GEMEINDE</w:t>
             </w:r>
+            <w:proofErr w:type="gramEnd"/>
             <w:r>
               <w:rPr>
                 <w:rStyle w:val="PlatzhalterZchn"/>
@@ -687,8 +909,13 @@
             <w:pPr>
               <w:pStyle w:val="Platzhalter"/>
             </w:pPr>
-            <w:r>
-              <w:t>{{ DOSSIER_NUMMER }}</w:t>
+            <w:proofErr w:type="gramStart"/>
+            <w:r>
+              <w:t>{{ DOSSIER</w:t>
+            </w:r>
+            <w:proofErr w:type="gramEnd"/>
+            <w:r>
+              <w:t>_NUMMER }}</w:t>
             </w:r>
           </w:p>
         </w:tc>
@@ -750,7 +977,27 @@
                 <w:sz w:val="18"/>
                 <w:szCs w:val="18"/>
               </w:rPr>
-              <w:t>{%p for G in ALLE_GESUCHSTELLER_LISTE %}</w:t>
+              <w:t xml:space="preserve">{%p </w:t>
+            </w:r>
+            <w:proofErr w:type="spellStart"/>
+            <w:r>
+              <w:rPr>
+                <w:rFonts w:ascii="Consolas" w:hAnsi="Consolas" w:cs="Arial"/>
+                <w:color w:val="00B050"/>
+                <w:sz w:val="18"/>
+                <w:szCs w:val="18"/>
+              </w:rPr>
+              <w:t>for</w:t>
+            </w:r>
+            <w:proofErr w:type="spellEnd"/>
+            <w:r>
+              <w:rPr>
+                <w:rFonts w:ascii="Consolas" w:hAnsi="Consolas" w:cs="Arial"/>
+                <w:color w:val="00B050"/>
+                <w:sz w:val="18"/>
+                <w:szCs w:val="18"/>
+              </w:rPr>
+              <w:t xml:space="preserve"> G in ALLE_GESUCHSTELLER_LISTE %}</w:t>
             </w:r>
           </w:p>
           <w:p>
@@ -788,7 +1035,47 @@
                 <w:sz w:val="18"/>
                 <w:szCs w:val="18"/>
               </w:rPr>
-              <w:t xml:space="preserve"> if ALLE_GESUCHSTELLER_LISTE|length &gt; 1 %}</w:t>
+              <w:t xml:space="preserve"> </w:t>
+            </w:r>
+            <w:proofErr w:type="spellStart"/>
+            <w:r>
+              <w:rPr>
+                <w:rFonts w:ascii="Consolas" w:hAnsi="Consolas" w:cs="Arial"/>
+                <w:color w:val="00B050"/>
+                <w:sz w:val="18"/>
+                <w:szCs w:val="18"/>
+              </w:rPr>
+              <w:t>if</w:t>
+            </w:r>
+            <w:proofErr w:type="spellEnd"/>
+            <w:r>
+              <w:rPr>
+                <w:rFonts w:ascii="Consolas" w:hAnsi="Consolas" w:cs="Arial"/>
+                <w:color w:val="00B050"/>
+                <w:sz w:val="18"/>
+                <w:szCs w:val="18"/>
+              </w:rPr>
+              <w:t xml:space="preserve"> </w:t>
+            </w:r>
+            <w:proofErr w:type="spellStart"/>
+            <w:r>
+              <w:rPr>
+                <w:rFonts w:ascii="Consolas" w:hAnsi="Consolas" w:cs="Arial"/>
+                <w:color w:val="00B050"/>
+                <w:sz w:val="18"/>
+                <w:szCs w:val="18"/>
+              </w:rPr>
+              <w:t>ALLE_GESUCHSTELLER_LISTE|length</w:t>
+            </w:r>
+            <w:proofErr w:type="spellEnd"/>
+            <w:r>
+              <w:rPr>
+                <w:rFonts w:ascii="Consolas" w:hAnsi="Consolas" w:cs="Arial"/>
+                <w:color w:val="00B050"/>
+                <w:sz w:val="18"/>
+                <w:szCs w:val="18"/>
+              </w:rPr>
+              <w:t xml:space="preserve"> &gt; 1 %}</w:t>
             </w:r>
           </w:p>
           <w:p>
@@ -811,11 +1098,19 @@
               </w:rPr>
               <w:tab/>
             </w:r>
+            <w:proofErr w:type="gramStart"/>
             <w:r>
               <w:rPr>
                 <w:rStyle w:val="PlatzhalterZchn"/>
               </w:rPr>
-              <w:t>{{ G.NAME }}</w:t>
+              <w:t>{{ G.NAME</w:t>
+            </w:r>
+            <w:proofErr w:type="gramEnd"/>
+            <w:r>
+              <w:rPr>
+                <w:rStyle w:val="PlatzhalterZchn"/>
+              </w:rPr>
+              <w:t xml:space="preserve"> }}</w:t>
             </w:r>
             <w:r>
               <w:t xml:space="preserve">, </w:t>
@@ -844,7 +1139,27 @@
                 <w:sz w:val="18"/>
                 <w:szCs w:val="18"/>
               </w:rPr>
-              <w:t>{%p if G.VERTRETER_NAME %}</w:t>
+              <w:t xml:space="preserve">{%p </w:t>
+            </w:r>
+            <w:proofErr w:type="spellStart"/>
+            <w:r>
+              <w:rPr>
+                <w:rFonts w:ascii="Consolas" w:hAnsi="Consolas" w:cs="Arial"/>
+                <w:color w:val="00B050"/>
+                <w:sz w:val="18"/>
+                <w:szCs w:val="18"/>
+              </w:rPr>
+              <w:t>if</w:t>
+            </w:r>
+            <w:proofErr w:type="spellEnd"/>
+            <w:r>
+              <w:rPr>
+                <w:rFonts w:ascii="Consolas" w:hAnsi="Consolas" w:cs="Arial"/>
+                <w:color w:val="00B050"/>
+                <w:sz w:val="18"/>
+                <w:szCs w:val="18"/>
+              </w:rPr>
+              <w:t xml:space="preserve"> G.VERTRETER_NAME %}</w:t>
             </w:r>
           </w:p>
           <w:p>
@@ -859,11 +1174,19 @@
             <w:pPr>
               <w:ind w:left="357"/>
             </w:pPr>
+            <w:proofErr w:type="gramStart"/>
             <w:r>
               <w:rPr>
                 <w:rStyle w:val="PlatzhalterZchn"/>
               </w:rPr>
-              <w:t>{{ G.VERTRETER_NAME }}</w:t>
+              <w:t>{{ G.VERTRETER</w:t>
+            </w:r>
+            <w:proofErr w:type="gramEnd"/>
+            <w:r>
+              <w:rPr>
+                <w:rStyle w:val="PlatzhalterZchn"/>
+              </w:rPr>
+              <w:t>_NAME }}</w:t>
             </w:r>
             <w:r>
               <w:t xml:space="preserve">, </w:t>
@@ -892,7 +1215,27 @@
                 <w:sz w:val="18"/>
                 <w:szCs w:val="18"/>
               </w:rPr>
-              <w:t>{%p endif %}</w:t>
+              <w:t xml:space="preserve">{%p </w:t>
+            </w:r>
+            <w:proofErr w:type="spellStart"/>
+            <w:r>
+              <w:rPr>
+                <w:rFonts w:ascii="Consolas" w:hAnsi="Consolas" w:cs="Arial"/>
+                <w:color w:val="00B050"/>
+                <w:sz w:val="18"/>
+                <w:szCs w:val="18"/>
+              </w:rPr>
+              <w:t>endif</w:t>
+            </w:r>
+            <w:proofErr w:type="spellEnd"/>
+            <w:r>
+              <w:rPr>
+                <w:rFonts w:ascii="Consolas" w:hAnsi="Consolas" w:cs="Arial"/>
+                <w:color w:val="00B050"/>
+                <w:sz w:val="18"/>
+                <w:szCs w:val="18"/>
+              </w:rPr>
+              <w:t xml:space="preserve"> %}</w:t>
             </w:r>
           </w:p>
           <w:p>
@@ -931,6 +1274,7 @@
               </w:rPr>
               <w:t xml:space="preserve"> </w:t>
             </w:r>
+            <w:proofErr w:type="spellStart"/>
             <w:r>
               <w:rPr>
                 <w:rFonts w:ascii="Consolas" w:hAnsi="Consolas" w:cs="Arial"/>
@@ -940,6 +1284,7 @@
               </w:rPr>
               <w:t>else</w:t>
             </w:r>
+            <w:proofErr w:type="spellEnd"/>
             <w:r>
               <w:rPr>
                 <w:rFonts w:ascii="Consolas" w:hAnsi="Consolas" w:cs="Arial"/>
@@ -951,11 +1296,19 @@
             </w:r>
           </w:p>
           <w:p>
+            <w:proofErr w:type="gramStart"/>
             <w:r>
               <w:rPr>
                 <w:rStyle w:val="PlatzhalterZchn"/>
               </w:rPr>
-              <w:t>{{ G.NAME }}</w:t>
+              <w:t>{{ G.NAME</w:t>
+            </w:r>
+            <w:proofErr w:type="gramEnd"/>
+            <w:r>
+              <w:rPr>
+                <w:rStyle w:val="PlatzhalterZchn"/>
+              </w:rPr>
+              <w:t xml:space="preserve"> }}</w:t>
             </w:r>
             <w:r>
               <w:t xml:space="preserve">, </w:t>
@@ -983,7 +1336,27 @@
                 <w:sz w:val="18"/>
                 <w:szCs w:val="18"/>
               </w:rPr>
-              <w:t>{%p if G.VERTRETER_NAME %}</w:t>
+              <w:t xml:space="preserve">{%p </w:t>
+            </w:r>
+            <w:proofErr w:type="spellStart"/>
+            <w:r>
+              <w:rPr>
+                <w:rFonts w:ascii="Consolas" w:hAnsi="Consolas" w:cs="Arial"/>
+                <w:color w:val="00B050"/>
+                <w:sz w:val="18"/>
+                <w:szCs w:val="18"/>
+              </w:rPr>
+              <w:t>if</w:t>
+            </w:r>
+            <w:proofErr w:type="spellEnd"/>
+            <w:r>
+              <w:rPr>
+                <w:rFonts w:ascii="Consolas" w:hAnsi="Consolas" w:cs="Arial"/>
+                <w:color w:val="00B050"/>
+                <w:sz w:val="18"/>
+                <w:szCs w:val="18"/>
+              </w:rPr>
+              <w:t xml:space="preserve"> G.VERTRETER_NAME %}</w:t>
             </w:r>
           </w:p>
           <w:p>
@@ -992,11 +1365,19 @@
             </w:r>
           </w:p>
           <w:p>
+            <w:proofErr w:type="gramStart"/>
             <w:r>
               <w:rPr>
                 <w:rStyle w:val="PlatzhalterZchn"/>
               </w:rPr>
-              <w:t>{{ G.VERTRETER_NAME }}</w:t>
+              <w:t>{{ G.VERTRETER</w:t>
+            </w:r>
+            <w:proofErr w:type="gramEnd"/>
+            <w:r>
+              <w:rPr>
+                <w:rStyle w:val="PlatzhalterZchn"/>
+              </w:rPr>
+              <w:t>_NAME }}</w:t>
             </w:r>
             <w:r>
               <w:t xml:space="preserve">, </w:t>
@@ -1024,7 +1405,27 @@
                 <w:sz w:val="18"/>
                 <w:szCs w:val="18"/>
               </w:rPr>
-              <w:t>{%p endif %}</w:t>
+              <w:t xml:space="preserve">{%p </w:t>
+            </w:r>
+            <w:proofErr w:type="spellStart"/>
+            <w:r>
+              <w:rPr>
+                <w:rFonts w:ascii="Consolas" w:hAnsi="Consolas"/>
+                <w:color w:val="00B050"/>
+                <w:sz w:val="18"/>
+                <w:szCs w:val="18"/>
+              </w:rPr>
+              <w:t>endif</w:t>
+            </w:r>
+            <w:proofErr w:type="spellEnd"/>
+            <w:r>
+              <w:rPr>
+                <w:rFonts w:ascii="Consolas" w:hAnsi="Consolas"/>
+                <w:color w:val="00B050"/>
+                <w:sz w:val="18"/>
+                <w:szCs w:val="18"/>
+              </w:rPr>
+              <w:t xml:space="preserve"> %}</w:t>
             </w:r>
           </w:p>
           <w:p>
@@ -1061,7 +1462,27 @@
                 <w:sz w:val="18"/>
                 <w:szCs w:val="18"/>
               </w:rPr>
-              <w:t xml:space="preserve"> endif %}</w:t>
+              <w:t xml:space="preserve"> </w:t>
+            </w:r>
+            <w:proofErr w:type="spellStart"/>
+            <w:r>
+              <w:rPr>
+                <w:rFonts w:ascii="Consolas" w:hAnsi="Consolas"/>
+                <w:color w:val="00B050"/>
+                <w:sz w:val="18"/>
+                <w:szCs w:val="18"/>
+              </w:rPr>
+              <w:t>endif</w:t>
+            </w:r>
+            <w:proofErr w:type="spellEnd"/>
+            <w:r>
+              <w:rPr>
+                <w:rFonts w:ascii="Consolas" w:hAnsi="Consolas"/>
+                <w:color w:val="00B050"/>
+                <w:sz w:val="18"/>
+                <w:szCs w:val="18"/>
+              </w:rPr>
+              <w:t xml:space="preserve"> %}</w:t>
             </w:r>
           </w:p>
           <w:p>
@@ -1079,7 +1500,27 @@
                 <w:sz w:val="18"/>
                 <w:szCs w:val="18"/>
               </w:rPr>
-              <w:t>{%p endfor %}</w:t>
+              <w:t xml:space="preserve">{%p </w:t>
+            </w:r>
+            <w:proofErr w:type="spellStart"/>
+            <w:r>
+              <w:rPr>
+                <w:rFonts w:ascii="Consolas" w:hAnsi="Consolas" w:cs="Arial"/>
+                <w:color w:val="00B050"/>
+                <w:sz w:val="18"/>
+                <w:szCs w:val="18"/>
+              </w:rPr>
+              <w:t>endfor</w:t>
+            </w:r>
+            <w:proofErr w:type="spellEnd"/>
+            <w:r>
+              <w:rPr>
+                <w:rFonts w:ascii="Consolas" w:hAnsi="Consolas" w:cs="Arial"/>
+                <w:color w:val="00B050"/>
+                <w:sz w:val="18"/>
+                <w:szCs w:val="18"/>
+              </w:rPr>
+              <w:t xml:space="preserve"> %}</w:t>
             </w:r>
           </w:p>
         </w:tc>
@@ -1133,7 +1574,27 @@
                 <w:sz w:val="18"/>
                 <w:szCs w:val="18"/>
               </w:rPr>
-              <w:t xml:space="preserve">{%p if </w:t>
+              <w:t xml:space="preserve">{%p </w:t>
+            </w:r>
+            <w:proofErr w:type="spellStart"/>
+            <w:r>
+              <w:rPr>
+                <w:rFonts w:ascii="Consolas" w:hAnsi="Consolas" w:cs="Arial"/>
+                <w:color w:val="00B050"/>
+                <w:sz w:val="18"/>
+                <w:szCs w:val="18"/>
+              </w:rPr>
+              <w:t>if</w:t>
+            </w:r>
+            <w:proofErr w:type="spellEnd"/>
+            <w:r>
+              <w:rPr>
+                <w:rFonts w:ascii="Consolas" w:hAnsi="Consolas" w:cs="Arial"/>
+                <w:color w:val="00B050"/>
+                <w:sz w:val="18"/>
+                <w:szCs w:val="18"/>
+              </w:rPr>
+              <w:t xml:space="preserve"> </w:t>
             </w:r>
             <w:r>
               <w:rPr>
@@ -1170,7 +1631,27 @@
                 <w:sz w:val="18"/>
                 <w:szCs w:val="18"/>
               </w:rPr>
-              <w:t>{%p for G in ALLE_</w:t>
+              <w:t xml:space="preserve">{%p </w:t>
+            </w:r>
+            <w:proofErr w:type="spellStart"/>
+            <w:r>
+              <w:rPr>
+                <w:rFonts w:ascii="Consolas" w:hAnsi="Consolas" w:cs="Arial"/>
+                <w:color w:val="00B050"/>
+                <w:sz w:val="18"/>
+                <w:szCs w:val="18"/>
+              </w:rPr>
+              <w:t>for</w:t>
+            </w:r>
+            <w:proofErr w:type="spellEnd"/>
+            <w:r>
+              <w:rPr>
+                <w:rFonts w:ascii="Consolas" w:hAnsi="Consolas" w:cs="Arial"/>
+                <w:color w:val="00B050"/>
+                <w:sz w:val="18"/>
+                <w:szCs w:val="18"/>
+              </w:rPr>
+              <w:t xml:space="preserve"> G in ALLE_</w:t>
             </w:r>
             <w:r>
               <w:rPr>
@@ -1226,7 +1707,37 @@
                 <w:sz w:val="18"/>
                 <w:szCs w:val="18"/>
               </w:rPr>
-              <w:t xml:space="preserve"> if ALLE_</w:t>
+              <w:t xml:space="preserve"> </w:t>
+            </w:r>
+            <w:proofErr w:type="spellStart"/>
+            <w:r>
+              <w:rPr>
+                <w:rFonts w:ascii="Consolas" w:hAnsi="Consolas" w:cs="Arial"/>
+                <w:color w:val="00B050"/>
+                <w:sz w:val="18"/>
+                <w:szCs w:val="18"/>
+              </w:rPr>
+              <w:t>if</w:t>
+            </w:r>
+            <w:proofErr w:type="spellEnd"/>
+            <w:r>
+              <w:rPr>
+                <w:rFonts w:ascii="Consolas" w:hAnsi="Consolas" w:cs="Arial"/>
+                <w:color w:val="00B050"/>
+                <w:sz w:val="18"/>
+                <w:szCs w:val="18"/>
+              </w:rPr>
+              <w:t xml:space="preserve"> </w:t>
+            </w:r>
+            <w:proofErr w:type="spellStart"/>
+            <w:r>
+              <w:rPr>
+                <w:rFonts w:ascii="Consolas" w:hAnsi="Consolas" w:cs="Arial"/>
+                <w:color w:val="00B050"/>
+                <w:sz w:val="18"/>
+                <w:szCs w:val="18"/>
+              </w:rPr>
+              <w:t>ALLE_</w:t>
             </w:r>
             <w:r>
               <w:rPr>
@@ -1244,7 +1755,17 @@
                 <w:sz w:val="18"/>
                 <w:szCs w:val="18"/>
               </w:rPr>
-              <w:t>_LISTE|length &gt; 1 %}</w:t>
+              <w:t>_LISTE|length</w:t>
+            </w:r>
+            <w:proofErr w:type="spellEnd"/>
+            <w:r>
+              <w:rPr>
+                <w:rFonts w:ascii="Consolas" w:hAnsi="Consolas" w:cs="Arial"/>
+                <w:color w:val="00B050"/>
+                <w:sz w:val="18"/>
+                <w:szCs w:val="18"/>
+              </w:rPr>
+              <w:t xml:space="preserve"> &gt; 1 %}</w:t>
             </w:r>
           </w:p>
           <w:p>
@@ -1261,11 +1782,19 @@
                 <w:szCs w:val="22"/>
               </w:rPr>
             </w:pPr>
+            <w:proofErr w:type="gramStart"/>
             <w:r>
               <w:rPr>
                 <w:rStyle w:val="PlatzhalterZchn"/>
               </w:rPr>
-              <w:t>{{ G.NAME }}</w:t>
+              <w:t>{{ G.NAME</w:t>
+            </w:r>
+            <w:proofErr w:type="gramEnd"/>
+            <w:r>
+              <w:rPr>
+                <w:rStyle w:val="PlatzhalterZchn"/>
+              </w:rPr>
+              <w:t xml:space="preserve"> }}</w:t>
             </w:r>
             <w:r>
               <w:t xml:space="preserve">, </w:t>
@@ -1294,7 +1823,27 @@
                 <w:sz w:val="18"/>
                 <w:szCs w:val="18"/>
               </w:rPr>
-              <w:t>{%p if G.VERTRETER_NAME %}</w:t>
+              <w:t xml:space="preserve">{%p </w:t>
+            </w:r>
+            <w:proofErr w:type="spellStart"/>
+            <w:r>
+              <w:rPr>
+                <w:rFonts w:ascii="Consolas" w:hAnsi="Consolas" w:cs="Arial"/>
+                <w:color w:val="00B050"/>
+                <w:sz w:val="18"/>
+                <w:szCs w:val="18"/>
+              </w:rPr>
+              <w:t>if</w:t>
+            </w:r>
+            <w:proofErr w:type="spellEnd"/>
+            <w:r>
+              <w:rPr>
+                <w:rFonts w:ascii="Consolas" w:hAnsi="Consolas" w:cs="Arial"/>
+                <w:color w:val="00B050"/>
+                <w:sz w:val="18"/>
+                <w:szCs w:val="18"/>
+              </w:rPr>
+              <w:t xml:space="preserve"> G.VERTRETER_NAME %}</w:t>
             </w:r>
           </w:p>
           <w:p>
@@ -1312,11 +1861,19 @@
                 <w:color w:val="00B050"/>
               </w:rPr>
             </w:pPr>
+            <w:proofErr w:type="gramStart"/>
             <w:r>
               <w:rPr>
                 <w:rStyle w:val="PlatzhalterZchn"/>
               </w:rPr>
-              <w:t>{{ G.VERTRETER_NAME }}</w:t>
+              <w:t>{{ G.VERTRETER</w:t>
+            </w:r>
+            <w:proofErr w:type="gramEnd"/>
+            <w:r>
+              <w:rPr>
+                <w:rStyle w:val="PlatzhalterZchn"/>
+              </w:rPr>
+              <w:t>_NAME }}</w:t>
             </w:r>
             <w:r>
               <w:t xml:space="preserve">, </w:t>
@@ -1345,7 +1902,27 @@
                 <w:sz w:val="18"/>
                 <w:szCs w:val="18"/>
               </w:rPr>
-              <w:t>{%p endif %}</w:t>
+              <w:t xml:space="preserve">{%p </w:t>
+            </w:r>
+            <w:proofErr w:type="spellStart"/>
+            <w:r>
+              <w:rPr>
+                <w:rFonts w:ascii="Consolas" w:hAnsi="Consolas" w:cs="Arial"/>
+                <w:color w:val="00B050"/>
+                <w:sz w:val="18"/>
+                <w:szCs w:val="18"/>
+              </w:rPr>
+              <w:t>endif</w:t>
+            </w:r>
+            <w:proofErr w:type="spellEnd"/>
+            <w:r>
+              <w:rPr>
+                <w:rFonts w:ascii="Consolas" w:hAnsi="Consolas" w:cs="Arial"/>
+                <w:color w:val="00B050"/>
+                <w:sz w:val="18"/>
+                <w:szCs w:val="18"/>
+              </w:rPr>
+              <w:t xml:space="preserve"> %}</w:t>
             </w:r>
           </w:p>
           <w:p>
@@ -1382,15 +1959,43 @@
                 <w:sz w:val="18"/>
                 <w:szCs w:val="18"/>
               </w:rPr>
-              <w:t xml:space="preserve"> else %}</w:t>
+              <w:t xml:space="preserve"> </w:t>
+            </w:r>
+            <w:proofErr w:type="spellStart"/>
+            <w:r>
+              <w:rPr>
+                <w:rFonts w:ascii="Consolas" w:hAnsi="Consolas" w:cs="Arial"/>
+                <w:color w:val="00B050"/>
+                <w:sz w:val="18"/>
+                <w:szCs w:val="18"/>
+              </w:rPr>
+              <w:t>else</w:t>
+            </w:r>
+            <w:proofErr w:type="spellEnd"/>
+            <w:r>
+              <w:rPr>
+                <w:rFonts w:ascii="Consolas" w:hAnsi="Consolas" w:cs="Arial"/>
+                <w:color w:val="00B050"/>
+                <w:sz w:val="18"/>
+                <w:szCs w:val="18"/>
+              </w:rPr>
+              <w:t xml:space="preserve"> %}</w:t>
             </w:r>
           </w:p>
           <w:p>
+            <w:proofErr w:type="gramStart"/>
             <w:r>
               <w:rPr>
                 <w:rStyle w:val="PlatzhalterZchn"/>
               </w:rPr>
-              <w:t>{{ G.NAME }}</w:t>
+              <w:t>{{ G.NAME</w:t>
+            </w:r>
+            <w:proofErr w:type="gramEnd"/>
+            <w:r>
+              <w:rPr>
+                <w:rStyle w:val="PlatzhalterZchn"/>
+              </w:rPr>
+              <w:t xml:space="preserve"> }}</w:t>
             </w:r>
             <w:r>
               <w:t xml:space="preserve">, </w:t>
@@ -1418,7 +2023,27 @@
                 <w:sz w:val="18"/>
                 <w:szCs w:val="18"/>
               </w:rPr>
-              <w:t>{%p if G.VERTRETER_NAME %}</w:t>
+              <w:t xml:space="preserve">{%p </w:t>
+            </w:r>
+            <w:proofErr w:type="spellStart"/>
+            <w:r>
+              <w:rPr>
+                <w:rFonts w:ascii="Consolas" w:hAnsi="Consolas" w:cs="Arial"/>
+                <w:color w:val="00B050"/>
+                <w:sz w:val="18"/>
+                <w:szCs w:val="18"/>
+              </w:rPr>
+              <w:t>if</w:t>
+            </w:r>
+            <w:proofErr w:type="spellEnd"/>
+            <w:r>
+              <w:rPr>
+                <w:rFonts w:ascii="Consolas" w:hAnsi="Consolas" w:cs="Arial"/>
+                <w:color w:val="00B050"/>
+                <w:sz w:val="18"/>
+                <w:szCs w:val="18"/>
+              </w:rPr>
+              <w:t xml:space="preserve"> G.VERTRETER_NAME %}</w:t>
             </w:r>
           </w:p>
           <w:p>
@@ -1433,11 +2058,19 @@
             <w:pPr>
               <w:ind w:left="37"/>
             </w:pPr>
+            <w:proofErr w:type="gramStart"/>
             <w:r>
               <w:rPr>
                 <w:rStyle w:val="PlatzhalterZchn"/>
               </w:rPr>
-              <w:t>{{ G.VERTRETER_NAME }}</w:t>
+              <w:t>{{ G.VERTRETER</w:t>
+            </w:r>
+            <w:proofErr w:type="gramEnd"/>
+            <w:r>
+              <w:rPr>
+                <w:rStyle w:val="PlatzhalterZchn"/>
+              </w:rPr>
+              <w:t>_NAME }}</w:t>
             </w:r>
             <w:r>
               <w:t xml:space="preserve">, </w:t>
@@ -1465,7 +2098,27 @@
                 <w:sz w:val="18"/>
                 <w:szCs w:val="18"/>
               </w:rPr>
-              <w:t>{%p endif %}</w:t>
+              <w:t xml:space="preserve">{%p </w:t>
+            </w:r>
+            <w:proofErr w:type="spellStart"/>
+            <w:r>
+              <w:rPr>
+                <w:rFonts w:ascii="Consolas" w:hAnsi="Consolas" w:cs="Arial"/>
+                <w:color w:val="00B050"/>
+                <w:sz w:val="18"/>
+                <w:szCs w:val="18"/>
+              </w:rPr>
+              <w:t>endif</w:t>
+            </w:r>
+            <w:proofErr w:type="spellEnd"/>
+            <w:r>
+              <w:rPr>
+                <w:rFonts w:ascii="Consolas" w:hAnsi="Consolas" w:cs="Arial"/>
+                <w:color w:val="00B050"/>
+                <w:sz w:val="18"/>
+                <w:szCs w:val="18"/>
+              </w:rPr>
+              <w:t xml:space="preserve"> %}</w:t>
             </w:r>
           </w:p>
           <w:p>
@@ -1484,7 +2137,27 @@
                 <w:sz w:val="18"/>
                 <w:szCs w:val="18"/>
               </w:rPr>
-              <w:t>{%p endif %}</w:t>
+              <w:t xml:space="preserve">{%p </w:t>
+            </w:r>
+            <w:proofErr w:type="spellStart"/>
+            <w:r>
+              <w:rPr>
+                <w:rFonts w:ascii="Consolas" w:hAnsi="Consolas" w:cs="Arial"/>
+                <w:color w:val="00B050"/>
+                <w:sz w:val="18"/>
+                <w:szCs w:val="18"/>
+              </w:rPr>
+              <w:t>endif</w:t>
+            </w:r>
+            <w:proofErr w:type="spellEnd"/>
+            <w:r>
+              <w:rPr>
+                <w:rFonts w:ascii="Consolas" w:hAnsi="Consolas" w:cs="Arial"/>
+                <w:color w:val="00B050"/>
+                <w:sz w:val="18"/>
+                <w:szCs w:val="18"/>
+              </w:rPr>
+              <w:t xml:space="preserve"> %}</w:t>
             </w:r>
           </w:p>
           <w:p>
@@ -1503,7 +2176,27 @@
                 <w:sz w:val="18"/>
                 <w:szCs w:val="18"/>
               </w:rPr>
-              <w:t>{%p endfor %}</w:t>
+              <w:t xml:space="preserve">{%p </w:t>
+            </w:r>
+            <w:proofErr w:type="spellStart"/>
+            <w:r>
+              <w:rPr>
+                <w:rFonts w:ascii="Consolas" w:hAnsi="Consolas" w:cs="Arial"/>
+                <w:color w:val="00B050"/>
+                <w:sz w:val="18"/>
+                <w:szCs w:val="18"/>
+              </w:rPr>
+              <w:t>endfor</w:t>
+            </w:r>
+            <w:proofErr w:type="spellEnd"/>
+            <w:r>
+              <w:rPr>
+                <w:rFonts w:ascii="Consolas" w:hAnsi="Consolas" w:cs="Arial"/>
+                <w:color w:val="00B050"/>
+                <w:sz w:val="18"/>
+                <w:szCs w:val="18"/>
+              </w:rPr>
+              <w:t xml:space="preserve"> %}</w:t>
             </w:r>
           </w:p>
           <w:p>
@@ -1522,7 +2215,17 @@
                 <w:sz w:val="18"/>
                 <w:szCs w:val="18"/>
               </w:rPr>
-              <w:t>{%p el</w:t>
+              <w:t xml:space="preserve">{%p </w:t>
+            </w:r>
+            <w:proofErr w:type="spellStart"/>
+            <w:r>
+              <w:rPr>
+                <w:rFonts w:ascii="Consolas" w:hAnsi="Consolas" w:cs="Arial"/>
+                <w:color w:val="00B050"/>
+                <w:sz w:val="18"/>
+                <w:szCs w:val="18"/>
+              </w:rPr>
+              <w:t>el</w:t>
             </w:r>
             <w:r>
               <w:rPr>
@@ -1531,7 +2234,17 @@
                 <w:sz w:val="18"/>
                 <w:szCs w:val="18"/>
               </w:rPr>
-              <w:t xml:space="preserve">if </w:t>
+              <w:t>if</w:t>
+            </w:r>
+            <w:proofErr w:type="spellEnd"/>
+            <w:r>
+              <w:rPr>
+                <w:rFonts w:ascii="Consolas" w:hAnsi="Consolas"/>
+                <w:color w:val="00B050"/>
+                <w:sz w:val="18"/>
+                <w:szCs w:val="18"/>
+              </w:rPr>
+              <w:t xml:space="preserve"> </w:t>
             </w:r>
             <w:r>
               <w:rPr>
@@ -1592,7 +2305,27 @@
                 <w:sz w:val="18"/>
                 <w:szCs w:val="18"/>
               </w:rPr>
-              <w:t xml:space="preserve"> elif </w:t>
+              <w:t xml:space="preserve"> </w:t>
+            </w:r>
+            <w:proofErr w:type="spellStart"/>
+            <w:r>
+              <w:rPr>
+                <w:rFonts w:ascii="Consolas" w:hAnsi="Consolas"/>
+                <w:color w:val="00B050"/>
+                <w:sz w:val="18"/>
+                <w:szCs w:val="18"/>
+              </w:rPr>
+              <w:t>elif</w:t>
+            </w:r>
+            <w:proofErr w:type="spellEnd"/>
+            <w:r>
+              <w:rPr>
+                <w:rFonts w:ascii="Consolas" w:hAnsi="Consolas"/>
+                <w:color w:val="00B050"/>
+                <w:sz w:val="18"/>
+                <w:szCs w:val="18"/>
+              </w:rPr>
+              <w:t xml:space="preserve"> </w:t>
             </w:r>
             <w:r>
               <w:rPr>
@@ -1652,7 +2385,27 @@
                 <w:sz w:val="18"/>
                 <w:szCs w:val="18"/>
               </w:rPr>
-              <w:t xml:space="preserve"> else %}</w:t>
+              <w:t xml:space="preserve"> </w:t>
+            </w:r>
+            <w:proofErr w:type="spellStart"/>
+            <w:r>
+              <w:rPr>
+                <w:rFonts w:ascii="Consolas" w:hAnsi="Consolas"/>
+                <w:color w:val="00B050"/>
+                <w:sz w:val="18"/>
+                <w:szCs w:val="18"/>
+              </w:rPr>
+              <w:t>else</w:t>
+            </w:r>
+            <w:proofErr w:type="spellEnd"/>
+            <w:r>
+              <w:rPr>
+                <w:rFonts w:ascii="Consolas" w:hAnsi="Consolas"/>
+                <w:color w:val="00B050"/>
+                <w:sz w:val="18"/>
+                <w:szCs w:val="18"/>
+              </w:rPr>
+              <w:t xml:space="preserve"> %}</w:t>
             </w:r>
           </w:p>
           <w:p>
@@ -1668,7 +2421,27 @@
                 <w:sz w:val="18"/>
                 <w:szCs w:val="18"/>
               </w:rPr>
-              <w:t>{%p endif %}</w:t>
+              <w:t xml:space="preserve">{%p </w:t>
+            </w:r>
+            <w:proofErr w:type="spellStart"/>
+            <w:r>
+              <w:rPr>
+                <w:rFonts w:ascii="Consolas" w:hAnsi="Consolas" w:cs="Arial"/>
+                <w:color w:val="00B050"/>
+                <w:sz w:val="18"/>
+                <w:szCs w:val="18"/>
+              </w:rPr>
+              <w:t>endif</w:t>
+            </w:r>
+            <w:proofErr w:type="spellEnd"/>
+            <w:r>
+              <w:rPr>
+                <w:rFonts w:ascii="Consolas" w:hAnsi="Consolas" w:cs="Arial"/>
+                <w:color w:val="00B050"/>
+                <w:sz w:val="18"/>
+                <w:szCs w:val="18"/>
+              </w:rPr>
+              <w:t xml:space="preserve"> %}</w:t>
             </w:r>
             <w:bookmarkEnd w:id="0"/>
           </w:p>
@@ -1723,7 +2496,27 @@
                 <w:sz w:val="18"/>
                 <w:szCs w:val="18"/>
               </w:rPr>
-              <w:t xml:space="preserve">{%p if </w:t>
+              <w:t xml:space="preserve">{%p </w:t>
+            </w:r>
+            <w:proofErr w:type="spellStart"/>
+            <w:r>
+              <w:rPr>
+                <w:rFonts w:ascii="Consolas" w:hAnsi="Consolas" w:cs="Arial"/>
+                <w:color w:val="00B050"/>
+                <w:sz w:val="18"/>
+                <w:szCs w:val="18"/>
+              </w:rPr>
+              <w:t>if</w:t>
+            </w:r>
+            <w:proofErr w:type="spellEnd"/>
+            <w:r>
+              <w:rPr>
+                <w:rFonts w:ascii="Consolas" w:hAnsi="Consolas" w:cs="Arial"/>
+                <w:color w:val="00B050"/>
+                <w:sz w:val="18"/>
+                <w:szCs w:val="18"/>
+              </w:rPr>
+              <w:t xml:space="preserve"> </w:t>
             </w:r>
             <w:r>
               <w:rPr>
@@ -1778,7 +2571,27 @@
                 <w:sz w:val="18"/>
                 <w:szCs w:val="18"/>
               </w:rPr>
-              <w:t>{%p for G in ALLE_</w:t>
+              <w:t xml:space="preserve">{%p </w:t>
+            </w:r>
+            <w:proofErr w:type="spellStart"/>
+            <w:r>
+              <w:rPr>
+                <w:rFonts w:ascii="Consolas" w:hAnsi="Consolas" w:cs="Arial"/>
+                <w:color w:val="00B050"/>
+                <w:sz w:val="18"/>
+                <w:szCs w:val="18"/>
+              </w:rPr>
+              <w:t>for</w:t>
+            </w:r>
+            <w:proofErr w:type="spellEnd"/>
+            <w:r>
+              <w:rPr>
+                <w:rFonts w:ascii="Consolas" w:hAnsi="Consolas" w:cs="Arial"/>
+                <w:color w:val="00B050"/>
+                <w:sz w:val="18"/>
+                <w:szCs w:val="18"/>
+              </w:rPr>
+              <w:t xml:space="preserve"> G in ALLE_</w:t>
             </w:r>
             <w:r>
               <w:rPr>
@@ -1834,7 +2647,37 @@
                 <w:sz w:val="18"/>
                 <w:szCs w:val="18"/>
               </w:rPr>
-              <w:t xml:space="preserve"> if ALLE_</w:t>
+              <w:t xml:space="preserve"> </w:t>
+            </w:r>
+            <w:proofErr w:type="spellStart"/>
+            <w:r>
+              <w:rPr>
+                <w:rFonts w:ascii="Consolas" w:hAnsi="Consolas" w:cs="Arial"/>
+                <w:color w:val="00B050"/>
+                <w:sz w:val="18"/>
+                <w:szCs w:val="18"/>
+              </w:rPr>
+              <w:t>if</w:t>
+            </w:r>
+            <w:proofErr w:type="spellEnd"/>
+            <w:r>
+              <w:rPr>
+                <w:rFonts w:ascii="Consolas" w:hAnsi="Consolas" w:cs="Arial"/>
+                <w:color w:val="00B050"/>
+                <w:sz w:val="18"/>
+                <w:szCs w:val="18"/>
+              </w:rPr>
+              <w:t xml:space="preserve"> </w:t>
+            </w:r>
+            <w:proofErr w:type="spellStart"/>
+            <w:r>
+              <w:rPr>
+                <w:rFonts w:ascii="Consolas" w:hAnsi="Consolas" w:cs="Arial"/>
+                <w:color w:val="00B050"/>
+                <w:sz w:val="18"/>
+                <w:szCs w:val="18"/>
+              </w:rPr>
+              <w:t>ALLE_</w:t>
             </w:r>
             <w:r>
               <w:rPr>
@@ -1852,7 +2695,17 @@
                 <w:sz w:val="18"/>
                 <w:szCs w:val="18"/>
               </w:rPr>
-              <w:t>_LISTE|length &gt; 1 %}</w:t>
+              <w:t>_LISTE|length</w:t>
+            </w:r>
+            <w:proofErr w:type="spellEnd"/>
+            <w:r>
+              <w:rPr>
+                <w:rFonts w:ascii="Consolas" w:hAnsi="Consolas" w:cs="Arial"/>
+                <w:color w:val="00B050"/>
+                <w:sz w:val="18"/>
+                <w:szCs w:val="18"/>
+              </w:rPr>
+              <w:t xml:space="preserve"> &gt; 1 %}</w:t>
             </w:r>
           </w:p>
           <w:p>
@@ -1869,11 +2722,19 @@
                 <w:szCs w:val="22"/>
               </w:rPr>
             </w:pPr>
+            <w:proofErr w:type="gramStart"/>
             <w:r>
               <w:rPr>
                 <w:rStyle w:val="PlatzhalterZchn"/>
               </w:rPr>
-              <w:t>{{ G.NAME }}</w:t>
+              <w:t>{{ G.NAME</w:t>
+            </w:r>
+            <w:proofErr w:type="gramEnd"/>
+            <w:r>
+              <w:rPr>
+                <w:rStyle w:val="PlatzhalterZchn"/>
+              </w:rPr>
+              <w:t xml:space="preserve"> }}</w:t>
             </w:r>
             <w:r>
               <w:t xml:space="preserve">, </w:t>
@@ -1902,7 +2763,27 @@
                 <w:sz w:val="18"/>
                 <w:szCs w:val="18"/>
               </w:rPr>
-              <w:t>{%p if G.VERTRETER_NAME %}</w:t>
+              <w:t xml:space="preserve">{%p </w:t>
+            </w:r>
+            <w:proofErr w:type="spellStart"/>
+            <w:r>
+              <w:rPr>
+                <w:rFonts w:ascii="Consolas" w:hAnsi="Consolas" w:cs="Arial"/>
+                <w:color w:val="00B050"/>
+                <w:sz w:val="18"/>
+                <w:szCs w:val="18"/>
+              </w:rPr>
+              <w:t>if</w:t>
+            </w:r>
+            <w:proofErr w:type="spellEnd"/>
+            <w:r>
+              <w:rPr>
+                <w:rFonts w:ascii="Consolas" w:hAnsi="Consolas" w:cs="Arial"/>
+                <w:color w:val="00B050"/>
+                <w:sz w:val="18"/>
+                <w:szCs w:val="18"/>
+              </w:rPr>
+              <w:t xml:space="preserve"> G.VERTRETER_NAME %}</w:t>
             </w:r>
           </w:p>
           <w:p>
@@ -1917,11 +2798,19 @@
             <w:pPr>
               <w:ind w:left="357"/>
             </w:pPr>
+            <w:proofErr w:type="gramStart"/>
             <w:r>
               <w:rPr>
                 <w:rStyle w:val="PlatzhalterZchn"/>
               </w:rPr>
-              <w:t>{{ G.VERTRETER_NAME }}</w:t>
+              <w:t>{{ G.VERTRETER</w:t>
+            </w:r>
+            <w:proofErr w:type="gramEnd"/>
+            <w:r>
+              <w:rPr>
+                <w:rStyle w:val="PlatzhalterZchn"/>
+              </w:rPr>
+              <w:t>_NAME }}</w:t>
             </w:r>
             <w:r>
               <w:t xml:space="preserve">, </w:t>
@@ -1950,7 +2839,27 @@
                 <w:sz w:val="18"/>
                 <w:szCs w:val="18"/>
               </w:rPr>
-              <w:t>{%p endif %}</w:t>
+              <w:t xml:space="preserve">{%p </w:t>
+            </w:r>
+            <w:proofErr w:type="spellStart"/>
+            <w:r>
+              <w:rPr>
+                <w:rFonts w:ascii="Consolas" w:hAnsi="Consolas" w:cs="Arial"/>
+                <w:color w:val="00B050"/>
+                <w:sz w:val="18"/>
+                <w:szCs w:val="18"/>
+              </w:rPr>
+              <w:t>endif</w:t>
+            </w:r>
+            <w:proofErr w:type="spellEnd"/>
+            <w:r>
+              <w:rPr>
+                <w:rFonts w:ascii="Consolas" w:hAnsi="Consolas" w:cs="Arial"/>
+                <w:color w:val="00B050"/>
+                <w:sz w:val="18"/>
+                <w:szCs w:val="18"/>
+              </w:rPr>
+              <w:t xml:space="preserve"> %}</w:t>
             </w:r>
           </w:p>
           <w:p>
@@ -1987,15 +2896,43 @@
                 <w:sz w:val="18"/>
                 <w:szCs w:val="18"/>
               </w:rPr>
-              <w:t xml:space="preserve"> else %}</w:t>
+              <w:t xml:space="preserve"> </w:t>
+            </w:r>
+            <w:proofErr w:type="spellStart"/>
+            <w:r>
+              <w:rPr>
+                <w:rFonts w:ascii="Consolas" w:hAnsi="Consolas" w:cs="Arial"/>
+                <w:color w:val="00B050"/>
+                <w:sz w:val="18"/>
+                <w:szCs w:val="18"/>
+              </w:rPr>
+              <w:t>else</w:t>
+            </w:r>
+            <w:proofErr w:type="spellEnd"/>
+            <w:r>
+              <w:rPr>
+                <w:rFonts w:ascii="Consolas" w:hAnsi="Consolas" w:cs="Arial"/>
+                <w:color w:val="00B050"/>
+                <w:sz w:val="18"/>
+                <w:szCs w:val="18"/>
+              </w:rPr>
+              <w:t xml:space="preserve"> %}</w:t>
             </w:r>
           </w:p>
           <w:p>
+            <w:proofErr w:type="gramStart"/>
             <w:r>
               <w:rPr>
                 <w:rStyle w:val="PlatzhalterZchn"/>
               </w:rPr>
-              <w:t>{{ G.NAME }}</w:t>
+              <w:t>{{ G.NAME</w:t>
+            </w:r>
+            <w:proofErr w:type="gramEnd"/>
+            <w:r>
+              <w:rPr>
+                <w:rStyle w:val="PlatzhalterZchn"/>
+              </w:rPr>
+              <w:t xml:space="preserve"> }}</w:t>
             </w:r>
             <w:r>
               <w:t xml:space="preserve">, </w:t>
@@ -2023,7 +2960,27 @@
                 <w:sz w:val="18"/>
                 <w:szCs w:val="18"/>
               </w:rPr>
-              <w:t>{%p if G.VERTRETER_NAME %}</w:t>
+              <w:t xml:space="preserve">{%p </w:t>
+            </w:r>
+            <w:proofErr w:type="spellStart"/>
+            <w:r>
+              <w:rPr>
+                <w:rFonts w:ascii="Consolas" w:hAnsi="Consolas" w:cs="Arial"/>
+                <w:color w:val="00B050"/>
+                <w:sz w:val="18"/>
+                <w:szCs w:val="18"/>
+              </w:rPr>
+              <w:t>if</w:t>
+            </w:r>
+            <w:proofErr w:type="spellEnd"/>
+            <w:r>
+              <w:rPr>
+                <w:rFonts w:ascii="Consolas" w:hAnsi="Consolas" w:cs="Arial"/>
+                <w:color w:val="00B050"/>
+                <w:sz w:val="18"/>
+                <w:szCs w:val="18"/>
+              </w:rPr>
+              <w:t xml:space="preserve"> G.VERTRETER_NAME %}</w:t>
             </w:r>
           </w:p>
           <w:p>
@@ -2038,11 +2995,19 @@
             <w:pPr>
               <w:ind w:left="37"/>
             </w:pPr>
+            <w:proofErr w:type="gramStart"/>
             <w:r>
               <w:rPr>
                 <w:rStyle w:val="PlatzhalterZchn"/>
               </w:rPr>
-              <w:t>{{ G.VERTRETER_NAME }}</w:t>
+              <w:t>{{ G.VERTRETER</w:t>
+            </w:r>
+            <w:proofErr w:type="gramEnd"/>
+            <w:r>
+              <w:rPr>
+                <w:rStyle w:val="PlatzhalterZchn"/>
+              </w:rPr>
+              <w:t>_NAME }}</w:t>
             </w:r>
             <w:r>
               <w:t xml:space="preserve">, </w:t>
@@ -2070,7 +3035,27 @@
                 <w:sz w:val="18"/>
                 <w:szCs w:val="18"/>
               </w:rPr>
-              <w:t>{%p endif %}</w:t>
+              <w:t xml:space="preserve">{%p </w:t>
+            </w:r>
+            <w:proofErr w:type="spellStart"/>
+            <w:r>
+              <w:rPr>
+                <w:rFonts w:ascii="Consolas" w:hAnsi="Consolas" w:cs="Arial"/>
+                <w:color w:val="00B050"/>
+                <w:sz w:val="18"/>
+                <w:szCs w:val="18"/>
+              </w:rPr>
+              <w:t>endif</w:t>
+            </w:r>
+            <w:proofErr w:type="spellEnd"/>
+            <w:r>
+              <w:rPr>
+                <w:rFonts w:ascii="Consolas" w:hAnsi="Consolas" w:cs="Arial"/>
+                <w:color w:val="00B050"/>
+                <w:sz w:val="18"/>
+                <w:szCs w:val="18"/>
+              </w:rPr>
+              <w:t xml:space="preserve"> %}</w:t>
             </w:r>
           </w:p>
           <w:p>
@@ -2089,7 +3074,27 @@
                 <w:sz w:val="18"/>
                 <w:szCs w:val="18"/>
               </w:rPr>
-              <w:t>{%p endif %}</w:t>
+              <w:t xml:space="preserve">{%p </w:t>
+            </w:r>
+            <w:proofErr w:type="spellStart"/>
+            <w:r>
+              <w:rPr>
+                <w:rFonts w:ascii="Consolas" w:hAnsi="Consolas" w:cs="Arial"/>
+                <w:color w:val="00B050"/>
+                <w:sz w:val="18"/>
+                <w:szCs w:val="18"/>
+              </w:rPr>
+              <w:t>endif</w:t>
+            </w:r>
+            <w:proofErr w:type="spellEnd"/>
+            <w:r>
+              <w:rPr>
+                <w:rFonts w:ascii="Consolas" w:hAnsi="Consolas" w:cs="Arial"/>
+                <w:color w:val="00B050"/>
+                <w:sz w:val="18"/>
+                <w:szCs w:val="18"/>
+              </w:rPr>
+              <w:t xml:space="preserve"> %}</w:t>
             </w:r>
           </w:p>
           <w:p>
@@ -2108,7 +3113,27 @@
                 <w:sz w:val="18"/>
                 <w:szCs w:val="18"/>
               </w:rPr>
-              <w:t>{%p endfor %}</w:t>
+              <w:t xml:space="preserve">{%p </w:t>
+            </w:r>
+            <w:proofErr w:type="spellStart"/>
+            <w:r>
+              <w:rPr>
+                <w:rFonts w:ascii="Consolas" w:hAnsi="Consolas" w:cs="Arial"/>
+                <w:color w:val="00B050"/>
+                <w:sz w:val="18"/>
+                <w:szCs w:val="18"/>
+              </w:rPr>
+              <w:t>endfor</w:t>
+            </w:r>
+            <w:proofErr w:type="spellEnd"/>
+            <w:r>
+              <w:rPr>
+                <w:rFonts w:ascii="Consolas" w:hAnsi="Consolas" w:cs="Arial"/>
+                <w:color w:val="00B050"/>
+                <w:sz w:val="18"/>
+                <w:szCs w:val="18"/>
+              </w:rPr>
+              <w:t xml:space="preserve"> %}</w:t>
             </w:r>
           </w:p>
           <w:p>
@@ -2127,7 +3152,17 @@
                 <w:sz w:val="18"/>
                 <w:szCs w:val="18"/>
               </w:rPr>
-              <w:t>{%p el</w:t>
+              <w:t xml:space="preserve">{%p </w:t>
+            </w:r>
+            <w:proofErr w:type="spellStart"/>
+            <w:r>
+              <w:rPr>
+                <w:rFonts w:ascii="Consolas" w:hAnsi="Consolas" w:cs="Arial"/>
+                <w:color w:val="00B050"/>
+                <w:sz w:val="18"/>
+                <w:szCs w:val="18"/>
+              </w:rPr>
+              <w:t>el</w:t>
             </w:r>
             <w:r>
               <w:rPr>
@@ -2136,7 +3171,17 @@
                 <w:sz w:val="18"/>
                 <w:szCs w:val="18"/>
               </w:rPr>
-              <w:t xml:space="preserve">if </w:t>
+              <w:t>if</w:t>
+            </w:r>
+            <w:proofErr w:type="spellEnd"/>
+            <w:r>
+              <w:rPr>
+                <w:rFonts w:ascii="Consolas" w:hAnsi="Consolas"/>
+                <w:color w:val="00B050"/>
+                <w:sz w:val="18"/>
+                <w:szCs w:val="18"/>
+              </w:rPr>
+              <w:t xml:space="preserve"> </w:t>
             </w:r>
             <w:r>
               <w:rPr>
@@ -2196,7 +3241,27 @@
                 <w:sz w:val="18"/>
                 <w:szCs w:val="18"/>
               </w:rPr>
-              <w:t xml:space="preserve"> elif </w:t>
+              <w:t xml:space="preserve"> </w:t>
+            </w:r>
+            <w:proofErr w:type="spellStart"/>
+            <w:r>
+              <w:rPr>
+                <w:rFonts w:ascii="Consolas" w:hAnsi="Consolas"/>
+                <w:color w:val="00B050"/>
+                <w:sz w:val="18"/>
+                <w:szCs w:val="18"/>
+              </w:rPr>
+              <w:t>elif</w:t>
+            </w:r>
+            <w:proofErr w:type="spellEnd"/>
+            <w:r>
+              <w:rPr>
+                <w:rFonts w:ascii="Consolas" w:hAnsi="Consolas"/>
+                <w:color w:val="00B050"/>
+                <w:sz w:val="18"/>
+                <w:szCs w:val="18"/>
+              </w:rPr>
+              <w:t xml:space="preserve"> </w:t>
             </w:r>
             <w:r>
               <w:rPr>
@@ -2256,7 +3321,27 @@
                 <w:sz w:val="18"/>
                 <w:szCs w:val="18"/>
               </w:rPr>
-              <w:t xml:space="preserve"> else %}</w:t>
+              <w:t xml:space="preserve"> </w:t>
+            </w:r>
+            <w:proofErr w:type="spellStart"/>
+            <w:r>
+              <w:rPr>
+                <w:rFonts w:ascii="Consolas" w:hAnsi="Consolas"/>
+                <w:color w:val="00B050"/>
+                <w:sz w:val="18"/>
+                <w:szCs w:val="18"/>
+              </w:rPr>
+              <w:t>else</w:t>
+            </w:r>
+            <w:proofErr w:type="spellEnd"/>
+            <w:r>
+              <w:rPr>
+                <w:rFonts w:ascii="Consolas" w:hAnsi="Consolas"/>
+                <w:color w:val="00B050"/>
+                <w:sz w:val="18"/>
+                <w:szCs w:val="18"/>
+              </w:rPr>
+              <w:t xml:space="preserve"> %}</w:t>
             </w:r>
           </w:p>
           <w:p>
@@ -2272,7 +3357,27 @@
                 <w:sz w:val="18"/>
                 <w:szCs w:val="18"/>
               </w:rPr>
-              <w:t>{%p endif %}</w:t>
+              <w:t xml:space="preserve">{%p </w:t>
+            </w:r>
+            <w:proofErr w:type="spellStart"/>
+            <w:r>
+              <w:rPr>
+                <w:rFonts w:ascii="Consolas" w:hAnsi="Consolas" w:cs="Arial"/>
+                <w:color w:val="00B050"/>
+                <w:sz w:val="18"/>
+                <w:szCs w:val="18"/>
+              </w:rPr>
+              <w:t>endif</w:t>
+            </w:r>
+            <w:proofErr w:type="spellEnd"/>
+            <w:r>
+              <w:rPr>
+                <w:rFonts w:ascii="Consolas" w:hAnsi="Consolas" w:cs="Arial"/>
+                <w:color w:val="00B050"/>
+                <w:sz w:val="18"/>
+                <w:szCs w:val="18"/>
+              </w:rPr>
+              <w:t xml:space="preserve"> %}</w:t>
             </w:r>
           </w:p>
         </w:tc>
@@ -2322,8 +3427,13 @@
             <w:pPr>
               <w:pStyle w:val="Platzhalter"/>
             </w:pPr>
-            <w:r>
-              <w:t>{{ BESCHREIBUNG_BAUVORHABEN }}</w:t>
+            <w:proofErr w:type="gramStart"/>
+            <w:r>
+              <w:t>{{ BESCHREIBUNG</w:t>
+            </w:r>
+            <w:proofErr w:type="gramEnd"/>
+            <w:r>
+              <w:t>_BAUVORHABEN }}</w:t>
             </w:r>
           </w:p>
         </w:tc>
@@ -2368,8 +3478,13 @@
               </w:rPr>
             </w:pPr>
             <w:bookmarkStart w:id="1" w:name="_Hlk176878812"/>
-            <w:r>
-              <w:t>{{ ADRESSE }}</w:t>
+            <w:proofErr w:type="gramStart"/>
+            <w:r>
+              <w:t>{{ ADRESSE</w:t>
+            </w:r>
+            <w:proofErr w:type="gramEnd"/>
+            <w:r>
+              <w:t xml:space="preserve"> }}</w:t>
             </w:r>
             <w:bookmarkEnd w:id="1"/>
           </w:p>
@@ -2420,12 +3535,14 @@
             <w:pPr>
               <w:pStyle w:val="Platzhalter"/>
             </w:pPr>
+            <w:proofErr w:type="gramStart"/>
             <w:r>
               <w:t xml:space="preserve">{{ </w:t>
             </w:r>
             <w:r>
               <w:t>GRUNDSTUECK</w:t>
             </w:r>
+            <w:proofErr w:type="gramEnd"/>
             <w:r>
               <w:t xml:space="preserve"> }}</w:t>
             </w:r>
@@ -2477,8 +3594,13 @@
             <w:pPr>
               <w:pStyle w:val="Platzhalter"/>
             </w:pPr>
-            <w:r>
-              <w:t>{{ BAUEINGABE_DATUM }}</w:t>
+            <w:proofErr w:type="gramStart"/>
+            <w:r>
+              <w:t>{{ BAUEINGABE</w:t>
+            </w:r>
+            <w:proofErr w:type="gramEnd"/>
+            <w:r>
+              <w:t>_DATUM }}</w:t>
             </w:r>
           </w:p>
         </w:tc>
@@ -2502,7 +3624,27 @@
           <w:sz w:val="18"/>
           <w:szCs w:val="18"/>
         </w:rPr>
-        <w:t xml:space="preserve">{%p for </w:t>
+        <w:t xml:space="preserve">{%p </w:t>
+      </w:r>
+      <w:proofErr w:type="spellStart"/>
+      <w:r>
+        <w:rPr>
+          <w:rFonts w:ascii="Consolas" w:hAnsi="Consolas" w:cs="Arial"/>
+          <w:color w:val="00B050"/>
+          <w:sz w:val="18"/>
+          <w:szCs w:val="18"/>
+        </w:rPr>
+        <w:t>for</w:t>
+      </w:r>
+      <w:proofErr w:type="spellEnd"/>
+      <w:r>
+        <w:rPr>
+          <w:rFonts w:ascii="Consolas" w:hAnsi="Consolas" w:cs="Arial"/>
+          <w:color w:val="00B050"/>
+          <w:sz w:val="18"/>
+          <w:szCs w:val="18"/>
+        </w:rPr>
+        <w:t xml:space="preserve"> </w:t>
       </w:r>
       <w:r>
         <w:rPr>
@@ -2557,7 +3699,49 @@
           <w:sz w:val="18"/>
           <w:szCs w:val="18"/>
         </w:rPr>
-        <w:t>{%p if loop.first %}</w:t>
+        <w:t xml:space="preserve">{%p </w:t>
+      </w:r>
+      <w:proofErr w:type="spellStart"/>
+      <w:r>
+        <w:rPr>
+          <w:rFonts w:ascii="Consolas" w:hAnsi="Consolas" w:cs="Arial"/>
+          <w:color w:val="00B050"/>
+          <w:sz w:val="18"/>
+          <w:szCs w:val="18"/>
+        </w:rPr>
+        <w:t>if</w:t>
+      </w:r>
+      <w:proofErr w:type="spellEnd"/>
+      <w:r>
+        <w:rPr>
+          <w:rFonts w:ascii="Consolas" w:hAnsi="Consolas" w:cs="Arial"/>
+          <w:color w:val="00B050"/>
+          <w:sz w:val="18"/>
+          <w:szCs w:val="18"/>
+        </w:rPr>
+        <w:t xml:space="preserve"> </w:t>
+      </w:r>
+      <w:proofErr w:type="spellStart"/>
+      <w:proofErr w:type="gramStart"/>
+      <w:r>
+        <w:rPr>
+          <w:rFonts w:ascii="Consolas" w:hAnsi="Consolas" w:cs="Arial"/>
+          <w:color w:val="00B050"/>
+          <w:sz w:val="18"/>
+          <w:szCs w:val="18"/>
+        </w:rPr>
+        <w:t>loop.first</w:t>
+      </w:r>
+      <w:proofErr w:type="spellEnd"/>
+      <w:proofErr w:type="gramEnd"/>
+      <w:r>
+        <w:rPr>
+          <w:rFonts w:ascii="Consolas" w:hAnsi="Consolas" w:cs="Arial"/>
+          <w:color w:val="00B050"/>
+          <w:sz w:val="18"/>
+          <w:szCs w:val="18"/>
+        </w:rPr>
+        <w:t xml:space="preserve"> %}</w:t>
       </w:r>
     </w:p>
     <w:p>
@@ -2578,6 +3762,7 @@
         </w:rPr>
         <w:t xml:space="preserve">{%p </w:t>
       </w:r>
+      <w:proofErr w:type="spellStart"/>
       <w:r>
         <w:rPr>
           <w:rFonts w:ascii="Consolas" w:hAnsi="Consolas" w:cs="Arial"/>
@@ -2587,6 +3772,7 @@
         </w:rPr>
         <w:t>if</w:t>
       </w:r>
+      <w:proofErr w:type="spellEnd"/>
       <w:r>
         <w:rPr>
           <w:rFonts w:ascii="Consolas" w:hAnsi="Consolas" w:cs="Arial"/>
@@ -2619,11 +3805,19 @@
       <w:r>
         <w:t xml:space="preserve">Sehr geehrter </w:t>
       </w:r>
+      <w:proofErr w:type="gramStart"/>
       <w:r>
         <w:rPr>
           <w:rStyle w:val="PlatzhalterZchn"/>
         </w:rPr>
-        <w:t>{{ G.ANREDE }}</w:t>
+        <w:t>{{ G.ANREDE</w:t>
+      </w:r>
+      <w:proofErr w:type="gramEnd"/>
+      <w:r>
+        <w:rPr>
+          <w:rStyle w:val="PlatzhalterZchn"/>
+        </w:rPr>
+        <w:t xml:space="preserve"> }}</w:t>
       </w:r>
       <w:r>
         <w:t xml:space="preserve"> </w:t>
@@ -2653,6 +3847,7 @@
         </w:rPr>
         <w:t xml:space="preserve">{%p </w:t>
       </w:r>
+      <w:proofErr w:type="spellStart"/>
       <w:r>
         <w:rPr>
           <w:rFonts w:ascii="Consolas" w:hAnsi="Consolas" w:cs="Arial"/>
@@ -2660,7 +3855,17 @@
           <w:sz w:val="18"/>
           <w:szCs w:val="18"/>
         </w:rPr>
-        <w:t>elif G.ANREDE ==</w:t>
+        <w:t>elif</w:t>
+      </w:r>
+      <w:proofErr w:type="spellEnd"/>
+      <w:r>
+        <w:rPr>
+          <w:rFonts w:ascii="Consolas" w:hAnsi="Consolas" w:cs="Arial"/>
+          <w:color w:val="00B050"/>
+          <w:sz w:val="18"/>
+          <w:szCs w:val="18"/>
+        </w:rPr>
+        <w:t xml:space="preserve"> G.ANREDE ==</w:t>
       </w:r>
       <w:r>
         <w:rPr>
@@ -2685,11 +3890,19 @@
       <w:r>
         <w:t xml:space="preserve">Sehr geehrte </w:t>
       </w:r>
+      <w:proofErr w:type="gramStart"/>
       <w:r>
         <w:rPr>
           <w:rStyle w:val="PlatzhalterZchn"/>
         </w:rPr>
-        <w:t>{{ G.ANREDE }}</w:t>
+        <w:t>{{ G.ANREDE</w:t>
+      </w:r>
+      <w:proofErr w:type="gramEnd"/>
+      <w:r>
+        <w:rPr>
+          <w:rStyle w:val="PlatzhalterZchn"/>
+        </w:rPr>
+        <w:t xml:space="preserve"> }}</w:t>
       </w:r>
       <w:r>
         <w:t xml:space="preserve"> </w:t>
@@ -2717,7 +3930,27 @@
           <w:sz w:val="18"/>
           <w:szCs w:val="18"/>
         </w:rPr>
-        <w:t>{%p else %}</w:t>
+        <w:t xml:space="preserve">{%p </w:t>
+      </w:r>
+      <w:proofErr w:type="spellStart"/>
+      <w:r>
+        <w:rPr>
+          <w:rFonts w:ascii="Consolas" w:hAnsi="Consolas" w:cs="Arial"/>
+          <w:color w:val="00B050"/>
+          <w:sz w:val="18"/>
+          <w:szCs w:val="18"/>
+        </w:rPr>
+        <w:t>else</w:t>
+      </w:r>
+      <w:proofErr w:type="spellEnd"/>
+      <w:r>
+        <w:rPr>
+          <w:rFonts w:ascii="Consolas" w:hAnsi="Consolas" w:cs="Arial"/>
+          <w:color w:val="00B050"/>
+          <w:sz w:val="18"/>
+          <w:szCs w:val="18"/>
+        </w:rPr>
+        <w:t xml:space="preserve"> %}</w:t>
       </w:r>
     </w:p>
     <w:p>
@@ -2741,18 +3974,19 @@
           <w:sz w:val="18"/>
           <w:szCs w:val="18"/>
         </w:rPr>
-        <w:t>{%p endif %}</w:t>
-      </w:r>
-    </w:p>
-    <w:p>
-      <w:pPr>
+        <w:t xml:space="preserve">{%p </w:t>
+      </w:r>
+      <w:proofErr w:type="spellStart"/>
+      <w:r>
         <w:rPr>
           <w:rFonts w:ascii="Consolas" w:hAnsi="Consolas"/>
           <w:color w:val="00B050"/>
           <w:sz w:val="18"/>
           <w:szCs w:val="18"/>
         </w:rPr>
-      </w:pPr>
+        <w:t>endif</w:t>
+      </w:r>
+      <w:proofErr w:type="spellEnd"/>
       <w:r>
         <w:rPr>
           <w:rFonts w:ascii="Consolas" w:hAnsi="Consolas"/>
@@ -2760,7 +3994,46 @@
           <w:sz w:val="18"/>
           <w:szCs w:val="18"/>
         </w:rPr>
-        <w:t>{%p endif %}</w:t>
+        <w:t xml:space="preserve"> %}</w:t>
+      </w:r>
+    </w:p>
+    <w:p>
+      <w:pPr>
+        <w:rPr>
+          <w:rFonts w:ascii="Consolas" w:hAnsi="Consolas"/>
+          <w:color w:val="00B050"/>
+          <w:sz w:val="18"/>
+          <w:szCs w:val="18"/>
+        </w:rPr>
+      </w:pPr>
+      <w:r>
+        <w:rPr>
+          <w:rFonts w:ascii="Consolas" w:hAnsi="Consolas"/>
+          <w:color w:val="00B050"/>
+          <w:sz w:val="18"/>
+          <w:szCs w:val="18"/>
+        </w:rPr>
+        <w:t xml:space="preserve">{%p </w:t>
+      </w:r>
+      <w:proofErr w:type="spellStart"/>
+      <w:r>
+        <w:rPr>
+          <w:rFonts w:ascii="Consolas" w:hAnsi="Consolas"/>
+          <w:color w:val="00B050"/>
+          <w:sz w:val="18"/>
+          <w:szCs w:val="18"/>
+        </w:rPr>
+        <w:t>endif</w:t>
+      </w:r>
+      <w:proofErr w:type="spellEnd"/>
+      <w:r>
+        <w:rPr>
+          <w:rFonts w:ascii="Consolas" w:hAnsi="Consolas"/>
+          <w:color w:val="00B050"/>
+          <w:sz w:val="18"/>
+          <w:szCs w:val="18"/>
+        </w:rPr>
+        <w:t xml:space="preserve"> %}</w:t>
       </w:r>
     </w:p>
     <w:p>
@@ -2779,7 +4052,27 @@
           <w:sz w:val="18"/>
           <w:szCs w:val="18"/>
         </w:rPr>
-        <w:t>{%p endfor %}</w:t>
+        <w:t xml:space="preserve">{%p </w:t>
+      </w:r>
+      <w:proofErr w:type="spellStart"/>
+      <w:r>
+        <w:rPr>
+          <w:rFonts w:ascii="Consolas" w:hAnsi="Consolas" w:cs="Arial"/>
+          <w:color w:val="00B050"/>
+          <w:sz w:val="18"/>
+          <w:szCs w:val="18"/>
+        </w:rPr>
+        <w:t>endfor</w:t>
+      </w:r>
+      <w:proofErr w:type="spellEnd"/>
+      <w:r>
+        <w:rPr>
+          <w:rFonts w:ascii="Consolas" w:hAnsi="Consolas" w:cs="Arial"/>
+          <w:color w:val="00B050"/>
+          <w:sz w:val="18"/>
+          <w:szCs w:val="18"/>
+        </w:rPr>
+        <w:t xml:space="preserve"> %}</w:t>
       </w:r>
     </w:p>
     <w:p/>
@@ -2892,7 +4185,23 @@
         <w:pStyle w:val="Absatz1Ebene"/>
       </w:pPr>
       <w:r>
-        <w:t>Die seit dem 01.01.2022 geltende Bauarbeitenverordnung (BauAV) ist zwingend einzuhalten (</w:t>
+        <w:t xml:space="preserve">Die seit dem 01.01.2022 geltende </w:t>
+      </w:r>
+      <w:proofErr w:type="spellStart"/>
+      <w:r>
+        <w:t>Bauarbeitenverordnung</w:t>
+      </w:r>
+      <w:proofErr w:type="spellEnd"/>
+      <w:r>
+        <w:t xml:space="preserve"> (</w:t>
+      </w:r>
+      <w:proofErr w:type="spellStart"/>
+      <w:r>
+        <w:t>BauAV</w:t>
+      </w:r>
+      <w:proofErr w:type="spellEnd"/>
+      <w:r>
+        <w:t>) ist zwingend einzuhalten (</w:t>
       </w:r>
       <w:hyperlink r:id="rId8" w:history="1">
         <w:r>
@@ -2949,11 +4258,19 @@
       <w:r>
         <w:t xml:space="preserve"> </w:t>
       </w:r>
+      <w:proofErr w:type="gramStart"/>
       <w:r>
         <w:rPr>
           <w:rStyle w:val="PlatzhalterZchn"/>
         </w:rPr>
-        <w:t>{{ LEITBEHOERDE_NAME_KURZ }}</w:t>
+        <w:t>{{ LEITBEHOERDE</w:t>
+      </w:r>
+      <w:proofErr w:type="gramEnd"/>
+      <w:r>
+        <w:rPr>
+          <w:rStyle w:val="PlatzhalterZchn"/>
+        </w:rPr>
+        <w:t>_NAME_KURZ }}</w:t>
       </w:r>
       <w:r>
         <w:t>.</w:t>
@@ -3002,11 +4319,19 @@
       <w:r>
         <w:t xml:space="preserve"> </w:t>
       </w:r>
+      <w:proofErr w:type="gramStart"/>
       <w:r>
         <w:rPr>
           <w:rStyle w:val="PlatzhalterZchn"/>
         </w:rPr>
-        <w:t>{{ LEITBEHOERDE_NAME_KURZ }}</w:t>
+        <w:t>{{ LEITBEHOERDE</w:t>
+      </w:r>
+      <w:proofErr w:type="gramEnd"/>
+      <w:r>
+        <w:rPr>
+          <w:rStyle w:val="PlatzhalterZchn"/>
+        </w:rPr>
+        <w:t>_NAME_KURZ }}</w:t>
       </w:r>
       <w:r>
         <w:t xml:space="preserve"> zu melden. Der Abschluss der Bauarbeiten ist der </w:t>
@@ -3047,11 +4372,19 @@
       <w:r>
         <w:t xml:space="preserve"> </w:t>
       </w:r>
+      <w:proofErr w:type="gramStart"/>
       <w:r>
         <w:rPr>
           <w:rStyle w:val="PlatzhalterZchn"/>
         </w:rPr>
-        <w:t>{{ LEITBEHOERDE_NAME_KURZ }}</w:t>
+        <w:t>{{ LEITBEHOERDE</w:t>
+      </w:r>
+      <w:proofErr w:type="gramEnd"/>
+      <w:r>
+        <w:rPr>
+          <w:rStyle w:val="PlatzhalterZchn"/>
+        </w:rPr>
+        <w:t>_NAME_KURZ }}</w:t>
       </w:r>
       <w:r>
         <w:t xml:space="preserve"> ebenfalls zu melden (</w:t>
@@ -3082,21 +4415,6 @@
       </w:r>
     </w:p>
     <w:p>
-      <w:r>
-        <w:rPr>
-          <w:rFonts w:ascii="Consolas" w:hAnsi="Consolas"/>
-          <w:color w:val="00B050"/>
-          <w:sz w:val="18"/>
-          <w:szCs w:val="18"/>
-        </w:rPr>
-        <w:t>{% if ZUSTAENDIG_NAME %}</w:t>
-      </w:r>
-      <w:r>
-        <w:rPr>
-          <w:rStyle w:val="PlatzhalterZchn"/>
-        </w:rPr>
-        <w:t>{{ ZUSTAENDIG_NAME }}</w:t>
-      </w:r>
       <w:r>
         <w:rPr>
           <w:rFonts w:ascii="Consolas" w:hAnsi="Consolas"/>
@@ -3106,6 +4424,59 @@
         </w:rPr>
         <w:t xml:space="preserve">{% </w:t>
       </w:r>
+      <w:proofErr w:type="spellStart"/>
+      <w:r>
+        <w:rPr>
+          <w:rFonts w:ascii="Consolas" w:hAnsi="Consolas"/>
+          <w:color w:val="00B050"/>
+          <w:sz w:val="18"/>
+          <w:szCs w:val="18"/>
+        </w:rPr>
+        <w:t>if</w:t>
+      </w:r>
+      <w:proofErr w:type="spellEnd"/>
+      <w:r>
+        <w:rPr>
+          <w:rFonts w:ascii="Consolas" w:hAnsi="Consolas"/>
+          <w:color w:val="00B050"/>
+          <w:sz w:val="18"/>
+          <w:szCs w:val="18"/>
+        </w:rPr>
+        <w:t xml:space="preserve"> ZUSTAENDIG_NAME </w:t>
+      </w:r>
+      <w:proofErr w:type="gramStart"/>
+      <w:r>
+        <w:rPr>
+          <w:rFonts w:ascii="Consolas" w:hAnsi="Consolas"/>
+          <w:color w:val="00B050"/>
+          <w:sz w:val="18"/>
+          <w:szCs w:val="18"/>
+        </w:rPr>
+        <w:t>%}</w:t>
+      </w:r>
+      <w:r>
+        <w:rPr>
+          <w:rStyle w:val="PlatzhalterZchn"/>
+        </w:rPr>
+        <w:t>{</w:t>
+      </w:r>
+      <w:proofErr w:type="gramEnd"/>
+      <w:r>
+        <w:rPr>
+          <w:rStyle w:val="PlatzhalterZchn"/>
+        </w:rPr>
+        <w:t>{ ZUSTAENDIG_NAME }}</w:t>
+      </w:r>
+      <w:r>
+        <w:rPr>
+          <w:rFonts w:ascii="Consolas" w:hAnsi="Consolas"/>
+          <w:color w:val="00B050"/>
+          <w:sz w:val="18"/>
+          <w:szCs w:val="18"/>
+        </w:rPr>
+        <w:t xml:space="preserve">{% </w:t>
+      </w:r>
+      <w:proofErr w:type="spellStart"/>
       <w:r>
         <w:rPr>
           <w:rFonts w:ascii="Consolas" w:hAnsi="Consolas"/>
@@ -3115,6 +4486,7 @@
         </w:rPr>
         <w:t>else</w:t>
       </w:r>
+      <w:proofErr w:type="spellEnd"/>
       <w:r>
         <w:rPr>
           <w:rFonts w:ascii="Consolas" w:hAnsi="Consolas"/>
@@ -3164,7 +4536,27 @@
           <w:sz w:val="18"/>
           <w:szCs w:val="18"/>
         </w:rPr>
-        <w:t>{% endif %}</w:t>
+        <w:t xml:space="preserve">{% </w:t>
+      </w:r>
+      <w:proofErr w:type="spellStart"/>
+      <w:r>
+        <w:rPr>
+          <w:rFonts w:ascii="Consolas" w:hAnsi="Consolas"/>
+          <w:color w:val="00B050"/>
+          <w:sz w:val="18"/>
+          <w:szCs w:val="18"/>
+        </w:rPr>
+        <w:t>endif</w:t>
+      </w:r>
+      <w:proofErr w:type="spellEnd"/>
+      <w:r>
+        <w:rPr>
+          <w:rFonts w:ascii="Consolas" w:hAnsi="Consolas"/>
+          <w:color w:val="00B050"/>
+          <w:sz w:val="18"/>
+          <w:szCs w:val="18"/>
+        </w:rPr>
+        <w:t xml:space="preserve"> %}</w:t>
       </w:r>
     </w:p>
     <w:p/>
@@ -3321,13 +4713,23 @@
         <w:szCs w:val="16"/>
       </w:rPr>
     </w:pPr>
+    <w:proofErr w:type="gramStart"/>
     <w:r>
       <w:rPr>
         <w:rStyle w:val="PlatzhalterZchn"/>
         <w:sz w:val="16"/>
         <w:szCs w:val="16"/>
       </w:rPr>
-      <w:t>{{ LEITBEHOERDE_NAME }}</w:t>
+      <w:t>{{ LEITBEHOERDE</w:t>
+    </w:r>
+    <w:proofErr w:type="gramEnd"/>
+    <w:r>
+      <w:rPr>
+        <w:rStyle w:val="PlatzhalterZchn"/>
+        <w:sz w:val="16"/>
+        <w:szCs w:val="16"/>
+      </w:rPr>
+      <w:t>_NAME }}</w:t>
     </w:r>
     <w:r>
       <w:rPr>
@@ -3554,13 +4956,23 @@
         <w:szCs w:val="16"/>
       </w:rPr>
     </w:pPr>
+    <w:proofErr w:type="gramStart"/>
     <w:r>
       <w:rPr>
         <w:rStyle w:val="PlatzhalterZchn"/>
         <w:sz w:val="16"/>
         <w:szCs w:val="16"/>
       </w:rPr>
-      <w:t>{{ LEITBEHOERDE_NAME }}</w:t>
+      <w:t>{{ LEITBEHOERDE</w:t>
+    </w:r>
+    <w:proofErr w:type="gramEnd"/>
+    <w:r>
+      <w:rPr>
+        <w:rStyle w:val="PlatzhalterZchn"/>
+        <w:sz w:val="16"/>
+        <w:szCs w:val="16"/>
+      </w:rPr>
+      <w:t>_NAME }}</w:t>
     </w:r>
     <w:r>
       <w:rPr>
@@ -3761,8 +5173,21 @@
       <w:spacing w:before="360" w:after="120"/>
       <w:jc w:val="right"/>
     </w:pPr>
+    <w:proofErr w:type="gramStart"/>
     <w:r>
-      <w:t xml:space="preserve">{{ "GEMEINDE_WAPPEN" |image(None, </w:t>
+      <w:t>{{ "</w:t>
+    </w:r>
+    <w:proofErr w:type="gramEnd"/>
+    <w:r>
+      <w:t>GEMEINDE_WAPPEN" |</w:t>
+    </w:r>
+    <w:proofErr w:type="spellStart"/>
+    <w:r>
+      <w:t>image</w:t>
+    </w:r>
+    <w:proofErr w:type="spellEnd"/>
+    <w:r>
+      <w:t xml:space="preserve">(None, </w:t>
     </w:r>
     <w:r>
       <w:t>None</w:t>
@@ -3782,8 +5207,21 @@
       <w:spacing w:before="360" w:after="120"/>
       <w:jc w:val="right"/>
     </w:pPr>
+    <w:proofErr w:type="gramStart"/>
     <w:r>
-      <w:t xml:space="preserve">{{ "GEMEINDE_WAPPEN" |image(None, </w:t>
+      <w:t>{{ "</w:t>
+    </w:r>
+    <w:proofErr w:type="gramEnd"/>
+    <w:r>
+      <w:t>GEMEINDE_WAPPEN" |</w:t>
+    </w:r>
+    <w:proofErr w:type="spellStart"/>
+    <w:r>
+      <w:t>image</w:t>
+    </w:r>
+    <w:proofErr w:type="spellEnd"/>
+    <w:r>
+      <w:t xml:space="preserve">(None, </w:t>
     </w:r>
     <w:r>
       <w:t>7</w:t>
@@ -7240,19 +8678,15 @@
     <w:basedOn w:val="Standard"/>
     <w:link w:val="PlatzhalterZchn"/>
     <w:qFormat/>
-    <w:rsid w:val="002C6732"/>
-    <w:rPr>
-      <w:color w:val="00B050"/>
-    </w:rPr>
+    <w:rsid w:val="00A07FE2"/>
   </w:style>
   <w:style w:type="character" w:customStyle="1" w:styleId="PlatzhalterZchn">
     <w:name w:val="Platzhalter Zchn"/>
     <w:basedOn w:val="Absatz-Standardschriftart"/>
     <w:link w:val="Platzhalter"/>
-    <w:rsid w:val="002C6732"/>
+    <w:rsid w:val="00A07FE2"/>
     <w:rPr>
       <w:rFonts w:ascii="Arial" w:eastAsia="Times New Roman" w:hAnsi="Arial" w:cs="Times New Roman"/>
-      <w:color w:val="00B050"/>
       <w:sz w:val="22"/>
       <w:szCs w:val="20"/>
       <w:lang w:val="de-CH" w:eastAsia="de-DE"/>
@@ -7613,6 +9047,158 @@
 </w:fonts>
 </file>
 
+<file path=word/glossary/numbering.xml><?xml version="1.0" encoding="utf-8"?>
+<w:numbering xmlns:wpc="http://schemas.microsoft.com/office/word/2010/wordprocessingCanvas" xmlns:cx="http://schemas.microsoft.com/office/drawing/2014/chartex" xmlns:cx1="http://schemas.microsoft.com/office/drawing/2015/9/8/chartex" xmlns:cx2="http://schemas.microsoft.com/office/drawing/2015/10/21/chartex" xmlns:cx3="http://schemas.microsoft.com/office/drawing/2016/5/9/chartex" xmlns:cx4="http://schemas.microsoft.com/office/drawing/2016/5/10/chartex" xmlns:cx5="http://schemas.microsoft.com/office/drawing/2016/5/11/chartex" xmlns:cx6="http://schemas.microsoft.com/office/drawing/2016/5/12/chartex" xmlns:cx7="http://schemas.microsoft.com/office/drawing/2016/5/13/chartex" xmlns:cx8="http://schemas.microsoft.com/office/drawing/2016/5/14/chartex" xmlns:mc="http://schemas.openxmlformats.org/markup-compatibility/2006" xmlns:aink="http://schemas.microsoft.com/office/drawing/2016/ink" xmlns:am3d="http://schemas.microsoft.com/office/drawing/2017/model3d" xmlns:o="urn:schemas-microsoft-com:office:office" xmlns:oel="http://schemas.microsoft.com/office/2019/extlst" xmlns:r="http://schemas.openxmlformats.org/officeDocument/2006/relationships" xmlns:m="http://schemas.openxmlformats.org/officeDocument/2006/math" xmlns:v="urn:schemas-microsoft-com:vml" xmlns:wp14="http://schemas.microsoft.com/office/word/2010/wordprocessingDrawing" xmlns:wp="http://schemas.openxmlformats.org/drawingml/2006/wordprocessingDrawing" xmlns:w10="urn:schemas-microsoft-com:office:word" xmlns:w="http://schemas.openxmlformats.org/wordprocessingml/2006/main" xmlns:w14="http://schemas.microsoft.com/office/word/2010/wordml" xmlns:w15="http://schemas.microsoft.com/office/word/2012/wordml" xmlns:w16cex="http://schemas.microsoft.com/office/word/2018/wordml/cex" xmlns:w16cid="http://schemas.microsoft.com/office/word/2016/wordml/cid" xmlns:w16="http://schemas.microsoft.com/office/word/2018/wordml" xmlns:w16du="http://schemas.microsoft.com/office/word/2023/wordml/word16du" xmlns:w16sdtdh="http://schemas.microsoft.com/office/word/2020/wordml/sdtdatahash" xmlns:w16se="http://schemas.microsoft.com/office/word/2015/wordml/symex" xmlns:wpg="http://schemas.microsoft.com/office/word/2010/wordprocessingGroup" xmlns:wpi="http://schemas.microsoft.com/office/word/2010/wordprocessingInk" xmlns:wne="http://schemas.microsoft.com/office/word/2006/wordml" xmlns:wps="http://schemas.microsoft.com/office/word/2010/wordprocessingShape" mc:Ignorable="w14 w15 w16se w16cid w16 w16cex w16sdtdh w16du wp14">
+  <w:abstractNum w:abstractNumId="0" w15:restartNumberingAfterBreak="0">
+    <w:nsid w:val="658D2988"/>
+    <w:multiLevelType w:val="multilevel"/>
+    <w:tmpl w:val="F84C34C0"/>
+    <w:lvl w:ilvl="0">
+      <w:start w:val="1"/>
+      <w:numFmt w:val="decimal"/>
+      <w:pStyle w:val="056D60FC2221499FA3DD6014D5E1A5BA1"/>
+      <w:lvlText w:val="%1."/>
+      <w:lvlJc w:val="left"/>
+      <w:pPr>
+        <w:tabs>
+          <w:tab w:val="num" w:pos="720"/>
+        </w:tabs>
+        <w:ind w:left="720" w:hanging="720"/>
+      </w:pPr>
+    </w:lvl>
+    <w:lvl w:ilvl="1">
+      <w:start w:val="1"/>
+      <w:numFmt w:val="decimal"/>
+      <w:lvlText w:val="%2."/>
+      <w:lvlJc w:val="left"/>
+      <w:pPr>
+        <w:tabs>
+          <w:tab w:val="num" w:pos="1440"/>
+        </w:tabs>
+        <w:ind w:left="1440" w:hanging="720"/>
+      </w:pPr>
+    </w:lvl>
+    <w:lvl w:ilvl="2">
+      <w:start w:val="1"/>
+      <w:numFmt w:val="decimal"/>
+      <w:lvlText w:val="%3."/>
+      <w:lvlJc w:val="left"/>
+      <w:pPr>
+        <w:tabs>
+          <w:tab w:val="num" w:pos="2160"/>
+        </w:tabs>
+        <w:ind w:left="2160" w:hanging="720"/>
+      </w:pPr>
+    </w:lvl>
+    <w:lvl w:ilvl="3">
+      <w:start w:val="1"/>
+      <w:numFmt w:val="decimal"/>
+      <w:lvlText w:val="%4."/>
+      <w:lvlJc w:val="left"/>
+      <w:pPr>
+        <w:tabs>
+          <w:tab w:val="num" w:pos="2880"/>
+        </w:tabs>
+        <w:ind w:left="2880" w:hanging="720"/>
+      </w:pPr>
+    </w:lvl>
+    <w:lvl w:ilvl="4">
+      <w:start w:val="1"/>
+      <w:numFmt w:val="decimal"/>
+      <w:lvlText w:val="%5."/>
+      <w:lvlJc w:val="left"/>
+      <w:pPr>
+        <w:tabs>
+          <w:tab w:val="num" w:pos="3600"/>
+        </w:tabs>
+        <w:ind w:left="3600" w:hanging="720"/>
+      </w:pPr>
+    </w:lvl>
+    <w:lvl w:ilvl="5">
+      <w:start w:val="1"/>
+      <w:numFmt w:val="decimal"/>
+      <w:lvlText w:val="%6."/>
+      <w:lvlJc w:val="left"/>
+      <w:pPr>
+        <w:tabs>
+          <w:tab w:val="num" w:pos="4320"/>
+        </w:tabs>
+        <w:ind w:left="4320" w:hanging="720"/>
+      </w:pPr>
+    </w:lvl>
+    <w:lvl w:ilvl="6">
+      <w:start w:val="1"/>
+      <w:numFmt w:val="decimal"/>
+      <w:lvlText w:val="%7."/>
+      <w:lvlJc w:val="left"/>
+      <w:pPr>
+        <w:tabs>
+          <w:tab w:val="num" w:pos="5040"/>
+        </w:tabs>
+        <w:ind w:left="5040" w:hanging="720"/>
+      </w:pPr>
+    </w:lvl>
+    <w:lvl w:ilvl="7">
+      <w:start w:val="1"/>
+      <w:numFmt w:val="decimal"/>
+      <w:lvlText w:val="%8."/>
+      <w:lvlJc w:val="left"/>
+      <w:pPr>
+        <w:tabs>
+          <w:tab w:val="num" w:pos="5760"/>
+        </w:tabs>
+        <w:ind w:left="5760" w:hanging="720"/>
+      </w:pPr>
+    </w:lvl>
+    <w:lvl w:ilvl="8">
+      <w:start w:val="1"/>
+      <w:numFmt w:val="decimal"/>
+      <w:lvlText w:val="%9."/>
+      <w:lvlJc w:val="left"/>
+      <w:pPr>
+        <w:tabs>
+          <w:tab w:val="num" w:pos="6480"/>
+        </w:tabs>
+        <w:ind w:left="6480" w:hanging="720"/>
+      </w:pPr>
+    </w:lvl>
+  </w:abstractNum>
+  <w:num w:numId="1" w16cid:durableId="415058053">
+    <w:abstractNumId w:val="0"/>
+  </w:num>
+  <w:num w:numId="2" w16cid:durableId="1212880839">
+    <w:abstractNumId w:val="0"/>
+    <w:lvlOverride w:ilvl="0">
+      <w:startOverride w:val="1"/>
+    </w:lvlOverride>
+    <w:lvlOverride w:ilvl="1">
+      <w:startOverride w:val="1"/>
+    </w:lvlOverride>
+    <w:lvlOverride w:ilvl="2">
+      <w:startOverride w:val="1"/>
+    </w:lvlOverride>
+    <w:lvlOverride w:ilvl="3">
+      <w:startOverride w:val="1"/>
+    </w:lvlOverride>
+    <w:lvlOverride w:ilvl="4">
+      <w:startOverride w:val="1"/>
+    </w:lvlOverride>
+    <w:lvlOverride w:ilvl="5">
+      <w:startOverride w:val="1"/>
+    </w:lvlOverride>
+    <w:lvlOverride w:ilvl="6">
+      <w:startOverride w:val="1"/>
+    </w:lvlOverride>
+    <w:lvlOverride w:ilvl="7">
+      <w:startOverride w:val="1"/>
+    </w:lvlOverride>
+    <w:lvlOverride w:ilvl="8">
+      <w:startOverride w:val="1"/>
+    </w:lvlOverride>
+  </w:num>
+</w:numbering>
+</file>
+
 <file path=word/glossary/settings.xml><?xml version="1.0" encoding="utf-8"?>
 <w:settings xmlns:mc="http://schemas.openxmlformats.org/markup-compatibility/2006" xmlns:o="urn:schemas-microsoft-com:office:office" xmlns:r="http://schemas.openxmlformats.org/officeDocument/2006/relationships" xmlns:m="http://schemas.openxmlformats.org/officeDocument/2006/math" xmlns:v="urn:schemas-microsoft-com:vml" xmlns:w10="urn:schemas-microsoft-com:office:word" xmlns:w="http://schemas.openxmlformats.org/wordprocessingml/2006/main" xmlns:w14="http://schemas.microsoft.com/office/word/2010/wordml" xmlns:w15="http://schemas.microsoft.com/office/word/2012/wordml" xmlns:w16cex="http://schemas.microsoft.com/office/word/2018/wordml/cex" xmlns:w16cid="http://schemas.microsoft.com/office/word/2016/wordml/cid" xmlns:w16="http://schemas.microsoft.com/office/word/2018/wordml" xmlns:w16du="http://schemas.microsoft.com/office/word/2023/wordml/word16du" xmlns:w16sdtdh="http://schemas.microsoft.com/office/word/2020/wordml/sdtdatahash" xmlns:w16se="http://schemas.microsoft.com/office/word/2015/wordml/symex" xmlns:sl="http://schemas.openxmlformats.org/schemaLibrary/2006/main" mc:Ignorable="w14 w15 w16se w16cid w16 w16cex w16sdtdh w16du">
   <w:view w:val="normal"/>
@@ -7659,6 +9245,7 @@
     <w:rsid w:val="00BA1277"/>
     <w:rsid w:val="00BE2C32"/>
     <w:rsid w:val="00C3244B"/>
+    <w:rsid w:val="00D67755"/>
     <w:rsid w:val="00D929A2"/>
     <w:rsid w:val="00DD3AD4"/>
     <w:rsid w:val="00DF1FA0"/>
@@ -8153,11 +9740,8 @@
     <w:rsid w:val="00F85A6F"/>
     <w:pPr>
       <w:numPr>
-        <w:numId w:val="4"/>
+        <w:numId w:val="1"/>
       </w:numPr>
-      <w:tabs>
-        <w:tab w:val="clear" w:pos="360"/>
-      </w:tabs>
       <w:overflowPunct w:val="0"/>
       <w:autoSpaceDE w:val="0"/>
       <w:autoSpaceDN w:val="0"/>
@@ -8179,11 +9763,8 @@
     <w:name w:val="F8BA6B9A727743BFB05AB8AA8D078E321"/>
     <w:rsid w:val="00F85A6F"/>
     <w:pPr>
-      <w:numPr>
-        <w:numId w:val="4"/>
-      </w:numPr>
       <w:tabs>
-        <w:tab w:val="clear" w:pos="360"/>
+        <w:tab w:val="num" w:pos="720"/>
       </w:tabs>
       <w:overflowPunct w:val="0"/>
       <w:autoSpaceDE w:val="0"/>
@@ -8206,11 +9787,8 @@
     <w:name w:val="890DB7FA4DDD4C2380CEE8959812FDC91"/>
     <w:rsid w:val="00F85A6F"/>
     <w:pPr>
-      <w:numPr>
-        <w:numId w:val="4"/>
-      </w:numPr>
       <w:tabs>
-        <w:tab w:val="clear" w:pos="360"/>
+        <w:tab w:val="num" w:pos="720"/>
       </w:tabs>
       <w:overflowPunct w:val="0"/>
       <w:autoSpaceDE w:val="0"/>
@@ -8253,11 +9831,8 @@
     <w:name w:val="8108A742EF5F4A1B842738F1914082C9"/>
     <w:rsid w:val="00F85A6F"/>
     <w:pPr>
-      <w:numPr>
-        <w:numId w:val="1"/>
-      </w:numPr>
       <w:tabs>
-        <w:tab w:val="clear" w:pos="360"/>
+        <w:tab w:val="num" w:pos="720"/>
       </w:tabs>
       <w:overflowPunct w:val="0"/>
       <w:autoSpaceDE w:val="0"/>

--- a/document-merge-service/kt_so/templatefiles/pv-anlage-bestaetigung.docx
+++ b/document-merge-service/kt_so/templatefiles/pv-anlage-bestaetigung.docx
@@ -1,6 +1,6 @@
 
 <file path=word/document.xml><?xml version="1.0" encoding="utf-8"?>
-<w:document xmlns:wpc="http://schemas.microsoft.com/office/word/2010/wordprocessingCanvas" xmlns:cx="http://schemas.microsoft.com/office/drawing/2014/chartex" xmlns:cx1="http://schemas.microsoft.com/office/drawing/2015/9/8/chartex" xmlns:cx2="http://schemas.microsoft.com/office/drawing/2015/10/21/chartex" xmlns:cx3="http://schemas.microsoft.com/office/drawing/2016/5/9/chartex" xmlns:cx4="http://schemas.microsoft.com/office/drawing/2016/5/10/chartex" xmlns:cx5="http://schemas.microsoft.com/office/drawing/2016/5/11/chartex" xmlns:cx6="http://schemas.microsoft.com/office/drawing/2016/5/12/chartex" xmlns:cx7="http://schemas.microsoft.com/office/drawing/2016/5/13/chartex" xmlns:cx8="http://schemas.microsoft.com/office/drawing/2016/5/14/chartex" xmlns:mc="http://schemas.openxmlformats.org/markup-compatibility/2006" xmlns:aink="http://schemas.microsoft.com/office/drawing/2016/ink" xmlns:am3d="http://schemas.microsoft.com/office/drawing/2017/model3d" xmlns:o="urn:schemas-microsoft-com:office:office" xmlns:oel="http://schemas.microsoft.com/office/2019/extlst" xmlns:r="http://schemas.openxmlformats.org/officeDocument/2006/relationships" xmlns:m="http://schemas.openxmlformats.org/officeDocument/2006/math" xmlns:v="urn:schemas-microsoft-com:vml" xmlns:wp14="http://schemas.microsoft.com/office/word/2010/wordprocessingDrawing" xmlns:wp="http://schemas.openxmlformats.org/drawingml/2006/wordprocessingDrawing" xmlns:w10="urn:schemas-microsoft-com:office:word" xmlns:w="http://schemas.openxmlformats.org/wordprocessingml/2006/main" xmlns:w14="http://schemas.microsoft.com/office/word/2010/wordml" xmlns:w15="http://schemas.microsoft.com/office/word/2012/wordml" xmlns:w16cex="http://schemas.microsoft.com/office/word/2018/wordml/cex" xmlns:w16cid="http://schemas.microsoft.com/office/word/2016/wordml/cid" xmlns:w16="http://schemas.microsoft.com/office/word/2018/wordml" xmlns:w16du="http://schemas.microsoft.com/office/word/2023/wordml/word16du" xmlns:w16sdtdh="http://schemas.microsoft.com/office/word/2020/wordml/sdtdatahash" xmlns:w16se="http://schemas.microsoft.com/office/word/2015/wordml/symex" xmlns:wpg="http://schemas.microsoft.com/office/word/2010/wordprocessingGroup" xmlns:wpi="http://schemas.microsoft.com/office/word/2010/wordprocessingInk" xmlns:wne="http://schemas.microsoft.com/office/word/2006/wordml" xmlns:wps="http://schemas.microsoft.com/office/word/2010/wordprocessingShape" mc:Ignorable="w14 w15 w16se w16cid w16 w16cex w16sdtdh w16du wp14">
+<w:document xmlns:wpc="http://schemas.microsoft.com/office/word/2010/wordprocessingCanvas" xmlns:cx="http://schemas.microsoft.com/office/drawing/2014/chartex" xmlns:cx1="http://schemas.microsoft.com/office/drawing/2015/9/8/chartex" xmlns:cx2="http://schemas.microsoft.com/office/drawing/2015/10/21/chartex" xmlns:cx3="http://schemas.microsoft.com/office/drawing/2016/5/9/chartex" xmlns:cx4="http://schemas.microsoft.com/office/drawing/2016/5/10/chartex" xmlns:cx5="http://schemas.microsoft.com/office/drawing/2016/5/11/chartex" xmlns:cx6="http://schemas.microsoft.com/office/drawing/2016/5/12/chartex" xmlns:cx7="http://schemas.microsoft.com/office/drawing/2016/5/13/chartex" xmlns:cx8="http://schemas.microsoft.com/office/drawing/2016/5/14/chartex" xmlns:mc="http://schemas.openxmlformats.org/markup-compatibility/2006" xmlns:aink="http://schemas.microsoft.com/office/drawing/2016/ink" xmlns:am3d="http://schemas.microsoft.com/office/drawing/2017/model3d" xmlns:o="urn:schemas-microsoft-com:office:office" xmlns:oel="http://schemas.microsoft.com/office/2019/extlst" xmlns:r="http://schemas.openxmlformats.org/officeDocument/2006/relationships" xmlns:m="http://schemas.openxmlformats.org/officeDocument/2006/math" xmlns:v="urn:schemas-microsoft-com:vml" xmlns:wp14="http://schemas.microsoft.com/office/word/2010/wordprocessingDrawing" xmlns:wp="http://schemas.openxmlformats.org/drawingml/2006/wordprocessingDrawing" xmlns:w10="urn:schemas-microsoft-com:office:word" xmlns:w="http://schemas.openxmlformats.org/wordprocessingml/2006/main" xmlns:w14="http://schemas.microsoft.com/office/word/2010/wordml" xmlns:w15="http://schemas.microsoft.com/office/word/2012/wordml" xmlns:w16cex="http://schemas.microsoft.com/office/word/2018/wordml/cex" xmlns:w16cid="http://schemas.microsoft.com/office/word/2016/wordml/cid" xmlns:w16="http://schemas.microsoft.com/office/word/2018/wordml" xmlns:w16du="http://schemas.microsoft.com/office/word/2023/wordml/word16du" xmlns:w16sdtdh="http://schemas.microsoft.com/office/word/2020/wordml/sdtdatahash" xmlns:w16sdtfl="http://schemas.microsoft.com/office/word/2024/wordml/sdtformatlock" xmlns:w16se="http://schemas.microsoft.com/office/word/2015/wordml/symex" xmlns:wpg="http://schemas.microsoft.com/office/word/2010/wordprocessingGroup" xmlns:wpi="http://schemas.microsoft.com/office/word/2010/wordprocessingInk" xmlns:wne="http://schemas.microsoft.com/office/word/2006/wordml" xmlns:wps="http://schemas.microsoft.com/office/word/2010/wordprocessingShape" mc:Ignorable="w14 w15 w16se w16cid w16 w16cex w16sdtdh w16sdtfl w16du wp14">
   <w:body>
     <w:tbl>
       <w:tblPr>
@@ -4078,7 +4078,19 @@
     <w:p/>
     <w:p>
       <w:r>
-        <w:t>Wir bestätigen Ihnen den Eingang Ihres Formulars zur Meldung von Solaranlagen mit den erforderlichen Unterlagen.</w:t>
+        <w:t xml:space="preserve">Wir bestätigen Ihnen den Eingang </w:t>
+      </w:r>
+      <w:r>
+        <w:t>I</w:t>
+      </w:r>
+      <w:r>
+        <w:t>hrer Meldung zum Bau einer Solaranlage</w:t>
+      </w:r>
+      <w:r>
+        <w:t xml:space="preserve"> </w:t>
+      </w:r>
+      <w:r>
+        <w:t>mit den erforderlichen Unterlagen.</w:t>
       </w:r>
     </w:p>
     <w:p/>
@@ -4091,7 +4103,7 @@
     <w:p>
       <w:r>
         <w:lastRenderedPageBreak/>
-        <w:t>Wir bestätigen Ihnen hiermit folgendes:</w:t>
+        <w:t>Wir bestätigen Ihnen hiermit:</w:t>
       </w:r>
     </w:p>
     <w:p>
@@ -4129,7 +4141,17 @@
     <w:p/>
     <w:p>
       <w:r>
-        <w:t>Die nachfolgenden Auflagen sind zu beachten:</w:t>
+        <w:t xml:space="preserve">Die nachfolgenden </w:t>
+      </w:r>
+      <w:r>
+        <w:rPr>
+          <w:b/>
+          <w:bCs/>
+        </w:rPr>
+        <w:t>Auflagen</w:t>
+      </w:r>
+      <w:r>
+        <w:t xml:space="preserve"> sind zu beachten:</w:t>
       </w:r>
     </w:p>
     <w:p>
@@ -4137,15 +4159,166 @@
         <w:pStyle w:val="Absatz1Ebene"/>
       </w:pPr>
       <w:r>
-        <w:t>Alle Bauarbeiten sind so auszuführen, dass dabei Personen und Sachen nicht gefährdet werden.</w:t>
+        <w:t>Die Vorschriften für meldepflichtige Anlagen gemäss Art. 32a Abs. 1 oder Abs. 1</w:t>
+      </w:r>
+      <w:r>
+        <w:rPr>
+          <w:vertAlign w:val="superscript"/>
+        </w:rPr>
+        <w:t>bis</w:t>
+      </w:r>
+      <w:r>
+        <w:t xml:space="preserve"> RPV, sind bei der Montage zwingend einzuhalten.</w:t>
       </w:r>
     </w:p>
     <w:p>
       <w:pPr>
         <w:pStyle w:val="Absatz1Ebene"/>
+        <w:numPr>
+          <w:ilvl w:val="0"/>
+          <w:numId w:val="0"/>
+        </w:numPr>
+        <w:spacing w:before="120"/>
+        <w:ind w:left="357"/>
       </w:pPr>
       <w:r>
-        <w:t>Die Vorschriften für meldepflichtige Anlagen gemäss Rückseite des Meldeformulars, Art. 32a Abs. 1 oder Abs. 1bis RPV, sind bei der Montage zwingend einzuhalten.</w:t>
+        <w:t xml:space="preserve">Solaranlagen auf einem </w:t>
+      </w:r>
+      <w:r>
+        <w:rPr>
+          <w:b/>
+          <w:bCs/>
+        </w:rPr>
+        <w:t>Dach</w:t>
+      </w:r>
+      <w:r>
+        <w:t xml:space="preserve"> gelten als genügend angepasst (Art. 18a Abs. 1 RPG), wenn sie:</w:t>
+      </w:r>
+    </w:p>
+    <w:p>
+      <w:pPr>
+        <w:pStyle w:val="Absatz1Ebene"/>
+        <w:numPr>
+          <w:ilvl w:val="0"/>
+          <w:numId w:val="27"/>
+        </w:numPr>
+        <w:spacing w:before="120"/>
+        <w:ind w:left="714" w:hanging="357"/>
+      </w:pPr>
+      <w:r>
+        <w:t>die Dachfläche im rechten Winkel um höchstens 20 cm überragen;</w:t>
+      </w:r>
+    </w:p>
+    <w:p>
+      <w:pPr>
+        <w:pStyle w:val="Absatz1Ebene"/>
+        <w:numPr>
+          <w:ilvl w:val="0"/>
+          <w:numId w:val="27"/>
+        </w:numPr>
+        <w:spacing w:before="120"/>
+        <w:ind w:left="714" w:hanging="357"/>
+      </w:pPr>
+      <w:r>
+        <w:t>von oben gesehen nicht über die Dachfläche hinausragen;</w:t>
+      </w:r>
+    </w:p>
+    <w:p>
+      <w:pPr>
+        <w:pStyle w:val="Absatz1Ebene"/>
+        <w:numPr>
+          <w:ilvl w:val="0"/>
+          <w:numId w:val="27"/>
+        </w:numPr>
+        <w:spacing w:before="120"/>
+        <w:ind w:left="714" w:hanging="357"/>
+      </w:pPr>
+      <w:r>
+        <w:t>nach dem Stand der Technik reflexionsarm ausgeführt werden; und</w:t>
+      </w:r>
+    </w:p>
+    <w:p>
+      <w:pPr>
+        <w:pStyle w:val="Absatz1Ebene"/>
+        <w:numPr>
+          <w:ilvl w:val="0"/>
+          <w:numId w:val="27"/>
+        </w:numPr>
+        <w:spacing w:before="120"/>
+        <w:ind w:left="714" w:hanging="357"/>
+      </w:pPr>
+      <w:r>
+        <w:t>kompakt angeordnet sind; technisch bedingte Auslassungen oder eine versetzte Anordnung aufgrund der verfügbaren Fläche sind zulässig.</w:t>
+      </w:r>
+    </w:p>
+    <w:p>
+      <w:pPr>
+        <w:pStyle w:val="Absatz1Ebene"/>
+        <w:numPr>
+          <w:ilvl w:val="0"/>
+          <w:numId w:val="0"/>
+        </w:numPr>
+        <w:spacing w:before="120"/>
+        <w:ind w:left="357"/>
+      </w:pPr>
+      <w:r>
+        <w:t>1</w:t>
+      </w:r>
+      <w:r>
+        <w:rPr>
+          <w:vertAlign w:val="superscript"/>
+        </w:rPr>
+        <w:t>bis</w:t>
+      </w:r>
+      <w:r>
+        <w:t xml:space="preserve"> Solaranlagen auf einem Flachdach gelten auch dann als genügend angepasst, wenn sie anstelle der Voraussetzungen nach Absatz 1:</w:t>
+      </w:r>
+    </w:p>
+    <w:p>
+      <w:pPr>
+        <w:pStyle w:val="Absatz1Ebene"/>
+        <w:numPr>
+          <w:ilvl w:val="0"/>
+          <w:numId w:val="29"/>
+        </w:numPr>
+        <w:spacing w:before="120"/>
+      </w:pPr>
+      <w:r>
+        <w:t>die Oberkante des Dachrandes um höchstens einen Meter überragen;</w:t>
+      </w:r>
+    </w:p>
+    <w:p>
+      <w:pPr>
+        <w:pStyle w:val="Absatz1Ebene"/>
+        <w:numPr>
+          <w:ilvl w:val="0"/>
+          <w:numId w:val="29"/>
+        </w:numPr>
+        <w:spacing w:before="120"/>
+      </w:pPr>
+      <w:r>
+        <w:t xml:space="preserve">von der Dachkante </w:t>
+      </w:r>
+      <w:proofErr w:type="spellStart"/>
+      <w:r>
+        <w:t>so weit</w:t>
+      </w:r>
+      <w:proofErr w:type="spellEnd"/>
+      <w:r>
+        <w:t xml:space="preserve"> zurückversetzt sind, dass sie, von unten in einem Winkel von 45 Grad betrachtet, nicht sichtbar sind; und</w:t>
+      </w:r>
+    </w:p>
+    <w:p>
+      <w:pPr>
+        <w:pStyle w:val="Absatz1Ebene"/>
+        <w:numPr>
+          <w:ilvl w:val="0"/>
+          <w:numId w:val="29"/>
+        </w:numPr>
+        <w:spacing w:before="120"/>
+      </w:pPr>
+      <w:r>
+        <w:t>nach dem Stand der Technik reflexionsarm ausgeführt werden.</w:t>
       </w:r>
     </w:p>
     <w:p>
@@ -4169,234 +4342,7 @@
         <w:pStyle w:val="Absatz1Ebene"/>
       </w:pPr>
       <w:r>
-        <w:t>Die beauftragten Unternehmer sind für die Einhaltung der Luftreinhaltung-Verordnung (Massnahmenstufe A, Richtlinien BUWAL) vom 1. September 2002 sowie der revidierten Bestimmungen für lufthygienische Anforderungen für Baumaschinen und Partikelfiltersysteme vom 19. September 2008 verantwortlich.</w:t>
-      </w:r>
-    </w:p>
-    <w:p>
-      <w:pPr>
-        <w:pStyle w:val="Absatz1Ebene"/>
-      </w:pPr>
-      <w:r>
         <w:t>Die Baustellenabfälle sind nach dem Solothurnischen Baustellenabfall-Entsorgungskonzept zu beseitigen. Auf der Bauparzelle dürfen keine Baustellenabfälle verbrannt werden.</w:t>
-      </w:r>
-    </w:p>
-    <w:p>
-      <w:pPr>
-        <w:pStyle w:val="Absatz1Ebene"/>
-      </w:pPr>
-      <w:r>
-        <w:t xml:space="preserve">Die seit dem 01.01.2022 geltende </w:t>
-      </w:r>
-      <w:proofErr w:type="spellStart"/>
-      <w:r>
-        <w:t>Bauarbeitenverordnung</w:t>
-      </w:r>
-      <w:proofErr w:type="spellEnd"/>
-      <w:r>
-        <w:t xml:space="preserve"> (</w:t>
-      </w:r>
-      <w:proofErr w:type="spellStart"/>
-      <w:r>
-        <w:t>BauAV</w:t>
-      </w:r>
-      <w:proofErr w:type="spellEnd"/>
-      <w:r>
-        <w:t>) ist zwingend einzuhalten (</w:t>
-      </w:r>
-      <w:hyperlink r:id="rId8" w:history="1">
-        <w:r>
-          <w:rPr>
-            <w:rStyle w:val="Hyperlink"/>
-          </w:rPr>
-          <w:t>www.fedlex.admin.ch/eli/cc/2021/384/de</w:t>
-        </w:r>
-      </w:hyperlink>
-      <w:r>
-        <w:t>).</w:t>
-      </w:r>
-    </w:p>
-    <w:p>
-      <w:pPr>
-        <w:pStyle w:val="Absatz1Ebene"/>
-      </w:pPr>
-      <w:r>
-        <w:t xml:space="preserve">Allfällige Änderungen während der Bauzeit bedürfen vor deren Ausführung der ausdrücklichen Genehmigung durch die </w:t>
-      </w:r>
-      <w:sdt>
-        <w:sdtPr>
-          <w:id w:val="-1875844973"/>
-          <w:placeholder>
-            <w:docPart w:val="056D60FC2221499FA3DD6014D5E1A5BA"/>
-          </w:placeholder>
-          <w:showingPlcHdr/>
-        </w:sdtPr>
-        <w:sdtEndPr/>
-        <w:sdtContent>
-          <w:r>
-            <w:rPr>
-              <w:rFonts w:eastAsiaTheme="minorHAnsi"/>
-              <w:shd w:val="clear" w:color="auto" w:fill="FBE4D5" w:themeFill="accent2" w:themeFillTint="33"/>
-            </w:rPr>
-            <w:t>B</w:t>
-          </w:r>
-          <w:r>
-            <w:rPr>
-              <w:rFonts w:eastAsiaTheme="minorHAnsi"/>
-              <w:shd w:val="clear" w:color="auto" w:fill="FBE4D5" w:themeFill="accent2" w:themeFillTint="33"/>
-            </w:rPr>
-            <w:t>eschluss</w:t>
-          </w:r>
-          <w:r>
-            <w:rPr>
-              <w:rFonts w:eastAsiaTheme="minorHAnsi"/>
-              <w:shd w:val="clear" w:color="auto" w:fill="FBE4D5" w:themeFill="accent2" w:themeFillTint="33"/>
-            </w:rPr>
-            <w:t>behörde eingeben</w:t>
-          </w:r>
-        </w:sdtContent>
-      </w:sdt>
-      <w:r>
-        <w:t xml:space="preserve"> </w:t>
-      </w:r>
-      <w:proofErr w:type="gramStart"/>
-      <w:r>
-        <w:rPr>
-          <w:rStyle w:val="PlatzhalterZchn"/>
-        </w:rPr>
-        <w:t>{{ LEITBEHOERDE</w:t>
-      </w:r>
-      <w:proofErr w:type="gramEnd"/>
-      <w:r>
-        <w:rPr>
-          <w:rStyle w:val="PlatzhalterZchn"/>
-        </w:rPr>
-        <w:t>_NAME_KURZ }}</w:t>
-      </w:r>
-      <w:r>
-        <w:t>.</w:t>
-      </w:r>
-    </w:p>
-    <w:p>
-      <w:pPr>
-        <w:pStyle w:val="Absatz1Ebene"/>
-      </w:pPr>
-      <w:r>
-        <w:t xml:space="preserve">Der Beginn der Bauarbeiten ist der </w:t>
-      </w:r>
-      <w:sdt>
-        <w:sdtPr>
-          <w:id w:val="1220483127"/>
-          <w:placeholder>
-            <w:docPart w:val="F8BA6B9A727743BFB05AB8AA8D078E32"/>
-          </w:placeholder>
-          <w:showingPlcHdr/>
-        </w:sdtPr>
-        <w:sdtEndPr/>
-        <w:sdtContent>
-          <w:r>
-            <w:rPr>
-              <w:rFonts w:eastAsiaTheme="minorHAnsi"/>
-              <w:shd w:val="clear" w:color="auto" w:fill="FBE4D5" w:themeFill="accent2" w:themeFillTint="33"/>
-            </w:rPr>
-            <w:t>B</w:t>
-          </w:r>
-          <w:r>
-            <w:rPr>
-              <w:rFonts w:eastAsiaTheme="minorHAnsi"/>
-              <w:shd w:val="clear" w:color="auto" w:fill="FBE4D5" w:themeFill="accent2" w:themeFillTint="33"/>
-            </w:rPr>
-            <w:t>eschluss</w:t>
-          </w:r>
-          <w:r>
-            <w:rPr>
-              <w:rFonts w:eastAsiaTheme="minorHAnsi"/>
-              <w:shd w:val="clear" w:color="auto" w:fill="FBE4D5" w:themeFill="accent2" w:themeFillTint="33"/>
-            </w:rPr>
-            <w:t>behörde eingeben</w:t>
-          </w:r>
-        </w:sdtContent>
-      </w:sdt>
-      <w:r>
-        <w:t xml:space="preserve"> </w:t>
-      </w:r>
-      <w:proofErr w:type="gramStart"/>
-      <w:r>
-        <w:rPr>
-          <w:rStyle w:val="PlatzhalterZchn"/>
-        </w:rPr>
-        <w:t>{{ LEITBEHOERDE</w:t>
-      </w:r>
-      <w:proofErr w:type="gramEnd"/>
-      <w:r>
-        <w:rPr>
-          <w:rStyle w:val="PlatzhalterZchn"/>
-        </w:rPr>
-        <w:t>_NAME_KURZ }}</w:t>
-      </w:r>
-      <w:r>
-        <w:t xml:space="preserve"> zu melden. Der Abschluss der Bauarbeiten ist der </w:t>
-      </w:r>
-      <w:sdt>
-        <w:sdtPr>
-          <w:id w:val="1866482791"/>
-          <w:placeholder>
-            <w:docPart w:val="890DB7FA4DDD4C2380CEE8959812FDC9"/>
-          </w:placeholder>
-          <w:showingPlcHdr/>
-        </w:sdtPr>
-        <w:sdtEndPr/>
-        <w:sdtContent>
-          <w:r>
-            <w:rPr>
-              <w:rFonts w:eastAsiaTheme="minorHAnsi"/>
-              <w:shd w:val="clear" w:color="auto" w:fill="FBE4D5" w:themeFill="accent2" w:themeFillTint="33"/>
-            </w:rPr>
-            <w:t>B</w:t>
-          </w:r>
-          <w:r>
-            <w:rPr>
-              <w:rFonts w:eastAsiaTheme="minorHAnsi"/>
-              <w:shd w:val="clear" w:color="auto" w:fill="FBE4D5" w:themeFill="accent2" w:themeFillTint="33"/>
-            </w:rPr>
-            <w:t>eschluss</w:t>
-          </w:r>
-          <w:r>
-            <w:rPr>
-              <w:rFonts w:eastAsiaTheme="minorHAnsi"/>
-              <w:shd w:val="clear" w:color="auto" w:fill="FBE4D5" w:themeFill="accent2" w:themeFillTint="33"/>
-            </w:rPr>
-            <w:t>behörde eingeben</w:t>
-          </w:r>
-        </w:sdtContent>
-      </w:sdt>
-      <w:r>
-        <w:t xml:space="preserve"> </w:t>
-      </w:r>
-      <w:proofErr w:type="gramStart"/>
-      <w:r>
-        <w:rPr>
-          <w:rStyle w:val="PlatzhalterZchn"/>
-        </w:rPr>
-        <w:t>{{ LEITBEHOERDE</w:t>
-      </w:r>
-      <w:proofErr w:type="gramEnd"/>
-      <w:r>
-        <w:rPr>
-          <w:rStyle w:val="PlatzhalterZchn"/>
-        </w:rPr>
-        <w:t>_NAME_KURZ }}</w:t>
-      </w:r>
-      <w:r>
-        <w:t xml:space="preserve"> ebenfalls zu melden (</w:t>
-      </w:r>
-      <w:r>
-        <w:rPr>
-          <w:rStyle w:val="PlatzhalterZchn"/>
-        </w:rPr>
-        <w:t>{{ LEITBEHOERDE_EMAIL }}</w:t>
-      </w:r>
-      <w:r>
-        <w:t>).</w:t>
       </w:r>
     </w:p>
     <w:p>
@@ -4410,155 +4356,59 @@
     <w:p/>
     <w:p/>
     <w:p>
+      <w:pPr>
+        <w:pStyle w:val="Platzhalter"/>
+      </w:pPr>
       <w:r>
-        <w:t>Freundliche Grüsse</w:t>
-      </w:r>
-    </w:p>
-    <w:p>
-      <w:r>
-        <w:rPr>
-          <w:rFonts w:ascii="Consolas" w:hAnsi="Consolas"/>
-          <w:color w:val="00B050"/>
-          <w:sz w:val="18"/>
-          <w:szCs w:val="18"/>
-        </w:rPr>
-        <w:t xml:space="preserve">{% </w:t>
-      </w:r>
-      <w:proofErr w:type="spellStart"/>
-      <w:r>
-        <w:rPr>
-          <w:rFonts w:ascii="Consolas" w:hAnsi="Consolas"/>
-          <w:color w:val="00B050"/>
-          <w:sz w:val="18"/>
-          <w:szCs w:val="18"/>
-        </w:rPr>
-        <w:t>if</w:t>
-      </w:r>
-      <w:proofErr w:type="spellEnd"/>
-      <w:r>
-        <w:rPr>
-          <w:rFonts w:ascii="Consolas" w:hAnsi="Consolas"/>
-          <w:color w:val="00B050"/>
-          <w:sz w:val="18"/>
-          <w:szCs w:val="18"/>
-        </w:rPr>
-        <w:t xml:space="preserve"> ZUSTAENDIG_NAME </w:t>
+        <w:t xml:space="preserve">Einwohnergemeinde </w:t>
       </w:r>
       <w:proofErr w:type="gramStart"/>
       <w:r>
-        <w:rPr>
-          <w:rFonts w:ascii="Consolas" w:hAnsi="Consolas"/>
-          <w:color w:val="00B050"/>
-          <w:sz w:val="18"/>
-          <w:szCs w:val="18"/>
-        </w:rPr>
-        <w:t>%}</w:t>
-      </w:r>
-      <w:r>
-        <w:rPr>
-          <w:rStyle w:val="PlatzhalterZchn"/>
-        </w:rPr>
-        <w:t>{</w:t>
+        <w:t>{{ LEITBEHOERDE</w:t>
       </w:r>
       <w:proofErr w:type="gramEnd"/>
       <w:r>
-        <w:rPr>
-          <w:rStyle w:val="PlatzhalterZchn"/>
-        </w:rPr>
-        <w:t>{ ZUSTAENDIG_NAME }}</w:t>
+        <w:t>_NAME</w:t>
       </w:r>
       <w:r>
+        <w:t>_KURZ</w:t>
+      </w:r>
+      <w:r>
+        <w:t xml:space="preserve"> }}</w:t>
+      </w:r>
+    </w:p>
+    <w:sdt>
+      <w:sdtPr>
         <w:rPr>
-          <w:rFonts w:ascii="Consolas" w:hAnsi="Consolas"/>
-          <w:color w:val="00B050"/>
-          <w:sz w:val="18"/>
-          <w:szCs w:val="18"/>
+          <w:szCs w:val="22"/>
         </w:rPr>
-        <w:t xml:space="preserve">{% </w:t>
-      </w:r>
-      <w:proofErr w:type="spellStart"/>
-      <w:r>
-        <w:rPr>
-          <w:rFonts w:ascii="Consolas" w:hAnsi="Consolas"/>
-          <w:color w:val="00B050"/>
-          <w:sz w:val="18"/>
-          <w:szCs w:val="18"/>
-        </w:rPr>
-        <w:t>else</w:t>
-      </w:r>
-      <w:proofErr w:type="spellEnd"/>
-      <w:r>
-        <w:rPr>
-          <w:rFonts w:ascii="Consolas" w:hAnsi="Consolas"/>
-          <w:color w:val="00B050"/>
-          <w:sz w:val="18"/>
-          <w:szCs w:val="18"/>
-        </w:rPr>
-        <w:t xml:space="preserve"> %}</w:t>
-      </w:r>
-      <w:sdt>
-        <w:sdtPr>
-          <w:id w:val="-923257001"/>
-          <w:placeholder>
-            <w:docPart w:val="464B0A5A5B1947B1A8D29A7DF5782E7E"/>
-          </w:placeholder>
-          <w:showingPlcHdr/>
-        </w:sdtPr>
-        <w:sdtEndPr/>
-        <w:sdtContent>
+        <w:id w:val="597837081"/>
+        <w:placeholder>
+          <w:docPart w:val="2820F917E4034B7599061F1F0BD27CC8"/>
+        </w:placeholder>
+        <w:showingPlcHdr/>
+      </w:sdtPr>
+      <w:sdtEndPr/>
+      <w:sdtContent>
+        <w:p>
+          <w:pPr>
+            <w:rPr>
+              <w:szCs w:val="22"/>
+            </w:rPr>
+          </w:pPr>
           <w:r>
             <w:rPr>
+              <w:rStyle w:val="Platzhaltertext"/>
               <w:rFonts w:eastAsiaTheme="minorHAnsi"/>
+              <w:color w:val="auto"/>
+              <w:szCs w:val="22"/>
               <w:shd w:val="clear" w:color="auto" w:fill="FBE4D5" w:themeFill="accent2" w:themeFillTint="33"/>
             </w:rPr>
-            <w:t>Name</w:t>
+            <w:t>Baubehörde eingeben</w:t>
           </w:r>
-          <w:r>
-            <w:rPr>
-              <w:rFonts w:eastAsiaTheme="minorHAnsi"/>
-              <w:shd w:val="clear" w:color="auto" w:fill="FBE4D5" w:themeFill="accent2" w:themeFillTint="33"/>
-            </w:rPr>
-            <w:t>, Funktion</w:t>
-          </w:r>
-          <w:r>
-            <w:rPr>
-              <w:rFonts w:eastAsiaTheme="minorHAnsi"/>
-              <w:shd w:val="clear" w:color="auto" w:fill="FBE4D5" w:themeFill="accent2" w:themeFillTint="33"/>
-            </w:rPr>
-            <w:t xml:space="preserve"> eingeben</w:t>
-          </w:r>
-        </w:sdtContent>
-      </w:sdt>
-      <w:r>
-        <w:rPr>
-          <w:rFonts w:ascii="Consolas" w:hAnsi="Consolas"/>
-          <w:color w:val="00B050"/>
-          <w:sz w:val="18"/>
-          <w:szCs w:val="18"/>
-        </w:rPr>
-        <w:t xml:space="preserve">{% </w:t>
-      </w:r>
-      <w:proofErr w:type="spellStart"/>
-      <w:r>
-        <w:rPr>
-          <w:rFonts w:ascii="Consolas" w:hAnsi="Consolas"/>
-          <w:color w:val="00B050"/>
-          <w:sz w:val="18"/>
-          <w:szCs w:val="18"/>
-        </w:rPr>
-        <w:t>endif</w:t>
-      </w:r>
-      <w:proofErr w:type="spellEnd"/>
-      <w:r>
-        <w:rPr>
-          <w:rFonts w:ascii="Consolas" w:hAnsi="Consolas"/>
-          <w:color w:val="00B050"/>
-          <w:sz w:val="18"/>
-          <w:szCs w:val="18"/>
-        </w:rPr>
-        <w:t xml:space="preserve"> %}</w:t>
-      </w:r>
-    </w:p>
+        </w:p>
+      </w:sdtContent>
+    </w:sdt>
     <w:p/>
     <w:p/>
     <w:p>
@@ -4579,14 +4429,6 @@
         <w:pStyle w:val="Auflistung"/>
       </w:pPr>
       <w:r>
-        <w:t>Unterschriebenes Formular zur Meldung von Solaranlagen</w:t>
-      </w:r>
-    </w:p>
-    <w:p>
-      <w:pPr>
-        <w:pStyle w:val="Auflistung"/>
-      </w:pPr>
-      <w:r>
         <w:t>Gebührenrechnung</w:t>
       </w:r>
     </w:p>
@@ -4620,7 +4462,6 @@
         <w:rPr>
           <w:rStyle w:val="Fett"/>
         </w:rPr>
-        <w:lastRenderedPageBreak/>
         <w:t>Kopie</w:t>
       </w:r>
       <w:r>
@@ -4629,22 +4470,17 @@
         </w:rPr>
         <w:t>n</w:t>
       </w:r>
-    </w:p>
-    <w:p>
-      <w:pPr>
-        <w:pStyle w:val="Auflistung"/>
-      </w:pPr>
       <w:r>
-        <w:t>Solothurnische Gebäudeversicherung SGV, Baselstrasse 40, Postfach, 4502 Solothurn</w:t>
+        <w:rPr>
+          <w:rStyle w:val="Fett"/>
+        </w:rPr>
+        <w:t>/E-Mail an:</w:t>
       </w:r>
     </w:p>
     <w:p>
       <w:pPr>
         <w:pStyle w:val="Auflistung"/>
       </w:pPr>
-      <w:r>
-        <w:t xml:space="preserve">Regionalfeuerwehr </w:t>
-      </w:r>
       <w:sdt>
         <w:sdtPr>
           <w:id w:val="-1585601333"/>
@@ -4660,16 +4496,16 @@
               <w:rFonts w:eastAsiaTheme="minorHAnsi"/>
               <w:shd w:val="clear" w:color="auto" w:fill="FBE4D5" w:themeFill="accent2" w:themeFillTint="33"/>
             </w:rPr>
-            <w:t>Bezeichnung</w:t>
+            <w:t>Text eingeben</w:t>
           </w:r>
         </w:sdtContent>
       </w:sdt>
     </w:p>
     <w:sectPr>
-      <w:headerReference w:type="default" r:id="rId9"/>
-      <w:footerReference w:type="default" r:id="rId10"/>
-      <w:headerReference w:type="first" r:id="rId11"/>
-      <w:footerReference w:type="first" r:id="rId12"/>
+      <w:headerReference w:type="default" r:id="rId8"/>
+      <w:footerReference w:type="default" r:id="rId9"/>
+      <w:headerReference w:type="first" r:id="rId10"/>
+      <w:footerReference w:type="first" r:id="rId11"/>
       <w:pgSz w:w="11907" w:h="16840"/>
       <w:pgMar w:top="851" w:right="1134" w:bottom="1021" w:left="1418" w:header="284" w:footer="567" w:gutter="0"/>
       <w:pgNumType w:start="1"/>
@@ -4681,7 +4517,7 @@
 </file>
 
 <file path=word/endnotes.xml><?xml version="1.0" encoding="utf-8"?>
-<w:endnotes xmlns:wpc="http://schemas.microsoft.com/office/word/2010/wordprocessingCanvas" xmlns:cx="http://schemas.microsoft.com/office/drawing/2014/chartex" xmlns:cx1="http://schemas.microsoft.com/office/drawing/2015/9/8/chartex" xmlns:cx2="http://schemas.microsoft.com/office/drawing/2015/10/21/chartex" xmlns:cx3="http://schemas.microsoft.com/office/drawing/2016/5/9/chartex" xmlns:cx4="http://schemas.microsoft.com/office/drawing/2016/5/10/chartex" xmlns:cx5="http://schemas.microsoft.com/office/drawing/2016/5/11/chartex" xmlns:cx6="http://schemas.microsoft.com/office/drawing/2016/5/12/chartex" xmlns:cx7="http://schemas.microsoft.com/office/drawing/2016/5/13/chartex" xmlns:cx8="http://schemas.microsoft.com/office/drawing/2016/5/14/chartex" xmlns:mc="http://schemas.openxmlformats.org/markup-compatibility/2006" xmlns:aink="http://schemas.microsoft.com/office/drawing/2016/ink" xmlns:am3d="http://schemas.microsoft.com/office/drawing/2017/model3d" xmlns:o="urn:schemas-microsoft-com:office:office" xmlns:oel="http://schemas.microsoft.com/office/2019/extlst" xmlns:r="http://schemas.openxmlformats.org/officeDocument/2006/relationships" xmlns:m="http://schemas.openxmlformats.org/officeDocument/2006/math" xmlns:v="urn:schemas-microsoft-com:vml" xmlns:wp14="http://schemas.microsoft.com/office/word/2010/wordprocessingDrawing" xmlns:wp="http://schemas.openxmlformats.org/drawingml/2006/wordprocessingDrawing" xmlns:w10="urn:schemas-microsoft-com:office:word" xmlns:w="http://schemas.openxmlformats.org/wordprocessingml/2006/main" xmlns:w14="http://schemas.microsoft.com/office/word/2010/wordml" xmlns:w15="http://schemas.microsoft.com/office/word/2012/wordml" xmlns:w16cex="http://schemas.microsoft.com/office/word/2018/wordml/cex" xmlns:w16cid="http://schemas.microsoft.com/office/word/2016/wordml/cid" xmlns:w16="http://schemas.microsoft.com/office/word/2018/wordml" xmlns:w16du="http://schemas.microsoft.com/office/word/2023/wordml/word16du" xmlns:w16sdtdh="http://schemas.microsoft.com/office/word/2020/wordml/sdtdatahash" xmlns:w16se="http://schemas.microsoft.com/office/word/2015/wordml/symex" xmlns:wpg="http://schemas.microsoft.com/office/word/2010/wordprocessingGroup" xmlns:wpi="http://schemas.microsoft.com/office/word/2010/wordprocessingInk" xmlns:wne="http://schemas.microsoft.com/office/word/2006/wordml" xmlns:wps="http://schemas.microsoft.com/office/word/2010/wordprocessingShape" mc:Ignorable="w14 w15 w16se w16cid w16 w16cex w16sdtdh w16du wp14">
+<w:endnotes xmlns:wpc="http://schemas.microsoft.com/office/word/2010/wordprocessingCanvas" xmlns:cx="http://schemas.microsoft.com/office/drawing/2014/chartex" xmlns:cx1="http://schemas.microsoft.com/office/drawing/2015/9/8/chartex" xmlns:cx2="http://schemas.microsoft.com/office/drawing/2015/10/21/chartex" xmlns:cx3="http://schemas.microsoft.com/office/drawing/2016/5/9/chartex" xmlns:cx4="http://schemas.microsoft.com/office/drawing/2016/5/10/chartex" xmlns:cx5="http://schemas.microsoft.com/office/drawing/2016/5/11/chartex" xmlns:cx6="http://schemas.microsoft.com/office/drawing/2016/5/12/chartex" xmlns:cx7="http://schemas.microsoft.com/office/drawing/2016/5/13/chartex" xmlns:cx8="http://schemas.microsoft.com/office/drawing/2016/5/14/chartex" xmlns:mc="http://schemas.openxmlformats.org/markup-compatibility/2006" xmlns:aink="http://schemas.microsoft.com/office/drawing/2016/ink" xmlns:am3d="http://schemas.microsoft.com/office/drawing/2017/model3d" xmlns:o="urn:schemas-microsoft-com:office:office" xmlns:oel="http://schemas.microsoft.com/office/2019/extlst" xmlns:r="http://schemas.openxmlformats.org/officeDocument/2006/relationships" xmlns:m="http://schemas.openxmlformats.org/officeDocument/2006/math" xmlns:v="urn:schemas-microsoft-com:vml" xmlns:wp14="http://schemas.microsoft.com/office/word/2010/wordprocessingDrawing" xmlns:wp="http://schemas.openxmlformats.org/drawingml/2006/wordprocessingDrawing" xmlns:w10="urn:schemas-microsoft-com:office:word" xmlns:w="http://schemas.openxmlformats.org/wordprocessingml/2006/main" xmlns:w14="http://schemas.microsoft.com/office/word/2010/wordml" xmlns:w15="http://schemas.microsoft.com/office/word/2012/wordml" xmlns:w16cex="http://schemas.microsoft.com/office/word/2018/wordml/cex" xmlns:w16cid="http://schemas.microsoft.com/office/word/2016/wordml/cid" xmlns:w16="http://schemas.microsoft.com/office/word/2018/wordml" xmlns:w16du="http://schemas.microsoft.com/office/word/2023/wordml/word16du" xmlns:w16sdtdh="http://schemas.microsoft.com/office/word/2020/wordml/sdtdatahash" xmlns:w16sdtfl="http://schemas.microsoft.com/office/word/2024/wordml/sdtformatlock" xmlns:w16se="http://schemas.microsoft.com/office/word/2015/wordml/symex" xmlns:wpg="http://schemas.microsoft.com/office/word/2010/wordprocessingGroup" xmlns:wpi="http://schemas.microsoft.com/office/word/2010/wordprocessingInk" xmlns:wne="http://schemas.microsoft.com/office/word/2006/wordml" xmlns:wps="http://schemas.microsoft.com/office/word/2010/wordprocessingShape" mc:Ignorable="w14 w15 w16se w16cid w16 w16cex w16sdtdh w16sdtfl w16du wp14">
   <w:endnote w:type="separator" w:id="-1">
     <w:p>
       <w:r>
@@ -4700,7 +4536,7 @@
 </file>
 
 <file path=word/footer1.xml><?xml version="1.0" encoding="utf-8"?>
-<w:ftr xmlns:wpc="http://schemas.microsoft.com/office/word/2010/wordprocessingCanvas" xmlns:cx="http://schemas.microsoft.com/office/drawing/2014/chartex" xmlns:cx1="http://schemas.microsoft.com/office/drawing/2015/9/8/chartex" xmlns:cx2="http://schemas.microsoft.com/office/drawing/2015/10/21/chartex" xmlns:cx3="http://schemas.microsoft.com/office/drawing/2016/5/9/chartex" xmlns:cx4="http://schemas.microsoft.com/office/drawing/2016/5/10/chartex" xmlns:cx5="http://schemas.microsoft.com/office/drawing/2016/5/11/chartex" xmlns:cx6="http://schemas.microsoft.com/office/drawing/2016/5/12/chartex" xmlns:cx7="http://schemas.microsoft.com/office/drawing/2016/5/13/chartex" xmlns:cx8="http://schemas.microsoft.com/office/drawing/2016/5/14/chartex" xmlns:mc="http://schemas.openxmlformats.org/markup-compatibility/2006" xmlns:aink="http://schemas.microsoft.com/office/drawing/2016/ink" xmlns:am3d="http://schemas.microsoft.com/office/drawing/2017/model3d" xmlns:o="urn:schemas-microsoft-com:office:office" xmlns:oel="http://schemas.microsoft.com/office/2019/extlst" xmlns:r="http://schemas.openxmlformats.org/officeDocument/2006/relationships" xmlns:m="http://schemas.openxmlformats.org/officeDocument/2006/math" xmlns:v="urn:schemas-microsoft-com:vml" xmlns:wp14="http://schemas.microsoft.com/office/word/2010/wordprocessingDrawing" xmlns:wp="http://schemas.openxmlformats.org/drawingml/2006/wordprocessingDrawing" xmlns:w10="urn:schemas-microsoft-com:office:word" xmlns:w="http://schemas.openxmlformats.org/wordprocessingml/2006/main" xmlns:w14="http://schemas.microsoft.com/office/word/2010/wordml" xmlns:w15="http://schemas.microsoft.com/office/word/2012/wordml" xmlns:w16cex="http://schemas.microsoft.com/office/word/2018/wordml/cex" xmlns:w16cid="http://schemas.microsoft.com/office/word/2016/wordml/cid" xmlns:w16="http://schemas.microsoft.com/office/word/2018/wordml" xmlns:w16du="http://schemas.microsoft.com/office/word/2023/wordml/word16du" xmlns:w16sdtdh="http://schemas.microsoft.com/office/word/2020/wordml/sdtdatahash" xmlns:w16se="http://schemas.microsoft.com/office/word/2015/wordml/symex" xmlns:wpg="http://schemas.microsoft.com/office/word/2010/wordprocessingGroup" xmlns:wpi="http://schemas.microsoft.com/office/word/2010/wordprocessingInk" xmlns:wne="http://schemas.microsoft.com/office/word/2006/wordml" xmlns:wps="http://schemas.microsoft.com/office/word/2010/wordprocessingShape" mc:Ignorable="w14 w15 w16se w16cid w16 w16cex w16sdtdh w16du wp14">
+<w:ftr xmlns:wpc="http://schemas.microsoft.com/office/word/2010/wordprocessingCanvas" xmlns:cx="http://schemas.microsoft.com/office/drawing/2014/chartex" xmlns:cx1="http://schemas.microsoft.com/office/drawing/2015/9/8/chartex" xmlns:cx2="http://schemas.microsoft.com/office/drawing/2015/10/21/chartex" xmlns:cx3="http://schemas.microsoft.com/office/drawing/2016/5/9/chartex" xmlns:cx4="http://schemas.microsoft.com/office/drawing/2016/5/10/chartex" xmlns:cx5="http://schemas.microsoft.com/office/drawing/2016/5/11/chartex" xmlns:cx6="http://schemas.microsoft.com/office/drawing/2016/5/12/chartex" xmlns:cx7="http://schemas.microsoft.com/office/drawing/2016/5/13/chartex" xmlns:cx8="http://schemas.microsoft.com/office/drawing/2016/5/14/chartex" xmlns:mc="http://schemas.openxmlformats.org/markup-compatibility/2006" xmlns:aink="http://schemas.microsoft.com/office/drawing/2016/ink" xmlns:am3d="http://schemas.microsoft.com/office/drawing/2017/model3d" xmlns:o="urn:schemas-microsoft-com:office:office" xmlns:oel="http://schemas.microsoft.com/office/2019/extlst" xmlns:r="http://schemas.openxmlformats.org/officeDocument/2006/relationships" xmlns:m="http://schemas.openxmlformats.org/officeDocument/2006/math" xmlns:v="urn:schemas-microsoft-com:vml" xmlns:wp14="http://schemas.microsoft.com/office/word/2010/wordprocessingDrawing" xmlns:wp="http://schemas.openxmlformats.org/drawingml/2006/wordprocessingDrawing" xmlns:w10="urn:schemas-microsoft-com:office:word" xmlns:w="http://schemas.openxmlformats.org/wordprocessingml/2006/main" xmlns:w14="http://schemas.microsoft.com/office/word/2010/wordml" xmlns:w15="http://schemas.microsoft.com/office/word/2012/wordml" xmlns:w16cex="http://schemas.microsoft.com/office/word/2018/wordml/cex" xmlns:w16cid="http://schemas.microsoft.com/office/word/2016/wordml/cid" xmlns:w16="http://schemas.microsoft.com/office/word/2018/wordml" xmlns:w16du="http://schemas.microsoft.com/office/word/2023/wordml/word16du" xmlns:w16sdtdh="http://schemas.microsoft.com/office/word/2020/wordml/sdtdatahash" xmlns:w16sdtfl="http://schemas.microsoft.com/office/word/2024/wordml/sdtformatlock" xmlns:w16se="http://schemas.microsoft.com/office/word/2015/wordml/symex" xmlns:wpg="http://schemas.microsoft.com/office/word/2010/wordprocessingGroup" xmlns:wpi="http://schemas.microsoft.com/office/word/2010/wordprocessingInk" xmlns:wne="http://schemas.microsoft.com/office/word/2006/wordml" xmlns:wps="http://schemas.microsoft.com/office/word/2010/wordprocessingShape" mc:Ignorable="w14 w15 w16se w16cid w16 w16cex w16sdtdh w16sdtfl w16du wp14">
   <w:p>
     <w:pPr>
       <w:tabs>
@@ -4944,7 +4780,7 @@
 </file>
 
 <file path=word/footer2.xml><?xml version="1.0" encoding="utf-8"?>
-<w:ftr xmlns:wpc="http://schemas.microsoft.com/office/word/2010/wordprocessingCanvas" xmlns:cx="http://schemas.microsoft.com/office/drawing/2014/chartex" xmlns:cx1="http://schemas.microsoft.com/office/drawing/2015/9/8/chartex" xmlns:cx2="http://schemas.microsoft.com/office/drawing/2015/10/21/chartex" xmlns:cx3="http://schemas.microsoft.com/office/drawing/2016/5/9/chartex" xmlns:cx4="http://schemas.microsoft.com/office/drawing/2016/5/10/chartex" xmlns:cx5="http://schemas.microsoft.com/office/drawing/2016/5/11/chartex" xmlns:cx6="http://schemas.microsoft.com/office/drawing/2016/5/12/chartex" xmlns:cx7="http://schemas.microsoft.com/office/drawing/2016/5/13/chartex" xmlns:cx8="http://schemas.microsoft.com/office/drawing/2016/5/14/chartex" xmlns:mc="http://schemas.openxmlformats.org/markup-compatibility/2006" xmlns:aink="http://schemas.microsoft.com/office/drawing/2016/ink" xmlns:am3d="http://schemas.microsoft.com/office/drawing/2017/model3d" xmlns:o="urn:schemas-microsoft-com:office:office" xmlns:oel="http://schemas.microsoft.com/office/2019/extlst" xmlns:r="http://schemas.openxmlformats.org/officeDocument/2006/relationships" xmlns:m="http://schemas.openxmlformats.org/officeDocument/2006/math" xmlns:v="urn:schemas-microsoft-com:vml" xmlns:wp14="http://schemas.microsoft.com/office/word/2010/wordprocessingDrawing" xmlns:wp="http://schemas.openxmlformats.org/drawingml/2006/wordprocessingDrawing" xmlns:w10="urn:schemas-microsoft-com:office:word" xmlns:w="http://schemas.openxmlformats.org/wordprocessingml/2006/main" xmlns:w14="http://schemas.microsoft.com/office/word/2010/wordml" xmlns:w15="http://schemas.microsoft.com/office/word/2012/wordml" xmlns:w16cex="http://schemas.microsoft.com/office/word/2018/wordml/cex" xmlns:w16cid="http://schemas.microsoft.com/office/word/2016/wordml/cid" xmlns:w16="http://schemas.microsoft.com/office/word/2018/wordml" xmlns:w16du="http://schemas.microsoft.com/office/word/2023/wordml/word16du" xmlns:w16sdtdh="http://schemas.microsoft.com/office/word/2020/wordml/sdtdatahash" xmlns:w16se="http://schemas.microsoft.com/office/word/2015/wordml/symex" xmlns:wpg="http://schemas.microsoft.com/office/word/2010/wordprocessingGroup" xmlns:wpi="http://schemas.microsoft.com/office/word/2010/wordprocessingInk" xmlns:wne="http://schemas.microsoft.com/office/word/2006/wordml" xmlns:wps="http://schemas.microsoft.com/office/word/2010/wordprocessingShape" mc:Ignorable="w14 w15 w16se w16cid w16 w16cex w16sdtdh w16du wp14">
+<w:ftr xmlns:wpc="http://schemas.microsoft.com/office/word/2010/wordprocessingCanvas" xmlns:cx="http://schemas.microsoft.com/office/drawing/2014/chartex" xmlns:cx1="http://schemas.microsoft.com/office/drawing/2015/9/8/chartex" xmlns:cx2="http://schemas.microsoft.com/office/drawing/2015/10/21/chartex" xmlns:cx3="http://schemas.microsoft.com/office/drawing/2016/5/9/chartex" xmlns:cx4="http://schemas.microsoft.com/office/drawing/2016/5/10/chartex" xmlns:cx5="http://schemas.microsoft.com/office/drawing/2016/5/11/chartex" xmlns:cx6="http://schemas.microsoft.com/office/drawing/2016/5/12/chartex" xmlns:cx7="http://schemas.microsoft.com/office/drawing/2016/5/13/chartex" xmlns:cx8="http://schemas.microsoft.com/office/drawing/2016/5/14/chartex" xmlns:mc="http://schemas.openxmlformats.org/markup-compatibility/2006" xmlns:aink="http://schemas.microsoft.com/office/drawing/2016/ink" xmlns:am3d="http://schemas.microsoft.com/office/drawing/2017/model3d" xmlns:o="urn:schemas-microsoft-com:office:office" xmlns:oel="http://schemas.microsoft.com/office/2019/extlst" xmlns:r="http://schemas.openxmlformats.org/officeDocument/2006/relationships" xmlns:m="http://schemas.openxmlformats.org/officeDocument/2006/math" xmlns:v="urn:schemas-microsoft-com:vml" xmlns:wp14="http://schemas.microsoft.com/office/word/2010/wordprocessingDrawing" xmlns:wp="http://schemas.openxmlformats.org/drawingml/2006/wordprocessingDrawing" xmlns:w10="urn:schemas-microsoft-com:office:word" xmlns:w="http://schemas.openxmlformats.org/wordprocessingml/2006/main" xmlns:w14="http://schemas.microsoft.com/office/word/2010/wordml" xmlns:w15="http://schemas.microsoft.com/office/word/2012/wordml" xmlns:w16cex="http://schemas.microsoft.com/office/word/2018/wordml/cex" xmlns:w16cid="http://schemas.microsoft.com/office/word/2016/wordml/cid" xmlns:w16="http://schemas.microsoft.com/office/word/2018/wordml" xmlns:w16du="http://schemas.microsoft.com/office/word/2023/wordml/word16du" xmlns:w16sdtdh="http://schemas.microsoft.com/office/word/2020/wordml/sdtdatahash" xmlns:w16sdtfl="http://schemas.microsoft.com/office/word/2024/wordml/sdtformatlock" xmlns:w16se="http://schemas.microsoft.com/office/word/2015/wordml/symex" xmlns:wpg="http://schemas.microsoft.com/office/word/2010/wordprocessingGroup" xmlns:wpi="http://schemas.microsoft.com/office/word/2010/wordprocessingInk" xmlns:wne="http://schemas.microsoft.com/office/word/2006/wordml" xmlns:wps="http://schemas.microsoft.com/office/word/2010/wordprocessingShape" mc:Ignorable="w14 w15 w16se w16cid w16 w16cex w16sdtdh w16sdtfl w16du wp14">
   <w:p>
     <w:pPr>
       <w:tabs>
@@ -5147,7 +4983,7 @@
 </file>
 
 <file path=word/footnotes.xml><?xml version="1.0" encoding="utf-8"?>
-<w:footnotes xmlns:wpc="http://schemas.microsoft.com/office/word/2010/wordprocessingCanvas" xmlns:cx="http://schemas.microsoft.com/office/drawing/2014/chartex" xmlns:cx1="http://schemas.microsoft.com/office/drawing/2015/9/8/chartex" xmlns:cx2="http://schemas.microsoft.com/office/drawing/2015/10/21/chartex" xmlns:cx3="http://schemas.microsoft.com/office/drawing/2016/5/9/chartex" xmlns:cx4="http://schemas.microsoft.com/office/drawing/2016/5/10/chartex" xmlns:cx5="http://schemas.microsoft.com/office/drawing/2016/5/11/chartex" xmlns:cx6="http://schemas.microsoft.com/office/drawing/2016/5/12/chartex" xmlns:cx7="http://schemas.microsoft.com/office/drawing/2016/5/13/chartex" xmlns:cx8="http://schemas.microsoft.com/office/drawing/2016/5/14/chartex" xmlns:mc="http://schemas.openxmlformats.org/markup-compatibility/2006" xmlns:aink="http://schemas.microsoft.com/office/drawing/2016/ink" xmlns:am3d="http://schemas.microsoft.com/office/drawing/2017/model3d" xmlns:o="urn:schemas-microsoft-com:office:office" xmlns:oel="http://schemas.microsoft.com/office/2019/extlst" xmlns:r="http://schemas.openxmlformats.org/officeDocument/2006/relationships" xmlns:m="http://schemas.openxmlformats.org/officeDocument/2006/math" xmlns:v="urn:schemas-microsoft-com:vml" xmlns:wp14="http://schemas.microsoft.com/office/word/2010/wordprocessingDrawing" xmlns:wp="http://schemas.openxmlformats.org/drawingml/2006/wordprocessingDrawing" xmlns:w10="urn:schemas-microsoft-com:office:word" xmlns:w="http://schemas.openxmlformats.org/wordprocessingml/2006/main" xmlns:w14="http://schemas.microsoft.com/office/word/2010/wordml" xmlns:w15="http://schemas.microsoft.com/office/word/2012/wordml" xmlns:w16cex="http://schemas.microsoft.com/office/word/2018/wordml/cex" xmlns:w16cid="http://schemas.microsoft.com/office/word/2016/wordml/cid" xmlns:w16="http://schemas.microsoft.com/office/word/2018/wordml" xmlns:w16du="http://schemas.microsoft.com/office/word/2023/wordml/word16du" xmlns:w16sdtdh="http://schemas.microsoft.com/office/word/2020/wordml/sdtdatahash" xmlns:w16se="http://schemas.microsoft.com/office/word/2015/wordml/symex" xmlns:wpg="http://schemas.microsoft.com/office/word/2010/wordprocessingGroup" xmlns:wpi="http://schemas.microsoft.com/office/word/2010/wordprocessingInk" xmlns:wne="http://schemas.microsoft.com/office/word/2006/wordml" xmlns:wps="http://schemas.microsoft.com/office/word/2010/wordprocessingShape" mc:Ignorable="w14 w15 w16se w16cid w16 w16cex w16sdtdh w16du wp14">
+<w:footnotes xmlns:wpc="http://schemas.microsoft.com/office/word/2010/wordprocessingCanvas" xmlns:cx="http://schemas.microsoft.com/office/drawing/2014/chartex" xmlns:cx1="http://schemas.microsoft.com/office/drawing/2015/9/8/chartex" xmlns:cx2="http://schemas.microsoft.com/office/drawing/2015/10/21/chartex" xmlns:cx3="http://schemas.microsoft.com/office/drawing/2016/5/9/chartex" xmlns:cx4="http://schemas.microsoft.com/office/drawing/2016/5/10/chartex" xmlns:cx5="http://schemas.microsoft.com/office/drawing/2016/5/11/chartex" xmlns:cx6="http://schemas.microsoft.com/office/drawing/2016/5/12/chartex" xmlns:cx7="http://schemas.microsoft.com/office/drawing/2016/5/13/chartex" xmlns:cx8="http://schemas.microsoft.com/office/drawing/2016/5/14/chartex" xmlns:mc="http://schemas.openxmlformats.org/markup-compatibility/2006" xmlns:aink="http://schemas.microsoft.com/office/drawing/2016/ink" xmlns:am3d="http://schemas.microsoft.com/office/drawing/2017/model3d" xmlns:o="urn:schemas-microsoft-com:office:office" xmlns:oel="http://schemas.microsoft.com/office/2019/extlst" xmlns:r="http://schemas.openxmlformats.org/officeDocument/2006/relationships" xmlns:m="http://schemas.openxmlformats.org/officeDocument/2006/math" xmlns:v="urn:schemas-microsoft-com:vml" xmlns:wp14="http://schemas.microsoft.com/office/word/2010/wordprocessingDrawing" xmlns:wp="http://schemas.openxmlformats.org/drawingml/2006/wordprocessingDrawing" xmlns:w10="urn:schemas-microsoft-com:office:word" xmlns:w="http://schemas.openxmlformats.org/wordprocessingml/2006/main" xmlns:w14="http://schemas.microsoft.com/office/word/2010/wordml" xmlns:w15="http://schemas.microsoft.com/office/word/2012/wordml" xmlns:w16cex="http://schemas.microsoft.com/office/word/2018/wordml/cex" xmlns:w16cid="http://schemas.microsoft.com/office/word/2016/wordml/cid" xmlns:w16="http://schemas.microsoft.com/office/word/2018/wordml" xmlns:w16du="http://schemas.microsoft.com/office/word/2023/wordml/word16du" xmlns:w16sdtdh="http://schemas.microsoft.com/office/word/2020/wordml/sdtdatahash" xmlns:w16sdtfl="http://schemas.microsoft.com/office/word/2024/wordml/sdtformatlock" xmlns:w16se="http://schemas.microsoft.com/office/word/2015/wordml/symex" xmlns:wpg="http://schemas.microsoft.com/office/word/2010/wordprocessingGroup" xmlns:wpi="http://schemas.microsoft.com/office/word/2010/wordprocessingInk" xmlns:wne="http://schemas.microsoft.com/office/word/2006/wordml" xmlns:wps="http://schemas.microsoft.com/office/word/2010/wordprocessingShape" mc:Ignorable="w14 w15 w16se w16cid w16 w16cex w16sdtdh w16sdtfl w16du wp14">
   <w:footnote w:type="separator" w:id="-1">
     <w:p>
       <w:r>
@@ -5166,7 +5002,7 @@
 </file>
 
 <file path=word/header1.xml><?xml version="1.0" encoding="utf-8"?>
-<w:hdr xmlns:wpc="http://schemas.microsoft.com/office/word/2010/wordprocessingCanvas" xmlns:cx="http://schemas.microsoft.com/office/drawing/2014/chartex" xmlns:cx1="http://schemas.microsoft.com/office/drawing/2015/9/8/chartex" xmlns:cx2="http://schemas.microsoft.com/office/drawing/2015/10/21/chartex" xmlns:cx3="http://schemas.microsoft.com/office/drawing/2016/5/9/chartex" xmlns:cx4="http://schemas.microsoft.com/office/drawing/2016/5/10/chartex" xmlns:cx5="http://schemas.microsoft.com/office/drawing/2016/5/11/chartex" xmlns:cx6="http://schemas.microsoft.com/office/drawing/2016/5/12/chartex" xmlns:cx7="http://schemas.microsoft.com/office/drawing/2016/5/13/chartex" xmlns:cx8="http://schemas.microsoft.com/office/drawing/2016/5/14/chartex" xmlns:mc="http://schemas.openxmlformats.org/markup-compatibility/2006" xmlns:aink="http://schemas.microsoft.com/office/drawing/2016/ink" xmlns:am3d="http://schemas.microsoft.com/office/drawing/2017/model3d" xmlns:o="urn:schemas-microsoft-com:office:office" xmlns:oel="http://schemas.microsoft.com/office/2019/extlst" xmlns:r="http://schemas.openxmlformats.org/officeDocument/2006/relationships" xmlns:m="http://schemas.openxmlformats.org/officeDocument/2006/math" xmlns:v="urn:schemas-microsoft-com:vml" xmlns:wp14="http://schemas.microsoft.com/office/word/2010/wordprocessingDrawing" xmlns:wp="http://schemas.openxmlformats.org/drawingml/2006/wordprocessingDrawing" xmlns:w10="urn:schemas-microsoft-com:office:word" xmlns:w="http://schemas.openxmlformats.org/wordprocessingml/2006/main" xmlns:w14="http://schemas.microsoft.com/office/word/2010/wordml" xmlns:w15="http://schemas.microsoft.com/office/word/2012/wordml" xmlns:w16cex="http://schemas.microsoft.com/office/word/2018/wordml/cex" xmlns:w16cid="http://schemas.microsoft.com/office/word/2016/wordml/cid" xmlns:w16="http://schemas.microsoft.com/office/word/2018/wordml" xmlns:w16du="http://schemas.microsoft.com/office/word/2023/wordml/word16du" xmlns:w16sdtdh="http://schemas.microsoft.com/office/word/2020/wordml/sdtdatahash" xmlns:w16se="http://schemas.microsoft.com/office/word/2015/wordml/symex" xmlns:wpg="http://schemas.microsoft.com/office/word/2010/wordprocessingGroup" xmlns:wpi="http://schemas.microsoft.com/office/word/2010/wordprocessingInk" xmlns:wne="http://schemas.microsoft.com/office/word/2006/wordml" xmlns:wps="http://schemas.microsoft.com/office/word/2010/wordprocessingShape" mc:Ignorable="w14 w15 w16se w16cid w16 w16cex w16sdtdh w16du wp14">
+<w:hdr xmlns:wpc="http://schemas.microsoft.com/office/word/2010/wordprocessingCanvas" xmlns:cx="http://schemas.microsoft.com/office/drawing/2014/chartex" xmlns:cx1="http://schemas.microsoft.com/office/drawing/2015/9/8/chartex" xmlns:cx2="http://schemas.microsoft.com/office/drawing/2015/10/21/chartex" xmlns:cx3="http://schemas.microsoft.com/office/drawing/2016/5/9/chartex" xmlns:cx4="http://schemas.microsoft.com/office/drawing/2016/5/10/chartex" xmlns:cx5="http://schemas.microsoft.com/office/drawing/2016/5/11/chartex" xmlns:cx6="http://schemas.microsoft.com/office/drawing/2016/5/12/chartex" xmlns:cx7="http://schemas.microsoft.com/office/drawing/2016/5/13/chartex" xmlns:cx8="http://schemas.microsoft.com/office/drawing/2016/5/14/chartex" xmlns:mc="http://schemas.openxmlformats.org/markup-compatibility/2006" xmlns:aink="http://schemas.microsoft.com/office/drawing/2016/ink" xmlns:am3d="http://schemas.microsoft.com/office/drawing/2017/model3d" xmlns:o="urn:schemas-microsoft-com:office:office" xmlns:oel="http://schemas.microsoft.com/office/2019/extlst" xmlns:r="http://schemas.openxmlformats.org/officeDocument/2006/relationships" xmlns:m="http://schemas.openxmlformats.org/officeDocument/2006/math" xmlns:v="urn:schemas-microsoft-com:vml" xmlns:wp14="http://schemas.microsoft.com/office/word/2010/wordprocessingDrawing" xmlns:wp="http://schemas.openxmlformats.org/drawingml/2006/wordprocessingDrawing" xmlns:w10="urn:schemas-microsoft-com:office:word" xmlns:w="http://schemas.openxmlformats.org/wordprocessingml/2006/main" xmlns:w14="http://schemas.microsoft.com/office/word/2010/wordml" xmlns:w15="http://schemas.microsoft.com/office/word/2012/wordml" xmlns:w16cex="http://schemas.microsoft.com/office/word/2018/wordml/cex" xmlns:w16cid="http://schemas.microsoft.com/office/word/2016/wordml/cid" xmlns:w16="http://schemas.microsoft.com/office/word/2018/wordml" xmlns:w16du="http://schemas.microsoft.com/office/word/2023/wordml/word16du" xmlns:w16sdtdh="http://schemas.microsoft.com/office/word/2020/wordml/sdtdatahash" xmlns:w16sdtfl="http://schemas.microsoft.com/office/word/2024/wordml/sdtformatlock" xmlns:w16se="http://schemas.microsoft.com/office/word/2015/wordml/symex" xmlns:wpg="http://schemas.microsoft.com/office/word/2010/wordprocessingGroup" xmlns:wpi="http://schemas.microsoft.com/office/word/2010/wordprocessingInk" xmlns:wne="http://schemas.microsoft.com/office/word/2006/wordml" xmlns:wps="http://schemas.microsoft.com/office/word/2010/wordprocessingShape" mc:Ignorable="w14 w15 w16se w16cid w16 w16cex w16sdtdh w16sdtfl w16du wp14">
   <w:p>
     <w:pPr>
       <w:pStyle w:val="Platzhalter"/>
@@ -5200,7 +5036,7 @@
 </file>
 
 <file path=word/header2.xml><?xml version="1.0" encoding="utf-8"?>
-<w:hdr xmlns:wpc="http://schemas.microsoft.com/office/word/2010/wordprocessingCanvas" xmlns:cx="http://schemas.microsoft.com/office/drawing/2014/chartex" xmlns:cx1="http://schemas.microsoft.com/office/drawing/2015/9/8/chartex" xmlns:cx2="http://schemas.microsoft.com/office/drawing/2015/10/21/chartex" xmlns:cx3="http://schemas.microsoft.com/office/drawing/2016/5/9/chartex" xmlns:cx4="http://schemas.microsoft.com/office/drawing/2016/5/10/chartex" xmlns:cx5="http://schemas.microsoft.com/office/drawing/2016/5/11/chartex" xmlns:cx6="http://schemas.microsoft.com/office/drawing/2016/5/12/chartex" xmlns:cx7="http://schemas.microsoft.com/office/drawing/2016/5/13/chartex" xmlns:cx8="http://schemas.microsoft.com/office/drawing/2016/5/14/chartex" xmlns:mc="http://schemas.openxmlformats.org/markup-compatibility/2006" xmlns:aink="http://schemas.microsoft.com/office/drawing/2016/ink" xmlns:am3d="http://schemas.microsoft.com/office/drawing/2017/model3d" xmlns:o="urn:schemas-microsoft-com:office:office" xmlns:oel="http://schemas.microsoft.com/office/2019/extlst" xmlns:r="http://schemas.openxmlformats.org/officeDocument/2006/relationships" xmlns:m="http://schemas.openxmlformats.org/officeDocument/2006/math" xmlns:v="urn:schemas-microsoft-com:vml" xmlns:wp14="http://schemas.microsoft.com/office/word/2010/wordprocessingDrawing" xmlns:wp="http://schemas.openxmlformats.org/drawingml/2006/wordprocessingDrawing" xmlns:w10="urn:schemas-microsoft-com:office:word" xmlns:w="http://schemas.openxmlformats.org/wordprocessingml/2006/main" xmlns:w14="http://schemas.microsoft.com/office/word/2010/wordml" xmlns:w15="http://schemas.microsoft.com/office/word/2012/wordml" xmlns:w16cex="http://schemas.microsoft.com/office/word/2018/wordml/cex" xmlns:w16cid="http://schemas.microsoft.com/office/word/2016/wordml/cid" xmlns:w16="http://schemas.microsoft.com/office/word/2018/wordml" xmlns:w16du="http://schemas.microsoft.com/office/word/2023/wordml/word16du" xmlns:w16sdtdh="http://schemas.microsoft.com/office/word/2020/wordml/sdtdatahash" xmlns:w16se="http://schemas.microsoft.com/office/word/2015/wordml/symex" xmlns:wpg="http://schemas.microsoft.com/office/word/2010/wordprocessingGroup" xmlns:wpi="http://schemas.microsoft.com/office/word/2010/wordprocessingInk" xmlns:wne="http://schemas.microsoft.com/office/word/2006/wordml" xmlns:wps="http://schemas.microsoft.com/office/word/2010/wordprocessingShape" mc:Ignorable="w14 w15 w16se w16cid w16 w16cex w16sdtdh w16du wp14">
+<w:hdr xmlns:wpc="http://schemas.microsoft.com/office/word/2010/wordprocessingCanvas" xmlns:cx="http://schemas.microsoft.com/office/drawing/2014/chartex" xmlns:cx1="http://schemas.microsoft.com/office/drawing/2015/9/8/chartex" xmlns:cx2="http://schemas.microsoft.com/office/drawing/2015/10/21/chartex" xmlns:cx3="http://schemas.microsoft.com/office/drawing/2016/5/9/chartex" xmlns:cx4="http://schemas.microsoft.com/office/drawing/2016/5/10/chartex" xmlns:cx5="http://schemas.microsoft.com/office/drawing/2016/5/11/chartex" xmlns:cx6="http://schemas.microsoft.com/office/drawing/2016/5/12/chartex" xmlns:cx7="http://schemas.microsoft.com/office/drawing/2016/5/13/chartex" xmlns:cx8="http://schemas.microsoft.com/office/drawing/2016/5/14/chartex" xmlns:mc="http://schemas.openxmlformats.org/markup-compatibility/2006" xmlns:aink="http://schemas.microsoft.com/office/drawing/2016/ink" xmlns:am3d="http://schemas.microsoft.com/office/drawing/2017/model3d" xmlns:o="urn:schemas-microsoft-com:office:office" xmlns:oel="http://schemas.microsoft.com/office/2019/extlst" xmlns:r="http://schemas.openxmlformats.org/officeDocument/2006/relationships" xmlns:m="http://schemas.openxmlformats.org/officeDocument/2006/math" xmlns:v="urn:schemas-microsoft-com:vml" xmlns:wp14="http://schemas.microsoft.com/office/word/2010/wordprocessingDrawing" xmlns:wp="http://schemas.openxmlformats.org/drawingml/2006/wordprocessingDrawing" xmlns:w10="urn:schemas-microsoft-com:office:word" xmlns:w="http://schemas.openxmlformats.org/wordprocessingml/2006/main" xmlns:w14="http://schemas.microsoft.com/office/word/2010/wordml" xmlns:w15="http://schemas.microsoft.com/office/word/2012/wordml" xmlns:w16cex="http://schemas.microsoft.com/office/word/2018/wordml/cex" xmlns:w16cid="http://schemas.microsoft.com/office/word/2016/wordml/cid" xmlns:w16="http://schemas.microsoft.com/office/word/2018/wordml" xmlns:w16du="http://schemas.microsoft.com/office/word/2023/wordml/word16du" xmlns:w16sdtdh="http://schemas.microsoft.com/office/word/2020/wordml/sdtdatahash" xmlns:w16sdtfl="http://schemas.microsoft.com/office/word/2024/wordml/sdtformatlock" xmlns:w16se="http://schemas.microsoft.com/office/word/2015/wordml/symex" xmlns:wpg="http://schemas.microsoft.com/office/word/2010/wordprocessingGroup" xmlns:wpi="http://schemas.microsoft.com/office/word/2010/wordprocessingInk" xmlns:wne="http://schemas.microsoft.com/office/word/2006/wordml" xmlns:wps="http://schemas.microsoft.com/office/word/2010/wordprocessingShape" mc:Ignorable="w14 w15 w16se w16cid w16 w16cex w16sdtdh w16sdtfl w16du wp14">
   <w:p>
     <w:pPr>
       <w:pStyle w:val="Platzhalter"/>
@@ -5234,7 +5070,7 @@
 </file>
 
 <file path=word/numbering.xml><?xml version="1.0" encoding="utf-8"?>
-<w:numbering xmlns:wpc="http://schemas.microsoft.com/office/word/2010/wordprocessingCanvas" xmlns:cx="http://schemas.microsoft.com/office/drawing/2014/chartex" xmlns:cx1="http://schemas.microsoft.com/office/drawing/2015/9/8/chartex" xmlns:cx2="http://schemas.microsoft.com/office/drawing/2015/10/21/chartex" xmlns:cx3="http://schemas.microsoft.com/office/drawing/2016/5/9/chartex" xmlns:cx4="http://schemas.microsoft.com/office/drawing/2016/5/10/chartex" xmlns:cx5="http://schemas.microsoft.com/office/drawing/2016/5/11/chartex" xmlns:cx6="http://schemas.microsoft.com/office/drawing/2016/5/12/chartex" xmlns:cx7="http://schemas.microsoft.com/office/drawing/2016/5/13/chartex" xmlns:cx8="http://schemas.microsoft.com/office/drawing/2016/5/14/chartex" xmlns:mc="http://schemas.openxmlformats.org/markup-compatibility/2006" xmlns:aink="http://schemas.microsoft.com/office/drawing/2016/ink" xmlns:am3d="http://schemas.microsoft.com/office/drawing/2017/model3d" xmlns:o="urn:schemas-microsoft-com:office:office" xmlns:oel="http://schemas.microsoft.com/office/2019/extlst" xmlns:r="http://schemas.openxmlformats.org/officeDocument/2006/relationships" xmlns:m="http://schemas.openxmlformats.org/officeDocument/2006/math" xmlns:v="urn:schemas-microsoft-com:vml" xmlns:wp14="http://schemas.microsoft.com/office/word/2010/wordprocessingDrawing" xmlns:wp="http://schemas.openxmlformats.org/drawingml/2006/wordprocessingDrawing" xmlns:w10="urn:schemas-microsoft-com:office:word" xmlns:w="http://schemas.openxmlformats.org/wordprocessingml/2006/main" xmlns:w14="http://schemas.microsoft.com/office/word/2010/wordml" xmlns:w15="http://schemas.microsoft.com/office/word/2012/wordml" xmlns:w16cex="http://schemas.microsoft.com/office/word/2018/wordml/cex" xmlns:w16cid="http://schemas.microsoft.com/office/word/2016/wordml/cid" xmlns:w16="http://schemas.microsoft.com/office/word/2018/wordml" xmlns:w16du="http://schemas.microsoft.com/office/word/2023/wordml/word16du" xmlns:w16sdtdh="http://schemas.microsoft.com/office/word/2020/wordml/sdtdatahash" xmlns:w16se="http://schemas.microsoft.com/office/word/2015/wordml/symex" xmlns:wpg="http://schemas.microsoft.com/office/word/2010/wordprocessingGroup" xmlns:wpi="http://schemas.microsoft.com/office/word/2010/wordprocessingInk" xmlns:wne="http://schemas.microsoft.com/office/word/2006/wordml" xmlns:wps="http://schemas.microsoft.com/office/word/2010/wordprocessingShape" mc:Ignorable="w14 w15 w16se w16cid w16 w16cex w16sdtdh w16du wp14">
+<w:numbering xmlns:wpc="http://schemas.microsoft.com/office/word/2010/wordprocessingCanvas" xmlns:cx="http://schemas.microsoft.com/office/drawing/2014/chartex" xmlns:cx1="http://schemas.microsoft.com/office/drawing/2015/9/8/chartex" xmlns:cx2="http://schemas.microsoft.com/office/drawing/2015/10/21/chartex" xmlns:cx3="http://schemas.microsoft.com/office/drawing/2016/5/9/chartex" xmlns:cx4="http://schemas.microsoft.com/office/drawing/2016/5/10/chartex" xmlns:cx5="http://schemas.microsoft.com/office/drawing/2016/5/11/chartex" xmlns:cx6="http://schemas.microsoft.com/office/drawing/2016/5/12/chartex" xmlns:cx7="http://schemas.microsoft.com/office/drawing/2016/5/13/chartex" xmlns:cx8="http://schemas.microsoft.com/office/drawing/2016/5/14/chartex" xmlns:mc="http://schemas.openxmlformats.org/markup-compatibility/2006" xmlns:aink="http://schemas.microsoft.com/office/drawing/2016/ink" xmlns:am3d="http://schemas.microsoft.com/office/drawing/2017/model3d" xmlns:o="urn:schemas-microsoft-com:office:office" xmlns:oel="http://schemas.microsoft.com/office/2019/extlst" xmlns:r="http://schemas.openxmlformats.org/officeDocument/2006/relationships" xmlns:m="http://schemas.openxmlformats.org/officeDocument/2006/math" xmlns:v="urn:schemas-microsoft-com:vml" xmlns:wp14="http://schemas.microsoft.com/office/word/2010/wordprocessingDrawing" xmlns:wp="http://schemas.openxmlformats.org/drawingml/2006/wordprocessingDrawing" xmlns:w10="urn:schemas-microsoft-com:office:word" xmlns:w="http://schemas.openxmlformats.org/wordprocessingml/2006/main" xmlns:w14="http://schemas.microsoft.com/office/word/2010/wordml" xmlns:w15="http://schemas.microsoft.com/office/word/2012/wordml" xmlns:w16cex="http://schemas.microsoft.com/office/word/2018/wordml/cex" xmlns:w16cid="http://schemas.microsoft.com/office/word/2016/wordml/cid" xmlns:w16="http://schemas.microsoft.com/office/word/2018/wordml" xmlns:w16du="http://schemas.microsoft.com/office/word/2023/wordml/word16du" xmlns:w16sdtdh="http://schemas.microsoft.com/office/word/2020/wordml/sdtdatahash" xmlns:w16sdtfl="http://schemas.microsoft.com/office/word/2024/wordml/sdtformatlock" xmlns:w16se="http://schemas.microsoft.com/office/word/2015/wordml/symex" xmlns:wpg="http://schemas.microsoft.com/office/word/2010/wordprocessingGroup" xmlns:wpi="http://schemas.microsoft.com/office/word/2010/wordprocessingInk" xmlns:wne="http://schemas.microsoft.com/office/word/2006/wordml" xmlns:wps="http://schemas.microsoft.com/office/word/2010/wordprocessingShape" mc:Ignorable="w14 w15 w16se w16cid w16 w16cex w16sdtdh w16sdtfl w16du wp14">
   <w:abstractNum w:abstractNumId="0" w15:restartNumberingAfterBreak="0">
     <w:nsid w:val="05455E45"/>
     <w:multiLevelType w:val="multilevel"/>
@@ -5695,6 +5531,92 @@
     </w:lvl>
   </w:abstractNum>
   <w:abstractNum w:abstractNumId="5" w15:restartNumberingAfterBreak="0">
+    <w:nsid w:val="134F788B"/>
+    <w:multiLevelType w:val="hybridMultilevel"/>
+    <w:tmpl w:val="74DA313E"/>
+    <w:lvl w:ilvl="0" w:tplc="08070019">
+      <w:start w:val="1"/>
+      <w:numFmt w:val="lowerLetter"/>
+      <w:lvlText w:val="%1."/>
+      <w:lvlJc w:val="left"/>
+      <w:pPr>
+        <w:ind w:left="720" w:hanging="360"/>
+      </w:pPr>
+    </w:lvl>
+    <w:lvl w:ilvl="1" w:tplc="08070019" w:tentative="1">
+      <w:start w:val="1"/>
+      <w:numFmt w:val="lowerLetter"/>
+      <w:lvlText w:val="%2."/>
+      <w:lvlJc w:val="left"/>
+      <w:pPr>
+        <w:ind w:left="1440" w:hanging="360"/>
+      </w:pPr>
+    </w:lvl>
+    <w:lvl w:ilvl="2" w:tplc="0807001B" w:tentative="1">
+      <w:start w:val="1"/>
+      <w:numFmt w:val="lowerRoman"/>
+      <w:lvlText w:val="%3."/>
+      <w:lvlJc w:val="right"/>
+      <w:pPr>
+        <w:ind w:left="2160" w:hanging="180"/>
+      </w:pPr>
+    </w:lvl>
+    <w:lvl w:ilvl="3" w:tplc="0807000F" w:tentative="1">
+      <w:start w:val="1"/>
+      <w:numFmt w:val="decimal"/>
+      <w:lvlText w:val="%4."/>
+      <w:lvlJc w:val="left"/>
+      <w:pPr>
+        <w:ind w:left="2880" w:hanging="360"/>
+      </w:pPr>
+    </w:lvl>
+    <w:lvl w:ilvl="4" w:tplc="08070019" w:tentative="1">
+      <w:start w:val="1"/>
+      <w:numFmt w:val="lowerLetter"/>
+      <w:lvlText w:val="%5."/>
+      <w:lvlJc w:val="left"/>
+      <w:pPr>
+        <w:ind w:left="3600" w:hanging="360"/>
+      </w:pPr>
+    </w:lvl>
+    <w:lvl w:ilvl="5" w:tplc="0807001B" w:tentative="1">
+      <w:start w:val="1"/>
+      <w:numFmt w:val="lowerRoman"/>
+      <w:lvlText w:val="%6."/>
+      <w:lvlJc w:val="right"/>
+      <w:pPr>
+        <w:ind w:left="4320" w:hanging="180"/>
+      </w:pPr>
+    </w:lvl>
+    <w:lvl w:ilvl="6" w:tplc="0807000F" w:tentative="1">
+      <w:start w:val="1"/>
+      <w:numFmt w:val="decimal"/>
+      <w:lvlText w:val="%7."/>
+      <w:lvlJc w:val="left"/>
+      <w:pPr>
+        <w:ind w:left="5040" w:hanging="360"/>
+      </w:pPr>
+    </w:lvl>
+    <w:lvl w:ilvl="7" w:tplc="08070019" w:tentative="1">
+      <w:start w:val="1"/>
+      <w:numFmt w:val="lowerLetter"/>
+      <w:lvlText w:val="%8."/>
+      <w:lvlJc w:val="left"/>
+      <w:pPr>
+        <w:ind w:left="5760" w:hanging="360"/>
+      </w:pPr>
+    </w:lvl>
+    <w:lvl w:ilvl="8" w:tplc="0807001B" w:tentative="1">
+      <w:start w:val="1"/>
+      <w:numFmt w:val="lowerRoman"/>
+      <w:lvlText w:val="%9."/>
+      <w:lvlJc w:val="right"/>
+      <w:pPr>
+        <w:ind w:left="6480" w:hanging="180"/>
+      </w:pPr>
+    </w:lvl>
+  </w:abstractNum>
+  <w:abstractNum w:abstractNumId="6" w15:restartNumberingAfterBreak="0">
     <w:nsid w:val="15DB1B12"/>
     <w:multiLevelType w:val="hybridMultilevel"/>
     <w:tmpl w:val="92F07B90"/>
@@ -5808,7 +5730,7 @@
       </w:rPr>
     </w:lvl>
   </w:abstractNum>
-  <w:abstractNum w:abstractNumId="6" w15:restartNumberingAfterBreak="0">
+  <w:abstractNum w:abstractNumId="7" w15:restartNumberingAfterBreak="0">
     <w:nsid w:val="18C20150"/>
     <w:multiLevelType w:val="multilevel"/>
     <w:tmpl w:val="08070025"/>
@@ -5903,7 +5825,7 @@
       </w:pPr>
     </w:lvl>
   </w:abstractNum>
-  <w:abstractNum w:abstractNumId="7" w15:restartNumberingAfterBreak="0">
+  <w:abstractNum w:abstractNumId="8" w15:restartNumberingAfterBreak="0">
     <w:nsid w:val="18E656DF"/>
     <w:multiLevelType w:val="multilevel"/>
     <w:tmpl w:val="DD00EB2E"/>
@@ -5998,7 +5920,7 @@
       </w:pPr>
     </w:lvl>
   </w:abstractNum>
-  <w:abstractNum w:abstractNumId="8" w15:restartNumberingAfterBreak="0">
+  <w:abstractNum w:abstractNumId="9" w15:restartNumberingAfterBreak="0">
     <w:nsid w:val="2376208F"/>
     <w:multiLevelType w:val="hybridMultilevel"/>
     <w:tmpl w:val="99BC6F3A"/>
@@ -6094,7 +6016,7 @@
       </w:pPr>
     </w:lvl>
   </w:abstractNum>
-  <w:abstractNum w:abstractNumId="9" w15:restartNumberingAfterBreak="0">
+  <w:abstractNum w:abstractNumId="10" w15:restartNumberingAfterBreak="0">
     <w:nsid w:val="28772270"/>
     <w:multiLevelType w:val="multilevel"/>
     <w:tmpl w:val="C2F24DD4"/>
@@ -6180,7 +6102,7 @@
       </w:pPr>
     </w:lvl>
   </w:abstractNum>
-  <w:abstractNum w:abstractNumId="10" w15:restartNumberingAfterBreak="0">
+  <w:abstractNum w:abstractNumId="11" w15:restartNumberingAfterBreak="0">
     <w:nsid w:val="29253D36"/>
     <w:multiLevelType w:val="multilevel"/>
     <w:tmpl w:val="0DD62B18"/>
@@ -6267,7 +6189,7 @@
       </w:pPr>
     </w:lvl>
   </w:abstractNum>
-  <w:abstractNum w:abstractNumId="11" w15:restartNumberingAfterBreak="0">
+  <w:abstractNum w:abstractNumId="12" w15:restartNumberingAfterBreak="0">
     <w:nsid w:val="2AD90A2B"/>
     <w:multiLevelType w:val="multilevel"/>
     <w:tmpl w:val="0807001F"/>
@@ -6353,7 +6275,7 @@
       </w:pPr>
     </w:lvl>
   </w:abstractNum>
-  <w:abstractNum w:abstractNumId="12" w15:restartNumberingAfterBreak="0">
+  <w:abstractNum w:abstractNumId="13" w15:restartNumberingAfterBreak="0">
     <w:nsid w:val="2BB0486E"/>
     <w:multiLevelType w:val="multilevel"/>
     <w:tmpl w:val="C5E469CA"/>
@@ -6439,7 +6361,7 @@
       </w:pPr>
     </w:lvl>
   </w:abstractNum>
-  <w:abstractNum w:abstractNumId="13" w15:restartNumberingAfterBreak="0">
+  <w:abstractNum w:abstractNumId="14" w15:restartNumberingAfterBreak="0">
     <w:nsid w:val="303C2029"/>
     <w:multiLevelType w:val="hybridMultilevel"/>
     <w:tmpl w:val="DF00A642"/>
@@ -6552,7 +6474,7 @@
       </w:rPr>
     </w:lvl>
   </w:abstractNum>
-  <w:abstractNum w:abstractNumId="14" w15:restartNumberingAfterBreak="0">
+  <w:abstractNum w:abstractNumId="15" w15:restartNumberingAfterBreak="0">
     <w:nsid w:val="34A6075A"/>
     <w:multiLevelType w:val="hybridMultilevel"/>
     <w:tmpl w:val="771032B8"/>
@@ -6647,7 +6569,93 @@
       </w:pPr>
     </w:lvl>
   </w:abstractNum>
-  <w:abstractNum w:abstractNumId="15" w15:restartNumberingAfterBreak="0">
+  <w:abstractNum w:abstractNumId="16" w15:restartNumberingAfterBreak="0">
+    <w:nsid w:val="3FB12A03"/>
+    <w:multiLevelType w:val="hybridMultilevel"/>
+    <w:tmpl w:val="74DA313E"/>
+    <w:lvl w:ilvl="0" w:tplc="FFFFFFFF">
+      <w:start w:val="1"/>
+      <w:numFmt w:val="lowerLetter"/>
+      <w:lvlText w:val="%1."/>
+      <w:lvlJc w:val="left"/>
+      <w:pPr>
+        <w:ind w:left="720" w:hanging="360"/>
+      </w:pPr>
+    </w:lvl>
+    <w:lvl w:ilvl="1" w:tplc="FFFFFFFF" w:tentative="1">
+      <w:start w:val="1"/>
+      <w:numFmt w:val="lowerLetter"/>
+      <w:lvlText w:val="%2."/>
+      <w:lvlJc w:val="left"/>
+      <w:pPr>
+        <w:ind w:left="1440" w:hanging="360"/>
+      </w:pPr>
+    </w:lvl>
+    <w:lvl w:ilvl="2" w:tplc="FFFFFFFF" w:tentative="1">
+      <w:start w:val="1"/>
+      <w:numFmt w:val="lowerRoman"/>
+      <w:lvlText w:val="%3."/>
+      <w:lvlJc w:val="right"/>
+      <w:pPr>
+        <w:ind w:left="2160" w:hanging="180"/>
+      </w:pPr>
+    </w:lvl>
+    <w:lvl w:ilvl="3" w:tplc="FFFFFFFF" w:tentative="1">
+      <w:start w:val="1"/>
+      <w:numFmt w:val="decimal"/>
+      <w:lvlText w:val="%4."/>
+      <w:lvlJc w:val="left"/>
+      <w:pPr>
+        <w:ind w:left="2880" w:hanging="360"/>
+      </w:pPr>
+    </w:lvl>
+    <w:lvl w:ilvl="4" w:tplc="FFFFFFFF" w:tentative="1">
+      <w:start w:val="1"/>
+      <w:numFmt w:val="lowerLetter"/>
+      <w:lvlText w:val="%5."/>
+      <w:lvlJc w:val="left"/>
+      <w:pPr>
+        <w:ind w:left="3600" w:hanging="360"/>
+      </w:pPr>
+    </w:lvl>
+    <w:lvl w:ilvl="5" w:tplc="FFFFFFFF" w:tentative="1">
+      <w:start w:val="1"/>
+      <w:numFmt w:val="lowerRoman"/>
+      <w:lvlText w:val="%6."/>
+      <w:lvlJc w:val="right"/>
+      <w:pPr>
+        <w:ind w:left="4320" w:hanging="180"/>
+      </w:pPr>
+    </w:lvl>
+    <w:lvl w:ilvl="6" w:tplc="FFFFFFFF" w:tentative="1">
+      <w:start w:val="1"/>
+      <w:numFmt w:val="decimal"/>
+      <w:lvlText w:val="%7."/>
+      <w:lvlJc w:val="left"/>
+      <w:pPr>
+        <w:ind w:left="5040" w:hanging="360"/>
+      </w:pPr>
+    </w:lvl>
+    <w:lvl w:ilvl="7" w:tplc="FFFFFFFF" w:tentative="1">
+      <w:start w:val="1"/>
+      <w:numFmt w:val="lowerLetter"/>
+      <w:lvlText w:val="%8."/>
+      <w:lvlJc w:val="left"/>
+      <w:pPr>
+        <w:ind w:left="5760" w:hanging="360"/>
+      </w:pPr>
+    </w:lvl>
+    <w:lvl w:ilvl="8" w:tplc="FFFFFFFF" w:tentative="1">
+      <w:start w:val="1"/>
+      <w:numFmt w:val="lowerRoman"/>
+      <w:lvlText w:val="%9."/>
+      <w:lvlJc w:val="right"/>
+      <w:pPr>
+        <w:ind w:left="6480" w:hanging="180"/>
+      </w:pPr>
+    </w:lvl>
+  </w:abstractNum>
+  <w:abstractNum w:abstractNumId="17" w15:restartNumberingAfterBreak="0">
     <w:nsid w:val="4187200B"/>
     <w:multiLevelType w:val="multilevel"/>
     <w:tmpl w:val="0807001F"/>
@@ -6733,7 +6741,7 @@
       </w:pPr>
     </w:lvl>
   </w:abstractNum>
-  <w:abstractNum w:abstractNumId="16" w15:restartNumberingAfterBreak="0">
+  <w:abstractNum w:abstractNumId="18" w15:restartNumberingAfterBreak="0">
     <w:nsid w:val="43AD0862"/>
     <w:multiLevelType w:val="multilevel"/>
     <w:tmpl w:val="824030F4"/>
@@ -6819,7 +6827,7 @@
       </w:pPr>
     </w:lvl>
   </w:abstractNum>
-  <w:abstractNum w:abstractNumId="17" w15:restartNumberingAfterBreak="0">
+  <w:abstractNum w:abstractNumId="19" w15:restartNumberingAfterBreak="0">
     <w:nsid w:val="4EE159B7"/>
     <w:multiLevelType w:val="multilevel"/>
     <w:tmpl w:val="FDDEC4B2"/>
@@ -6933,7 +6941,7 @@
       </w:pPr>
     </w:lvl>
   </w:abstractNum>
-  <w:abstractNum w:abstractNumId="18" w15:restartNumberingAfterBreak="0">
+  <w:abstractNum w:abstractNumId="20" w15:restartNumberingAfterBreak="0">
     <w:nsid w:val="63352555"/>
     <w:multiLevelType w:val="multilevel"/>
     <w:tmpl w:val="0807001F"/>
@@ -7019,7 +7027,7 @@
       </w:pPr>
     </w:lvl>
   </w:abstractNum>
-  <w:abstractNum w:abstractNumId="19" w15:restartNumberingAfterBreak="0">
+  <w:abstractNum w:abstractNumId="21" w15:restartNumberingAfterBreak="0">
     <w:nsid w:val="64FA2618"/>
     <w:multiLevelType w:val="hybridMultilevel"/>
     <w:tmpl w:val="3DEE400E"/>
@@ -7105,7 +7113,7 @@
       </w:pPr>
     </w:lvl>
   </w:abstractNum>
-  <w:abstractNum w:abstractNumId="20" w15:restartNumberingAfterBreak="0">
+  <w:abstractNum w:abstractNumId="22" w15:restartNumberingAfterBreak="0">
     <w:nsid w:val="6AF637E6"/>
     <w:multiLevelType w:val="hybridMultilevel"/>
     <w:tmpl w:val="3D2E6CC6"/>
@@ -7218,7 +7226,7 @@
       </w:rPr>
     </w:lvl>
   </w:abstractNum>
-  <w:abstractNum w:abstractNumId="21" w15:restartNumberingAfterBreak="0">
+  <w:abstractNum w:abstractNumId="23" w15:restartNumberingAfterBreak="0">
     <w:nsid w:val="778B58CA"/>
     <w:multiLevelType w:val="multilevel"/>
     <w:tmpl w:val="0807001F"/>
@@ -7304,7 +7312,7 @@
       </w:pPr>
     </w:lvl>
   </w:abstractNum>
-  <w:abstractNum w:abstractNumId="22" w15:restartNumberingAfterBreak="0">
+  <w:abstractNum w:abstractNumId="24" w15:restartNumberingAfterBreak="0">
     <w:nsid w:val="7FB2293E"/>
     <w:multiLevelType w:val="hybridMultilevel"/>
     <w:tmpl w:val="2BFCB0FA"/>
@@ -7418,13 +7426,13 @@
     </w:lvl>
   </w:abstractNum>
   <w:num w:numId="1" w16cid:durableId="342047584">
-    <w:abstractNumId w:val="5"/>
+    <w:abstractNumId w:val="6"/>
   </w:num>
   <w:num w:numId="2" w16cid:durableId="1397971385">
-    <w:abstractNumId w:val="17"/>
+    <w:abstractNumId w:val="19"/>
   </w:num>
   <w:num w:numId="3" w16cid:durableId="1950891936">
-    <w:abstractNumId w:val="8"/>
+    <w:abstractNumId w:val="9"/>
   </w:num>
   <w:num w:numId="4" w16cid:durableId="1493334073">
     <w:abstractNumId w:val="0"/>
@@ -7460,7 +7468,7 @@
     </w:lvlOverride>
   </w:num>
   <w:num w:numId="6" w16cid:durableId="1506633956">
-    <w:abstractNumId w:val="14"/>
+    <w:abstractNumId w:val="15"/>
   </w:num>
   <w:num w:numId="7" w16cid:durableId="368189146">
     <w:abstractNumId w:val="0"/>
@@ -7529,22 +7537,22 @@
     <w:abstractNumId w:val="4"/>
   </w:num>
   <w:num w:numId="11" w16cid:durableId="2127962196">
+    <w:abstractNumId w:val="11"/>
+  </w:num>
+  <w:num w:numId="12" w16cid:durableId="851265025">
+    <w:abstractNumId w:val="20"/>
+  </w:num>
+  <w:num w:numId="13" w16cid:durableId="846872897">
+    <w:abstractNumId w:val="12"/>
+  </w:num>
+  <w:num w:numId="14" w16cid:durableId="477112409">
     <w:abstractNumId w:val="10"/>
   </w:num>
-  <w:num w:numId="12" w16cid:durableId="851265025">
+  <w:num w:numId="15" w16cid:durableId="142940019">
     <w:abstractNumId w:val="18"/>
   </w:num>
-  <w:num w:numId="13" w16cid:durableId="846872897">
-    <w:abstractNumId w:val="11"/>
-  </w:num>
-  <w:num w:numId="14" w16cid:durableId="477112409">
-    <w:abstractNumId w:val="9"/>
-  </w:num>
-  <w:num w:numId="15" w16cid:durableId="142940019">
-    <w:abstractNumId w:val="16"/>
-  </w:num>
   <w:num w:numId="16" w16cid:durableId="2103405579">
-    <w:abstractNumId w:val="12"/>
+    <w:abstractNumId w:val="13"/>
   </w:num>
   <w:num w:numId="17" w16cid:durableId="1679426369">
     <w:abstractNumId w:val="1"/>
@@ -7553,35 +7561,44 @@
     <w:abstractNumId w:val="3"/>
   </w:num>
   <w:num w:numId="19" w16cid:durableId="1992831777">
+    <w:abstractNumId w:val="8"/>
+  </w:num>
+  <w:num w:numId="20" w16cid:durableId="218176746">
+    <w:abstractNumId w:val="23"/>
+  </w:num>
+  <w:num w:numId="21" w16cid:durableId="1186402856">
+    <w:abstractNumId w:val="17"/>
+  </w:num>
+  <w:num w:numId="22" w16cid:durableId="1560482263">
     <w:abstractNumId w:val="7"/>
   </w:num>
-  <w:num w:numId="20" w16cid:durableId="218176746">
+  <w:num w:numId="23" w16cid:durableId="192697275">
     <w:abstractNumId w:val="21"/>
   </w:num>
-  <w:num w:numId="21" w16cid:durableId="1186402856">
-    <w:abstractNumId w:val="15"/>
-  </w:num>
-  <w:num w:numId="22" w16cid:durableId="1560482263">
-    <w:abstractNumId w:val="6"/>
-  </w:num>
-  <w:num w:numId="23" w16cid:durableId="192697275">
-    <w:abstractNumId w:val="19"/>
-  </w:num>
   <w:num w:numId="24" w16cid:durableId="676887664">
-    <w:abstractNumId w:val="13"/>
+    <w:abstractNumId w:val="14"/>
   </w:num>
   <w:num w:numId="25" w16cid:durableId="682901778">
+    <w:abstractNumId w:val="24"/>
+  </w:num>
+  <w:num w:numId="26" w16cid:durableId="815413210">
     <w:abstractNumId w:val="22"/>
   </w:num>
-  <w:num w:numId="26" w16cid:durableId="815413210">
-    <w:abstractNumId w:val="20"/>
+  <w:num w:numId="27" w16cid:durableId="833448076">
+    <w:abstractNumId w:val="5"/>
+  </w:num>
+  <w:num w:numId="28" w16cid:durableId="997540104">
+    <w:abstractNumId w:val="0"/>
+  </w:num>
+  <w:num w:numId="29" w16cid:durableId="5714683">
+    <w:abstractNumId w:val="16"/>
   </w:num>
   <w:numIdMacAtCleanup w:val="11"/>
 </w:numbering>
 </file>
 
 <file path=word/styles.xml><?xml version="1.0" encoding="utf-8"?>
-<w:styles xmlns:mc="http://schemas.openxmlformats.org/markup-compatibility/2006" xmlns:r="http://schemas.openxmlformats.org/officeDocument/2006/relationships" xmlns:w="http://schemas.openxmlformats.org/wordprocessingml/2006/main" xmlns:w14="http://schemas.microsoft.com/office/word/2010/wordml" xmlns:w15="http://schemas.microsoft.com/office/word/2012/wordml" xmlns:w16cex="http://schemas.microsoft.com/office/word/2018/wordml/cex" xmlns:w16cid="http://schemas.microsoft.com/office/word/2016/wordml/cid" xmlns:w16="http://schemas.microsoft.com/office/word/2018/wordml" xmlns:w16du="http://schemas.microsoft.com/office/word/2023/wordml/word16du" xmlns:w16sdtdh="http://schemas.microsoft.com/office/word/2020/wordml/sdtdatahash" xmlns:w16se="http://schemas.microsoft.com/office/word/2015/wordml/symex" mc:Ignorable="w14 w15 w16se w16cid w16 w16cex w16sdtdh w16du">
+<w:styles xmlns:mc="http://schemas.openxmlformats.org/markup-compatibility/2006" xmlns:r="http://schemas.openxmlformats.org/officeDocument/2006/relationships" xmlns:w="http://schemas.openxmlformats.org/wordprocessingml/2006/main" xmlns:w14="http://schemas.microsoft.com/office/word/2010/wordml" xmlns:w15="http://schemas.microsoft.com/office/word/2012/wordml" xmlns:w16cex="http://schemas.microsoft.com/office/word/2018/wordml/cex" xmlns:w16cid="http://schemas.microsoft.com/office/word/2016/wordml/cid" xmlns:w16="http://schemas.microsoft.com/office/word/2018/wordml" xmlns:w16du="http://schemas.microsoft.com/office/word/2023/wordml/word16du" xmlns:w16sdtdh="http://schemas.microsoft.com/office/word/2020/wordml/sdtdatahash" xmlns:w16sdtfl="http://schemas.microsoft.com/office/word/2024/wordml/sdtformatlock" xmlns:w16se="http://schemas.microsoft.com/office/word/2015/wordml/symex" mc:Ignorable="w14 w15 w16se w16cid w16 w16cex w16sdtdh w16sdtfl w16du">
   <w:docDefaults>
     <w:rPrDefault>
       <w:rPr>
@@ -8696,7 +8713,7 @@
 </file>
 
 <file path=word/glossary/document.xml><?xml version="1.0" encoding="utf-8"?>
-<w:glossaryDocument xmlns:wpc="http://schemas.microsoft.com/office/word/2010/wordprocessingCanvas" xmlns:cx="http://schemas.microsoft.com/office/drawing/2014/chartex" xmlns:cx1="http://schemas.microsoft.com/office/drawing/2015/9/8/chartex" xmlns:cx2="http://schemas.microsoft.com/office/drawing/2015/10/21/chartex" xmlns:cx3="http://schemas.microsoft.com/office/drawing/2016/5/9/chartex" xmlns:cx4="http://schemas.microsoft.com/office/drawing/2016/5/10/chartex" xmlns:cx5="http://schemas.microsoft.com/office/drawing/2016/5/11/chartex" xmlns:cx6="http://schemas.microsoft.com/office/drawing/2016/5/12/chartex" xmlns:cx7="http://schemas.microsoft.com/office/drawing/2016/5/13/chartex" xmlns:cx8="http://schemas.microsoft.com/office/drawing/2016/5/14/chartex" xmlns:mc="http://schemas.openxmlformats.org/markup-compatibility/2006" xmlns:aink="http://schemas.microsoft.com/office/drawing/2016/ink" xmlns:am3d="http://schemas.microsoft.com/office/drawing/2017/model3d" xmlns:o="urn:schemas-microsoft-com:office:office" xmlns:oel="http://schemas.microsoft.com/office/2019/extlst" xmlns:r="http://schemas.openxmlformats.org/officeDocument/2006/relationships" xmlns:m="http://schemas.openxmlformats.org/officeDocument/2006/math" xmlns:v="urn:schemas-microsoft-com:vml" xmlns:wp14="http://schemas.microsoft.com/office/word/2010/wordprocessingDrawing" xmlns:wp="http://schemas.openxmlformats.org/drawingml/2006/wordprocessingDrawing" xmlns:w10="urn:schemas-microsoft-com:office:word" xmlns:w="http://schemas.openxmlformats.org/wordprocessingml/2006/main" xmlns:w14="http://schemas.microsoft.com/office/word/2010/wordml" xmlns:w15="http://schemas.microsoft.com/office/word/2012/wordml" xmlns:w16cex="http://schemas.microsoft.com/office/word/2018/wordml/cex" xmlns:w16cid="http://schemas.microsoft.com/office/word/2016/wordml/cid" xmlns:w16="http://schemas.microsoft.com/office/word/2018/wordml" xmlns:w16du="http://schemas.microsoft.com/office/word/2023/wordml/word16du" xmlns:w16sdtdh="http://schemas.microsoft.com/office/word/2020/wordml/sdtdatahash" xmlns:w16se="http://schemas.microsoft.com/office/word/2015/wordml/symex" xmlns:wpg="http://schemas.microsoft.com/office/word/2010/wordprocessingGroup" xmlns:wpi="http://schemas.microsoft.com/office/word/2010/wordprocessingInk" xmlns:wne="http://schemas.microsoft.com/office/word/2006/wordml" xmlns:wps="http://schemas.microsoft.com/office/word/2010/wordprocessingShape" mc:Ignorable="w14 w15 w16se w16cid w16 w16cex w16sdtdh w16du wp14">
+<w:glossaryDocument xmlns:wpc="http://schemas.microsoft.com/office/word/2010/wordprocessingCanvas" xmlns:cx="http://schemas.microsoft.com/office/drawing/2014/chartex" xmlns:cx1="http://schemas.microsoft.com/office/drawing/2015/9/8/chartex" xmlns:cx2="http://schemas.microsoft.com/office/drawing/2015/10/21/chartex" xmlns:cx3="http://schemas.microsoft.com/office/drawing/2016/5/9/chartex" xmlns:cx4="http://schemas.microsoft.com/office/drawing/2016/5/10/chartex" xmlns:cx5="http://schemas.microsoft.com/office/drawing/2016/5/11/chartex" xmlns:cx6="http://schemas.microsoft.com/office/drawing/2016/5/12/chartex" xmlns:cx7="http://schemas.microsoft.com/office/drawing/2016/5/13/chartex" xmlns:cx8="http://schemas.microsoft.com/office/drawing/2016/5/14/chartex" xmlns:mc="http://schemas.openxmlformats.org/markup-compatibility/2006" xmlns:aink="http://schemas.microsoft.com/office/drawing/2016/ink" xmlns:am3d="http://schemas.microsoft.com/office/drawing/2017/model3d" xmlns:o="urn:schemas-microsoft-com:office:office" xmlns:oel="http://schemas.microsoft.com/office/2019/extlst" xmlns:r="http://schemas.openxmlformats.org/officeDocument/2006/relationships" xmlns:m="http://schemas.openxmlformats.org/officeDocument/2006/math" xmlns:v="urn:schemas-microsoft-com:vml" xmlns:wp14="http://schemas.microsoft.com/office/word/2010/wordprocessingDrawing" xmlns:wp="http://schemas.openxmlformats.org/drawingml/2006/wordprocessingDrawing" xmlns:w10="urn:schemas-microsoft-com:office:word" xmlns:w="http://schemas.openxmlformats.org/wordprocessingml/2006/main" xmlns:w14="http://schemas.microsoft.com/office/word/2010/wordml" xmlns:w15="http://schemas.microsoft.com/office/word/2012/wordml" xmlns:w16cex="http://schemas.microsoft.com/office/word/2018/wordml/cex" xmlns:w16cid="http://schemas.microsoft.com/office/word/2016/wordml/cid" xmlns:w16="http://schemas.microsoft.com/office/word/2018/wordml" xmlns:w16du="http://schemas.microsoft.com/office/word/2023/wordml/word16du" xmlns:w16sdtdh="http://schemas.microsoft.com/office/word/2020/wordml/sdtdatahash" xmlns:w16sdtfl="http://schemas.microsoft.com/office/word/2024/wordml/sdtformatlock" xmlns:w16se="http://schemas.microsoft.com/office/word/2015/wordml/symex" xmlns:wpg="http://schemas.microsoft.com/office/word/2010/wordprocessingGroup" xmlns:wpi="http://schemas.microsoft.com/office/word/2010/wordprocessingInk" xmlns:wne="http://schemas.microsoft.com/office/word/2006/wordml" xmlns:wps="http://schemas.microsoft.com/office/word/2010/wordprocessingShape" mc:Ignorable="w14 w15 w16se w16cid w16 w16cex w16sdtdh w16sdtfl w16du wp14">
   <w:docParts>
     <w:docPart>
       <w:docPartPr>
@@ -8716,7 +8733,7 @@
       <w:docPartBody>
         <w:p>
           <w:pPr>
-            <w:pStyle w:val="F881FAFA89AA4A4CB8F18BBB0DA76F551"/>
+            <w:pStyle w:val="F881FAFA89AA4A4CB8F18BBB0DA76F553"/>
           </w:pPr>
           <w:r>
             <w:rPr>
@@ -8749,7 +8766,7 @@
       <w:docPartBody>
         <w:p>
           <w:pPr>
-            <w:pStyle w:val="450042231DB045B6B81A84A546D3040D1"/>
+            <w:pStyle w:val="450042231DB045B6B81A84A546D3040D3"/>
           </w:pPr>
           <w:r>
             <w:rPr>
@@ -8760,182 +8777,6 @@
               <w:shd w:val="clear" w:color="auto" w:fill="FAE2D5" w:themeFill="accent2" w:themeFillTint="33"/>
             </w:rPr>
             <w:t>Baubehörde eingeben</w:t>
-          </w:r>
-        </w:p>
-      </w:docPartBody>
-    </w:docPart>
-    <w:docPart>
-      <w:docPartPr>
-        <w:name w:val="464B0A5A5B1947B1A8D29A7DF5782E7E"/>
-        <w:category>
-          <w:name w:val="Allgemein"/>
-          <w:gallery w:val="placeholder"/>
-        </w:category>
-        <w:types>
-          <w:type w:val="bbPlcHdr"/>
-        </w:types>
-        <w:behaviors>
-          <w:behavior w:val="content"/>
-        </w:behaviors>
-        <w:guid w:val="{B7386D31-4B40-4B9F-9A99-3D695403132B}"/>
-      </w:docPartPr>
-      <w:docPartBody>
-        <w:p>
-          <w:pPr>
-            <w:pStyle w:val="464B0A5A5B1947B1A8D29A7DF5782E7E"/>
-          </w:pPr>
-          <w:r>
-            <w:rPr>
-              <w:rFonts w:eastAsiaTheme="minorHAnsi"/>
-              <w:shd w:val="clear" w:color="auto" w:fill="FAE2D5" w:themeFill="accent2" w:themeFillTint="33"/>
-            </w:rPr>
-            <w:t>Name</w:t>
-          </w:r>
-          <w:r>
-            <w:rPr>
-              <w:rFonts w:eastAsiaTheme="minorHAnsi"/>
-              <w:shd w:val="clear" w:color="auto" w:fill="FAE2D5" w:themeFill="accent2" w:themeFillTint="33"/>
-            </w:rPr>
-            <w:t>, Funktion</w:t>
-          </w:r>
-          <w:r>
-            <w:rPr>
-              <w:rFonts w:eastAsiaTheme="minorHAnsi"/>
-              <w:shd w:val="clear" w:color="auto" w:fill="FAE2D5" w:themeFill="accent2" w:themeFillTint="33"/>
-            </w:rPr>
-            <w:t xml:space="preserve"> eingeben</w:t>
-          </w:r>
-        </w:p>
-      </w:docPartBody>
-    </w:docPart>
-    <w:docPart>
-      <w:docPartPr>
-        <w:name w:val="056D60FC2221499FA3DD6014D5E1A5BA"/>
-        <w:category>
-          <w:name w:val="Allgemein"/>
-          <w:gallery w:val="placeholder"/>
-        </w:category>
-        <w:types>
-          <w:type w:val="bbPlcHdr"/>
-        </w:types>
-        <w:behaviors>
-          <w:behavior w:val="content"/>
-        </w:behaviors>
-        <w:guid w:val="{7D76453D-A437-40C5-91FC-71E90EC31BF6}"/>
-      </w:docPartPr>
-      <w:docPartBody>
-        <w:p>
-          <w:pPr>
-            <w:pStyle w:val="056D60FC2221499FA3DD6014D5E1A5BA1"/>
-          </w:pPr>
-          <w:r>
-            <w:rPr>
-              <w:rFonts w:eastAsiaTheme="minorHAnsi"/>
-              <w:shd w:val="clear" w:color="auto" w:fill="FAE2D5" w:themeFill="accent2" w:themeFillTint="33"/>
-            </w:rPr>
-            <w:t>B</w:t>
-          </w:r>
-          <w:r>
-            <w:rPr>
-              <w:rFonts w:eastAsiaTheme="minorHAnsi"/>
-              <w:shd w:val="clear" w:color="auto" w:fill="FAE2D5" w:themeFill="accent2" w:themeFillTint="33"/>
-            </w:rPr>
-            <w:t>eschluss</w:t>
-          </w:r>
-          <w:r>
-            <w:rPr>
-              <w:rFonts w:eastAsiaTheme="minorHAnsi"/>
-              <w:shd w:val="clear" w:color="auto" w:fill="FAE2D5" w:themeFill="accent2" w:themeFillTint="33"/>
-            </w:rPr>
-            <w:t>behörde eingeben</w:t>
-          </w:r>
-        </w:p>
-      </w:docPartBody>
-    </w:docPart>
-    <w:docPart>
-      <w:docPartPr>
-        <w:name w:val="F8BA6B9A727743BFB05AB8AA8D078E32"/>
-        <w:category>
-          <w:name w:val="Allgemein"/>
-          <w:gallery w:val="placeholder"/>
-        </w:category>
-        <w:types>
-          <w:type w:val="bbPlcHdr"/>
-        </w:types>
-        <w:behaviors>
-          <w:behavior w:val="content"/>
-        </w:behaviors>
-        <w:guid w:val="{61249C67-026E-4AD5-8499-448CB7457F2E}"/>
-      </w:docPartPr>
-      <w:docPartBody>
-        <w:p>
-          <w:pPr>
-            <w:pStyle w:val="F8BA6B9A727743BFB05AB8AA8D078E321"/>
-          </w:pPr>
-          <w:r>
-            <w:rPr>
-              <w:rFonts w:eastAsiaTheme="minorHAnsi"/>
-              <w:shd w:val="clear" w:color="auto" w:fill="FAE2D5" w:themeFill="accent2" w:themeFillTint="33"/>
-            </w:rPr>
-            <w:t>B</w:t>
-          </w:r>
-          <w:r>
-            <w:rPr>
-              <w:rFonts w:eastAsiaTheme="minorHAnsi"/>
-              <w:shd w:val="clear" w:color="auto" w:fill="FAE2D5" w:themeFill="accent2" w:themeFillTint="33"/>
-            </w:rPr>
-            <w:t>eschluss</w:t>
-          </w:r>
-          <w:r>
-            <w:rPr>
-              <w:rFonts w:eastAsiaTheme="minorHAnsi"/>
-              <w:shd w:val="clear" w:color="auto" w:fill="FAE2D5" w:themeFill="accent2" w:themeFillTint="33"/>
-            </w:rPr>
-            <w:t>behörde eingeben</w:t>
-          </w:r>
-        </w:p>
-      </w:docPartBody>
-    </w:docPart>
-    <w:docPart>
-      <w:docPartPr>
-        <w:name w:val="890DB7FA4DDD4C2380CEE8959812FDC9"/>
-        <w:category>
-          <w:name w:val="Allgemein"/>
-          <w:gallery w:val="placeholder"/>
-        </w:category>
-        <w:types>
-          <w:type w:val="bbPlcHdr"/>
-        </w:types>
-        <w:behaviors>
-          <w:behavior w:val="content"/>
-        </w:behaviors>
-        <w:guid w:val="{1A5EBF4E-1444-4747-AC74-0F0EE6A9E859}"/>
-      </w:docPartPr>
-      <w:docPartBody>
-        <w:p>
-          <w:pPr>
-            <w:pStyle w:val="890DB7FA4DDD4C2380CEE8959812FDC91"/>
-          </w:pPr>
-          <w:r>
-            <w:rPr>
-              <w:rFonts w:eastAsiaTheme="minorHAnsi"/>
-              <w:shd w:val="clear" w:color="auto" w:fill="FAE2D5" w:themeFill="accent2" w:themeFillTint="33"/>
-            </w:rPr>
-            <w:t>B</w:t>
-          </w:r>
-          <w:r>
-            <w:rPr>
-              <w:rFonts w:eastAsiaTheme="minorHAnsi"/>
-              <w:shd w:val="clear" w:color="auto" w:fill="FAE2D5" w:themeFill="accent2" w:themeFillTint="33"/>
-            </w:rPr>
-            <w:t>eschluss</w:t>
-          </w:r>
-          <w:r>
-            <w:rPr>
-              <w:rFonts w:eastAsiaTheme="minorHAnsi"/>
-              <w:shd w:val="clear" w:color="auto" w:fill="FAE2D5" w:themeFill="accent2" w:themeFillTint="33"/>
-            </w:rPr>
-            <w:t>behörde eingeben</w:t>
           </w:r>
         </w:p>
       </w:docPartBody>
@@ -8958,14 +8799,46 @@
       <w:docPartBody>
         <w:p>
           <w:pPr>
-            <w:pStyle w:val="8108A742EF5F4A1B842738F1914082C9"/>
+            <w:pStyle w:val="8108A742EF5F4A1B842738F1914082C93"/>
           </w:pPr>
           <w:r>
             <w:rPr>
               <w:rFonts w:eastAsiaTheme="minorHAnsi"/>
               <w:shd w:val="clear" w:color="auto" w:fill="FAE2D5" w:themeFill="accent2" w:themeFillTint="33"/>
             </w:rPr>
-            <w:t>Bezeichnung</w:t>
+            <w:t>Text eingeben</w:t>
+          </w:r>
+        </w:p>
+      </w:docPartBody>
+    </w:docPart>
+    <w:docPart>
+      <w:docPartPr>
+        <w:name w:val="2820F917E4034B7599061F1F0BD27CC8"/>
+        <w:category>
+          <w:name w:val="Allgemein"/>
+          <w:gallery w:val="placeholder"/>
+        </w:category>
+        <w:types>
+          <w:type w:val="bbPlcHdr"/>
+        </w:types>
+        <w:behaviors>
+          <w:behavior w:val="content"/>
+        </w:behaviors>
+        <w:guid w:val="{A08DA8E8-6C8E-4A01-A838-B2D5C9CD92CA}"/>
+      </w:docPartPr>
+      <w:docPartBody>
+        <w:p>
+          <w:pPr>
+            <w:pStyle w:val="2820F917E4034B7599061F1F0BD27CC82"/>
+          </w:pPr>
+          <w:r>
+            <w:rPr>
+              <w:rStyle w:val="Platzhaltertext"/>
+              <w:rFonts w:eastAsiaTheme="minorHAnsi"/>
+              <w:szCs w:val="22"/>
+              <w:shd w:val="clear" w:color="auto" w:fill="FAE2D5" w:themeFill="accent2" w:themeFillTint="33"/>
+            </w:rPr>
+            <w:t>Baubehörde eingeben</w:t>
           </w:r>
         </w:p>
       </w:docPartBody>
@@ -8975,7 +8848,7 @@
 </file>
 
 <file path=word/glossary/fontTable.xml><?xml version="1.0" encoding="utf-8"?>
-<w:fonts xmlns:mc="http://schemas.openxmlformats.org/markup-compatibility/2006" xmlns:r="http://schemas.openxmlformats.org/officeDocument/2006/relationships" xmlns:w="http://schemas.openxmlformats.org/wordprocessingml/2006/main" xmlns:w14="http://schemas.microsoft.com/office/word/2010/wordml" xmlns:w15="http://schemas.microsoft.com/office/word/2012/wordml" xmlns:w16cex="http://schemas.microsoft.com/office/word/2018/wordml/cex" xmlns:w16cid="http://schemas.microsoft.com/office/word/2016/wordml/cid" xmlns:w16="http://schemas.microsoft.com/office/word/2018/wordml" xmlns:w16du="http://schemas.microsoft.com/office/word/2023/wordml/word16du" xmlns:w16sdtdh="http://schemas.microsoft.com/office/word/2020/wordml/sdtdatahash" xmlns:w16se="http://schemas.microsoft.com/office/word/2015/wordml/symex" mc:Ignorable="w14 w15 w16se w16cid w16 w16cex w16sdtdh w16du">
+<w:fonts xmlns:mc="http://schemas.openxmlformats.org/markup-compatibility/2006" xmlns:r="http://schemas.openxmlformats.org/officeDocument/2006/relationships" xmlns:w="http://schemas.openxmlformats.org/wordprocessingml/2006/main" xmlns:w14="http://schemas.microsoft.com/office/word/2010/wordml" xmlns:w15="http://schemas.microsoft.com/office/word/2012/wordml" xmlns:w16cex="http://schemas.microsoft.com/office/word/2018/wordml/cex" xmlns:w16cid="http://schemas.microsoft.com/office/word/2016/wordml/cid" xmlns:w16="http://schemas.microsoft.com/office/word/2018/wordml" xmlns:w16du="http://schemas.microsoft.com/office/word/2023/wordml/word16du" xmlns:w16sdtdh="http://schemas.microsoft.com/office/word/2020/wordml/sdtdatahash" xmlns:w16sdtfl="http://schemas.microsoft.com/office/word/2024/wordml/sdtformatlock" xmlns:w16se="http://schemas.microsoft.com/office/word/2015/wordml/symex" mc:Ignorable="w14 w15 w16se w16cid w16 w16cex w16sdtdh w16sdtfl w16du">
   <w:font w:name="Arial">
     <w:panose1 w:val="020B0604020202020204"/>
     <w:charset w:val="00"/>
@@ -9048,7 +8921,7 @@
 </file>
 
 <file path=word/glossary/numbering.xml><?xml version="1.0" encoding="utf-8"?>
-<w:numbering xmlns:wpc="http://schemas.microsoft.com/office/word/2010/wordprocessingCanvas" xmlns:cx="http://schemas.microsoft.com/office/drawing/2014/chartex" xmlns:cx1="http://schemas.microsoft.com/office/drawing/2015/9/8/chartex" xmlns:cx2="http://schemas.microsoft.com/office/drawing/2015/10/21/chartex" xmlns:cx3="http://schemas.microsoft.com/office/drawing/2016/5/9/chartex" xmlns:cx4="http://schemas.microsoft.com/office/drawing/2016/5/10/chartex" xmlns:cx5="http://schemas.microsoft.com/office/drawing/2016/5/11/chartex" xmlns:cx6="http://schemas.microsoft.com/office/drawing/2016/5/12/chartex" xmlns:cx7="http://schemas.microsoft.com/office/drawing/2016/5/13/chartex" xmlns:cx8="http://schemas.microsoft.com/office/drawing/2016/5/14/chartex" xmlns:mc="http://schemas.openxmlformats.org/markup-compatibility/2006" xmlns:aink="http://schemas.microsoft.com/office/drawing/2016/ink" xmlns:am3d="http://schemas.microsoft.com/office/drawing/2017/model3d" xmlns:o="urn:schemas-microsoft-com:office:office" xmlns:oel="http://schemas.microsoft.com/office/2019/extlst" xmlns:r="http://schemas.openxmlformats.org/officeDocument/2006/relationships" xmlns:m="http://schemas.openxmlformats.org/officeDocument/2006/math" xmlns:v="urn:schemas-microsoft-com:vml" xmlns:wp14="http://schemas.microsoft.com/office/word/2010/wordprocessingDrawing" xmlns:wp="http://schemas.openxmlformats.org/drawingml/2006/wordprocessingDrawing" xmlns:w10="urn:schemas-microsoft-com:office:word" xmlns:w="http://schemas.openxmlformats.org/wordprocessingml/2006/main" xmlns:w14="http://schemas.microsoft.com/office/word/2010/wordml" xmlns:w15="http://schemas.microsoft.com/office/word/2012/wordml" xmlns:w16cex="http://schemas.microsoft.com/office/word/2018/wordml/cex" xmlns:w16cid="http://schemas.microsoft.com/office/word/2016/wordml/cid" xmlns:w16="http://schemas.microsoft.com/office/word/2018/wordml" xmlns:w16du="http://schemas.microsoft.com/office/word/2023/wordml/word16du" xmlns:w16sdtdh="http://schemas.microsoft.com/office/word/2020/wordml/sdtdatahash" xmlns:w16se="http://schemas.microsoft.com/office/word/2015/wordml/symex" xmlns:wpg="http://schemas.microsoft.com/office/word/2010/wordprocessingGroup" xmlns:wpi="http://schemas.microsoft.com/office/word/2010/wordprocessingInk" xmlns:wne="http://schemas.microsoft.com/office/word/2006/wordml" xmlns:wps="http://schemas.microsoft.com/office/word/2010/wordprocessingShape" mc:Ignorable="w14 w15 w16se w16cid w16 w16cex w16sdtdh w16du wp14">
+<w:numbering xmlns:wpc="http://schemas.microsoft.com/office/word/2010/wordprocessingCanvas" xmlns:cx="http://schemas.microsoft.com/office/drawing/2014/chartex" xmlns:cx1="http://schemas.microsoft.com/office/drawing/2015/9/8/chartex" xmlns:cx2="http://schemas.microsoft.com/office/drawing/2015/10/21/chartex" xmlns:cx3="http://schemas.microsoft.com/office/drawing/2016/5/9/chartex" xmlns:cx4="http://schemas.microsoft.com/office/drawing/2016/5/10/chartex" xmlns:cx5="http://schemas.microsoft.com/office/drawing/2016/5/11/chartex" xmlns:cx6="http://schemas.microsoft.com/office/drawing/2016/5/12/chartex" xmlns:cx7="http://schemas.microsoft.com/office/drawing/2016/5/13/chartex" xmlns:cx8="http://schemas.microsoft.com/office/drawing/2016/5/14/chartex" xmlns:mc="http://schemas.openxmlformats.org/markup-compatibility/2006" xmlns:aink="http://schemas.microsoft.com/office/drawing/2016/ink" xmlns:am3d="http://schemas.microsoft.com/office/drawing/2017/model3d" xmlns:o="urn:schemas-microsoft-com:office:office" xmlns:oel="http://schemas.microsoft.com/office/2019/extlst" xmlns:r="http://schemas.openxmlformats.org/officeDocument/2006/relationships" xmlns:m="http://schemas.openxmlformats.org/officeDocument/2006/math" xmlns:v="urn:schemas-microsoft-com:vml" xmlns:wp14="http://schemas.microsoft.com/office/word/2010/wordprocessingDrawing" xmlns:wp="http://schemas.openxmlformats.org/drawingml/2006/wordprocessingDrawing" xmlns:w10="urn:schemas-microsoft-com:office:word" xmlns:w="http://schemas.openxmlformats.org/wordprocessingml/2006/main" xmlns:w14="http://schemas.microsoft.com/office/word/2010/wordml" xmlns:w15="http://schemas.microsoft.com/office/word/2012/wordml" xmlns:w16cex="http://schemas.microsoft.com/office/word/2018/wordml/cex" xmlns:w16cid="http://schemas.microsoft.com/office/word/2016/wordml/cid" xmlns:w16="http://schemas.microsoft.com/office/word/2018/wordml" xmlns:w16du="http://schemas.microsoft.com/office/word/2023/wordml/word16du" xmlns:w16sdtdh="http://schemas.microsoft.com/office/word/2020/wordml/sdtdatahash" xmlns:w16sdtfl="http://schemas.microsoft.com/office/word/2024/wordml/sdtformatlock" xmlns:w16se="http://schemas.microsoft.com/office/word/2015/wordml/symex" xmlns:wpg="http://schemas.microsoft.com/office/word/2010/wordprocessingGroup" xmlns:wpi="http://schemas.microsoft.com/office/word/2010/wordprocessingInk" xmlns:wne="http://schemas.microsoft.com/office/word/2006/wordml" xmlns:wps="http://schemas.microsoft.com/office/word/2010/wordprocessingShape" mc:Ignorable="w14 w15 w16se w16cid w16 w16cex w16sdtdh w16sdtfl w16du wp14">
   <w:abstractNum w:abstractNumId="0" w15:restartNumberingAfterBreak="0">
     <w:nsid w:val="658D2988"/>
     <w:multiLevelType w:val="multilevel"/>
@@ -9056,7 +8929,6 @@
     <w:lvl w:ilvl="0">
       <w:start w:val="1"/>
       <w:numFmt w:val="decimal"/>
-      <w:pStyle w:val="056D60FC2221499FA3DD6014D5E1A5BA1"/>
       <w:lvlText w:val="%1."/>
       <w:lvlJc w:val="left"/>
       <w:pPr>
@@ -9200,7 +9072,7 @@
 </file>
 
 <file path=word/glossary/settings.xml><?xml version="1.0" encoding="utf-8"?>
-<w:settings xmlns:mc="http://schemas.openxmlformats.org/markup-compatibility/2006" xmlns:o="urn:schemas-microsoft-com:office:office" xmlns:r="http://schemas.openxmlformats.org/officeDocument/2006/relationships" xmlns:m="http://schemas.openxmlformats.org/officeDocument/2006/math" xmlns:v="urn:schemas-microsoft-com:vml" xmlns:w10="urn:schemas-microsoft-com:office:word" xmlns:w="http://schemas.openxmlformats.org/wordprocessingml/2006/main" xmlns:w14="http://schemas.microsoft.com/office/word/2010/wordml" xmlns:w15="http://schemas.microsoft.com/office/word/2012/wordml" xmlns:w16cex="http://schemas.microsoft.com/office/word/2018/wordml/cex" xmlns:w16cid="http://schemas.microsoft.com/office/word/2016/wordml/cid" xmlns:w16="http://schemas.microsoft.com/office/word/2018/wordml" xmlns:w16du="http://schemas.microsoft.com/office/word/2023/wordml/word16du" xmlns:w16sdtdh="http://schemas.microsoft.com/office/word/2020/wordml/sdtdatahash" xmlns:w16se="http://schemas.microsoft.com/office/word/2015/wordml/symex" xmlns:sl="http://schemas.openxmlformats.org/schemaLibrary/2006/main" mc:Ignorable="w14 w15 w16se w16cid w16 w16cex w16sdtdh w16du">
+<w:settings xmlns:mc="http://schemas.openxmlformats.org/markup-compatibility/2006" xmlns:o="urn:schemas-microsoft-com:office:office" xmlns:r="http://schemas.openxmlformats.org/officeDocument/2006/relationships" xmlns:m="http://schemas.openxmlformats.org/officeDocument/2006/math" xmlns:v="urn:schemas-microsoft-com:vml" xmlns:w10="urn:schemas-microsoft-com:office:word" xmlns:w="http://schemas.openxmlformats.org/wordprocessingml/2006/main" xmlns:w14="http://schemas.microsoft.com/office/word/2010/wordml" xmlns:w15="http://schemas.microsoft.com/office/word/2012/wordml" xmlns:w16cex="http://schemas.microsoft.com/office/word/2018/wordml/cex" xmlns:w16cid="http://schemas.microsoft.com/office/word/2016/wordml/cid" xmlns:w16="http://schemas.microsoft.com/office/word/2018/wordml" xmlns:w16du="http://schemas.microsoft.com/office/word/2023/wordml/word16du" xmlns:w16sdtdh="http://schemas.microsoft.com/office/word/2020/wordml/sdtdatahash" xmlns:w16sdtfl="http://schemas.microsoft.com/office/word/2024/wordml/sdtformatlock" xmlns:w16se="http://schemas.microsoft.com/office/word/2015/wordml/symex" xmlns:sl="http://schemas.openxmlformats.org/schemaLibrary/2006/main" mc:Ignorable="w14 w15 w16se w16cid w16 w16cex w16sdtdh w16sdtfl w16du">
   <w:view w:val="normal"/>
   <w:defaultTabStop w:val="708"/>
   <w:hyphenationZone w:val="425"/>
@@ -9233,9 +9105,12 @@
     <w:rsid w:val="00603AED"/>
     <w:rsid w:val="0061129B"/>
     <w:rsid w:val="00624370"/>
+    <w:rsid w:val="00651A5D"/>
     <w:rsid w:val="0065395C"/>
+    <w:rsid w:val="00771E83"/>
     <w:rsid w:val="008D029F"/>
     <w:rsid w:val="00942C36"/>
+    <w:rsid w:val="0099476F"/>
     <w:rsid w:val="009E7C9E"/>
     <w:rsid w:val="00A1545E"/>
     <w:rsid w:val="00A72942"/>
@@ -9278,7 +9153,7 @@
 </file>
 
 <file path=word/glossary/styles.xml><?xml version="1.0" encoding="utf-8"?>
-<w:styles xmlns:mc="http://schemas.openxmlformats.org/markup-compatibility/2006" xmlns:r="http://schemas.openxmlformats.org/officeDocument/2006/relationships" xmlns:w="http://schemas.openxmlformats.org/wordprocessingml/2006/main" xmlns:w14="http://schemas.microsoft.com/office/word/2010/wordml" xmlns:w15="http://schemas.microsoft.com/office/word/2012/wordml" xmlns:w16cex="http://schemas.microsoft.com/office/word/2018/wordml/cex" xmlns:w16cid="http://schemas.microsoft.com/office/word/2016/wordml/cid" xmlns:w16="http://schemas.microsoft.com/office/word/2018/wordml" xmlns:w16du="http://schemas.microsoft.com/office/word/2023/wordml/word16du" xmlns:w16sdtdh="http://schemas.microsoft.com/office/word/2020/wordml/sdtdatahash" xmlns:w16se="http://schemas.microsoft.com/office/word/2015/wordml/symex" mc:Ignorable="w14 w15 w16se w16cid w16 w16cex w16sdtdh w16du">
+<w:styles xmlns:mc="http://schemas.openxmlformats.org/markup-compatibility/2006" xmlns:r="http://schemas.openxmlformats.org/officeDocument/2006/relationships" xmlns:w="http://schemas.openxmlformats.org/wordprocessingml/2006/main" xmlns:w14="http://schemas.microsoft.com/office/word/2010/wordml" xmlns:w15="http://schemas.microsoft.com/office/word/2012/wordml" xmlns:w16cex="http://schemas.microsoft.com/office/word/2018/wordml/cex" xmlns:w16cid="http://schemas.microsoft.com/office/word/2016/wordml/cid" xmlns:w16="http://schemas.microsoft.com/office/word/2018/wordml" xmlns:w16du="http://schemas.microsoft.com/office/word/2023/wordml/word16du" xmlns:w16sdtdh="http://schemas.microsoft.com/office/word/2020/wordml/sdtdatahash" xmlns:w16sdtfl="http://schemas.microsoft.com/office/word/2024/wordml/sdtformatlock" xmlns:w16se="http://schemas.microsoft.com/office/word/2015/wordml/symex" mc:Ignorable="w14 w15 w16se w16cid w16 w16cex w16sdtdh w16sdtfl w16du">
   <w:docDefaults>
     <w:rPrDefault>
       <w:rPr>
@@ -9710,14 +9585,14 @@
     <w:basedOn w:val="Absatz-Standardschriftart"/>
     <w:uiPriority w:val="99"/>
     <w:semiHidden/>
-    <w:rsid w:val="00F85A6F"/>
+    <w:rsid w:val="0099476F"/>
     <w:rPr>
       <w:color w:val="666666"/>
     </w:rPr>
   </w:style>
-  <w:style w:type="paragraph" w:customStyle="1" w:styleId="450042231DB045B6B81A84A546D3040D1">
-    <w:name w:val="450042231DB045B6B81A84A546D3040D1"/>
-    <w:rsid w:val="00F85A6F"/>
+  <w:style w:type="paragraph" w:customStyle="1" w:styleId="450042231DB045B6B81A84A546D3040D3">
+    <w:name w:val="450042231DB045B6B81A84A546D3040D3"/>
+    <w:rsid w:val="0099476F"/>
     <w:pPr>
       <w:overflowPunct w:val="0"/>
       <w:autoSpaceDE w:val="0"/>
@@ -9735,81 +9610,9 @@
       <w14:ligatures w14:val="none"/>
     </w:rPr>
   </w:style>
-  <w:style w:type="paragraph" w:customStyle="1" w:styleId="056D60FC2221499FA3DD6014D5E1A5BA1">
-    <w:name w:val="056D60FC2221499FA3DD6014D5E1A5BA1"/>
-    <w:rsid w:val="00F85A6F"/>
-    <w:pPr>
-      <w:numPr>
-        <w:numId w:val="1"/>
-      </w:numPr>
-      <w:overflowPunct w:val="0"/>
-      <w:autoSpaceDE w:val="0"/>
-      <w:autoSpaceDN w:val="0"/>
-      <w:adjustRightInd w:val="0"/>
-      <w:spacing w:before="240" w:after="0" w:line="259" w:lineRule="auto"/>
-      <w:ind w:left="360" w:hanging="360"/>
-      <w:textAlignment w:val="baseline"/>
-    </w:pPr>
-    <w:rPr>
-      <w:rFonts w:ascii="Arial" w:eastAsia="Times New Roman" w:hAnsi="Arial" w:cs="Times New Roman"/>
-      <w:kern w:val="0"/>
-      <w:sz w:val="22"/>
-      <w:szCs w:val="20"/>
-      <w:lang w:eastAsia="de-DE"/>
-      <w14:ligatures w14:val="none"/>
-    </w:rPr>
-  </w:style>
-  <w:style w:type="paragraph" w:customStyle="1" w:styleId="F8BA6B9A727743BFB05AB8AA8D078E321">
-    <w:name w:val="F8BA6B9A727743BFB05AB8AA8D078E321"/>
-    <w:rsid w:val="00F85A6F"/>
-    <w:pPr>
-      <w:tabs>
-        <w:tab w:val="num" w:pos="720"/>
-      </w:tabs>
-      <w:overflowPunct w:val="0"/>
-      <w:autoSpaceDE w:val="0"/>
-      <w:autoSpaceDN w:val="0"/>
-      <w:adjustRightInd w:val="0"/>
-      <w:spacing w:before="240" w:after="0" w:line="259" w:lineRule="auto"/>
-      <w:ind w:left="360" w:hanging="360"/>
-      <w:textAlignment w:val="baseline"/>
-    </w:pPr>
-    <w:rPr>
-      <w:rFonts w:ascii="Arial" w:eastAsia="Times New Roman" w:hAnsi="Arial" w:cs="Times New Roman"/>
-      <w:kern w:val="0"/>
-      <w:sz w:val="22"/>
-      <w:szCs w:val="20"/>
-      <w:lang w:eastAsia="de-DE"/>
-      <w14:ligatures w14:val="none"/>
-    </w:rPr>
-  </w:style>
-  <w:style w:type="paragraph" w:customStyle="1" w:styleId="890DB7FA4DDD4C2380CEE8959812FDC91">
-    <w:name w:val="890DB7FA4DDD4C2380CEE8959812FDC91"/>
-    <w:rsid w:val="00F85A6F"/>
-    <w:pPr>
-      <w:tabs>
-        <w:tab w:val="num" w:pos="720"/>
-      </w:tabs>
-      <w:overflowPunct w:val="0"/>
-      <w:autoSpaceDE w:val="0"/>
-      <w:autoSpaceDN w:val="0"/>
-      <w:adjustRightInd w:val="0"/>
-      <w:spacing w:before="240" w:after="0" w:line="259" w:lineRule="auto"/>
-      <w:ind w:left="360" w:hanging="360"/>
-      <w:textAlignment w:val="baseline"/>
-    </w:pPr>
-    <w:rPr>
-      <w:rFonts w:ascii="Arial" w:eastAsia="Times New Roman" w:hAnsi="Arial" w:cs="Times New Roman"/>
-      <w:kern w:val="0"/>
-      <w:sz w:val="22"/>
-      <w:szCs w:val="20"/>
-      <w:lang w:eastAsia="de-DE"/>
-      <w14:ligatures w14:val="none"/>
-    </w:rPr>
-  </w:style>
-  <w:style w:type="paragraph" w:customStyle="1" w:styleId="464B0A5A5B1947B1A8D29A7DF5782E7E">
-    <w:name w:val="464B0A5A5B1947B1A8D29A7DF5782E7E"/>
-    <w:rsid w:val="00F85A6F"/>
+  <w:style w:type="paragraph" w:customStyle="1" w:styleId="2820F917E4034B7599061F1F0BD27CC82">
+    <w:name w:val="2820F917E4034B7599061F1F0BD27CC82"/>
+    <w:rsid w:val="0099476F"/>
     <w:pPr>
       <w:overflowPunct w:val="0"/>
       <w:autoSpaceDE w:val="0"/>
@@ -9827,13 +9630,10 @@
       <w14:ligatures w14:val="none"/>
     </w:rPr>
   </w:style>
-  <w:style w:type="paragraph" w:customStyle="1" w:styleId="8108A742EF5F4A1B842738F1914082C9">
-    <w:name w:val="8108A742EF5F4A1B842738F1914082C9"/>
-    <w:rsid w:val="00F85A6F"/>
+  <w:style w:type="paragraph" w:customStyle="1" w:styleId="8108A742EF5F4A1B842738F1914082C93">
+    <w:name w:val="8108A742EF5F4A1B842738F1914082C93"/>
+    <w:rsid w:val="0099476F"/>
     <w:pPr>
-      <w:tabs>
-        <w:tab w:val="num" w:pos="720"/>
-      </w:tabs>
       <w:overflowPunct w:val="0"/>
       <w:autoSpaceDE w:val="0"/>
       <w:autoSpaceDN w:val="0"/>
@@ -9852,9 +9652,9 @@
       <w14:ligatures w14:val="none"/>
     </w:rPr>
   </w:style>
-  <w:style w:type="paragraph" w:customStyle="1" w:styleId="F881FAFA89AA4A4CB8F18BBB0DA76F551">
-    <w:name w:val="F881FAFA89AA4A4CB8F18BBB0DA76F551"/>
-    <w:rsid w:val="00F85A6F"/>
+  <w:style w:type="paragraph" w:customStyle="1" w:styleId="F881FAFA89AA4A4CB8F18BBB0DA76F553">
+    <w:name w:val="F881FAFA89AA4A4CB8F18BBB0DA76F553"/>
+    <w:rsid w:val="0099476F"/>
     <w:pPr>
       <w:overflowPunct w:val="0"/>
       <w:autoSpaceDE w:val="0"/>
@@ -9876,7 +9676,7 @@
 </file>
 
 <file path=word/glossary/webSettings.xml><?xml version="1.0" encoding="utf-8"?>
-<w:webSettings xmlns:mc="http://schemas.openxmlformats.org/markup-compatibility/2006" xmlns:r="http://schemas.openxmlformats.org/officeDocument/2006/relationships" xmlns:w="http://schemas.openxmlformats.org/wordprocessingml/2006/main" xmlns:w14="http://schemas.microsoft.com/office/word/2010/wordml" xmlns:w15="http://schemas.microsoft.com/office/word/2012/wordml" xmlns:w16cex="http://schemas.microsoft.com/office/word/2018/wordml/cex" xmlns:w16cid="http://schemas.microsoft.com/office/word/2016/wordml/cid" xmlns:w16="http://schemas.microsoft.com/office/word/2018/wordml" xmlns:w16du="http://schemas.microsoft.com/office/word/2023/wordml/word16du" xmlns:w16sdtdh="http://schemas.microsoft.com/office/word/2020/wordml/sdtdatahash" xmlns:w16se="http://schemas.microsoft.com/office/word/2015/wordml/symex" mc:Ignorable="w14 w15 w16se w16cid w16 w16cex w16sdtdh w16du">
+<w:webSettings xmlns:mc="http://schemas.openxmlformats.org/markup-compatibility/2006" xmlns:r="http://schemas.openxmlformats.org/officeDocument/2006/relationships" xmlns:w="http://schemas.openxmlformats.org/wordprocessingml/2006/main" xmlns:w14="http://schemas.microsoft.com/office/word/2010/wordml" xmlns:w15="http://schemas.microsoft.com/office/word/2012/wordml" xmlns:w16cex="http://schemas.microsoft.com/office/word/2018/wordml/cex" xmlns:w16cid="http://schemas.microsoft.com/office/word/2016/wordml/cid" xmlns:w16="http://schemas.microsoft.com/office/word/2018/wordml" xmlns:w16du="http://schemas.microsoft.com/office/word/2023/wordml/word16du" xmlns:w16sdtdh="http://schemas.microsoft.com/office/word/2020/wordml/sdtdatahash" xmlns:w16sdtfl="http://schemas.microsoft.com/office/word/2024/wordml/sdtformatlock" xmlns:w16se="http://schemas.microsoft.com/office/word/2015/wordml/symex" mc:Ignorable="w14 w15 w16se w16cid w16 w16cex w16sdtdh w16sdtfl w16du">
   <w:optimizeForBrowser/>
 </w:webSettings>
 </file>

--- a/document-merge-service/kt_so/templatefiles/pv-anlage-bestaetigung.docx
+++ b/document-merge-service/kt_so/templatefiles/pv-anlage-bestaetigung.docx
@@ -54,7 +54,23 @@
                 <w:b/>
                 <w:bCs/>
               </w:rPr>
-              <w:t>_NAME }}</w:t>
+              <w:t>_</w:t>
+            </w:r>
+            <w:proofErr w:type="gramStart"/>
+            <w:r>
+              <w:rPr>
+                <w:b/>
+                <w:bCs/>
+              </w:rPr>
+              <w:t>NAME }</w:t>
+            </w:r>
+            <w:proofErr w:type="gramEnd"/>
+            <w:r>
+              <w:rPr>
+                <w:b/>
+                <w:bCs/>
+              </w:rPr>
+              <w:t>}</w:t>
             </w:r>
           </w:p>
           <w:sdt>
@@ -100,21 +116,12 @@
                 <w:szCs w:val="18"/>
               </w:rPr>
             </w:pPr>
-            <w:proofErr w:type="gramStart"/>
-            <w:r>
-              <w:rPr>
-                <w:sz w:val="18"/>
-                <w:szCs w:val="18"/>
-              </w:rPr>
-              <w:t>{{ LEITBEHOERDE</w:t>
-            </w:r>
-            <w:proofErr w:type="gramEnd"/>
-            <w:r>
-              <w:rPr>
-                <w:sz w:val="18"/>
-                <w:szCs w:val="18"/>
-              </w:rPr>
-              <w:t>_ADRESSE_1 }}</w:t>
+            <w:r>
+              <w:rPr>
+                <w:sz w:val="18"/>
+                <w:szCs w:val="18"/>
+              </w:rPr>
+              <w:t>{{ LEITBEHOERDE_ADRESSE_1 }}</w:t>
             </w:r>
           </w:p>
           <w:p>
@@ -125,21 +132,12 @@
                 <w:szCs w:val="18"/>
               </w:rPr>
             </w:pPr>
-            <w:proofErr w:type="gramStart"/>
-            <w:r>
-              <w:rPr>
-                <w:sz w:val="18"/>
-                <w:szCs w:val="18"/>
-              </w:rPr>
-              <w:t>{{ LEITBEHOERDE</w:t>
-            </w:r>
-            <w:proofErr w:type="gramEnd"/>
-            <w:r>
-              <w:rPr>
-                <w:sz w:val="18"/>
-                <w:szCs w:val="18"/>
-              </w:rPr>
-              <w:t>_ADRESSE_2 }}</w:t>
+            <w:r>
+              <w:rPr>
+                <w:sz w:val="18"/>
+                <w:szCs w:val="18"/>
+              </w:rPr>
+              <w:t>{{ LEITBEHOERDE_ADRESSE_2 }}</w:t>
             </w:r>
           </w:p>
         </w:tc>
@@ -244,7 +242,6 @@
               <w:t xml:space="preserve"> </w:t>
             </w:r>
             <w:proofErr w:type="spellStart"/>
-            <w:proofErr w:type="gramStart"/>
             <w:r>
               <w:rPr>
                 <w:rFonts w:ascii="Consolas" w:hAnsi="Consolas" w:cs="Arial"/>
@@ -255,7 +252,6 @@
               <w:t>loop.first</w:t>
             </w:r>
             <w:proofErr w:type="spellEnd"/>
-            <w:proofErr w:type="gramEnd"/>
             <w:r>
               <w:rPr>
                 <w:rFonts w:ascii="Consolas" w:hAnsi="Consolas" w:cs="Arial"/>
@@ -327,16 +323,11 @@
             <w:pPr>
               <w:pStyle w:val="Platzhalter"/>
             </w:pPr>
-            <w:proofErr w:type="gramStart"/>
             <w:r>
               <w:t>{{ G.</w:t>
             </w:r>
             <w:r>
-              <w:t>NAME</w:t>
-            </w:r>
-            <w:proofErr w:type="gramEnd"/>
-            <w:r>
-              <w:t>_JURISTISCHE_PERSON</w:t>
+              <w:t>NAME_JURISTISCHE_PERSON</w:t>
             </w:r>
             <w:r>
               <w:t xml:space="preserve"> }}</w:t>
@@ -407,19 +398,11 @@
             </w:r>
           </w:p>
           <w:p>
-            <w:proofErr w:type="gramStart"/>
             <w:r>
               <w:rPr>
                 <w:rStyle w:val="PlatzhalterZchn"/>
               </w:rPr>
-              <w:t>{{ G.VORNAME</w:t>
-            </w:r>
-            <w:proofErr w:type="gramEnd"/>
-            <w:r>
-              <w:rPr>
-                <w:rStyle w:val="PlatzhalterZchn"/>
-              </w:rPr>
-              <w:t xml:space="preserve"> }}</w:t>
+              <w:t>{{ G.VORNAME }}</w:t>
             </w:r>
             <w:r>
               <w:rPr>
@@ -435,19 +418,11 @@
             </w:r>
           </w:p>
           <w:p>
-            <w:proofErr w:type="gramStart"/>
             <w:r>
               <w:rPr>
                 <w:rStyle w:val="PlatzhalterZchn"/>
               </w:rPr>
-              <w:t>{{ G.STRASSE</w:t>
-            </w:r>
-            <w:proofErr w:type="gramEnd"/>
-            <w:r>
-              <w:rPr>
-                <w:rStyle w:val="PlatzhalterZchn"/>
-              </w:rPr>
-              <w:t xml:space="preserve"> }}</w:t>
+              <w:t>{{ G.STRASSE }}</w:t>
             </w:r>
             <w:r>
               <w:rPr>
@@ -463,19 +438,11 @@
             </w:r>
           </w:p>
           <w:p>
-            <w:proofErr w:type="gramStart"/>
             <w:r>
               <w:rPr>
                 <w:rStyle w:val="PlatzhalterZchn"/>
               </w:rPr>
-              <w:t>{{ G.PLZ</w:t>
-            </w:r>
-            <w:proofErr w:type="gramEnd"/>
-            <w:r>
-              <w:rPr>
-                <w:rStyle w:val="PlatzhalterZchn"/>
-              </w:rPr>
-              <w:t xml:space="preserve"> }}</w:t>
+              <w:t>{{ G.PLZ }}</w:t>
             </w:r>
             <w:r>
               <w:rPr>
@@ -605,23 +572,13 @@
               </w:rPr>
               <w:tab/>
             </w:r>
-            <w:proofErr w:type="gramStart"/>
             <w:r>
               <w:rPr>
                 <w:rStyle w:val="PlatzhalterZchn"/>
                 <w:sz w:val="18"/>
                 <w:szCs w:val="18"/>
               </w:rPr>
-              <w:t>{{ ZUSTAENDIG</w:t>
-            </w:r>
-            <w:proofErr w:type="gramEnd"/>
-            <w:r>
-              <w:rPr>
-                <w:rStyle w:val="PlatzhalterZchn"/>
-                <w:sz w:val="18"/>
-                <w:szCs w:val="18"/>
-              </w:rPr>
-              <w:t>_NAME }}</w:t>
+              <w:t>{{ ZUSTAENDIG_NAME }}</w:t>
             </w:r>
           </w:p>
           <w:p>
@@ -651,23 +608,13 @@
               </w:rPr>
               <w:tab/>
             </w:r>
-            <w:proofErr w:type="gramStart"/>
             <w:r>
               <w:rPr>
                 <w:rStyle w:val="PlatzhalterZchn"/>
                 <w:sz w:val="18"/>
                 <w:szCs w:val="18"/>
               </w:rPr>
-              <w:t>{{ LEITBEHOERDE</w:t>
-            </w:r>
-            <w:proofErr w:type="gramEnd"/>
-            <w:r>
-              <w:rPr>
-                <w:rStyle w:val="PlatzhalterZchn"/>
-                <w:sz w:val="18"/>
-                <w:szCs w:val="18"/>
-              </w:rPr>
-              <w:t>_EMAIL }}</w:t>
+              <w:t>{{ LEITBEHOERDE_EMAIL }}</w:t>
             </w:r>
           </w:p>
           <w:p>
@@ -694,23 +641,13 @@
               </w:rPr>
               <w:tab/>
             </w:r>
-            <w:proofErr w:type="gramStart"/>
             <w:r>
               <w:rPr>
                 <w:rStyle w:val="PlatzhalterZchn"/>
                 <w:sz w:val="18"/>
                 <w:szCs w:val="18"/>
               </w:rPr>
-              <w:t>{{ LEITBEHOERDE</w:t>
-            </w:r>
-            <w:proofErr w:type="gramEnd"/>
-            <w:r>
-              <w:rPr>
-                <w:rStyle w:val="PlatzhalterZchn"/>
-                <w:sz w:val="18"/>
-                <w:szCs w:val="18"/>
-              </w:rPr>
-              <w:t>_TELEFON }}</w:t>
+              <w:t>{{ LEITBEHOERDE_TELEFON }}</w:t>
             </w:r>
           </w:p>
           <w:p>
@@ -737,23 +674,13 @@
               </w:rPr>
               <w:tab/>
             </w:r>
-            <w:proofErr w:type="gramStart"/>
             <w:r>
               <w:rPr>
                 <w:rStyle w:val="PlatzhalterZchn"/>
                 <w:sz w:val="18"/>
                 <w:szCs w:val="18"/>
               </w:rPr>
-              <w:t>{{ LEITBEHOERDE</w:t>
-            </w:r>
-            <w:proofErr w:type="gramEnd"/>
-            <w:r>
-              <w:rPr>
-                <w:rStyle w:val="PlatzhalterZchn"/>
-                <w:sz w:val="18"/>
-                <w:szCs w:val="18"/>
-              </w:rPr>
-              <w:t>_WEBSEITE }}</w:t>
+              <w:t>{{ LEITBEHOERDE_WEBSEITE }}</w:t>
             </w:r>
           </w:p>
         </w:tc>
@@ -803,7 +730,6 @@
                 <w:szCs w:val="22"/>
               </w:rPr>
             </w:pPr>
-            <w:proofErr w:type="gramStart"/>
             <w:r>
               <w:rPr>
                 <w:rStyle w:val="PlatzhalterZchn"/>
@@ -816,7 +742,6 @@
               </w:rPr>
               <w:t>GEMEINDE</w:t>
             </w:r>
-            <w:proofErr w:type="gramEnd"/>
             <w:r>
               <w:rPr>
                 <w:rStyle w:val="PlatzhalterZchn"/>
@@ -909,13 +834,8 @@
             <w:pPr>
               <w:pStyle w:val="Platzhalter"/>
             </w:pPr>
-            <w:proofErr w:type="gramStart"/>
-            <w:r>
-              <w:t>{{ DOSSIER</w:t>
-            </w:r>
-            <w:proofErr w:type="gramEnd"/>
-            <w:r>
-              <w:t>_NUMMER }}</w:t>
+            <w:r>
+              <w:t>{{ DOSSIER_NUMMER }}</w:t>
             </w:r>
           </w:p>
         </w:tc>
@@ -1098,19 +1018,11 @@
               </w:rPr>
               <w:tab/>
             </w:r>
-            <w:proofErr w:type="gramStart"/>
             <w:r>
               <w:rPr>
                 <w:rStyle w:val="PlatzhalterZchn"/>
               </w:rPr>
-              <w:t>{{ G.NAME</w:t>
-            </w:r>
-            <w:proofErr w:type="gramEnd"/>
-            <w:r>
-              <w:rPr>
-                <w:rStyle w:val="PlatzhalterZchn"/>
-              </w:rPr>
-              <w:t xml:space="preserve"> }}</w:t>
+              <w:t>{{ G.NAME }}</w:t>
             </w:r>
             <w:r>
               <w:t xml:space="preserve">, </w:t>
@@ -1186,16 +1098,52 @@
               <w:rPr>
                 <w:rStyle w:val="PlatzhalterZchn"/>
               </w:rPr>
-              <w:t>_NAME }}</w:t>
+              <w:t>_</w:t>
+            </w:r>
+            <w:proofErr w:type="gramStart"/>
+            <w:r>
+              <w:rPr>
+                <w:rStyle w:val="PlatzhalterZchn"/>
+              </w:rPr>
+              <w:t>NAME }</w:t>
+            </w:r>
+            <w:proofErr w:type="gramEnd"/>
+            <w:r>
+              <w:rPr>
+                <w:rStyle w:val="PlatzhalterZchn"/>
+              </w:rPr>
+              <w:t>}</w:t>
             </w:r>
             <w:r>
               <w:t xml:space="preserve">, </w:t>
             </w:r>
+            <w:proofErr w:type="gramStart"/>
             <w:r>
               <w:rPr>
                 <w:rStyle w:val="PlatzhalterZchn"/>
               </w:rPr>
-              <w:t>{{ G.VERTRETER_ADRESSE }}</w:t>
+              <w:t>{{ G.VERTRETER</w:t>
+            </w:r>
+            <w:proofErr w:type="gramEnd"/>
+            <w:r>
+              <w:rPr>
+                <w:rStyle w:val="PlatzhalterZchn"/>
+              </w:rPr>
+              <w:t>_</w:t>
+            </w:r>
+            <w:proofErr w:type="gramStart"/>
+            <w:r>
+              <w:rPr>
+                <w:rStyle w:val="PlatzhalterZchn"/>
+              </w:rPr>
+              <w:t>ADRESSE }</w:t>
+            </w:r>
+            <w:proofErr w:type="gramEnd"/>
+            <w:r>
+              <w:rPr>
+                <w:rStyle w:val="PlatzhalterZchn"/>
+              </w:rPr>
+              <w:t>}</w:t>
             </w:r>
           </w:p>
           <w:p>
@@ -1313,11 +1261,19 @@
             <w:r>
               <w:t xml:space="preserve">, </w:t>
             </w:r>
+            <w:proofErr w:type="gramStart"/>
             <w:r>
               <w:rPr>
                 <w:rStyle w:val="PlatzhalterZchn"/>
               </w:rPr>
-              <w:t>{{ G.ADRESSE }}</w:t>
+              <w:t>{{ G.ADRESSE</w:t>
+            </w:r>
+            <w:proofErr w:type="gramEnd"/>
+            <w:r>
+              <w:rPr>
+                <w:rStyle w:val="PlatzhalterZchn"/>
+              </w:rPr>
+              <w:t xml:space="preserve"> }}</w:t>
             </w:r>
           </w:p>
           <w:p>
@@ -1377,16 +1333,52 @@
               <w:rPr>
                 <w:rStyle w:val="PlatzhalterZchn"/>
               </w:rPr>
-              <w:t>_NAME }}</w:t>
+              <w:t>_</w:t>
+            </w:r>
+            <w:proofErr w:type="gramStart"/>
+            <w:r>
+              <w:rPr>
+                <w:rStyle w:val="PlatzhalterZchn"/>
+              </w:rPr>
+              <w:t>NAME }</w:t>
+            </w:r>
+            <w:proofErr w:type="gramEnd"/>
+            <w:r>
+              <w:rPr>
+                <w:rStyle w:val="PlatzhalterZchn"/>
+              </w:rPr>
+              <w:t>}</w:t>
             </w:r>
             <w:r>
               <w:t xml:space="preserve">, </w:t>
             </w:r>
+            <w:proofErr w:type="gramStart"/>
             <w:r>
               <w:rPr>
                 <w:rStyle w:val="PlatzhalterZchn"/>
               </w:rPr>
-              <w:t>{{ G.VERTRETER_ADRESSE }}</w:t>
+              <w:t>{{ G.VERTRETER</w:t>
+            </w:r>
+            <w:proofErr w:type="gramEnd"/>
+            <w:r>
+              <w:rPr>
+                <w:rStyle w:val="PlatzhalterZchn"/>
+              </w:rPr>
+              <w:t>_</w:t>
+            </w:r>
+            <w:proofErr w:type="gramStart"/>
+            <w:r>
+              <w:rPr>
+                <w:rStyle w:val="PlatzhalterZchn"/>
+              </w:rPr>
+              <w:t>ADRESSE }</w:t>
+            </w:r>
+            <w:proofErr w:type="gramEnd"/>
+            <w:r>
+              <w:rPr>
+                <w:rStyle w:val="PlatzhalterZchn"/>
+              </w:rPr>
+              <w:t>}</w:t>
             </w:r>
           </w:p>
           <w:p>
@@ -1799,11 +1791,19 @@
             <w:r>
               <w:t xml:space="preserve">, </w:t>
             </w:r>
+            <w:proofErr w:type="gramStart"/>
             <w:r>
               <w:rPr>
                 <w:rStyle w:val="PlatzhalterZchn"/>
               </w:rPr>
-              <w:t>{{ G.ADRESSE }}</w:t>
+              <w:t>{{ G.ADRESSE</w:t>
+            </w:r>
+            <w:proofErr w:type="gramEnd"/>
+            <w:r>
+              <w:rPr>
+                <w:rStyle w:val="PlatzhalterZchn"/>
+              </w:rPr>
+              <w:t xml:space="preserve"> }}</w:t>
             </w:r>
           </w:p>
           <w:p>
@@ -1873,16 +1873,52 @@
               <w:rPr>
                 <w:rStyle w:val="PlatzhalterZchn"/>
               </w:rPr>
-              <w:t>_NAME }}</w:t>
+              <w:t>_</w:t>
+            </w:r>
+            <w:proofErr w:type="gramStart"/>
+            <w:r>
+              <w:rPr>
+                <w:rStyle w:val="PlatzhalterZchn"/>
+              </w:rPr>
+              <w:t>NAME }</w:t>
+            </w:r>
+            <w:proofErr w:type="gramEnd"/>
+            <w:r>
+              <w:rPr>
+                <w:rStyle w:val="PlatzhalterZchn"/>
+              </w:rPr>
+              <w:t>}</w:t>
             </w:r>
             <w:r>
               <w:t xml:space="preserve">, </w:t>
             </w:r>
+            <w:proofErr w:type="gramStart"/>
             <w:r>
               <w:rPr>
                 <w:rStyle w:val="PlatzhalterZchn"/>
               </w:rPr>
-              <w:t>{{ G.VERTRETER_ADRESSE }}</w:t>
+              <w:t>{{ G.VERTRETER</w:t>
+            </w:r>
+            <w:proofErr w:type="gramEnd"/>
+            <w:r>
+              <w:rPr>
+                <w:rStyle w:val="PlatzhalterZchn"/>
+              </w:rPr>
+              <w:t>_</w:t>
+            </w:r>
+            <w:proofErr w:type="gramStart"/>
+            <w:r>
+              <w:rPr>
+                <w:rStyle w:val="PlatzhalterZchn"/>
+              </w:rPr>
+              <w:t>ADRESSE }</w:t>
+            </w:r>
+            <w:proofErr w:type="gramEnd"/>
+            <w:r>
+              <w:rPr>
+                <w:rStyle w:val="PlatzhalterZchn"/>
+              </w:rPr>
+              <w:t>}</w:t>
             </w:r>
           </w:p>
           <w:p>
@@ -2000,11 +2036,19 @@
             <w:r>
               <w:t xml:space="preserve">, </w:t>
             </w:r>
+            <w:proofErr w:type="gramStart"/>
             <w:r>
               <w:rPr>
                 <w:rStyle w:val="PlatzhalterZchn"/>
               </w:rPr>
-              <w:t>{{ G.ADRESSE }}</w:t>
+              <w:t>{{ G.ADRESSE</w:t>
+            </w:r>
+            <w:proofErr w:type="gramEnd"/>
+            <w:r>
+              <w:rPr>
+                <w:rStyle w:val="PlatzhalterZchn"/>
+              </w:rPr>
+              <w:t xml:space="preserve"> }}</w:t>
             </w:r>
           </w:p>
           <w:p>
@@ -2070,16 +2114,52 @@
               <w:rPr>
                 <w:rStyle w:val="PlatzhalterZchn"/>
               </w:rPr>
-              <w:t>_NAME }}</w:t>
+              <w:t>_</w:t>
+            </w:r>
+            <w:proofErr w:type="gramStart"/>
+            <w:r>
+              <w:rPr>
+                <w:rStyle w:val="PlatzhalterZchn"/>
+              </w:rPr>
+              <w:t>NAME }</w:t>
+            </w:r>
+            <w:proofErr w:type="gramEnd"/>
+            <w:r>
+              <w:rPr>
+                <w:rStyle w:val="PlatzhalterZchn"/>
+              </w:rPr>
+              <w:t>}</w:t>
             </w:r>
             <w:r>
               <w:t xml:space="preserve">, </w:t>
             </w:r>
+            <w:proofErr w:type="gramStart"/>
             <w:r>
               <w:rPr>
                 <w:rStyle w:val="PlatzhalterZchn"/>
               </w:rPr>
-              <w:t>{{ G.VERTRETER_ADRESSE }}</w:t>
+              <w:t>{{ G.VERTRETER</w:t>
+            </w:r>
+            <w:proofErr w:type="gramEnd"/>
+            <w:r>
+              <w:rPr>
+                <w:rStyle w:val="PlatzhalterZchn"/>
+              </w:rPr>
+              <w:t>_</w:t>
+            </w:r>
+            <w:proofErr w:type="gramStart"/>
+            <w:r>
+              <w:rPr>
+                <w:rStyle w:val="PlatzhalterZchn"/>
+              </w:rPr>
+              <w:t>ADRESSE }</w:t>
+            </w:r>
+            <w:proofErr w:type="gramEnd"/>
+            <w:r>
+              <w:rPr>
+                <w:rStyle w:val="PlatzhalterZchn"/>
+              </w:rPr>
+              <w:t>}</w:t>
             </w:r>
           </w:p>
           <w:p>
@@ -2739,11 +2819,19 @@
             <w:r>
               <w:t xml:space="preserve">, </w:t>
             </w:r>
+            <w:proofErr w:type="gramStart"/>
             <w:r>
               <w:rPr>
                 <w:rStyle w:val="PlatzhalterZchn"/>
               </w:rPr>
-              <w:t>{{ G.ADRESSE }}</w:t>
+              <w:t>{{ G.ADRESSE</w:t>
+            </w:r>
+            <w:proofErr w:type="gramEnd"/>
+            <w:r>
+              <w:rPr>
+                <w:rStyle w:val="PlatzhalterZchn"/>
+              </w:rPr>
+              <w:t xml:space="preserve"> }}</w:t>
             </w:r>
           </w:p>
           <w:p>
@@ -2810,16 +2898,52 @@
               <w:rPr>
                 <w:rStyle w:val="PlatzhalterZchn"/>
               </w:rPr>
-              <w:t>_NAME }}</w:t>
+              <w:t>_</w:t>
+            </w:r>
+            <w:proofErr w:type="gramStart"/>
+            <w:r>
+              <w:rPr>
+                <w:rStyle w:val="PlatzhalterZchn"/>
+              </w:rPr>
+              <w:t>NAME }</w:t>
+            </w:r>
+            <w:proofErr w:type="gramEnd"/>
+            <w:r>
+              <w:rPr>
+                <w:rStyle w:val="PlatzhalterZchn"/>
+              </w:rPr>
+              <w:t>}</w:t>
             </w:r>
             <w:r>
               <w:t xml:space="preserve">, </w:t>
             </w:r>
+            <w:proofErr w:type="gramStart"/>
             <w:r>
               <w:rPr>
                 <w:rStyle w:val="PlatzhalterZchn"/>
               </w:rPr>
-              <w:t>{{ G.VERTRETER_ADRESSE }}</w:t>
+              <w:t>{{ G.VERTRETER</w:t>
+            </w:r>
+            <w:proofErr w:type="gramEnd"/>
+            <w:r>
+              <w:rPr>
+                <w:rStyle w:val="PlatzhalterZchn"/>
+              </w:rPr>
+              <w:t>_</w:t>
+            </w:r>
+            <w:proofErr w:type="gramStart"/>
+            <w:r>
+              <w:rPr>
+                <w:rStyle w:val="PlatzhalterZchn"/>
+              </w:rPr>
+              <w:t>ADRESSE }</w:t>
+            </w:r>
+            <w:proofErr w:type="gramEnd"/>
+            <w:r>
+              <w:rPr>
+                <w:rStyle w:val="PlatzhalterZchn"/>
+              </w:rPr>
+              <w:t>}</w:t>
             </w:r>
           </w:p>
           <w:p>
@@ -2937,11 +3061,19 @@
             <w:r>
               <w:t xml:space="preserve">, </w:t>
             </w:r>
+            <w:proofErr w:type="gramStart"/>
             <w:r>
               <w:rPr>
                 <w:rStyle w:val="PlatzhalterZchn"/>
               </w:rPr>
-              <w:t>{{ G.ADRESSE }}</w:t>
+              <w:t>{{ G.ADRESSE</w:t>
+            </w:r>
+            <w:proofErr w:type="gramEnd"/>
+            <w:r>
+              <w:rPr>
+                <w:rStyle w:val="PlatzhalterZchn"/>
+              </w:rPr>
+              <w:t xml:space="preserve"> }}</w:t>
             </w:r>
           </w:p>
           <w:p>
@@ -3007,16 +3139,52 @@
               <w:rPr>
                 <w:rStyle w:val="PlatzhalterZchn"/>
               </w:rPr>
-              <w:t>_NAME }}</w:t>
+              <w:t>_</w:t>
+            </w:r>
+            <w:proofErr w:type="gramStart"/>
+            <w:r>
+              <w:rPr>
+                <w:rStyle w:val="PlatzhalterZchn"/>
+              </w:rPr>
+              <w:t>NAME }</w:t>
+            </w:r>
+            <w:proofErr w:type="gramEnd"/>
+            <w:r>
+              <w:rPr>
+                <w:rStyle w:val="PlatzhalterZchn"/>
+              </w:rPr>
+              <w:t>}</w:t>
             </w:r>
             <w:r>
               <w:t xml:space="preserve">, </w:t>
             </w:r>
+            <w:proofErr w:type="gramStart"/>
             <w:r>
               <w:rPr>
                 <w:rStyle w:val="PlatzhalterZchn"/>
               </w:rPr>
-              <w:t>{{ G.VERTRETER_ADRESSE }}</w:t>
+              <w:t>{{ G.VERTRETER</w:t>
+            </w:r>
+            <w:proofErr w:type="gramEnd"/>
+            <w:r>
+              <w:rPr>
+                <w:rStyle w:val="PlatzhalterZchn"/>
+              </w:rPr>
+              <w:t>_</w:t>
+            </w:r>
+            <w:proofErr w:type="gramStart"/>
+            <w:r>
+              <w:rPr>
+                <w:rStyle w:val="PlatzhalterZchn"/>
+              </w:rPr>
+              <w:t>ADRESSE }</w:t>
+            </w:r>
+            <w:proofErr w:type="gramEnd"/>
+            <w:r>
+              <w:rPr>
+                <w:rStyle w:val="PlatzhalterZchn"/>
+              </w:rPr>
+              <w:t>}</w:t>
             </w:r>
           </w:p>
           <w:p>
@@ -3822,11 +3990,19 @@
       <w:r>
         <w:t xml:space="preserve"> </w:t>
       </w:r>
+      <w:proofErr w:type="gramStart"/>
       <w:r>
         <w:rPr>
           <w:rStyle w:val="PlatzhalterZchn"/>
         </w:rPr>
-        <w:t>{{ G.NACHNAME }}</w:t>
+        <w:t>{{ G.NACHNAME</w:t>
+      </w:r>
+      <w:proofErr w:type="gramEnd"/>
+      <w:r>
+        <w:rPr>
+          <w:rStyle w:val="PlatzhalterZchn"/>
+        </w:rPr>
+        <w:t xml:space="preserve"> }}</w:t>
       </w:r>
     </w:p>
     <w:p>
@@ -3907,11 +4083,19 @@
       <w:r>
         <w:t xml:space="preserve"> </w:t>
       </w:r>
+      <w:proofErr w:type="gramStart"/>
       <w:r>
         <w:rPr>
           <w:rStyle w:val="PlatzhalterZchn"/>
         </w:rPr>
-        <w:t>{{ G.NACHNAME }}</w:t>
+        <w:t>{{ G.NACHNAME</w:t>
+      </w:r>
+      <w:proofErr w:type="gramEnd"/>
+      <w:r>
+        <w:rPr>
+          <w:rStyle w:val="PlatzhalterZchn"/>
+        </w:rPr>
+        <w:t xml:space="preserve"> }}</w:t>
       </w:r>
     </w:p>
     <w:p>
@@ -4371,10 +4555,18 @@
         <w:t>_NAME</w:t>
       </w:r>
       <w:r>
-        <w:t>_KURZ</w:t>
+        <w:t>_</w:t>
+      </w:r>
+      <w:proofErr w:type="gramStart"/>
+      <w:r>
+        <w:t>KURZ</w:t>
       </w:r>
       <w:r>
-        <w:t xml:space="preserve"> }}</w:t>
+        <w:t xml:space="preserve"> }</w:t>
+      </w:r>
+      <w:proofErr w:type="gramEnd"/>
+      <w:r>
+        <w:t>}</w:t>
       </w:r>
     </w:p>
     <w:sdt>
@@ -4565,7 +4757,25 @@
         <w:sz w:val="16"/>
         <w:szCs w:val="16"/>
       </w:rPr>
-      <w:t>_NAME }}</w:t>
+      <w:t>_</w:t>
+    </w:r>
+    <w:proofErr w:type="gramStart"/>
+    <w:r>
+      <w:rPr>
+        <w:rStyle w:val="PlatzhalterZchn"/>
+        <w:sz w:val="16"/>
+        <w:szCs w:val="16"/>
+      </w:rPr>
+      <w:t>NAME }</w:t>
+    </w:r>
+    <w:proofErr w:type="gramEnd"/>
+    <w:r>
+      <w:rPr>
+        <w:rStyle w:val="PlatzhalterZchn"/>
+        <w:sz w:val="16"/>
+        <w:szCs w:val="16"/>
+      </w:rPr>
+      <w:t>}</w:t>
     </w:r>
     <w:r>
       <w:rPr>
@@ -4615,58 +4825,170 @@
       </w:rPr>
       <w:t xml:space="preserve">| </w:t>
     </w:r>
+    <w:proofErr w:type="gramStart"/>
     <w:r>
       <w:rPr>
         <w:rStyle w:val="PlatzhalterZchn"/>
         <w:sz w:val="16"/>
         <w:szCs w:val="16"/>
       </w:rPr>
-      <w:t>{{ LEITBEHOERDE_ADRESSE_1 }}</w:t>
+      <w:t>{{ LEITBEHOERDE</w:t>
     </w:r>
-    <w:r>
-      <w:rPr>
-        <w:sz w:val="16"/>
-        <w:szCs w:val="16"/>
-      </w:rPr>
-      <w:t xml:space="preserve"> | </w:t>
-    </w:r>
+    <w:proofErr w:type="gramEnd"/>
     <w:r>
       <w:rPr>
         <w:rStyle w:val="PlatzhalterZchn"/>
         <w:sz w:val="16"/>
         <w:szCs w:val="16"/>
       </w:rPr>
-      <w:t>{{ LEITBEHOERDE_ADRESSE_2 }}</w:t>
+      <w:t>_ADRESSE_</w:t>
     </w:r>
-    <w:r>
-      <w:rPr>
-        <w:sz w:val="16"/>
-        <w:szCs w:val="16"/>
-      </w:rPr>
-      <w:t xml:space="preserve"> | </w:t>
-    </w:r>
+    <w:proofErr w:type="gramStart"/>
     <w:r>
       <w:rPr>
         <w:rStyle w:val="PlatzhalterZchn"/>
         <w:sz w:val="16"/>
         <w:szCs w:val="16"/>
       </w:rPr>
-      <w:t>{{ LEITBEHOERDE_TELEFON }}</w:t>
+      <w:t>1 }</w:t>
     </w:r>
-    <w:r>
-      <w:rPr>
-        <w:sz w:val="16"/>
-        <w:szCs w:val="16"/>
-      </w:rPr>
-      <w:t xml:space="preserve"> | </w:t>
-    </w:r>
+    <w:proofErr w:type="gramEnd"/>
     <w:r>
       <w:rPr>
         <w:rStyle w:val="PlatzhalterZchn"/>
         <w:sz w:val="16"/>
         <w:szCs w:val="16"/>
       </w:rPr>
-      <w:t>{{ LEITBEHOERDE_EMAIL }}</w:t>
+      <w:t>}</w:t>
+    </w:r>
+    <w:r>
+      <w:rPr>
+        <w:sz w:val="16"/>
+        <w:szCs w:val="16"/>
+      </w:rPr>
+      <w:t xml:space="preserve"> | </w:t>
+    </w:r>
+    <w:proofErr w:type="gramStart"/>
+    <w:r>
+      <w:rPr>
+        <w:rStyle w:val="PlatzhalterZchn"/>
+        <w:sz w:val="16"/>
+        <w:szCs w:val="16"/>
+      </w:rPr>
+      <w:t>{{ LEITBEHOERDE</w:t>
+    </w:r>
+    <w:proofErr w:type="gramEnd"/>
+    <w:r>
+      <w:rPr>
+        <w:rStyle w:val="PlatzhalterZchn"/>
+        <w:sz w:val="16"/>
+        <w:szCs w:val="16"/>
+      </w:rPr>
+      <w:t>_ADRESSE_</w:t>
+    </w:r>
+    <w:proofErr w:type="gramStart"/>
+    <w:r>
+      <w:rPr>
+        <w:rStyle w:val="PlatzhalterZchn"/>
+        <w:sz w:val="16"/>
+        <w:szCs w:val="16"/>
+      </w:rPr>
+      <w:t>2 }</w:t>
+    </w:r>
+    <w:proofErr w:type="gramEnd"/>
+    <w:r>
+      <w:rPr>
+        <w:rStyle w:val="PlatzhalterZchn"/>
+        <w:sz w:val="16"/>
+        <w:szCs w:val="16"/>
+      </w:rPr>
+      <w:t>}</w:t>
+    </w:r>
+    <w:r>
+      <w:rPr>
+        <w:sz w:val="16"/>
+        <w:szCs w:val="16"/>
+      </w:rPr>
+      <w:t xml:space="preserve"> | </w:t>
+    </w:r>
+    <w:proofErr w:type="gramStart"/>
+    <w:r>
+      <w:rPr>
+        <w:rStyle w:val="PlatzhalterZchn"/>
+        <w:sz w:val="16"/>
+        <w:szCs w:val="16"/>
+      </w:rPr>
+      <w:t>{{ LEITBEHOERDE</w:t>
+    </w:r>
+    <w:proofErr w:type="gramEnd"/>
+    <w:r>
+      <w:rPr>
+        <w:rStyle w:val="PlatzhalterZchn"/>
+        <w:sz w:val="16"/>
+        <w:szCs w:val="16"/>
+      </w:rPr>
+      <w:t>_</w:t>
+    </w:r>
+    <w:proofErr w:type="gramStart"/>
+    <w:r>
+      <w:rPr>
+        <w:rStyle w:val="PlatzhalterZchn"/>
+        <w:sz w:val="16"/>
+        <w:szCs w:val="16"/>
+      </w:rPr>
+      <w:t>TELEFON }</w:t>
+    </w:r>
+    <w:proofErr w:type="gramEnd"/>
+    <w:r>
+      <w:rPr>
+        <w:rStyle w:val="PlatzhalterZchn"/>
+        <w:sz w:val="16"/>
+        <w:szCs w:val="16"/>
+      </w:rPr>
+      <w:t>}</w:t>
+    </w:r>
+    <w:r>
+      <w:rPr>
+        <w:sz w:val="16"/>
+        <w:szCs w:val="16"/>
+      </w:rPr>
+      <w:t xml:space="preserve"> | </w:t>
+    </w:r>
+    <w:proofErr w:type="gramStart"/>
+    <w:r>
+      <w:rPr>
+        <w:rStyle w:val="PlatzhalterZchn"/>
+        <w:sz w:val="16"/>
+        <w:szCs w:val="16"/>
+      </w:rPr>
+      <w:t>{{ LEITBEHOERDE</w:t>
+    </w:r>
+    <w:proofErr w:type="gramEnd"/>
+    <w:r>
+      <w:rPr>
+        <w:rStyle w:val="PlatzhalterZchn"/>
+        <w:sz w:val="16"/>
+        <w:szCs w:val="16"/>
+      </w:rPr>
+      <w:t>_</w:t>
+    </w:r>
+    <w:proofErr w:type="gramStart"/>
+    <w:r>
+      <w:rPr>
+        <w:rStyle w:val="PlatzhalterZchn"/>
+        <w:sz w:val="16"/>
+        <w:szCs w:val="16"/>
+      </w:rPr>
+      <w:t>EMAIL }</w:t>
+    </w:r>
+    <w:proofErr w:type="gramEnd"/>
+    <w:r>
+      <w:rPr>
+        <w:rStyle w:val="PlatzhalterZchn"/>
+        <w:sz w:val="16"/>
+        <w:szCs w:val="16"/>
+      </w:rPr>
+      <w:t>}</w:t>
     </w:r>
   </w:p>
   <w:p>
@@ -4808,67 +5130,197 @@
         <w:sz w:val="16"/>
         <w:szCs w:val="16"/>
       </w:rPr>
-      <w:t>_NAME }}</w:t>
+      <w:t>_</w:t>
     </w:r>
-    <w:r>
-      <w:rPr>
-        <w:sz w:val="16"/>
-        <w:szCs w:val="16"/>
-      </w:rPr>
-      <w:t xml:space="preserve"> | Direktion Bau | </w:t>
-    </w:r>
+    <w:proofErr w:type="gramStart"/>
     <w:r>
       <w:rPr>
         <w:rStyle w:val="PlatzhalterZchn"/>
         <w:sz w:val="16"/>
         <w:szCs w:val="16"/>
       </w:rPr>
-      <w:t>{{ LEITBEHOERDE_ADRESSE_1 }}</w:t>
+      <w:t>NAME }</w:t>
     </w:r>
-    <w:r>
-      <w:rPr>
-        <w:sz w:val="16"/>
-        <w:szCs w:val="16"/>
-      </w:rPr>
-      <w:t xml:space="preserve"> | </w:t>
-    </w:r>
+    <w:proofErr w:type="gramEnd"/>
     <w:r>
       <w:rPr>
         <w:rStyle w:val="PlatzhalterZchn"/>
         <w:sz w:val="16"/>
         <w:szCs w:val="16"/>
       </w:rPr>
-      <w:t>{{ LEITBEHOERDE_ADRESSE_2 }}</w:t>
+      <w:t>}</w:t>
     </w:r>
     <w:r>
       <w:rPr>
         <w:sz w:val="16"/>
         <w:szCs w:val="16"/>
       </w:rPr>
-      <w:t xml:space="preserve"> | </w:t>
+      <w:t xml:space="preserve"> | Direktion Bau | </w:t>
     </w:r>
+    <w:proofErr w:type="gramStart"/>
     <w:r>
       <w:rPr>
         <w:rStyle w:val="PlatzhalterZchn"/>
         <w:sz w:val="16"/>
         <w:szCs w:val="16"/>
       </w:rPr>
-      <w:t>{{ LEITBEHOERDE_TELEFON }}</w:t>
+      <w:t>{{ LEITBEHOERDE</w:t>
     </w:r>
-    <w:r>
-      <w:rPr>
-        <w:sz w:val="16"/>
-        <w:szCs w:val="16"/>
-      </w:rPr>
-      <w:t xml:space="preserve"> | </w:t>
-    </w:r>
+    <w:proofErr w:type="gramEnd"/>
     <w:r>
       <w:rPr>
         <w:rStyle w:val="PlatzhalterZchn"/>
         <w:sz w:val="16"/>
         <w:szCs w:val="16"/>
       </w:rPr>
-      <w:t>{{ LEITBEHOERDE_EMAIL }}</w:t>
+      <w:t>_ADRESSE_</w:t>
+    </w:r>
+    <w:proofErr w:type="gramStart"/>
+    <w:r>
+      <w:rPr>
+        <w:rStyle w:val="PlatzhalterZchn"/>
+        <w:sz w:val="16"/>
+        <w:szCs w:val="16"/>
+      </w:rPr>
+      <w:t>1 }</w:t>
+    </w:r>
+    <w:proofErr w:type="gramEnd"/>
+    <w:r>
+      <w:rPr>
+        <w:rStyle w:val="PlatzhalterZchn"/>
+        <w:sz w:val="16"/>
+        <w:szCs w:val="16"/>
+      </w:rPr>
+      <w:t>}</w:t>
+    </w:r>
+    <w:r>
+      <w:rPr>
+        <w:sz w:val="16"/>
+        <w:szCs w:val="16"/>
+      </w:rPr>
+      <w:t xml:space="preserve"> | </w:t>
+    </w:r>
+    <w:proofErr w:type="gramStart"/>
+    <w:r>
+      <w:rPr>
+        <w:rStyle w:val="PlatzhalterZchn"/>
+        <w:sz w:val="16"/>
+        <w:szCs w:val="16"/>
+      </w:rPr>
+      <w:t>{{ LEITBEHOERDE</w:t>
+    </w:r>
+    <w:proofErr w:type="gramEnd"/>
+    <w:r>
+      <w:rPr>
+        <w:rStyle w:val="PlatzhalterZchn"/>
+        <w:sz w:val="16"/>
+        <w:szCs w:val="16"/>
+      </w:rPr>
+      <w:t>_ADRESSE_</w:t>
+    </w:r>
+    <w:proofErr w:type="gramStart"/>
+    <w:r>
+      <w:rPr>
+        <w:rStyle w:val="PlatzhalterZchn"/>
+        <w:sz w:val="16"/>
+        <w:szCs w:val="16"/>
+      </w:rPr>
+      <w:t>2 }</w:t>
+    </w:r>
+    <w:proofErr w:type="gramEnd"/>
+    <w:r>
+      <w:rPr>
+        <w:rStyle w:val="PlatzhalterZchn"/>
+        <w:sz w:val="16"/>
+        <w:szCs w:val="16"/>
+      </w:rPr>
+      <w:t>}</w:t>
+    </w:r>
+    <w:r>
+      <w:rPr>
+        <w:sz w:val="16"/>
+        <w:szCs w:val="16"/>
+      </w:rPr>
+      <w:t xml:space="preserve"> | </w:t>
+    </w:r>
+    <w:proofErr w:type="gramStart"/>
+    <w:r>
+      <w:rPr>
+        <w:rStyle w:val="PlatzhalterZchn"/>
+        <w:sz w:val="16"/>
+        <w:szCs w:val="16"/>
+      </w:rPr>
+      <w:t>{{ LEITBEHOERDE</w:t>
+    </w:r>
+    <w:proofErr w:type="gramEnd"/>
+    <w:r>
+      <w:rPr>
+        <w:rStyle w:val="PlatzhalterZchn"/>
+        <w:sz w:val="16"/>
+        <w:szCs w:val="16"/>
+      </w:rPr>
+      <w:t>_</w:t>
+    </w:r>
+    <w:proofErr w:type="gramStart"/>
+    <w:r>
+      <w:rPr>
+        <w:rStyle w:val="PlatzhalterZchn"/>
+        <w:sz w:val="16"/>
+        <w:szCs w:val="16"/>
+      </w:rPr>
+      <w:t>TELEFON }</w:t>
+    </w:r>
+    <w:proofErr w:type="gramEnd"/>
+    <w:r>
+      <w:rPr>
+        <w:rStyle w:val="PlatzhalterZchn"/>
+        <w:sz w:val="16"/>
+        <w:szCs w:val="16"/>
+      </w:rPr>
+      <w:t>}</w:t>
+    </w:r>
+    <w:r>
+      <w:rPr>
+        <w:sz w:val="16"/>
+        <w:szCs w:val="16"/>
+      </w:rPr>
+      <w:t xml:space="preserve"> | </w:t>
+    </w:r>
+    <w:proofErr w:type="gramStart"/>
+    <w:r>
+      <w:rPr>
+        <w:rStyle w:val="PlatzhalterZchn"/>
+        <w:sz w:val="16"/>
+        <w:szCs w:val="16"/>
+      </w:rPr>
+      <w:t>{{ LEITBEHOERDE</w:t>
+    </w:r>
+    <w:proofErr w:type="gramEnd"/>
+    <w:r>
+      <w:rPr>
+        <w:rStyle w:val="PlatzhalterZchn"/>
+        <w:sz w:val="16"/>
+        <w:szCs w:val="16"/>
+      </w:rPr>
+      <w:t>_</w:t>
+    </w:r>
+    <w:proofErr w:type="gramStart"/>
+    <w:r>
+      <w:rPr>
+        <w:rStyle w:val="PlatzhalterZchn"/>
+        <w:sz w:val="16"/>
+        <w:szCs w:val="16"/>
+      </w:rPr>
+      <w:t>EMAIL }</w:t>
+    </w:r>
+    <w:proofErr w:type="gramEnd"/>
+    <w:r>
+      <w:rPr>
+        <w:rStyle w:val="PlatzhalterZchn"/>
+        <w:sz w:val="16"/>
+        <w:szCs w:val="16"/>
+      </w:rPr>
+      <w:t>}</w:t>
     </w:r>
   </w:p>
   <w:p>
@@ -5018,18 +5470,25 @@
       <w:t>GEMEINDE_WAPPEN" |</w:t>
     </w:r>
     <w:proofErr w:type="spellStart"/>
+    <w:proofErr w:type="gramStart"/>
     <w:r>
       <w:t>image</w:t>
     </w:r>
     <w:proofErr w:type="spellEnd"/>
     <w:r>
-      <w:t xml:space="preserve">(None, </w:t>
+      <w:t>(</w:t>
     </w:r>
+    <w:proofErr w:type="gramEnd"/>
     <w:r>
-      <w:t>None</w:t>
+      <w:t>55, 25, True</w:t>
     </w:r>
+    <w:proofErr w:type="gramStart"/>
     <w:r>
-      <w:t>) }}</w:t>
+      <w:t>) }</w:t>
+    </w:r>
+    <w:proofErr w:type="gramEnd"/>
+    <w:r>
+      <w:t>}</w:t>
     </w:r>
   </w:p>
 </w:hdr>
@@ -5052,18 +5511,28 @@
       <w:t>GEMEINDE_WAPPEN" |</w:t>
     </w:r>
     <w:proofErr w:type="spellStart"/>
+    <w:proofErr w:type="gramStart"/>
     <w:r>
       <w:t>image</w:t>
     </w:r>
     <w:proofErr w:type="spellEnd"/>
     <w:r>
-      <w:t xml:space="preserve">(None, </w:t>
+      <w:t>(</w:t>
+    </w:r>
+    <w:proofErr w:type="gramEnd"/>
+    <w:r>
+      <w:t xml:space="preserve">None, </w:t>
     </w:r>
     <w:r>
       <w:t>7</w:t>
     </w:r>
+    <w:proofErr w:type="gramStart"/>
     <w:r>
-      <w:t>) }}</w:t>
+      <w:t>) }</w:t>
+    </w:r>
+    <w:proofErr w:type="gramEnd"/>
+    <w:r>
+      <w:t>}</w:t>
     </w:r>
   </w:p>
 </w:hdr>
@@ -9114,6 +9583,7 @@
     <w:rsid w:val="009E7C9E"/>
     <w:rsid w:val="00A1545E"/>
     <w:rsid w:val="00A72942"/>
+    <w:rsid w:val="00AA02C7"/>
     <w:rsid w:val="00B06F10"/>
     <w:rsid w:val="00B16380"/>
     <w:rsid w:val="00B729D0"/>

--- a/document-merge-service/kt_so/templatefiles/pv-anlage-bestaetigung.docx
+++ b/document-merge-service/kt_so/templatefiles/pv-anlage-bestaetigung.docx
@@ -5,7 +5,7 @@
     <w:tbl>
       <w:tblPr>
         <w:tblStyle w:val="Tabellenraster"/>
-        <w:tblW w:w="0" w:type="auto"/>
+        <w:tblW w:w="9639" w:type="dxa"/>
         <w:tblBorders>
           <w:top w:val="none" w:sz="0" w:space="0" w:color="auto"/>
           <w:left w:val="none" w:sz="0" w:space="0" w:color="auto"/>
@@ -14,19 +14,80 @@
           <w:insideH w:val="none" w:sz="0" w:space="0" w:color="auto"/>
           <w:insideV w:val="none" w:sz="0" w:space="0" w:color="auto"/>
         </w:tblBorders>
+        <w:tblLayout w:type="fixed"/>
+        <w:tblCellMar>
+          <w:left w:w="0" w:type="dxa"/>
+          <w:right w:w="0" w:type="dxa"/>
+        </w:tblCellMar>
         <w:tblLook w:val="04A0" w:firstRow="1" w:lastRow="0" w:firstColumn="1" w:lastColumn="0" w:noHBand="0" w:noVBand="1"/>
       </w:tblPr>
       <w:tblGrid>
-        <w:gridCol w:w="5376"/>
-        <w:gridCol w:w="3969"/>
+        <w:gridCol w:w="4819"/>
+        <w:gridCol w:w="1021"/>
+        <w:gridCol w:w="3799"/>
       </w:tblGrid>
       <w:tr>
         <w:trPr>
-          <w:trHeight w:hRule="exact" w:val="1588"/>
+          <w:trHeight w:hRule="exact" w:val="964"/>
         </w:trPr>
         <w:tc>
           <w:tcPr>
-            <w:tcW w:w="5376" w:type="dxa"/>
+            <w:tcW w:w="4820" w:type="dxa"/>
+            <w:tcMar>
+              <w:top w:w="57" w:type="dxa"/>
+              <w:bottom w:w="57" w:type="dxa"/>
+            </w:tcMar>
+            <w:vAlign w:val="bottom"/>
+          </w:tcPr>
+          <w:p>
+            <w:pPr>
+              <w:pStyle w:val="Platzhalter"/>
+              <w:jc w:val="right"/>
+              <w:rPr>
+                <w:sz w:val="18"/>
+                <w:szCs w:val="18"/>
+              </w:rPr>
+            </w:pPr>
+          </w:p>
+        </w:tc>
+        <w:tc>
+          <w:tcPr>
+            <w:tcW w:w="1021" w:type="dxa"/>
+          </w:tcPr>
+          <w:p>
+            <w:pPr>
+              <w:rPr>
+                <w:sz w:val="18"/>
+                <w:szCs w:val="18"/>
+              </w:rPr>
+            </w:pPr>
+          </w:p>
+        </w:tc>
+        <w:tc>
+          <w:tcPr>
+            <w:tcW w:w="3799" w:type="dxa"/>
+            <w:tcMar>
+              <w:top w:w="57" w:type="dxa"/>
+              <w:bottom w:w="57" w:type="dxa"/>
+            </w:tcMar>
+          </w:tcPr>
+          <w:p>
+            <w:pPr>
+              <w:rPr>
+                <w:sz w:val="18"/>
+                <w:szCs w:val="18"/>
+              </w:rPr>
+            </w:pPr>
+          </w:p>
+        </w:tc>
+      </w:tr>
+      <w:tr>
+        <w:trPr>
+          <w:trHeight w:hRule="exact" w:val="170"/>
+        </w:trPr>
+        <w:tc>
+          <w:tcPr>
+            <w:tcW w:w="4820" w:type="dxa"/>
             <w:tcMar>
               <w:top w:w="57" w:type="dxa"/>
               <w:bottom w:w="57" w:type="dxa"/>
@@ -36,129 +97,28 @@
             <w:pPr>
               <w:pStyle w:val="Platzhalter"/>
               <w:rPr>
-                <w:b/>
-                <w:bCs/>
+                <w:sz w:val="18"/>
+                <w:szCs w:val="18"/>
               </w:rPr>
             </w:pPr>
-            <w:proofErr w:type="gramStart"/>
-            <w:r>
-              <w:rPr>
-                <w:b/>
-                <w:bCs/>
-              </w:rPr>
-              <w:t>{{ LEITBEHOERDE</w:t>
-            </w:r>
-            <w:proofErr w:type="gramEnd"/>
-            <w:r>
-              <w:rPr>
-                <w:b/>
-                <w:bCs/>
-              </w:rPr>
-              <w:t>_</w:t>
-            </w:r>
-            <w:proofErr w:type="gramStart"/>
-            <w:r>
-              <w:rPr>
-                <w:b/>
-                <w:bCs/>
-              </w:rPr>
-              <w:t>NAME }</w:t>
-            </w:r>
-            <w:proofErr w:type="gramEnd"/>
-            <w:r>
-              <w:rPr>
-                <w:b/>
-                <w:bCs/>
-              </w:rPr>
-              <w:t>}</w:t>
-            </w:r>
-          </w:p>
-          <w:sdt>
-            <w:sdtPr>
-              <w:rPr>
-                <w:sz w:val="18"/>
-                <w:szCs w:val="18"/>
-              </w:rPr>
-              <w:id w:val="9967708"/>
-              <w:placeholder>
-                <w:docPart w:val="450042231DB045B6B81A84A546D3040D"/>
-              </w:placeholder>
-              <w:showingPlcHdr/>
-            </w:sdtPr>
-            <w:sdtEndPr/>
-            <w:sdtContent>
-              <w:p>
-                <w:pPr>
-                  <w:rPr>
-                    <w:sz w:val="18"/>
-                    <w:szCs w:val="18"/>
-                  </w:rPr>
-                </w:pPr>
-                <w:r>
-                  <w:rPr>
-                    <w:rStyle w:val="Platzhaltertext"/>
-                    <w:rFonts w:eastAsiaTheme="minorHAnsi"/>
-                    <w:color w:val="auto"/>
-                    <w:sz w:val="18"/>
-                    <w:szCs w:val="18"/>
-                    <w:shd w:val="clear" w:color="auto" w:fill="FBE4D5" w:themeFill="accent2" w:themeFillTint="33"/>
-                  </w:rPr>
-                  <w:t>Baubehörde eingeben</w:t>
-                </w:r>
-              </w:p>
-            </w:sdtContent>
-          </w:sdt>
-          <w:p>
-            <w:pPr>
-              <w:pStyle w:val="Platzhalter"/>
-              <w:rPr>
-                <w:sz w:val="18"/>
-                <w:szCs w:val="18"/>
-              </w:rPr>
-            </w:pPr>
-            <w:r>
-              <w:rPr>
-                <w:sz w:val="18"/>
-                <w:szCs w:val="18"/>
-              </w:rPr>
-              <w:t>{{ LEITBEHOERDE_ADRESSE_1 }}</w:t>
-            </w:r>
-          </w:p>
-          <w:p>
-            <w:pPr>
-              <w:pStyle w:val="Platzhalter"/>
-              <w:rPr>
-                <w:sz w:val="18"/>
-                <w:szCs w:val="18"/>
-              </w:rPr>
-            </w:pPr>
-            <w:r>
-              <w:rPr>
-                <w:sz w:val="18"/>
-                <w:szCs w:val="18"/>
-              </w:rPr>
-              <w:t>{{ LEITBEHOERDE_ADRESSE_2 }}</w:t>
-            </w:r>
           </w:p>
         </w:tc>
         <w:tc>
           <w:tcPr>
-            <w:tcW w:w="3969" w:type="dxa"/>
-            <w:tcMar>
-              <w:top w:w="57" w:type="dxa"/>
-              <w:bottom w:w="57" w:type="dxa"/>
-            </w:tcMar>
+            <w:tcW w:w="1021" w:type="dxa"/>
           </w:tcPr>
-          <w:p/>
+          <w:p>
+            <w:pPr>
+              <w:rPr>
+                <w:sz w:val="18"/>
+                <w:szCs w:val="18"/>
+              </w:rPr>
+            </w:pPr>
+          </w:p>
         </w:tc>
-      </w:tr>
-      <w:tr>
-        <w:trPr>
-          <w:trHeight w:hRule="exact" w:val="2268"/>
-        </w:trPr>
         <w:tc>
           <w:tcPr>
-            <w:tcW w:w="5376" w:type="dxa"/>
+            <w:tcW w:w="3799" w:type="dxa"/>
             <w:tcMar>
               <w:top w:w="57" w:type="dxa"/>
               <w:bottom w:w="57" w:type="dxa"/>
@@ -167,40 +127,42 @@
           <w:p>
             <w:pPr>
               <w:rPr>
-                <w:rFonts w:ascii="Consolas" w:hAnsi="Consolas" w:cs="Arial"/>
-                <w:color w:val="00B050"/>
                 <w:sz w:val="18"/>
                 <w:szCs w:val="18"/>
               </w:rPr>
             </w:pPr>
-            <w:r>
-              <w:rPr>
-                <w:rFonts w:ascii="Consolas" w:hAnsi="Consolas" w:cs="Arial"/>
-                <w:color w:val="00B050"/>
-                <w:sz w:val="18"/>
-                <w:szCs w:val="18"/>
-              </w:rPr>
-              <w:t xml:space="preserve">{%p </w:t>
-            </w:r>
-            <w:proofErr w:type="spellStart"/>
-            <w:r>
-              <w:rPr>
-                <w:rFonts w:ascii="Consolas" w:hAnsi="Consolas" w:cs="Arial"/>
-                <w:color w:val="00B050"/>
-                <w:sz w:val="18"/>
-                <w:szCs w:val="18"/>
-              </w:rPr>
-              <w:t>for</w:t>
-            </w:r>
-            <w:proofErr w:type="spellEnd"/>
-            <w:r>
-              <w:rPr>
-                <w:rFonts w:ascii="Consolas" w:hAnsi="Consolas" w:cs="Arial"/>
-                <w:color w:val="00B050"/>
-                <w:sz w:val="18"/>
-                <w:szCs w:val="18"/>
-              </w:rPr>
-              <w:t xml:space="preserve"> G in ALLE_GESUCHSTELLER_LISTE %}</w:t>
+          </w:p>
+        </w:tc>
+      </w:tr>
+      <w:tr>
+        <w:trPr>
+          <w:trHeight w:hRule="exact" w:val="1701"/>
+        </w:trPr>
+        <w:tc>
+          <w:tcPr>
+            <w:tcW w:w="4820" w:type="dxa"/>
+            <w:tcMar>
+              <w:top w:w="57" w:type="dxa"/>
+              <w:bottom w:w="57" w:type="dxa"/>
+            </w:tcMar>
+          </w:tcPr>
+          <w:p>
+            <w:pPr>
+              <w:rPr>
+                <w:rFonts w:ascii="Consolas" w:hAnsi="Consolas" w:cs="Arial"/>
+                <w:color w:val="00B050"/>
+                <w:sz w:val="18"/>
+                <w:szCs w:val="18"/>
+              </w:rPr>
+            </w:pPr>
+            <w:r>
+              <w:rPr>
+                <w:rFonts w:ascii="Consolas" w:hAnsi="Consolas" w:cs="Arial"/>
+                <w:color w:val="00B050"/>
+                <w:sz w:val="18"/>
+                <w:szCs w:val="18"/>
+              </w:rPr>
+              <w:t>{%p for G in ALLE_GESUCHSTELLER_LISTE %}</w:t>
             </w:r>
           </w:p>
           <w:p>
@@ -219,47 +181,7 @@
                 <w:sz w:val="18"/>
                 <w:szCs w:val="18"/>
               </w:rPr>
-              <w:t xml:space="preserve">{%p </w:t>
-            </w:r>
-            <w:proofErr w:type="spellStart"/>
-            <w:r>
-              <w:rPr>
-                <w:rFonts w:ascii="Consolas" w:hAnsi="Consolas" w:cs="Arial"/>
-                <w:color w:val="00B050"/>
-                <w:sz w:val="18"/>
-                <w:szCs w:val="18"/>
-              </w:rPr>
-              <w:t>if</w:t>
-            </w:r>
-            <w:proofErr w:type="spellEnd"/>
-            <w:r>
-              <w:rPr>
-                <w:rFonts w:ascii="Consolas" w:hAnsi="Consolas" w:cs="Arial"/>
-                <w:color w:val="00B050"/>
-                <w:sz w:val="18"/>
-                <w:szCs w:val="18"/>
-              </w:rPr>
-              <w:t xml:space="preserve"> </w:t>
-            </w:r>
-            <w:proofErr w:type="spellStart"/>
-            <w:r>
-              <w:rPr>
-                <w:rFonts w:ascii="Consolas" w:hAnsi="Consolas" w:cs="Arial"/>
-                <w:color w:val="00B050"/>
-                <w:sz w:val="18"/>
-                <w:szCs w:val="18"/>
-              </w:rPr>
-              <w:t>loop.first</w:t>
-            </w:r>
-            <w:proofErr w:type="spellEnd"/>
-            <w:r>
-              <w:rPr>
-                <w:rFonts w:ascii="Consolas" w:hAnsi="Consolas" w:cs="Arial"/>
-                <w:color w:val="00B050"/>
-                <w:sz w:val="18"/>
-                <w:szCs w:val="18"/>
-              </w:rPr>
-              <w:t xml:space="preserve"> %}</w:t>
+              <w:t>{%p if loop.first %}</w:t>
             </w:r>
           </w:p>
           <w:p>
@@ -296,27 +218,7 @@
                 <w:sz w:val="18"/>
                 <w:szCs w:val="18"/>
               </w:rPr>
-              <w:t xml:space="preserve"> </w:t>
-            </w:r>
-            <w:proofErr w:type="spellStart"/>
-            <w:r>
-              <w:rPr>
-                <w:rFonts w:ascii="Consolas" w:hAnsi="Consolas"/>
-                <w:color w:val="00B050"/>
-                <w:sz w:val="18"/>
-                <w:szCs w:val="18"/>
-              </w:rPr>
-              <w:t>if</w:t>
-            </w:r>
-            <w:proofErr w:type="spellEnd"/>
-            <w:r>
-              <w:rPr>
-                <w:rFonts w:ascii="Consolas" w:hAnsi="Consolas"/>
-                <w:color w:val="00B050"/>
-                <w:sz w:val="18"/>
-                <w:szCs w:val="18"/>
-              </w:rPr>
-              <w:t xml:space="preserve"> G.NAME_JURISTISCHE_PERSON %}</w:t>
+              <w:t xml:space="preserve"> if G.NAME_JURISTISCHE_PERSON %}</w:t>
             </w:r>
           </w:p>
           <w:p>
@@ -365,17 +267,7 @@
                 <w:sz w:val="18"/>
                 <w:szCs w:val="18"/>
               </w:rPr>
-              <w:t xml:space="preserve"> </w:t>
-            </w:r>
-            <w:proofErr w:type="spellStart"/>
-            <w:r>
-              <w:rPr>
-                <w:rFonts w:ascii="Consolas" w:hAnsi="Consolas" w:cs="Arial"/>
-                <w:color w:val="00B050"/>
-                <w:sz w:val="18"/>
-                <w:szCs w:val="18"/>
-              </w:rPr>
-              <w:t>end</w:t>
+              <w:t xml:space="preserve"> end</w:t>
             </w:r>
             <w:r>
               <w:rPr>
@@ -386,7 +278,6 @@
               </w:rPr>
               <w:t>if</w:t>
             </w:r>
-            <w:proofErr w:type="spellEnd"/>
             <w:r>
               <w:rPr>
                 <w:rFonts w:ascii="Consolas" w:hAnsi="Consolas" w:cs="Arial"/>
@@ -473,17 +364,7 @@
                 <w:sz w:val="18"/>
                 <w:szCs w:val="18"/>
               </w:rPr>
-              <w:t xml:space="preserve">{%p </w:t>
-            </w:r>
-            <w:proofErr w:type="spellStart"/>
-            <w:r>
-              <w:rPr>
-                <w:rFonts w:ascii="Consolas" w:hAnsi="Consolas" w:cs="Arial"/>
-                <w:color w:val="00B050"/>
-                <w:sz w:val="18"/>
-                <w:szCs w:val="18"/>
-              </w:rPr>
-              <w:t>end</w:t>
+              <w:t>{%p end</w:t>
             </w:r>
             <w:r>
               <w:rPr>
@@ -494,7 +375,6 @@
               </w:rPr>
               <w:t>if</w:t>
             </w:r>
-            <w:proofErr w:type="spellEnd"/>
             <w:r>
               <w:rPr>
                 <w:rFonts w:ascii="Consolas" w:hAnsi="Consolas" w:cs="Arial"/>
@@ -513,33 +393,32 @@
                 <w:sz w:val="18"/>
                 <w:szCs w:val="18"/>
               </w:rPr>
-              <w:t xml:space="preserve">{%p </w:t>
-            </w:r>
-            <w:proofErr w:type="spellStart"/>
-            <w:r>
-              <w:rPr>
-                <w:rFonts w:ascii="Consolas" w:hAnsi="Consolas" w:cs="Arial"/>
-                <w:color w:val="00B050"/>
-                <w:sz w:val="18"/>
-                <w:szCs w:val="18"/>
-              </w:rPr>
-              <w:t>endfor</w:t>
-            </w:r>
-            <w:proofErr w:type="spellEnd"/>
-            <w:r>
-              <w:rPr>
-                <w:rFonts w:ascii="Consolas" w:hAnsi="Consolas" w:cs="Arial"/>
-                <w:color w:val="00B050"/>
-                <w:sz w:val="18"/>
-                <w:szCs w:val="18"/>
-              </w:rPr>
-              <w:t xml:space="preserve"> %}</w:t>
+              <w:t>{%p endfor %}</w:t>
             </w:r>
           </w:p>
         </w:tc>
         <w:tc>
           <w:tcPr>
-            <w:tcW w:w="3969" w:type="dxa"/>
+            <w:tcW w:w="1021" w:type="dxa"/>
+          </w:tcPr>
+          <w:p>
+            <w:pPr>
+              <w:pStyle w:val="Kopfzeile"/>
+              <w:tabs>
+                <w:tab w:val="clear" w:pos="4536"/>
+                <w:tab w:val="clear" w:pos="9072"/>
+                <w:tab w:val="left" w:pos="738"/>
+              </w:tabs>
+              <w:rPr>
+                <w:sz w:val="18"/>
+                <w:szCs w:val="18"/>
+              </w:rPr>
+            </w:pPr>
+          </w:p>
+        </w:tc>
+        <w:tc>
+          <w:tcPr>
+            <w:tcW w:w="3799" w:type="dxa"/>
             <w:tcMar>
               <w:top w:w="57" w:type="dxa"/>
               <w:bottom w:w="57" w:type="dxa"/>
@@ -554,29 +433,29 @@
                 <w:tab w:val="left" w:pos="738"/>
               </w:tabs>
               <w:rPr>
-                <w:sz w:val="18"/>
-                <w:szCs w:val="18"/>
+                <w:sz w:val="16"/>
+                <w:szCs w:val="16"/>
               </w:rPr>
             </w:pPr>
             <w:r>
               <w:rPr>
-                <w:sz w:val="18"/>
-                <w:szCs w:val="18"/>
+                <w:sz w:val="16"/>
+                <w:szCs w:val="16"/>
               </w:rPr>
               <w:t>Kontakt:</w:t>
             </w:r>
             <w:r>
               <w:rPr>
-                <w:sz w:val="18"/>
-                <w:szCs w:val="18"/>
+                <w:sz w:val="16"/>
+                <w:szCs w:val="16"/>
               </w:rPr>
               <w:tab/>
             </w:r>
             <w:r>
               <w:rPr>
                 <w:rStyle w:val="PlatzhalterZchn"/>
-                <w:sz w:val="18"/>
-                <w:szCs w:val="18"/>
+                <w:sz w:val="16"/>
+                <w:szCs w:val="16"/>
               </w:rPr>
               <w:t>{{ ZUSTAENDIG_NAME }}</w:t>
             </w:r>
@@ -590,29 +469,29 @@
                 <w:tab w:val="left" w:pos="738"/>
               </w:tabs>
               <w:rPr>
-                <w:sz w:val="18"/>
-                <w:szCs w:val="18"/>
+                <w:sz w:val="16"/>
+                <w:szCs w:val="16"/>
               </w:rPr>
             </w:pPr>
             <w:r>
               <w:rPr>
-                <w:sz w:val="18"/>
-                <w:szCs w:val="18"/>
+                <w:sz w:val="16"/>
+                <w:szCs w:val="16"/>
               </w:rPr>
               <w:t>E-Mail:</w:t>
             </w:r>
             <w:r>
               <w:rPr>
-                <w:sz w:val="18"/>
-                <w:szCs w:val="18"/>
+                <w:sz w:val="16"/>
+                <w:szCs w:val="16"/>
               </w:rPr>
               <w:tab/>
             </w:r>
             <w:r>
               <w:rPr>
                 <w:rStyle w:val="PlatzhalterZchn"/>
-                <w:sz w:val="18"/>
-                <w:szCs w:val="18"/>
+                <w:sz w:val="16"/>
+                <w:szCs w:val="16"/>
               </w:rPr>
               <w:t>{{ LEITBEHOERDE_EMAIL }}</w:t>
             </w:r>
@@ -623,29 +502,29 @@
                 <w:tab w:val="left" w:pos="737"/>
               </w:tabs>
               <w:rPr>
-                <w:sz w:val="18"/>
-                <w:szCs w:val="18"/>
+                <w:sz w:val="16"/>
+                <w:szCs w:val="16"/>
               </w:rPr>
             </w:pPr>
             <w:r>
               <w:rPr>
-                <w:sz w:val="18"/>
-                <w:szCs w:val="18"/>
+                <w:sz w:val="16"/>
+                <w:szCs w:val="16"/>
               </w:rPr>
               <w:t>Telefon:</w:t>
             </w:r>
             <w:r>
               <w:rPr>
-                <w:sz w:val="18"/>
-                <w:szCs w:val="18"/>
+                <w:sz w:val="16"/>
+                <w:szCs w:val="16"/>
               </w:rPr>
               <w:tab/>
             </w:r>
             <w:r>
               <w:rPr>
                 <w:rStyle w:val="PlatzhalterZchn"/>
-                <w:sz w:val="18"/>
-                <w:szCs w:val="18"/>
+                <w:sz w:val="16"/>
+                <w:szCs w:val="16"/>
               </w:rPr>
               <w:t>{{ LEITBEHOERDE_TELEFON }}</w:t>
             </w:r>
@@ -656,29 +535,29 @@
                 <w:tab w:val="left" w:pos="737"/>
               </w:tabs>
               <w:rPr>
-                <w:sz w:val="18"/>
-                <w:szCs w:val="18"/>
+                <w:sz w:val="16"/>
+                <w:szCs w:val="16"/>
               </w:rPr>
             </w:pPr>
             <w:r>
               <w:rPr>
-                <w:sz w:val="18"/>
-                <w:szCs w:val="18"/>
+                <w:sz w:val="16"/>
+                <w:szCs w:val="16"/>
               </w:rPr>
               <w:t>Web:</w:t>
             </w:r>
             <w:r>
               <w:rPr>
-                <w:sz w:val="18"/>
-                <w:szCs w:val="18"/>
+                <w:sz w:val="16"/>
+                <w:szCs w:val="16"/>
               </w:rPr>
               <w:tab/>
             </w:r>
             <w:r>
               <w:rPr>
                 <w:rStyle w:val="PlatzhalterZchn"/>
-                <w:sz w:val="18"/>
-                <w:szCs w:val="18"/>
+                <w:sz w:val="16"/>
+                <w:szCs w:val="16"/>
               </w:rPr>
               <w:t>{{ LEITBEHOERDE_WEBSEITE }}</w:t>
             </w:r>
@@ -691,7 +570,7 @@
         </w:trPr>
         <w:tc>
           <w:tcPr>
-            <w:tcW w:w="5376" w:type="dxa"/>
+            <w:tcW w:w="4820" w:type="dxa"/>
             <w:tcMar>
               <w:top w:w="57" w:type="dxa"/>
               <w:bottom w:w="57" w:type="dxa"/>
@@ -712,7 +591,25 @@
         </w:tc>
         <w:tc>
           <w:tcPr>
-            <w:tcW w:w="3969" w:type="dxa"/>
+            <w:tcW w:w="1021" w:type="dxa"/>
+          </w:tcPr>
+          <w:p>
+            <w:pPr>
+              <w:pStyle w:val="Kopfzeile"/>
+              <w:tabs>
+                <w:tab w:val="clear" w:pos="4536"/>
+                <w:tab w:val="clear" w:pos="9072"/>
+                <w:tab w:val="left" w:pos="1432"/>
+              </w:tabs>
+              <w:rPr>
+                <w:rStyle w:val="PlatzhalterZchn"/>
+              </w:rPr>
+            </w:pPr>
+          </w:p>
+        </w:tc>
+        <w:tc>
+          <w:tcPr>
+            <w:tcW w:w="3799" w:type="dxa"/>
             <w:tcMar>
               <w:top w:w="57" w:type="dxa"/>
               <w:bottom w:w="57" w:type="dxa"/>
@@ -779,7 +676,7 @@
     <w:tbl>
       <w:tblPr>
         <w:tblStyle w:val="Tabellenraster"/>
-        <w:tblW w:w="0" w:type="auto"/>
+        <w:tblW w:w="9639" w:type="dxa"/>
         <w:tblBorders>
           <w:top w:val="none" w:sz="0" w:space="0" w:color="auto"/>
           <w:left w:val="none" w:sz="0" w:space="0" w:color="auto"/>
@@ -788,25 +685,26 @@
           <w:insideH w:val="none" w:sz="0" w:space="0" w:color="auto"/>
           <w:insideV w:val="none" w:sz="0" w:space="0" w:color="auto"/>
         </w:tblBorders>
+        <w:tblLayout w:type="fixed"/>
         <w:tblCellMar>
           <w:top w:w="57" w:type="dxa"/>
+          <w:left w:w="0" w:type="dxa"/>
           <w:bottom w:w="57" w:type="dxa"/>
+          <w:right w:w="0" w:type="dxa"/>
         </w:tblCellMar>
         <w:tblLook w:val="04A0" w:firstRow="1" w:lastRow="0" w:firstColumn="1" w:lastColumn="0" w:noHBand="0" w:noVBand="1"/>
       </w:tblPr>
       <w:tblGrid>
-        <w:gridCol w:w="2834"/>
-        <w:gridCol w:w="6511"/>
+        <w:gridCol w:w="2835"/>
+        <w:gridCol w:w="6804"/>
       </w:tblGrid>
       <w:tr>
         <w:tc>
           <w:tcPr>
-            <w:tcW w:w="2834" w:type="dxa"/>
-            <w:shd w:val="clear" w:color="auto" w:fill="auto"/>
+            <w:tcW w:w="2835" w:type="dxa"/>
           </w:tcPr>
           <w:p>
             <w:pPr>
-              <w:ind w:left="57"/>
               <w:rPr>
                 <w:rFonts w:cs="Arial"/>
                 <w:b/>
@@ -821,14 +719,13 @@
                 <w:bCs/>
                 <w:szCs w:val="22"/>
               </w:rPr>
-              <w:t>Dossier-Nummer:</w:t>
+              <w:t>Dossier-Nummer</w:t>
             </w:r>
           </w:p>
         </w:tc>
         <w:tc>
           <w:tcPr>
-            <w:tcW w:w="6511" w:type="dxa"/>
-            <w:shd w:val="clear" w:color="auto" w:fill="auto"/>
+            <w:tcW w:w="6804" w:type="dxa"/>
           </w:tcPr>
           <w:p>
             <w:pPr>
@@ -843,12 +740,10 @@
       <w:tr>
         <w:tc>
           <w:tcPr>
-            <w:tcW w:w="2834" w:type="dxa"/>
-            <w:shd w:val="clear" w:color="auto" w:fill="auto"/>
+            <w:tcW w:w="2835" w:type="dxa"/>
           </w:tcPr>
           <w:p>
             <w:pPr>
-              <w:ind w:left="57"/>
               <w:rPr>
                 <w:rFonts w:cs="Arial"/>
                 <w:b/>
@@ -863,23 +758,13 @@
                 <w:bCs/>
                 <w:szCs w:val="22"/>
               </w:rPr>
-              <w:t>Gesuchsteller/in</w:t>
-            </w:r>
-            <w:r>
-              <w:rPr>
-                <w:rFonts w:cs="Arial"/>
-                <w:b/>
-                <w:bCs/>
-                <w:szCs w:val="22"/>
-              </w:rPr>
-              <w:t>:</w:t>
+              <w:t>Gesuchsteller/in (Bauherrschaft)</w:t>
             </w:r>
           </w:p>
         </w:tc>
         <w:tc>
           <w:tcPr>
-            <w:tcW w:w="6511" w:type="dxa"/>
-            <w:shd w:val="clear" w:color="auto" w:fill="auto"/>
+            <w:tcW w:w="6804" w:type="dxa"/>
           </w:tcPr>
           <w:p>
             <w:pPr>
@@ -897,27 +782,7 @@
                 <w:sz w:val="18"/>
                 <w:szCs w:val="18"/>
               </w:rPr>
-              <w:t xml:space="preserve">{%p </w:t>
-            </w:r>
-            <w:proofErr w:type="spellStart"/>
-            <w:r>
-              <w:rPr>
-                <w:rFonts w:ascii="Consolas" w:hAnsi="Consolas" w:cs="Arial"/>
-                <w:color w:val="00B050"/>
-                <w:sz w:val="18"/>
-                <w:szCs w:val="18"/>
-              </w:rPr>
-              <w:t>for</w:t>
-            </w:r>
-            <w:proofErr w:type="spellEnd"/>
-            <w:r>
-              <w:rPr>
-                <w:rFonts w:ascii="Consolas" w:hAnsi="Consolas" w:cs="Arial"/>
-                <w:color w:val="00B050"/>
-                <w:sz w:val="18"/>
-                <w:szCs w:val="18"/>
-              </w:rPr>
-              <w:t xml:space="preserve"> G in ALLE_GESUCHSTELLER_LISTE %}</w:t>
+              <w:t>{%p for G in ALLE_GESUCHSTELLER_LISTE %}</w:t>
             </w:r>
           </w:p>
           <w:p>
@@ -955,52 +820,15 @@
                 <w:sz w:val="18"/>
                 <w:szCs w:val="18"/>
               </w:rPr>
-              <w:t xml:space="preserve"> </w:t>
-            </w:r>
-            <w:proofErr w:type="spellStart"/>
-            <w:r>
-              <w:rPr>
-                <w:rFonts w:ascii="Consolas" w:hAnsi="Consolas" w:cs="Arial"/>
-                <w:color w:val="00B050"/>
-                <w:sz w:val="18"/>
-                <w:szCs w:val="18"/>
-              </w:rPr>
-              <w:t>if</w:t>
-            </w:r>
-            <w:proofErr w:type="spellEnd"/>
-            <w:r>
-              <w:rPr>
-                <w:rFonts w:ascii="Consolas" w:hAnsi="Consolas" w:cs="Arial"/>
-                <w:color w:val="00B050"/>
-                <w:sz w:val="18"/>
-                <w:szCs w:val="18"/>
-              </w:rPr>
-              <w:t xml:space="preserve"> </w:t>
-            </w:r>
-            <w:proofErr w:type="spellStart"/>
-            <w:r>
-              <w:rPr>
-                <w:rFonts w:ascii="Consolas" w:hAnsi="Consolas" w:cs="Arial"/>
-                <w:color w:val="00B050"/>
-                <w:sz w:val="18"/>
-                <w:szCs w:val="18"/>
-              </w:rPr>
-              <w:t>ALLE_GESUCHSTELLER_LISTE|length</w:t>
-            </w:r>
-            <w:proofErr w:type="spellEnd"/>
-            <w:r>
-              <w:rPr>
-                <w:rFonts w:ascii="Consolas" w:hAnsi="Consolas" w:cs="Arial"/>
-                <w:color w:val="00B050"/>
-                <w:sz w:val="18"/>
-                <w:szCs w:val="18"/>
-              </w:rPr>
-              <w:t xml:space="preserve"> &gt; 1 %}</w:t>
+              <w:t xml:space="preserve"> if ALLE_GESUCHSTELLER_LISTE|length &gt; 1 %}</w:t>
             </w:r>
           </w:p>
           <w:p>
             <w:pPr>
               <w:ind w:left="357" w:hanging="357"/>
+              <w:rPr>
+                <w:rStyle w:val="PlatzhalterZchn"/>
+              </w:rPr>
             </w:pPr>
             <w:r>
               <w:rPr>
@@ -1032,11 +860,52 @@
                 <w:rStyle w:val="PlatzhalterZchn"/>
               </w:rPr>
               <w:t>{{ G.ADRESSE }}</w:t>
+            </w:r>
+            <w:r>
+              <w:rPr>
+                <w:rFonts w:ascii="Consolas" w:hAnsi="Consolas" w:cs="Arial"/>
+                <w:color w:val="00B050"/>
+                <w:sz w:val="18"/>
+                <w:szCs w:val="18"/>
+              </w:rPr>
+              <w:t>{% if G.VERTRETER_NAME %}</w:t>
+            </w:r>
+            <w:r>
+              <w:t xml:space="preserve"> </w:t>
+            </w:r>
+            <w:r>
+              <w:t>vertreten durch</w:t>
+            </w:r>
+            <w:r>
+              <w:t xml:space="preserve"> </w:t>
+            </w:r>
+            <w:r>
+              <w:rPr>
+                <w:rStyle w:val="PlatzhalterZchn"/>
+              </w:rPr>
+              <w:t>{{ G.VERTRETER_NAME }}</w:t>
+            </w:r>
+            <w:r>
+              <w:t xml:space="preserve">, </w:t>
+            </w:r>
+            <w:r>
+              <w:rPr>
+                <w:rStyle w:val="PlatzhalterZchn"/>
+              </w:rPr>
+              <w:t>{{ G.VERTRETER_ADRESSE }}</w:t>
+            </w:r>
+            <w:r>
+              <w:rPr>
+                <w:rFonts w:ascii="Consolas" w:hAnsi="Consolas" w:cs="Arial"/>
+                <w:color w:val="00B050"/>
+                <w:sz w:val="18"/>
+                <w:szCs w:val="18"/>
+              </w:rPr>
+              <w:t>{% endif %}</w:t>
             </w:r>
           </w:p>
           <w:p>
             <w:pPr>
-              <w:ind w:left="357"/>
               <w:rPr>
                 <w:rFonts w:ascii="Consolas" w:hAnsi="Consolas" w:cs="Arial"/>
                 <w:color w:val="00B050"/>
@@ -1051,468 +920,167 @@
                 <w:sz w:val="18"/>
                 <w:szCs w:val="18"/>
               </w:rPr>
-              <w:t xml:space="preserve">{%p </w:t>
-            </w:r>
-            <w:proofErr w:type="spellStart"/>
-            <w:r>
-              <w:rPr>
-                <w:rFonts w:ascii="Consolas" w:hAnsi="Consolas" w:cs="Arial"/>
-                <w:color w:val="00B050"/>
-                <w:sz w:val="18"/>
-                <w:szCs w:val="18"/>
-              </w:rPr>
-              <w:t>if</w:t>
-            </w:r>
-            <w:proofErr w:type="spellEnd"/>
-            <w:r>
-              <w:rPr>
-                <w:rFonts w:ascii="Consolas" w:hAnsi="Consolas" w:cs="Arial"/>
-                <w:color w:val="00B050"/>
-                <w:sz w:val="18"/>
-                <w:szCs w:val="18"/>
-              </w:rPr>
-              <w:t xml:space="preserve"> G.VERTRETER_NAME %}</w:t>
+              <w:t>{%</w:t>
+            </w:r>
+            <w:r>
+              <w:rPr>
+                <w:rFonts w:ascii="Consolas" w:hAnsi="Consolas" w:cs="Arial"/>
+                <w:color w:val="00B050"/>
+                <w:sz w:val="18"/>
+                <w:szCs w:val="18"/>
+              </w:rPr>
+              <w:t>p</w:t>
+            </w:r>
+            <w:r>
+              <w:rPr>
+                <w:rFonts w:ascii="Consolas" w:hAnsi="Consolas" w:cs="Arial"/>
+                <w:color w:val="00B050"/>
+                <w:sz w:val="18"/>
+                <w:szCs w:val="18"/>
+              </w:rPr>
+              <w:t xml:space="preserve"> </w:t>
+            </w:r>
+            <w:r>
+              <w:rPr>
+                <w:rFonts w:ascii="Consolas" w:hAnsi="Consolas" w:cs="Arial"/>
+                <w:color w:val="00B050"/>
+                <w:sz w:val="18"/>
+                <w:szCs w:val="18"/>
+              </w:rPr>
+              <w:t>else</w:t>
+            </w:r>
+            <w:r>
+              <w:rPr>
+                <w:rFonts w:ascii="Consolas" w:hAnsi="Consolas" w:cs="Arial"/>
+                <w:color w:val="00B050"/>
+                <w:sz w:val="18"/>
+                <w:szCs w:val="18"/>
+              </w:rPr>
+              <w:t xml:space="preserve"> %}</w:t>
             </w:r>
           </w:p>
           <w:p>
             <w:pPr>
-              <w:ind w:left="357"/>
+              <w:rPr>
+                <w:rFonts w:ascii="Consolas" w:hAnsi="Consolas"/>
+                <w:color w:val="00B050"/>
+                <w:sz w:val="18"/>
+                <w:szCs w:val="18"/>
+              </w:rPr>
             </w:pPr>
             <w:r>
+              <w:rPr>
+                <w:rStyle w:val="PlatzhalterZchn"/>
+              </w:rPr>
+              <w:t>{{ G.NAME }}</w:t>
+            </w:r>
+            <w:r>
+              <w:t xml:space="preserve">, </w:t>
+            </w:r>
+            <w:r>
+              <w:rPr>
+                <w:rStyle w:val="PlatzhalterZchn"/>
+              </w:rPr>
+              <w:t>{{ G.ADRESSE }}</w:t>
+            </w:r>
+            <w:bookmarkStart w:id="0" w:name="_Hlk178144308"/>
+            <w:r>
+              <w:rPr>
+                <w:rFonts w:ascii="Consolas" w:hAnsi="Consolas" w:cs="Arial"/>
+                <w:color w:val="00B050"/>
+                <w:sz w:val="18"/>
+                <w:szCs w:val="18"/>
+              </w:rPr>
+              <w:t>{% if G.VERTRETER_NAME %}</w:t>
+            </w:r>
+            <w:r>
+              <w:t xml:space="preserve"> </w:t>
+            </w:r>
+            <w:r>
               <w:t>vertreten durch</w:t>
+            </w:r>
+            <w:r>
+              <w:t xml:space="preserve"> </w:t>
+            </w:r>
+            <w:r>
+              <w:rPr>
+                <w:rStyle w:val="PlatzhalterZchn"/>
+              </w:rPr>
+              <w:t>{{ G.VERTRETER_NAME }}</w:t>
+            </w:r>
+            <w:r>
+              <w:t xml:space="preserve">, </w:t>
+            </w:r>
+            <w:r>
+              <w:rPr>
+                <w:rStyle w:val="PlatzhalterZchn"/>
+              </w:rPr>
+              <w:t>{{ G.VERTRETER_ADRESSE }}</w:t>
+            </w:r>
+            <w:r>
+              <w:rPr>
+                <w:rFonts w:ascii="Consolas" w:hAnsi="Consolas"/>
+                <w:color w:val="00B050"/>
+                <w:sz w:val="18"/>
+                <w:szCs w:val="18"/>
+              </w:rPr>
+              <w:t>{% endif %}</w:t>
+            </w:r>
+          </w:p>
+          <w:bookmarkEnd w:id="0"/>
+          <w:p>
+            <w:pPr>
+              <w:rPr>
+                <w:rFonts w:ascii="Consolas" w:hAnsi="Consolas" w:cs="Arial"/>
+                <w:color w:val="00B050"/>
+                <w:sz w:val="18"/>
+                <w:szCs w:val="18"/>
+              </w:rPr>
+            </w:pPr>
+            <w:r>
+              <w:rPr>
+                <w:rFonts w:ascii="Consolas" w:hAnsi="Consolas"/>
+                <w:color w:val="00B050"/>
+                <w:sz w:val="18"/>
+                <w:szCs w:val="18"/>
+              </w:rPr>
+              <w:t>{%</w:t>
+            </w:r>
+            <w:r>
+              <w:rPr>
+                <w:rFonts w:ascii="Consolas" w:hAnsi="Consolas"/>
+                <w:color w:val="00B050"/>
+                <w:sz w:val="18"/>
+                <w:szCs w:val="18"/>
+              </w:rPr>
+              <w:t>p</w:t>
+            </w:r>
+            <w:r>
+              <w:rPr>
+                <w:rFonts w:ascii="Consolas" w:hAnsi="Consolas"/>
+                <w:color w:val="00B050"/>
+                <w:sz w:val="18"/>
+                <w:szCs w:val="18"/>
+              </w:rPr>
+              <w:t xml:space="preserve"> endif %}</w:t>
             </w:r>
           </w:p>
           <w:p>
             <w:pPr>
-              <w:ind w:left="357"/>
+              <w:rPr>
+                <w:rFonts w:cs="Arial"/>
+                <w:color w:val="00B050"/>
+                <w:szCs w:val="22"/>
+              </w:rPr>
             </w:pPr>
-            <w:proofErr w:type="gramStart"/>
-            <w:r>
-              <w:rPr>
-                <w:rStyle w:val="PlatzhalterZchn"/>
-              </w:rPr>
-              <w:t>{{ G.VERTRETER</w:t>
-            </w:r>
-            <w:proofErr w:type="gramEnd"/>
-            <w:r>
-              <w:rPr>
-                <w:rStyle w:val="PlatzhalterZchn"/>
-              </w:rPr>
-              <w:t>_</w:t>
-            </w:r>
-            <w:proofErr w:type="gramStart"/>
-            <w:r>
-              <w:rPr>
-                <w:rStyle w:val="PlatzhalterZchn"/>
-              </w:rPr>
-              <w:t>NAME }</w:t>
-            </w:r>
-            <w:proofErr w:type="gramEnd"/>
-            <w:r>
-              <w:rPr>
-                <w:rStyle w:val="PlatzhalterZchn"/>
-              </w:rPr>
-              <w:t>}</w:t>
-            </w:r>
-            <w:r>
-              <w:t xml:space="preserve">, </w:t>
-            </w:r>
-            <w:proofErr w:type="gramStart"/>
-            <w:r>
-              <w:rPr>
-                <w:rStyle w:val="PlatzhalterZchn"/>
-              </w:rPr>
-              <w:t>{{ G.VERTRETER</w:t>
-            </w:r>
-            <w:proofErr w:type="gramEnd"/>
-            <w:r>
-              <w:rPr>
-                <w:rStyle w:val="PlatzhalterZchn"/>
-              </w:rPr>
-              <w:t>_</w:t>
-            </w:r>
-            <w:proofErr w:type="gramStart"/>
-            <w:r>
-              <w:rPr>
-                <w:rStyle w:val="PlatzhalterZchn"/>
-              </w:rPr>
-              <w:t>ADRESSE }</w:t>
-            </w:r>
-            <w:proofErr w:type="gramEnd"/>
-            <w:r>
-              <w:rPr>
-                <w:rStyle w:val="PlatzhalterZchn"/>
-              </w:rPr>
-              <w:t>}</w:t>
-            </w:r>
-          </w:p>
-          <w:p>
-            <w:pPr>
-              <w:ind w:left="357"/>
-              <w:rPr>
-                <w:rFonts w:ascii="Consolas" w:hAnsi="Consolas" w:cs="Arial"/>
-                <w:color w:val="00B050"/>
-                <w:sz w:val="18"/>
-                <w:szCs w:val="18"/>
-              </w:rPr>
-            </w:pPr>
-            <w:r>
-              <w:rPr>
-                <w:rFonts w:ascii="Consolas" w:hAnsi="Consolas" w:cs="Arial"/>
-                <w:color w:val="00B050"/>
-                <w:sz w:val="18"/>
-                <w:szCs w:val="18"/>
-              </w:rPr>
-              <w:t xml:space="preserve">{%p </w:t>
-            </w:r>
-            <w:proofErr w:type="spellStart"/>
-            <w:r>
-              <w:rPr>
-                <w:rFonts w:ascii="Consolas" w:hAnsi="Consolas" w:cs="Arial"/>
-                <w:color w:val="00B050"/>
-                <w:sz w:val="18"/>
-                <w:szCs w:val="18"/>
-              </w:rPr>
-              <w:t>endif</w:t>
-            </w:r>
-            <w:proofErr w:type="spellEnd"/>
-            <w:r>
-              <w:rPr>
-                <w:rFonts w:ascii="Consolas" w:hAnsi="Consolas" w:cs="Arial"/>
-                <w:color w:val="00B050"/>
-                <w:sz w:val="18"/>
-                <w:szCs w:val="18"/>
-              </w:rPr>
-              <w:t xml:space="preserve"> %}</w:t>
-            </w:r>
-          </w:p>
-          <w:p>
-            <w:pPr>
-              <w:rPr>
-                <w:rFonts w:ascii="Consolas" w:hAnsi="Consolas" w:cs="Arial"/>
-                <w:color w:val="00B050"/>
-                <w:sz w:val="18"/>
-                <w:szCs w:val="18"/>
-              </w:rPr>
-            </w:pPr>
-            <w:r>
-              <w:rPr>
-                <w:rFonts w:ascii="Consolas" w:hAnsi="Consolas" w:cs="Arial"/>
-                <w:color w:val="00B050"/>
-                <w:sz w:val="18"/>
-                <w:szCs w:val="18"/>
-              </w:rPr>
-              <w:t>{%</w:t>
-            </w:r>
-            <w:r>
-              <w:rPr>
-                <w:rFonts w:ascii="Consolas" w:hAnsi="Consolas" w:cs="Arial"/>
-                <w:color w:val="00B050"/>
-                <w:sz w:val="18"/>
-                <w:szCs w:val="18"/>
-              </w:rPr>
-              <w:t>p</w:t>
-            </w:r>
-            <w:r>
-              <w:rPr>
-                <w:rFonts w:ascii="Consolas" w:hAnsi="Consolas" w:cs="Arial"/>
-                <w:color w:val="00B050"/>
-                <w:sz w:val="18"/>
-                <w:szCs w:val="18"/>
-              </w:rPr>
-              <w:t xml:space="preserve"> </w:t>
-            </w:r>
-            <w:proofErr w:type="spellStart"/>
-            <w:r>
-              <w:rPr>
-                <w:rFonts w:ascii="Consolas" w:hAnsi="Consolas" w:cs="Arial"/>
-                <w:color w:val="00B050"/>
-                <w:sz w:val="18"/>
-                <w:szCs w:val="18"/>
-              </w:rPr>
-              <w:t>else</w:t>
-            </w:r>
-            <w:proofErr w:type="spellEnd"/>
-            <w:r>
-              <w:rPr>
-                <w:rFonts w:ascii="Consolas" w:hAnsi="Consolas" w:cs="Arial"/>
-                <w:color w:val="00B050"/>
-                <w:sz w:val="18"/>
-                <w:szCs w:val="18"/>
-              </w:rPr>
-              <w:t xml:space="preserve"> %}</w:t>
-            </w:r>
-          </w:p>
-          <w:p>
-            <w:proofErr w:type="gramStart"/>
-            <w:r>
-              <w:rPr>
-                <w:rStyle w:val="PlatzhalterZchn"/>
-              </w:rPr>
-              <w:t>{{ G.NAME</w:t>
-            </w:r>
-            <w:proofErr w:type="gramEnd"/>
-            <w:r>
-              <w:rPr>
-                <w:rStyle w:val="PlatzhalterZchn"/>
-              </w:rPr>
-              <w:t xml:space="preserve"> }}</w:t>
-            </w:r>
-            <w:r>
-              <w:t xml:space="preserve">, </w:t>
-            </w:r>
-            <w:proofErr w:type="gramStart"/>
-            <w:r>
-              <w:rPr>
-                <w:rStyle w:val="PlatzhalterZchn"/>
-              </w:rPr>
-              <w:t>{{ G.ADRESSE</w:t>
-            </w:r>
-            <w:proofErr w:type="gramEnd"/>
-            <w:r>
-              <w:rPr>
-                <w:rStyle w:val="PlatzhalterZchn"/>
-              </w:rPr>
-              <w:t xml:space="preserve"> }}</w:t>
-            </w:r>
-          </w:p>
-          <w:p>
-            <w:pPr>
-              <w:rPr>
-                <w:rFonts w:ascii="Consolas" w:hAnsi="Consolas" w:cs="Arial"/>
-                <w:color w:val="00B050"/>
-                <w:sz w:val="18"/>
-                <w:szCs w:val="18"/>
-              </w:rPr>
-            </w:pPr>
-            <w:r>
-              <w:rPr>
-                <w:rFonts w:ascii="Consolas" w:hAnsi="Consolas" w:cs="Arial"/>
-                <w:color w:val="00B050"/>
-                <w:sz w:val="18"/>
-                <w:szCs w:val="18"/>
-              </w:rPr>
-              <w:t xml:space="preserve">{%p </w:t>
-            </w:r>
-            <w:proofErr w:type="spellStart"/>
-            <w:r>
-              <w:rPr>
-                <w:rFonts w:ascii="Consolas" w:hAnsi="Consolas" w:cs="Arial"/>
-                <w:color w:val="00B050"/>
-                <w:sz w:val="18"/>
-                <w:szCs w:val="18"/>
-              </w:rPr>
-              <w:t>if</w:t>
-            </w:r>
-            <w:proofErr w:type="spellEnd"/>
-            <w:r>
-              <w:rPr>
-                <w:rFonts w:ascii="Consolas" w:hAnsi="Consolas" w:cs="Arial"/>
-                <w:color w:val="00B050"/>
-                <w:sz w:val="18"/>
-                <w:szCs w:val="18"/>
-              </w:rPr>
-              <w:t xml:space="preserve"> G.VERTRETER_NAME %}</w:t>
-            </w:r>
-          </w:p>
-          <w:p>
-            <w:r>
-              <w:t>vertreten durch</w:t>
-            </w:r>
-          </w:p>
-          <w:p>
-            <w:proofErr w:type="gramStart"/>
-            <w:r>
-              <w:rPr>
-                <w:rStyle w:val="PlatzhalterZchn"/>
-              </w:rPr>
-              <w:t>{{ G.VERTRETER</w:t>
-            </w:r>
-            <w:proofErr w:type="gramEnd"/>
-            <w:r>
-              <w:rPr>
-                <w:rStyle w:val="PlatzhalterZchn"/>
-              </w:rPr>
-              <w:t>_</w:t>
-            </w:r>
-            <w:proofErr w:type="gramStart"/>
-            <w:r>
-              <w:rPr>
-                <w:rStyle w:val="PlatzhalterZchn"/>
-              </w:rPr>
-              <w:t>NAME }</w:t>
-            </w:r>
-            <w:proofErr w:type="gramEnd"/>
-            <w:r>
-              <w:rPr>
-                <w:rStyle w:val="PlatzhalterZchn"/>
-              </w:rPr>
-              <w:t>}</w:t>
-            </w:r>
-            <w:r>
-              <w:t xml:space="preserve">, </w:t>
-            </w:r>
-            <w:proofErr w:type="gramStart"/>
-            <w:r>
-              <w:rPr>
-                <w:rStyle w:val="PlatzhalterZchn"/>
-              </w:rPr>
-              <w:t>{{ G.VERTRETER</w:t>
-            </w:r>
-            <w:proofErr w:type="gramEnd"/>
-            <w:r>
-              <w:rPr>
-                <w:rStyle w:val="PlatzhalterZchn"/>
-              </w:rPr>
-              <w:t>_</w:t>
-            </w:r>
-            <w:proofErr w:type="gramStart"/>
-            <w:r>
-              <w:rPr>
-                <w:rStyle w:val="PlatzhalterZchn"/>
-              </w:rPr>
-              <w:t>ADRESSE }</w:t>
-            </w:r>
-            <w:proofErr w:type="gramEnd"/>
-            <w:r>
-              <w:rPr>
-                <w:rStyle w:val="PlatzhalterZchn"/>
-              </w:rPr>
-              <w:t>}</w:t>
-            </w:r>
-          </w:p>
-          <w:p>
-            <w:pPr>
-              <w:rPr>
-                <w:rFonts w:ascii="Consolas" w:hAnsi="Consolas"/>
-                <w:color w:val="00B050"/>
-                <w:sz w:val="18"/>
-                <w:szCs w:val="18"/>
-              </w:rPr>
-            </w:pPr>
-            <w:r>
-              <w:rPr>
-                <w:rFonts w:ascii="Consolas" w:hAnsi="Consolas"/>
-                <w:color w:val="00B050"/>
-                <w:sz w:val="18"/>
-                <w:szCs w:val="18"/>
-              </w:rPr>
-              <w:t xml:space="preserve">{%p </w:t>
-            </w:r>
-            <w:proofErr w:type="spellStart"/>
-            <w:r>
-              <w:rPr>
-                <w:rFonts w:ascii="Consolas" w:hAnsi="Consolas"/>
-                <w:color w:val="00B050"/>
-                <w:sz w:val="18"/>
-                <w:szCs w:val="18"/>
-              </w:rPr>
-              <w:t>endif</w:t>
-            </w:r>
-            <w:proofErr w:type="spellEnd"/>
-            <w:r>
-              <w:rPr>
-                <w:rFonts w:ascii="Consolas" w:hAnsi="Consolas"/>
-                <w:color w:val="00B050"/>
-                <w:sz w:val="18"/>
-                <w:szCs w:val="18"/>
-              </w:rPr>
-              <w:t xml:space="preserve"> %}</w:t>
-            </w:r>
-          </w:p>
-          <w:p>
-            <w:pPr>
-              <w:rPr>
-                <w:rFonts w:ascii="Consolas" w:hAnsi="Consolas" w:cs="Arial"/>
-                <w:color w:val="00B050"/>
-                <w:sz w:val="18"/>
-                <w:szCs w:val="18"/>
-              </w:rPr>
-            </w:pPr>
-            <w:r>
-              <w:rPr>
-                <w:rFonts w:ascii="Consolas" w:hAnsi="Consolas"/>
-                <w:color w:val="00B050"/>
-                <w:sz w:val="18"/>
-                <w:szCs w:val="18"/>
-              </w:rPr>
-              <w:t>{%</w:t>
-            </w:r>
-            <w:r>
-              <w:rPr>
-                <w:rFonts w:ascii="Consolas" w:hAnsi="Consolas"/>
-                <w:color w:val="00B050"/>
-                <w:sz w:val="18"/>
-                <w:szCs w:val="18"/>
-              </w:rPr>
-              <w:t>p</w:t>
-            </w:r>
-            <w:r>
-              <w:rPr>
-                <w:rFonts w:ascii="Consolas" w:hAnsi="Consolas"/>
-                <w:color w:val="00B050"/>
-                <w:sz w:val="18"/>
-                <w:szCs w:val="18"/>
-              </w:rPr>
-              <w:t xml:space="preserve"> </w:t>
-            </w:r>
-            <w:proofErr w:type="spellStart"/>
-            <w:r>
-              <w:rPr>
-                <w:rFonts w:ascii="Consolas" w:hAnsi="Consolas"/>
-                <w:color w:val="00B050"/>
-                <w:sz w:val="18"/>
-                <w:szCs w:val="18"/>
-              </w:rPr>
-              <w:t>endif</w:t>
-            </w:r>
-            <w:proofErr w:type="spellEnd"/>
-            <w:r>
-              <w:rPr>
-                <w:rFonts w:ascii="Consolas" w:hAnsi="Consolas"/>
-                <w:color w:val="00B050"/>
-                <w:sz w:val="18"/>
-                <w:szCs w:val="18"/>
-              </w:rPr>
-              <w:t xml:space="preserve"> %}</w:t>
-            </w:r>
-          </w:p>
-          <w:p>
-            <w:pPr>
-              <w:rPr>
-                <w:rFonts w:cs="Arial"/>
-                <w:color w:val="00B050"/>
-                <w:szCs w:val="22"/>
-              </w:rPr>
-            </w:pPr>
-            <w:r>
-              <w:rPr>
-                <w:rFonts w:ascii="Consolas" w:hAnsi="Consolas" w:cs="Arial"/>
-                <w:color w:val="00B050"/>
-                <w:sz w:val="18"/>
-                <w:szCs w:val="18"/>
-              </w:rPr>
-              <w:t xml:space="preserve">{%p </w:t>
-            </w:r>
-            <w:proofErr w:type="spellStart"/>
-            <w:r>
-              <w:rPr>
-                <w:rFonts w:ascii="Consolas" w:hAnsi="Consolas" w:cs="Arial"/>
-                <w:color w:val="00B050"/>
-                <w:sz w:val="18"/>
-                <w:szCs w:val="18"/>
-              </w:rPr>
-              <w:t>endfor</w:t>
-            </w:r>
-            <w:proofErr w:type="spellEnd"/>
-            <w:r>
-              <w:rPr>
-                <w:rFonts w:ascii="Consolas" w:hAnsi="Consolas" w:cs="Arial"/>
-                <w:color w:val="00B050"/>
-                <w:sz w:val="18"/>
-                <w:szCs w:val="18"/>
-              </w:rPr>
-              <w:t xml:space="preserve"> %}</w:t>
+            <w:r>
+              <w:rPr>
+                <w:rFonts w:ascii="Consolas" w:hAnsi="Consolas" w:cs="Arial"/>
+                <w:color w:val="00B050"/>
+                <w:sz w:val="18"/>
+                <w:szCs w:val="18"/>
+              </w:rPr>
+              <w:t>{%p endfor %}</w:t>
             </w:r>
           </w:p>
         </w:tc>
@@ -1520,12 +1088,10 @@
       <w:tr>
         <w:tc>
           <w:tcPr>
-            <w:tcW w:w="2834" w:type="dxa"/>
-            <w:shd w:val="clear" w:color="auto" w:fill="auto"/>
+            <w:tcW w:w="2835" w:type="dxa"/>
           </w:tcPr>
           <w:p>
             <w:pPr>
-              <w:ind w:left="57"/>
               <w:rPr>
                 <w:rFonts w:cs="Arial"/>
                 <w:b/>
@@ -1540,14 +1106,22 @@
                 <w:bCs/>
                 <w:szCs w:val="22"/>
               </w:rPr>
-              <w:t>Grundeigentümer/in</w:t>
+              <w:t>Grundeigentümer</w:t>
+            </w:r>
+            <w:r>
+              <w:rPr>
+                <w:rFonts w:cs="Arial"/>
+                <w:b/>
+                <w:bCs/>
+                <w:szCs w:val="22"/>
+              </w:rPr>
+              <w:t>/in</w:t>
             </w:r>
           </w:p>
         </w:tc>
         <w:tc>
           <w:tcPr>
-            <w:tcW w:w="6511" w:type="dxa"/>
-            <w:shd w:val="clear" w:color="auto" w:fill="auto"/>
+            <w:tcW w:w="6804" w:type="dxa"/>
           </w:tcPr>
           <w:p>
             <w:pPr>
@@ -1558,35 +1132,14 @@
                 <w:szCs w:val="18"/>
               </w:rPr>
             </w:pPr>
-            <w:bookmarkStart w:id="0" w:name="_Hlk177392079"/>
-            <w:r>
-              <w:rPr>
-                <w:rFonts w:ascii="Consolas" w:hAnsi="Consolas" w:cs="Arial"/>
-                <w:color w:val="00B050"/>
-                <w:sz w:val="18"/>
-                <w:szCs w:val="18"/>
-              </w:rPr>
-              <w:t xml:space="preserve">{%p </w:t>
-            </w:r>
-            <w:proofErr w:type="spellStart"/>
-            <w:r>
-              <w:rPr>
-                <w:rFonts w:ascii="Consolas" w:hAnsi="Consolas" w:cs="Arial"/>
-                <w:color w:val="00B050"/>
-                <w:sz w:val="18"/>
-                <w:szCs w:val="18"/>
-              </w:rPr>
-              <w:t>if</w:t>
-            </w:r>
-            <w:proofErr w:type="spellEnd"/>
-            <w:r>
-              <w:rPr>
-                <w:rFonts w:ascii="Consolas" w:hAnsi="Consolas" w:cs="Arial"/>
-                <w:color w:val="00B050"/>
-                <w:sz w:val="18"/>
-                <w:szCs w:val="18"/>
-              </w:rPr>
-              <w:t xml:space="preserve"> </w:t>
+            <w:r>
+              <w:rPr>
+                <w:rFonts w:ascii="Consolas" w:hAnsi="Consolas" w:cs="Arial"/>
+                <w:color w:val="00B050"/>
+                <w:sz w:val="18"/>
+                <w:szCs w:val="18"/>
+              </w:rPr>
+              <w:t xml:space="preserve">{%p if </w:t>
             </w:r>
             <w:r>
               <w:rPr>
@@ -1623,27 +1176,7 @@
                 <w:sz w:val="18"/>
                 <w:szCs w:val="18"/>
               </w:rPr>
-              <w:t xml:space="preserve">{%p </w:t>
-            </w:r>
-            <w:proofErr w:type="spellStart"/>
-            <w:r>
-              <w:rPr>
-                <w:rFonts w:ascii="Consolas" w:hAnsi="Consolas" w:cs="Arial"/>
-                <w:color w:val="00B050"/>
-                <w:sz w:val="18"/>
-                <w:szCs w:val="18"/>
-              </w:rPr>
-              <w:t>for</w:t>
-            </w:r>
-            <w:proofErr w:type="spellEnd"/>
-            <w:r>
-              <w:rPr>
-                <w:rFonts w:ascii="Consolas" w:hAnsi="Consolas" w:cs="Arial"/>
-                <w:color w:val="00B050"/>
-                <w:sz w:val="18"/>
-                <w:szCs w:val="18"/>
-              </w:rPr>
-              <w:t xml:space="preserve"> G in ALLE_</w:t>
+              <w:t>{%p for G in ALLE_</w:t>
             </w:r>
             <w:r>
               <w:rPr>
@@ -1699,37 +1232,7 @@
                 <w:sz w:val="18"/>
                 <w:szCs w:val="18"/>
               </w:rPr>
-              <w:t xml:space="preserve"> </w:t>
-            </w:r>
-            <w:proofErr w:type="spellStart"/>
-            <w:r>
-              <w:rPr>
-                <w:rFonts w:ascii="Consolas" w:hAnsi="Consolas" w:cs="Arial"/>
-                <w:color w:val="00B050"/>
-                <w:sz w:val="18"/>
-                <w:szCs w:val="18"/>
-              </w:rPr>
-              <w:t>if</w:t>
-            </w:r>
-            <w:proofErr w:type="spellEnd"/>
-            <w:r>
-              <w:rPr>
-                <w:rFonts w:ascii="Consolas" w:hAnsi="Consolas" w:cs="Arial"/>
-                <w:color w:val="00B050"/>
-                <w:sz w:val="18"/>
-                <w:szCs w:val="18"/>
-              </w:rPr>
-              <w:t xml:space="preserve"> </w:t>
-            </w:r>
-            <w:proofErr w:type="spellStart"/>
-            <w:r>
-              <w:rPr>
-                <w:rFonts w:ascii="Consolas" w:hAnsi="Consolas" w:cs="Arial"/>
-                <w:color w:val="00B050"/>
-                <w:sz w:val="18"/>
-                <w:szCs w:val="18"/>
-              </w:rPr>
-              <w:t>ALLE_</w:t>
+              <w:t xml:space="preserve"> if ALLE_</w:t>
             </w:r>
             <w:r>
               <w:rPr>
@@ -1747,17 +1250,7 @@
                 <w:sz w:val="18"/>
                 <w:szCs w:val="18"/>
               </w:rPr>
-              <w:t>_LISTE|length</w:t>
-            </w:r>
-            <w:proofErr w:type="spellEnd"/>
-            <w:r>
-              <w:rPr>
-                <w:rFonts w:ascii="Consolas" w:hAnsi="Consolas" w:cs="Arial"/>
-                <w:color w:val="00B050"/>
-                <w:sz w:val="18"/>
-                <w:szCs w:val="18"/>
-              </w:rPr>
-              <w:t xml:space="preserve"> &gt; 1 %}</w:t>
+              <w:t>_LISTE|length &gt; 1 %}</w:t>
             </w:r>
           </w:p>
           <w:p>
@@ -1770,45 +1263,69 @@
               <w:spacing w:before="0"/>
               <w:ind w:left="357" w:hanging="357"/>
               <w:rPr>
-                <w:rFonts w:cs="Arial"/>
-                <w:szCs w:val="22"/>
+                <w:rStyle w:val="PlatzhalterZchn"/>
               </w:rPr>
             </w:pPr>
-            <w:proofErr w:type="gramStart"/>
             <w:r>
               <w:rPr>
                 <w:rStyle w:val="PlatzhalterZchn"/>
               </w:rPr>
-              <w:t>{{ G.NAME</w:t>
-            </w:r>
-            <w:proofErr w:type="gramEnd"/>
+              <w:t>{{ G.NAME }}</w:t>
+            </w:r>
+            <w:r>
+              <w:t xml:space="preserve">, </w:t>
+            </w:r>
             <w:r>
               <w:rPr>
                 <w:rStyle w:val="PlatzhalterZchn"/>
               </w:rPr>
-              <w:t xml:space="preserve"> }}</w:t>
+              <w:t>{{ G.ADRESSE }}</w:t>
+            </w:r>
+            <w:r>
+              <w:rPr>
+                <w:rFonts w:ascii="Consolas" w:hAnsi="Consolas" w:cs="Arial"/>
+                <w:color w:val="00B050"/>
+                <w:sz w:val="18"/>
+                <w:szCs w:val="18"/>
+              </w:rPr>
+              <w:t>{% if G.VERTRETER_NAME %}</w:t>
+            </w:r>
+            <w:r>
+              <w:t xml:space="preserve"> </w:t>
+            </w:r>
+            <w:r>
+              <w:t>vertreten durch</w:t>
+            </w:r>
+            <w:r>
+              <w:t xml:space="preserve"> </w:t>
+            </w:r>
+            <w:r>
+              <w:rPr>
+                <w:rStyle w:val="PlatzhalterZchn"/>
+              </w:rPr>
+              <w:t>{{ G.VERTRETER_NAME }}</w:t>
             </w:r>
             <w:r>
               <w:t xml:space="preserve">, </w:t>
             </w:r>
-            <w:proofErr w:type="gramStart"/>
             <w:r>
               <w:rPr>
                 <w:rStyle w:val="PlatzhalterZchn"/>
               </w:rPr>
-              <w:t>{{ G.ADRESSE</w:t>
-            </w:r>
-            <w:proofErr w:type="gramEnd"/>
-            <w:r>
-              <w:rPr>
-                <w:rStyle w:val="PlatzhalterZchn"/>
-              </w:rPr>
-              <w:t xml:space="preserve"> }}</w:t>
+              <w:t>{{ G.VERTRETER_ADRESSE }}</w:t>
+            </w:r>
+            <w:r>
+              <w:rPr>
+                <w:rFonts w:ascii="Consolas" w:hAnsi="Consolas" w:cs="Arial"/>
+                <w:color w:val="00B050"/>
+                <w:sz w:val="18"/>
+                <w:szCs w:val="18"/>
+              </w:rPr>
+              <w:t>{% endif %}</w:t>
             </w:r>
           </w:p>
           <w:p>
             <w:pPr>
-              <w:ind w:left="357"/>
               <w:rPr>
                 <w:rFonts w:ascii="Consolas" w:hAnsi="Consolas" w:cs="Arial"/>
                 <w:color w:val="00B050"/>
@@ -1823,107 +1340,124 @@
                 <w:sz w:val="18"/>
                 <w:szCs w:val="18"/>
               </w:rPr>
-              <w:t xml:space="preserve">{%p </w:t>
-            </w:r>
-            <w:proofErr w:type="spellStart"/>
-            <w:r>
-              <w:rPr>
-                <w:rFonts w:ascii="Consolas" w:hAnsi="Consolas" w:cs="Arial"/>
-                <w:color w:val="00B050"/>
-                <w:sz w:val="18"/>
-                <w:szCs w:val="18"/>
-              </w:rPr>
-              <w:t>if</w:t>
-            </w:r>
-            <w:proofErr w:type="spellEnd"/>
-            <w:r>
-              <w:rPr>
-                <w:rFonts w:ascii="Consolas" w:hAnsi="Consolas" w:cs="Arial"/>
-                <w:color w:val="00B050"/>
-                <w:sz w:val="18"/>
-                <w:szCs w:val="18"/>
-              </w:rPr>
-              <w:t xml:space="preserve"> G.VERTRETER_NAME %}</w:t>
+              <w:t>{%</w:t>
+            </w:r>
+            <w:r>
+              <w:rPr>
+                <w:rFonts w:ascii="Consolas" w:hAnsi="Consolas" w:cs="Arial"/>
+                <w:color w:val="00B050"/>
+                <w:sz w:val="18"/>
+                <w:szCs w:val="18"/>
+              </w:rPr>
+              <w:t>p</w:t>
+            </w:r>
+            <w:r>
+              <w:rPr>
+                <w:rFonts w:ascii="Consolas" w:hAnsi="Consolas" w:cs="Arial"/>
+                <w:color w:val="00B050"/>
+                <w:sz w:val="18"/>
+                <w:szCs w:val="18"/>
+              </w:rPr>
+              <w:t xml:space="preserve"> else %}</w:t>
             </w:r>
           </w:p>
           <w:p>
             <w:pPr>
-              <w:ind w:left="357"/>
+              <w:rPr>
+                <w:rFonts w:ascii="Consolas" w:hAnsi="Consolas" w:cs="Arial"/>
+                <w:color w:val="00B050"/>
+                <w:sz w:val="18"/>
+                <w:szCs w:val="18"/>
+              </w:rPr>
             </w:pPr>
             <w:r>
+              <w:rPr>
+                <w:rStyle w:val="PlatzhalterZchn"/>
+              </w:rPr>
+              <w:t>{{ G.NAME }}</w:t>
+            </w:r>
+            <w:r>
+              <w:t xml:space="preserve">, </w:t>
+            </w:r>
+            <w:r>
+              <w:rPr>
+                <w:rStyle w:val="PlatzhalterZchn"/>
+              </w:rPr>
+              <w:t>{{ G.ADRESSE }}</w:t>
+            </w:r>
+            <w:r>
+              <w:rPr>
+                <w:rFonts w:ascii="Consolas" w:hAnsi="Consolas" w:cs="Arial"/>
+                <w:color w:val="00B050"/>
+                <w:sz w:val="18"/>
+                <w:szCs w:val="18"/>
+              </w:rPr>
+              <w:t>{% if G.VERTRETER_NAME %}</w:t>
+            </w:r>
+            <w:r>
+              <w:t xml:space="preserve"> </w:t>
+            </w:r>
+            <w:r>
               <w:t>vertreten durch</w:t>
+            </w:r>
+            <w:r>
+              <w:t xml:space="preserve"> </w:t>
+            </w:r>
+            <w:r>
+              <w:rPr>
+                <w:rStyle w:val="PlatzhalterZchn"/>
+              </w:rPr>
+              <w:t>{{ G.VERTRETER_NAME }}</w:t>
+            </w:r>
+            <w:r>
+              <w:t xml:space="preserve">, </w:t>
+            </w:r>
+            <w:r>
+              <w:rPr>
+                <w:rStyle w:val="PlatzhalterZchn"/>
+              </w:rPr>
+              <w:t>{{ G.VERTRETER_ADRESSE }}</w:t>
+            </w:r>
+            <w:r>
+              <w:rPr>
+                <w:rFonts w:ascii="Consolas" w:hAnsi="Consolas" w:cs="Arial"/>
+                <w:color w:val="00B050"/>
+                <w:sz w:val="18"/>
+                <w:szCs w:val="18"/>
+              </w:rPr>
+              <w:t>{% endif %}</w:t>
             </w:r>
           </w:p>
           <w:p>
             <w:pPr>
-              <w:ind w:left="357"/>
-              <w:rPr>
-                <w:color w:val="00B050"/>
+              <w:rPr>
+                <w:rFonts w:ascii="Consolas" w:hAnsi="Consolas" w:cs="Arial"/>
+                <w:color w:val="00B050"/>
+                <w:sz w:val="18"/>
+                <w:szCs w:val="18"/>
               </w:rPr>
             </w:pPr>
-            <w:proofErr w:type="gramStart"/>
-            <w:r>
-              <w:rPr>
-                <w:rStyle w:val="PlatzhalterZchn"/>
-              </w:rPr>
-              <w:t>{{ G.VERTRETER</w:t>
-            </w:r>
-            <w:proofErr w:type="gramEnd"/>
-            <w:r>
-              <w:rPr>
-                <w:rStyle w:val="PlatzhalterZchn"/>
-              </w:rPr>
-              <w:t>_</w:t>
-            </w:r>
-            <w:proofErr w:type="gramStart"/>
-            <w:r>
-              <w:rPr>
-                <w:rStyle w:val="PlatzhalterZchn"/>
-              </w:rPr>
-              <w:t>NAME }</w:t>
-            </w:r>
-            <w:proofErr w:type="gramEnd"/>
-            <w:r>
-              <w:rPr>
-                <w:rStyle w:val="PlatzhalterZchn"/>
-              </w:rPr>
-              <w:t>}</w:t>
-            </w:r>
-            <w:r>
-              <w:t xml:space="preserve">, </w:t>
-            </w:r>
-            <w:proofErr w:type="gramStart"/>
-            <w:r>
-              <w:rPr>
-                <w:rStyle w:val="PlatzhalterZchn"/>
-              </w:rPr>
-              <w:t>{{ G.VERTRETER</w:t>
-            </w:r>
-            <w:proofErr w:type="gramEnd"/>
-            <w:r>
-              <w:rPr>
-                <w:rStyle w:val="PlatzhalterZchn"/>
-              </w:rPr>
-              <w:t>_</w:t>
-            </w:r>
-            <w:proofErr w:type="gramStart"/>
-            <w:r>
-              <w:rPr>
-                <w:rStyle w:val="PlatzhalterZchn"/>
-              </w:rPr>
-              <w:t>ADRESSE }</w:t>
-            </w:r>
-            <w:proofErr w:type="gramEnd"/>
-            <w:r>
-              <w:rPr>
-                <w:rStyle w:val="PlatzhalterZchn"/>
-              </w:rPr>
-              <w:t>}</w:t>
+            <w:r>
+              <w:rPr>
+                <w:rFonts w:ascii="Consolas" w:hAnsi="Consolas" w:cs="Arial"/>
+                <w:color w:val="00B050"/>
+                <w:sz w:val="18"/>
+                <w:szCs w:val="18"/>
+              </w:rPr>
+              <w:t>{%</w:t>
+            </w:r>
+            <w:r>
+              <w:rPr>
+                <w:rFonts w:ascii="Consolas" w:hAnsi="Consolas" w:cs="Arial"/>
+                <w:color w:val="00B050"/>
+                <w:sz w:val="18"/>
+                <w:szCs w:val="18"/>
+              </w:rPr>
+              <w:t>p endif %}</w:t>
             </w:r>
           </w:p>
           <w:p>
             <w:pPr>
-              <w:ind w:left="357"/>
               <w:rPr>
                 <w:rFonts w:ascii="Consolas" w:hAnsi="Consolas" w:cs="Arial"/>
                 <w:color w:val="00B050"/>
@@ -1938,33 +1472,13 @@
                 <w:sz w:val="18"/>
                 <w:szCs w:val="18"/>
               </w:rPr>
-              <w:t xml:space="preserve">{%p </w:t>
-            </w:r>
-            <w:proofErr w:type="spellStart"/>
-            <w:r>
-              <w:rPr>
-                <w:rFonts w:ascii="Consolas" w:hAnsi="Consolas" w:cs="Arial"/>
-                <w:color w:val="00B050"/>
-                <w:sz w:val="18"/>
-                <w:szCs w:val="18"/>
-              </w:rPr>
-              <w:t>endif</w:t>
-            </w:r>
-            <w:proofErr w:type="spellEnd"/>
-            <w:r>
-              <w:rPr>
-                <w:rFonts w:ascii="Consolas" w:hAnsi="Consolas" w:cs="Arial"/>
-                <w:color w:val="00B050"/>
-                <w:sz w:val="18"/>
-                <w:szCs w:val="18"/>
-              </w:rPr>
-              <w:t xml:space="preserve"> %}</w:t>
+              <w:t>{%p endfor %}</w:t>
             </w:r>
           </w:p>
           <w:p>
             <w:pPr>
               <w:rPr>
-                <w:rFonts w:ascii="Consolas" w:hAnsi="Consolas" w:cs="Arial"/>
+                <w:rFonts w:ascii="Consolas" w:hAnsi="Consolas"/>
                 <w:color w:val="00B050"/>
                 <w:sz w:val="18"/>
                 <w:szCs w:val="18"/>
@@ -1977,84 +1491,27 @@
                 <w:sz w:val="18"/>
                 <w:szCs w:val="18"/>
               </w:rPr>
-              <w:t>{%</w:t>
-            </w:r>
-            <w:r>
-              <w:rPr>
-                <w:rFonts w:ascii="Consolas" w:hAnsi="Consolas" w:cs="Arial"/>
-                <w:color w:val="00B050"/>
-                <w:sz w:val="18"/>
-                <w:szCs w:val="18"/>
-              </w:rPr>
-              <w:t>p</w:t>
-            </w:r>
-            <w:r>
-              <w:rPr>
-                <w:rFonts w:ascii="Consolas" w:hAnsi="Consolas" w:cs="Arial"/>
-                <w:color w:val="00B050"/>
-                <w:sz w:val="18"/>
-                <w:szCs w:val="18"/>
-              </w:rPr>
-              <w:t xml:space="preserve"> </w:t>
-            </w:r>
-            <w:proofErr w:type="spellStart"/>
-            <w:r>
-              <w:rPr>
-                <w:rFonts w:ascii="Consolas" w:hAnsi="Consolas" w:cs="Arial"/>
-                <w:color w:val="00B050"/>
-                <w:sz w:val="18"/>
-                <w:szCs w:val="18"/>
-              </w:rPr>
-              <w:t>else</w:t>
-            </w:r>
-            <w:proofErr w:type="spellEnd"/>
-            <w:r>
-              <w:rPr>
-                <w:rFonts w:ascii="Consolas" w:hAnsi="Consolas" w:cs="Arial"/>
-                <w:color w:val="00B050"/>
-                <w:sz w:val="18"/>
-                <w:szCs w:val="18"/>
-              </w:rPr>
-              <w:t xml:space="preserve"> %}</w:t>
+              <w:t>{%p el</w:t>
+            </w:r>
+            <w:r>
+              <w:rPr>
+                <w:rFonts w:ascii="Consolas" w:hAnsi="Consolas"/>
+                <w:color w:val="00B050"/>
+                <w:sz w:val="18"/>
+                <w:szCs w:val="18"/>
+              </w:rPr>
+              <w:t>if GESUCHSTELLER_ANREDE == "Herr" %}</w:t>
             </w:r>
           </w:p>
           <w:p>
-            <w:proofErr w:type="gramStart"/>
-            <w:r>
-              <w:rPr>
-                <w:rStyle w:val="PlatzhalterZchn"/>
-              </w:rPr>
-              <w:t>{{ G.NAME</w:t>
-            </w:r>
-            <w:proofErr w:type="gramEnd"/>
-            <w:r>
-              <w:rPr>
-                <w:rStyle w:val="PlatzhalterZchn"/>
-              </w:rPr>
-              <w:t xml:space="preserve"> }}</w:t>
-            </w:r>
-            <w:r>
-              <w:t xml:space="preserve">, </w:t>
-            </w:r>
-            <w:proofErr w:type="gramStart"/>
-            <w:r>
-              <w:rPr>
-                <w:rStyle w:val="PlatzhalterZchn"/>
-              </w:rPr>
-              <w:t>{{ G.ADRESSE</w:t>
-            </w:r>
-            <w:proofErr w:type="gramEnd"/>
-            <w:r>
-              <w:rPr>
-                <w:rStyle w:val="PlatzhalterZchn"/>
-              </w:rPr>
-              <w:t xml:space="preserve"> }}</w:t>
+            <w:r>
+              <w:t>Gesuchsteller (Bauherrschaft)</w:t>
             </w:r>
           </w:p>
           <w:p>
             <w:pPr>
               <w:rPr>
-                <w:rFonts w:ascii="Consolas" w:hAnsi="Consolas" w:cs="Arial"/>
+                <w:rFonts w:ascii="Consolas" w:hAnsi="Consolas"/>
                 <w:color w:val="00B050"/>
                 <w:sz w:val="18"/>
                 <w:szCs w:val="18"/>
@@ -2062,480 +1519,71 @@
             </w:pPr>
             <w:r>
               <w:rPr>
-                <w:rFonts w:ascii="Consolas" w:hAnsi="Consolas" w:cs="Arial"/>
-                <w:color w:val="00B050"/>
-                <w:sz w:val="18"/>
-                <w:szCs w:val="18"/>
-              </w:rPr>
-              <w:t xml:space="preserve">{%p </w:t>
-            </w:r>
-            <w:proofErr w:type="spellStart"/>
-            <w:r>
-              <w:rPr>
-                <w:rFonts w:ascii="Consolas" w:hAnsi="Consolas" w:cs="Arial"/>
-                <w:color w:val="00B050"/>
-                <w:sz w:val="18"/>
-                <w:szCs w:val="18"/>
-              </w:rPr>
-              <w:t>if</w:t>
-            </w:r>
-            <w:proofErr w:type="spellEnd"/>
-            <w:r>
-              <w:rPr>
-                <w:rFonts w:ascii="Consolas" w:hAnsi="Consolas" w:cs="Arial"/>
-                <w:color w:val="00B050"/>
-                <w:sz w:val="18"/>
-                <w:szCs w:val="18"/>
-              </w:rPr>
-              <w:t xml:space="preserve"> G.VERTRETER_NAME %}</w:t>
+                <w:rFonts w:ascii="Consolas" w:hAnsi="Consolas"/>
+                <w:color w:val="00B050"/>
+                <w:sz w:val="18"/>
+                <w:szCs w:val="18"/>
+              </w:rPr>
+              <w:t>{%p elif GESUCHSTELLER_ANREDE == "Frau" %}</w:t>
+            </w:r>
+          </w:p>
+          <w:p>
+            <w:r>
+              <w:t>Gesuchstellerin (Bauherrschaft)</w:t>
             </w:r>
           </w:p>
           <w:p>
             <w:pPr>
-              <w:ind w:left="37"/>
+              <w:rPr>
+                <w:rFonts w:ascii="Consolas" w:hAnsi="Consolas"/>
+                <w:color w:val="00B050"/>
+                <w:sz w:val="18"/>
+                <w:szCs w:val="18"/>
+              </w:rPr>
             </w:pPr>
             <w:r>
-              <w:t>vertreten durch</w:t>
+              <w:rPr>
+                <w:rFonts w:ascii="Consolas" w:hAnsi="Consolas"/>
+                <w:color w:val="00B050"/>
+                <w:sz w:val="18"/>
+                <w:szCs w:val="18"/>
+              </w:rPr>
+              <w:t>{%p else %}</w:t>
+            </w:r>
+          </w:p>
+          <w:p>
+            <w:r>
+              <w:t>Gesuchsteller/in (Bauherrschaft)</w:t>
             </w:r>
           </w:p>
           <w:p>
             <w:pPr>
-              <w:ind w:left="37"/>
+              <w:rPr>
+                <w:rFonts w:ascii="Consolas" w:hAnsi="Consolas" w:cs="Arial"/>
+                <w:color w:val="00B050"/>
+                <w:sz w:val="18"/>
+                <w:szCs w:val="18"/>
+              </w:rPr>
             </w:pPr>
-            <w:proofErr w:type="gramStart"/>
-            <w:r>
-              <w:rPr>
-                <w:rStyle w:val="PlatzhalterZchn"/>
-              </w:rPr>
-              <w:t>{{ G.VERTRETER</w:t>
-            </w:r>
-            <w:proofErr w:type="gramEnd"/>
-            <w:r>
-              <w:rPr>
-                <w:rStyle w:val="PlatzhalterZchn"/>
-              </w:rPr>
-              <w:t>_</w:t>
-            </w:r>
-            <w:proofErr w:type="gramStart"/>
-            <w:r>
-              <w:rPr>
-                <w:rStyle w:val="PlatzhalterZchn"/>
-              </w:rPr>
-              <w:t>NAME }</w:t>
-            </w:r>
-            <w:proofErr w:type="gramEnd"/>
-            <w:r>
-              <w:rPr>
-                <w:rStyle w:val="PlatzhalterZchn"/>
-              </w:rPr>
-              <w:t>}</w:t>
-            </w:r>
-            <w:r>
-              <w:t xml:space="preserve">, </w:t>
-            </w:r>
-            <w:proofErr w:type="gramStart"/>
-            <w:r>
-              <w:rPr>
-                <w:rStyle w:val="PlatzhalterZchn"/>
-              </w:rPr>
-              <w:t>{{ G.VERTRETER</w:t>
-            </w:r>
-            <w:proofErr w:type="gramEnd"/>
-            <w:r>
-              <w:rPr>
-                <w:rStyle w:val="PlatzhalterZchn"/>
-              </w:rPr>
-              <w:t>_</w:t>
-            </w:r>
-            <w:proofErr w:type="gramStart"/>
-            <w:r>
-              <w:rPr>
-                <w:rStyle w:val="PlatzhalterZchn"/>
-              </w:rPr>
-              <w:t>ADRESSE }</w:t>
-            </w:r>
-            <w:proofErr w:type="gramEnd"/>
-            <w:r>
-              <w:rPr>
-                <w:rStyle w:val="PlatzhalterZchn"/>
-              </w:rPr>
-              <w:t>}</w:t>
-            </w:r>
-          </w:p>
-          <w:p>
-            <w:pPr>
-              <w:rPr>
-                <w:rFonts w:ascii="Consolas" w:hAnsi="Consolas" w:cs="Arial"/>
-                <w:color w:val="00B050"/>
-                <w:sz w:val="18"/>
-                <w:szCs w:val="18"/>
-              </w:rPr>
-            </w:pPr>
-            <w:r>
-              <w:rPr>
-                <w:rFonts w:ascii="Consolas" w:hAnsi="Consolas" w:cs="Arial"/>
-                <w:color w:val="00B050"/>
-                <w:sz w:val="18"/>
-                <w:szCs w:val="18"/>
-              </w:rPr>
-              <w:t xml:space="preserve">{%p </w:t>
-            </w:r>
-            <w:proofErr w:type="spellStart"/>
-            <w:r>
-              <w:rPr>
-                <w:rFonts w:ascii="Consolas" w:hAnsi="Consolas" w:cs="Arial"/>
-                <w:color w:val="00B050"/>
-                <w:sz w:val="18"/>
-                <w:szCs w:val="18"/>
-              </w:rPr>
-              <w:t>endif</w:t>
-            </w:r>
-            <w:proofErr w:type="spellEnd"/>
-            <w:r>
-              <w:rPr>
-                <w:rFonts w:ascii="Consolas" w:hAnsi="Consolas" w:cs="Arial"/>
-                <w:color w:val="00B050"/>
-                <w:sz w:val="18"/>
-                <w:szCs w:val="18"/>
-              </w:rPr>
-              <w:t xml:space="preserve"> %}</w:t>
-            </w:r>
-          </w:p>
-          <w:p>
-            <w:pPr>
-              <w:rPr>
-                <w:rFonts w:ascii="Consolas" w:hAnsi="Consolas" w:cs="Arial"/>
-                <w:color w:val="00B050"/>
-                <w:sz w:val="18"/>
-                <w:szCs w:val="18"/>
-              </w:rPr>
-            </w:pPr>
-            <w:r>
-              <w:rPr>
-                <w:rFonts w:ascii="Consolas" w:hAnsi="Consolas" w:cs="Arial"/>
-                <w:color w:val="00B050"/>
-                <w:sz w:val="18"/>
-                <w:szCs w:val="18"/>
-              </w:rPr>
-              <w:t xml:space="preserve">{%p </w:t>
-            </w:r>
-            <w:proofErr w:type="spellStart"/>
-            <w:r>
-              <w:rPr>
-                <w:rFonts w:ascii="Consolas" w:hAnsi="Consolas" w:cs="Arial"/>
-                <w:color w:val="00B050"/>
-                <w:sz w:val="18"/>
-                <w:szCs w:val="18"/>
-              </w:rPr>
-              <w:t>endif</w:t>
-            </w:r>
-            <w:proofErr w:type="spellEnd"/>
-            <w:r>
-              <w:rPr>
-                <w:rFonts w:ascii="Consolas" w:hAnsi="Consolas" w:cs="Arial"/>
-                <w:color w:val="00B050"/>
-                <w:sz w:val="18"/>
-                <w:szCs w:val="18"/>
-              </w:rPr>
-              <w:t xml:space="preserve"> %}</w:t>
-            </w:r>
-          </w:p>
-          <w:p>
-            <w:pPr>
-              <w:rPr>
-                <w:rFonts w:ascii="Consolas" w:hAnsi="Consolas" w:cs="Arial"/>
-                <w:color w:val="00B050"/>
-                <w:sz w:val="18"/>
-                <w:szCs w:val="18"/>
-              </w:rPr>
-            </w:pPr>
-            <w:r>
-              <w:rPr>
-                <w:rFonts w:ascii="Consolas" w:hAnsi="Consolas" w:cs="Arial"/>
-                <w:color w:val="00B050"/>
-                <w:sz w:val="18"/>
-                <w:szCs w:val="18"/>
-              </w:rPr>
-              <w:t xml:space="preserve">{%p </w:t>
-            </w:r>
-            <w:proofErr w:type="spellStart"/>
-            <w:r>
-              <w:rPr>
-                <w:rFonts w:ascii="Consolas" w:hAnsi="Consolas" w:cs="Arial"/>
-                <w:color w:val="00B050"/>
-                <w:sz w:val="18"/>
-                <w:szCs w:val="18"/>
-              </w:rPr>
-              <w:t>endfor</w:t>
-            </w:r>
-            <w:proofErr w:type="spellEnd"/>
-            <w:r>
-              <w:rPr>
-                <w:rFonts w:ascii="Consolas" w:hAnsi="Consolas" w:cs="Arial"/>
-                <w:color w:val="00B050"/>
-                <w:sz w:val="18"/>
-                <w:szCs w:val="18"/>
-              </w:rPr>
-              <w:t xml:space="preserve"> %}</w:t>
-            </w:r>
-          </w:p>
-          <w:p>
-            <w:pPr>
-              <w:rPr>
-                <w:rFonts w:ascii="Consolas" w:hAnsi="Consolas"/>
-                <w:color w:val="00B050"/>
-                <w:sz w:val="18"/>
-                <w:szCs w:val="18"/>
-              </w:rPr>
-            </w:pPr>
-            <w:r>
-              <w:rPr>
-                <w:rFonts w:ascii="Consolas" w:hAnsi="Consolas" w:cs="Arial"/>
-                <w:color w:val="00B050"/>
-                <w:sz w:val="18"/>
-                <w:szCs w:val="18"/>
-              </w:rPr>
-              <w:t xml:space="preserve">{%p </w:t>
-            </w:r>
-            <w:proofErr w:type="spellStart"/>
-            <w:r>
-              <w:rPr>
-                <w:rFonts w:ascii="Consolas" w:hAnsi="Consolas" w:cs="Arial"/>
-                <w:color w:val="00B050"/>
-                <w:sz w:val="18"/>
-                <w:szCs w:val="18"/>
-              </w:rPr>
-              <w:t>el</w:t>
-            </w:r>
-            <w:r>
-              <w:rPr>
-                <w:rFonts w:ascii="Consolas" w:hAnsi="Consolas"/>
-                <w:color w:val="00B050"/>
-                <w:sz w:val="18"/>
-                <w:szCs w:val="18"/>
-              </w:rPr>
-              <w:t>if</w:t>
-            </w:r>
-            <w:proofErr w:type="spellEnd"/>
-            <w:r>
-              <w:rPr>
-                <w:rFonts w:ascii="Consolas" w:hAnsi="Consolas"/>
-                <w:color w:val="00B050"/>
-                <w:sz w:val="18"/>
-                <w:szCs w:val="18"/>
-              </w:rPr>
-              <w:t xml:space="preserve"> </w:t>
-            </w:r>
-            <w:r>
-              <w:rPr>
-                <w:rFonts w:ascii="Consolas" w:hAnsi="Consolas"/>
-                <w:color w:val="00B050"/>
-                <w:sz w:val="18"/>
-                <w:szCs w:val="18"/>
-              </w:rPr>
-              <w:t>GESUCHSTELLER</w:t>
-            </w:r>
-            <w:r>
-              <w:rPr>
-                <w:rFonts w:ascii="Consolas" w:hAnsi="Consolas"/>
-                <w:color w:val="00B050"/>
-                <w:sz w:val="18"/>
-                <w:szCs w:val="18"/>
-              </w:rPr>
-              <w:t>_ANREDE == "Herr" %}</w:t>
-            </w:r>
-          </w:p>
-          <w:p>
-            <w:r>
-              <w:lastRenderedPageBreak/>
-              <w:t>Gesuchsteller</w:t>
-            </w:r>
-          </w:p>
-          <w:p>
-            <w:pPr>
-              <w:rPr>
-                <w:rFonts w:ascii="Consolas" w:hAnsi="Consolas"/>
-                <w:color w:val="00B050"/>
-                <w:sz w:val="18"/>
-                <w:szCs w:val="18"/>
-              </w:rPr>
-            </w:pPr>
-            <w:r>
-              <w:rPr>
-                <w:rFonts w:ascii="Consolas" w:hAnsi="Consolas"/>
-                <w:color w:val="00B050"/>
-                <w:sz w:val="18"/>
-                <w:szCs w:val="18"/>
-              </w:rPr>
-              <w:t>{%</w:t>
-            </w:r>
-            <w:r>
-              <w:rPr>
-                <w:rFonts w:ascii="Consolas" w:hAnsi="Consolas"/>
-                <w:color w:val="00B050"/>
-                <w:sz w:val="18"/>
-                <w:szCs w:val="18"/>
-              </w:rPr>
-              <w:t>p</w:t>
-            </w:r>
-            <w:r>
-              <w:rPr>
-                <w:rFonts w:ascii="Consolas" w:hAnsi="Consolas"/>
-                <w:color w:val="00B050"/>
-                <w:sz w:val="18"/>
-                <w:szCs w:val="18"/>
-              </w:rPr>
-              <w:t xml:space="preserve"> </w:t>
-            </w:r>
-            <w:proofErr w:type="spellStart"/>
-            <w:r>
-              <w:rPr>
-                <w:rFonts w:ascii="Consolas" w:hAnsi="Consolas"/>
-                <w:color w:val="00B050"/>
-                <w:sz w:val="18"/>
-                <w:szCs w:val="18"/>
-              </w:rPr>
-              <w:t>elif</w:t>
-            </w:r>
-            <w:proofErr w:type="spellEnd"/>
-            <w:r>
-              <w:rPr>
-                <w:rFonts w:ascii="Consolas" w:hAnsi="Consolas"/>
-                <w:color w:val="00B050"/>
-                <w:sz w:val="18"/>
-                <w:szCs w:val="18"/>
-              </w:rPr>
-              <w:t xml:space="preserve"> </w:t>
-            </w:r>
-            <w:r>
-              <w:rPr>
-                <w:rFonts w:ascii="Consolas" w:hAnsi="Consolas"/>
-                <w:color w:val="00B050"/>
-                <w:sz w:val="18"/>
-                <w:szCs w:val="18"/>
-              </w:rPr>
-              <w:t>GESUCHSTELLER</w:t>
-            </w:r>
-            <w:r>
-              <w:rPr>
-                <w:rFonts w:ascii="Consolas" w:hAnsi="Consolas"/>
-                <w:color w:val="00B050"/>
-                <w:sz w:val="18"/>
-                <w:szCs w:val="18"/>
-              </w:rPr>
-              <w:t>_ANREDE == "Frau" %}</w:t>
-            </w:r>
-          </w:p>
-          <w:p>
-            <w:r>
-              <w:t>Gesuchstellerin</w:t>
-            </w:r>
-          </w:p>
-          <w:p>
-            <w:pPr>
-              <w:rPr>
-                <w:rFonts w:ascii="Consolas" w:hAnsi="Consolas"/>
-                <w:color w:val="00B050"/>
-                <w:sz w:val="18"/>
-                <w:szCs w:val="18"/>
-              </w:rPr>
-            </w:pPr>
-            <w:r>
-              <w:rPr>
-                <w:rFonts w:ascii="Consolas" w:hAnsi="Consolas"/>
-                <w:color w:val="00B050"/>
-                <w:sz w:val="18"/>
-                <w:szCs w:val="18"/>
-              </w:rPr>
-              <w:t>{%</w:t>
-            </w:r>
-            <w:r>
-              <w:rPr>
-                <w:rFonts w:ascii="Consolas" w:hAnsi="Consolas"/>
-                <w:color w:val="00B050"/>
-                <w:sz w:val="18"/>
-                <w:szCs w:val="18"/>
-              </w:rPr>
-              <w:t>p</w:t>
-            </w:r>
-            <w:r>
-              <w:rPr>
-                <w:rFonts w:ascii="Consolas" w:hAnsi="Consolas"/>
-                <w:color w:val="00B050"/>
-                <w:sz w:val="18"/>
-                <w:szCs w:val="18"/>
-              </w:rPr>
-              <w:t xml:space="preserve"> </w:t>
-            </w:r>
-            <w:proofErr w:type="spellStart"/>
-            <w:r>
-              <w:rPr>
-                <w:rFonts w:ascii="Consolas" w:hAnsi="Consolas"/>
-                <w:color w:val="00B050"/>
-                <w:sz w:val="18"/>
-                <w:szCs w:val="18"/>
-              </w:rPr>
-              <w:t>else</w:t>
-            </w:r>
-            <w:proofErr w:type="spellEnd"/>
-            <w:r>
-              <w:rPr>
-                <w:rFonts w:ascii="Consolas" w:hAnsi="Consolas"/>
-                <w:color w:val="00B050"/>
-                <w:sz w:val="18"/>
-                <w:szCs w:val="18"/>
-              </w:rPr>
-              <w:t xml:space="preserve"> %}</w:t>
-            </w:r>
-          </w:p>
-          <w:p>
-            <w:r>
-              <w:t>Gesuchsteller/in</w:t>
-            </w:r>
-          </w:p>
-          <w:p>
-            <w:r>
-              <w:rPr>
-                <w:rFonts w:ascii="Consolas" w:hAnsi="Consolas" w:cs="Arial"/>
-                <w:color w:val="00B050"/>
-                <w:sz w:val="18"/>
-                <w:szCs w:val="18"/>
-              </w:rPr>
-              <w:t xml:space="preserve">{%p </w:t>
-            </w:r>
-            <w:proofErr w:type="spellStart"/>
-            <w:r>
-              <w:rPr>
-                <w:rFonts w:ascii="Consolas" w:hAnsi="Consolas" w:cs="Arial"/>
-                <w:color w:val="00B050"/>
-                <w:sz w:val="18"/>
-                <w:szCs w:val="18"/>
-              </w:rPr>
-              <w:t>endif</w:t>
-            </w:r>
-            <w:proofErr w:type="spellEnd"/>
-            <w:r>
-              <w:rPr>
-                <w:rFonts w:ascii="Consolas" w:hAnsi="Consolas" w:cs="Arial"/>
-                <w:color w:val="00B050"/>
-                <w:sz w:val="18"/>
-                <w:szCs w:val="18"/>
-              </w:rPr>
-              <w:t xml:space="preserve"> %}</w:t>
-            </w:r>
-            <w:bookmarkEnd w:id="0"/>
+            <w:r>
+              <w:rPr>
+                <w:rFonts w:ascii="Consolas" w:hAnsi="Consolas" w:cs="Arial"/>
+                <w:color w:val="00B050"/>
+                <w:sz w:val="18"/>
+                <w:szCs w:val="18"/>
+              </w:rPr>
+              <w:t>{%p endif %}</w:t>
+            </w:r>
           </w:p>
         </w:tc>
       </w:tr>
       <w:tr>
         <w:tc>
           <w:tcPr>
-            <w:tcW w:w="2834" w:type="dxa"/>
-            <w:shd w:val="clear" w:color="auto" w:fill="auto"/>
+            <w:tcW w:w="2835" w:type="dxa"/>
           </w:tcPr>
           <w:p>
             <w:pPr>
-              <w:ind w:left="57"/>
               <w:rPr>
                 <w:rFonts w:cs="Arial"/>
                 <w:b/>
@@ -2550,15 +1598,13 @@
                 <w:bCs/>
                 <w:szCs w:val="22"/>
               </w:rPr>
-              <w:lastRenderedPageBreak/>
               <w:t>Projektverfasser/in</w:t>
             </w:r>
           </w:p>
         </w:tc>
         <w:tc>
           <w:tcPr>
-            <w:tcW w:w="6511" w:type="dxa"/>
-            <w:shd w:val="clear" w:color="auto" w:fill="auto"/>
+            <w:tcW w:w="6804" w:type="dxa"/>
           </w:tcPr>
           <w:p>
             <w:pPr>
@@ -2576,27 +1622,7 @@
                 <w:sz w:val="18"/>
                 <w:szCs w:val="18"/>
               </w:rPr>
-              <w:t xml:space="preserve">{%p </w:t>
-            </w:r>
-            <w:proofErr w:type="spellStart"/>
-            <w:r>
-              <w:rPr>
-                <w:rFonts w:ascii="Consolas" w:hAnsi="Consolas" w:cs="Arial"/>
-                <w:color w:val="00B050"/>
-                <w:sz w:val="18"/>
-                <w:szCs w:val="18"/>
-              </w:rPr>
-              <w:t>if</w:t>
-            </w:r>
-            <w:proofErr w:type="spellEnd"/>
-            <w:r>
-              <w:rPr>
-                <w:rFonts w:ascii="Consolas" w:hAnsi="Consolas" w:cs="Arial"/>
-                <w:color w:val="00B050"/>
-                <w:sz w:val="18"/>
-                <w:szCs w:val="18"/>
-              </w:rPr>
-              <w:t xml:space="preserve"> </w:t>
+              <w:t xml:space="preserve">{%p if </w:t>
             </w:r>
             <w:r>
               <w:rPr>
@@ -2651,27 +1677,7 @@
                 <w:sz w:val="18"/>
                 <w:szCs w:val="18"/>
               </w:rPr>
-              <w:t xml:space="preserve">{%p </w:t>
-            </w:r>
-            <w:proofErr w:type="spellStart"/>
-            <w:r>
-              <w:rPr>
-                <w:rFonts w:ascii="Consolas" w:hAnsi="Consolas" w:cs="Arial"/>
-                <w:color w:val="00B050"/>
-                <w:sz w:val="18"/>
-                <w:szCs w:val="18"/>
-              </w:rPr>
-              <w:t>for</w:t>
-            </w:r>
-            <w:proofErr w:type="spellEnd"/>
-            <w:r>
-              <w:rPr>
-                <w:rFonts w:ascii="Consolas" w:hAnsi="Consolas" w:cs="Arial"/>
-                <w:color w:val="00B050"/>
-                <w:sz w:val="18"/>
-                <w:szCs w:val="18"/>
-              </w:rPr>
-              <w:t xml:space="preserve"> G in ALLE_</w:t>
+              <w:t>{%p for G in ALLE_</w:t>
             </w:r>
             <w:r>
               <w:rPr>
@@ -2727,37 +1733,7 @@
                 <w:sz w:val="18"/>
                 <w:szCs w:val="18"/>
               </w:rPr>
-              <w:t xml:space="preserve"> </w:t>
-            </w:r>
-            <w:proofErr w:type="spellStart"/>
-            <w:r>
-              <w:rPr>
-                <w:rFonts w:ascii="Consolas" w:hAnsi="Consolas" w:cs="Arial"/>
-                <w:color w:val="00B050"/>
-                <w:sz w:val="18"/>
-                <w:szCs w:val="18"/>
-              </w:rPr>
-              <w:t>if</w:t>
-            </w:r>
-            <w:proofErr w:type="spellEnd"/>
-            <w:r>
-              <w:rPr>
-                <w:rFonts w:ascii="Consolas" w:hAnsi="Consolas" w:cs="Arial"/>
-                <w:color w:val="00B050"/>
-                <w:sz w:val="18"/>
-                <w:szCs w:val="18"/>
-              </w:rPr>
-              <w:t xml:space="preserve"> </w:t>
-            </w:r>
-            <w:proofErr w:type="spellStart"/>
-            <w:r>
-              <w:rPr>
-                <w:rFonts w:ascii="Consolas" w:hAnsi="Consolas" w:cs="Arial"/>
-                <w:color w:val="00B050"/>
-                <w:sz w:val="18"/>
-                <w:szCs w:val="18"/>
-              </w:rPr>
-              <w:t>ALLE_</w:t>
+              <w:t xml:space="preserve"> if ALLE_</w:t>
             </w:r>
             <w:r>
               <w:rPr>
@@ -2775,17 +1751,7 @@
                 <w:sz w:val="18"/>
                 <w:szCs w:val="18"/>
               </w:rPr>
-              <w:t>_LISTE|length</w:t>
-            </w:r>
-            <w:proofErr w:type="spellEnd"/>
-            <w:r>
-              <w:rPr>
-                <w:rFonts w:ascii="Consolas" w:hAnsi="Consolas" w:cs="Arial"/>
-                <w:color w:val="00B050"/>
-                <w:sz w:val="18"/>
-                <w:szCs w:val="18"/>
-              </w:rPr>
-              <w:t xml:space="preserve"> &gt; 1 %}</w:t>
+              <w:t>_LISTE|length &gt; 1 %}</w:t>
             </w:r>
           </w:p>
           <w:p>
@@ -2798,45 +1764,70 @@
               <w:spacing w:before="0"/>
               <w:ind w:left="357" w:hanging="357"/>
               <w:rPr>
-                <w:rFonts w:cs="Arial"/>
-                <w:szCs w:val="22"/>
+                <w:rStyle w:val="PlatzhalterZchn"/>
               </w:rPr>
             </w:pPr>
-            <w:proofErr w:type="gramStart"/>
             <w:r>
               <w:rPr>
                 <w:rStyle w:val="PlatzhalterZchn"/>
               </w:rPr>
-              <w:t>{{ G.NAME</w:t>
-            </w:r>
-            <w:proofErr w:type="gramEnd"/>
+              <w:lastRenderedPageBreak/>
+              <w:t>{{ G.NAME }}</w:t>
+            </w:r>
+            <w:r>
+              <w:t xml:space="preserve">, </w:t>
+            </w:r>
             <w:r>
               <w:rPr>
                 <w:rStyle w:val="PlatzhalterZchn"/>
               </w:rPr>
-              <w:t xml:space="preserve"> }}</w:t>
+              <w:t>{{ G.ADRESSE }}</w:t>
+            </w:r>
+            <w:r>
+              <w:rPr>
+                <w:rFonts w:ascii="Consolas" w:hAnsi="Consolas" w:cs="Arial"/>
+                <w:color w:val="00B050"/>
+                <w:sz w:val="18"/>
+                <w:szCs w:val="18"/>
+              </w:rPr>
+              <w:t>{% if G.VERTRETER_NAME %}</w:t>
+            </w:r>
+            <w:r>
+              <w:t xml:space="preserve"> </w:t>
+            </w:r>
+            <w:r>
+              <w:t>vertreten durch</w:t>
+            </w:r>
+            <w:r>
+              <w:t xml:space="preserve"> </w:t>
+            </w:r>
+            <w:r>
+              <w:rPr>
+                <w:rStyle w:val="PlatzhalterZchn"/>
+              </w:rPr>
+              <w:t>{{ G.VERTRETER_NAME }}</w:t>
             </w:r>
             <w:r>
               <w:t xml:space="preserve">, </w:t>
             </w:r>
-            <w:proofErr w:type="gramStart"/>
             <w:r>
               <w:rPr>
                 <w:rStyle w:val="PlatzhalterZchn"/>
               </w:rPr>
-              <w:t>{{ G.ADRESSE</w:t>
-            </w:r>
-            <w:proofErr w:type="gramEnd"/>
-            <w:r>
-              <w:rPr>
-                <w:rStyle w:val="PlatzhalterZchn"/>
-              </w:rPr>
-              <w:t xml:space="preserve"> }}</w:t>
+              <w:t>{{ G.VERTRETER_ADRESSE }}</w:t>
+            </w:r>
+            <w:r>
+              <w:rPr>
+                <w:rFonts w:ascii="Consolas" w:hAnsi="Consolas" w:cs="Arial"/>
+                <w:color w:val="00B050"/>
+                <w:sz w:val="18"/>
+                <w:szCs w:val="18"/>
+              </w:rPr>
+              <w:t>{% endif %}</w:t>
             </w:r>
           </w:p>
           <w:p>
             <w:pPr>
-              <w:ind w:left="357"/>
               <w:rPr>
                 <w:rFonts w:ascii="Consolas" w:hAnsi="Consolas" w:cs="Arial"/>
                 <w:color w:val="00B050"/>
@@ -2851,340 +1842,122 @@
                 <w:sz w:val="18"/>
                 <w:szCs w:val="18"/>
               </w:rPr>
-              <w:t xml:space="preserve">{%p </w:t>
-            </w:r>
-            <w:proofErr w:type="spellStart"/>
-            <w:r>
-              <w:rPr>
-                <w:rFonts w:ascii="Consolas" w:hAnsi="Consolas" w:cs="Arial"/>
-                <w:color w:val="00B050"/>
-                <w:sz w:val="18"/>
-                <w:szCs w:val="18"/>
-              </w:rPr>
-              <w:t>if</w:t>
-            </w:r>
-            <w:proofErr w:type="spellEnd"/>
-            <w:r>
-              <w:rPr>
-                <w:rFonts w:ascii="Consolas" w:hAnsi="Consolas" w:cs="Arial"/>
-                <w:color w:val="00B050"/>
-                <w:sz w:val="18"/>
-                <w:szCs w:val="18"/>
-              </w:rPr>
-              <w:t xml:space="preserve"> G.VERTRETER_NAME %}</w:t>
+              <w:t>{%</w:t>
+            </w:r>
+            <w:r>
+              <w:rPr>
+                <w:rFonts w:ascii="Consolas" w:hAnsi="Consolas" w:cs="Arial"/>
+                <w:color w:val="00B050"/>
+                <w:sz w:val="18"/>
+                <w:szCs w:val="18"/>
+              </w:rPr>
+              <w:t>p</w:t>
+            </w:r>
+            <w:r>
+              <w:rPr>
+                <w:rFonts w:ascii="Consolas" w:hAnsi="Consolas" w:cs="Arial"/>
+                <w:color w:val="00B050"/>
+                <w:sz w:val="18"/>
+                <w:szCs w:val="18"/>
+              </w:rPr>
+              <w:t xml:space="preserve"> else %}</w:t>
             </w:r>
           </w:p>
           <w:p>
             <w:pPr>
-              <w:ind w:left="357"/>
+              <w:rPr>
+                <w:rFonts w:ascii="Consolas" w:hAnsi="Consolas" w:cs="Arial"/>
+                <w:color w:val="00B050"/>
+                <w:sz w:val="18"/>
+                <w:szCs w:val="18"/>
+              </w:rPr>
             </w:pPr>
             <w:r>
-              <w:t>vertreten durch</w:t>
-            </w:r>
-          </w:p>
-          <w:p>
-            <w:pPr>
-              <w:ind w:left="357"/>
-            </w:pPr>
-            <w:proofErr w:type="gramStart"/>
-            <w:r>
               <w:rPr>
                 <w:rStyle w:val="PlatzhalterZchn"/>
               </w:rPr>
-              <w:t>{{ G.VERTRETER</w:t>
-            </w:r>
-            <w:proofErr w:type="gramEnd"/>
+              <w:t>{{ G.NAME }}</w:t>
+            </w:r>
+            <w:r>
+              <w:t xml:space="preserve">, </w:t>
+            </w:r>
             <w:r>
               <w:rPr>
                 <w:rStyle w:val="PlatzhalterZchn"/>
               </w:rPr>
-              <w:t>_</w:t>
-            </w:r>
-            <w:proofErr w:type="gramStart"/>
-            <w:r>
-              <w:rPr>
-                <w:rStyle w:val="PlatzhalterZchn"/>
-              </w:rPr>
-              <w:t>NAME }</w:t>
-            </w:r>
-            <w:proofErr w:type="gramEnd"/>
-            <w:r>
-              <w:rPr>
-                <w:rStyle w:val="PlatzhalterZchn"/>
-              </w:rPr>
-              <w:t>}</w:t>
-            </w:r>
-            <w:r>
-              <w:t xml:space="preserve">, </w:t>
-            </w:r>
-            <w:proofErr w:type="gramStart"/>
-            <w:r>
-              <w:rPr>
-                <w:rStyle w:val="PlatzhalterZchn"/>
-              </w:rPr>
-              <w:t>{{ G.VERTRETER</w:t>
-            </w:r>
-            <w:proofErr w:type="gramEnd"/>
-            <w:r>
-              <w:rPr>
-                <w:rStyle w:val="PlatzhalterZchn"/>
-              </w:rPr>
-              <w:t>_</w:t>
-            </w:r>
-            <w:proofErr w:type="gramStart"/>
-            <w:r>
-              <w:rPr>
-                <w:rStyle w:val="PlatzhalterZchn"/>
-              </w:rPr>
-              <w:t>ADRESSE }</w:t>
-            </w:r>
-            <w:proofErr w:type="gramEnd"/>
-            <w:r>
-              <w:rPr>
-                <w:rStyle w:val="PlatzhalterZchn"/>
-              </w:rPr>
-              <w:t>}</w:t>
-            </w:r>
-          </w:p>
-          <w:p>
-            <w:pPr>
-              <w:ind w:left="357"/>
-              <w:rPr>
-                <w:rFonts w:ascii="Consolas" w:hAnsi="Consolas" w:cs="Arial"/>
-                <w:color w:val="00B050"/>
-                <w:sz w:val="18"/>
-                <w:szCs w:val="18"/>
-              </w:rPr>
-            </w:pPr>
-            <w:r>
-              <w:rPr>
-                <w:rFonts w:ascii="Consolas" w:hAnsi="Consolas" w:cs="Arial"/>
-                <w:color w:val="00B050"/>
-                <w:sz w:val="18"/>
-                <w:szCs w:val="18"/>
-              </w:rPr>
-              <w:t xml:space="preserve">{%p </w:t>
-            </w:r>
-            <w:proofErr w:type="spellStart"/>
-            <w:r>
-              <w:rPr>
-                <w:rFonts w:ascii="Consolas" w:hAnsi="Consolas" w:cs="Arial"/>
-                <w:color w:val="00B050"/>
-                <w:sz w:val="18"/>
-                <w:szCs w:val="18"/>
-              </w:rPr>
-              <w:t>endif</w:t>
-            </w:r>
-            <w:proofErr w:type="spellEnd"/>
-            <w:r>
-              <w:rPr>
-                <w:rFonts w:ascii="Consolas" w:hAnsi="Consolas" w:cs="Arial"/>
-                <w:color w:val="00B050"/>
-                <w:sz w:val="18"/>
-                <w:szCs w:val="18"/>
-              </w:rPr>
-              <w:t xml:space="preserve"> %}</w:t>
-            </w:r>
-          </w:p>
-          <w:p>
-            <w:pPr>
-              <w:rPr>
-                <w:rFonts w:ascii="Consolas" w:hAnsi="Consolas" w:cs="Arial"/>
-                <w:color w:val="00B050"/>
-                <w:sz w:val="18"/>
-                <w:szCs w:val="18"/>
-              </w:rPr>
-            </w:pPr>
-            <w:r>
-              <w:rPr>
-                <w:rFonts w:ascii="Consolas" w:hAnsi="Consolas" w:cs="Arial"/>
-                <w:color w:val="00B050"/>
-                <w:sz w:val="18"/>
-                <w:szCs w:val="18"/>
-              </w:rPr>
-              <w:t>{%</w:t>
-            </w:r>
-            <w:r>
-              <w:rPr>
-                <w:rFonts w:ascii="Consolas" w:hAnsi="Consolas" w:cs="Arial"/>
-                <w:color w:val="00B050"/>
-                <w:sz w:val="18"/>
-                <w:szCs w:val="18"/>
-              </w:rPr>
-              <w:t>p</w:t>
-            </w:r>
-            <w:r>
-              <w:rPr>
-                <w:rFonts w:ascii="Consolas" w:hAnsi="Consolas" w:cs="Arial"/>
-                <w:color w:val="00B050"/>
-                <w:sz w:val="18"/>
-                <w:szCs w:val="18"/>
-              </w:rPr>
-              <w:t xml:space="preserve"> </w:t>
-            </w:r>
-            <w:proofErr w:type="spellStart"/>
-            <w:r>
-              <w:rPr>
-                <w:rFonts w:ascii="Consolas" w:hAnsi="Consolas" w:cs="Arial"/>
-                <w:color w:val="00B050"/>
-                <w:sz w:val="18"/>
-                <w:szCs w:val="18"/>
-              </w:rPr>
-              <w:t>else</w:t>
-            </w:r>
-            <w:proofErr w:type="spellEnd"/>
-            <w:r>
-              <w:rPr>
-                <w:rFonts w:ascii="Consolas" w:hAnsi="Consolas" w:cs="Arial"/>
-                <w:color w:val="00B050"/>
-                <w:sz w:val="18"/>
-                <w:szCs w:val="18"/>
-              </w:rPr>
-              <w:t xml:space="preserve"> %}</w:t>
-            </w:r>
-          </w:p>
-          <w:p>
-            <w:proofErr w:type="gramStart"/>
-            <w:r>
-              <w:rPr>
-                <w:rStyle w:val="PlatzhalterZchn"/>
-              </w:rPr>
-              <w:t>{{ G.NAME</w:t>
-            </w:r>
-            <w:proofErr w:type="gramEnd"/>
-            <w:r>
-              <w:rPr>
-                <w:rStyle w:val="PlatzhalterZchn"/>
-              </w:rPr>
-              <w:t xml:space="preserve"> }}</w:t>
-            </w:r>
-            <w:r>
-              <w:t xml:space="preserve">, </w:t>
-            </w:r>
-            <w:proofErr w:type="gramStart"/>
-            <w:r>
-              <w:rPr>
-                <w:rStyle w:val="PlatzhalterZchn"/>
-              </w:rPr>
-              <w:t>{{ G.ADRESSE</w:t>
-            </w:r>
-            <w:proofErr w:type="gramEnd"/>
-            <w:r>
-              <w:rPr>
-                <w:rStyle w:val="PlatzhalterZchn"/>
-              </w:rPr>
-              <w:t xml:space="preserve"> }}</w:t>
-            </w:r>
-          </w:p>
-          <w:p>
-            <w:pPr>
-              <w:rPr>
-                <w:rFonts w:ascii="Consolas" w:hAnsi="Consolas" w:cs="Arial"/>
-                <w:color w:val="00B050"/>
-                <w:sz w:val="18"/>
-                <w:szCs w:val="18"/>
-              </w:rPr>
-            </w:pPr>
-            <w:r>
-              <w:rPr>
-                <w:rFonts w:ascii="Consolas" w:hAnsi="Consolas" w:cs="Arial"/>
-                <w:color w:val="00B050"/>
-                <w:sz w:val="18"/>
-                <w:szCs w:val="18"/>
-              </w:rPr>
-              <w:t xml:space="preserve">{%p </w:t>
-            </w:r>
-            <w:proofErr w:type="spellStart"/>
-            <w:r>
-              <w:rPr>
-                <w:rFonts w:ascii="Consolas" w:hAnsi="Consolas" w:cs="Arial"/>
-                <w:color w:val="00B050"/>
-                <w:sz w:val="18"/>
-                <w:szCs w:val="18"/>
-              </w:rPr>
-              <w:t>if</w:t>
-            </w:r>
-            <w:proofErr w:type="spellEnd"/>
-            <w:r>
-              <w:rPr>
-                <w:rFonts w:ascii="Consolas" w:hAnsi="Consolas" w:cs="Arial"/>
-                <w:color w:val="00B050"/>
-                <w:sz w:val="18"/>
-                <w:szCs w:val="18"/>
-              </w:rPr>
-              <w:t xml:space="preserve"> G.VERTRETER_NAME %}</w:t>
+              <w:t>{{ G.ADRESSE }}</w:t>
+            </w:r>
+            <w:r>
+              <w:rPr>
+                <w:rFonts w:ascii="Consolas" w:hAnsi="Consolas" w:cs="Arial"/>
+                <w:color w:val="00B050"/>
+                <w:sz w:val="18"/>
+                <w:szCs w:val="18"/>
+              </w:rPr>
+              <w:t>{% if G.VERTRETER_NAME %}</w:t>
             </w:r>
           </w:p>
           <w:p>
             <w:pPr>
               <w:ind w:left="37"/>
+              <w:rPr>
+                <w:rFonts w:ascii="Consolas" w:hAnsi="Consolas" w:cs="Arial"/>
+                <w:color w:val="00B050"/>
+                <w:sz w:val="18"/>
+                <w:szCs w:val="18"/>
+              </w:rPr>
             </w:pPr>
             <w:r>
+              <w:t xml:space="preserve"> </w:t>
+            </w:r>
+            <w:r>
               <w:t>vertreten durch</w:t>
+            </w:r>
+            <w:r>
+              <w:t xml:space="preserve"> </w:t>
+            </w:r>
+            <w:r>
+              <w:rPr>
+                <w:rStyle w:val="PlatzhalterZchn"/>
+              </w:rPr>
+              <w:t>{{ G.VERTRETER_NAME }}</w:t>
+            </w:r>
+            <w:r>
+              <w:t xml:space="preserve">, </w:t>
+            </w:r>
+            <w:r>
+              <w:rPr>
+                <w:rStyle w:val="PlatzhalterZchn"/>
+              </w:rPr>
+              <w:t>{{ G.VERTRETER_ADRESSE }}</w:t>
+            </w:r>
+            <w:r>
+              <w:rPr>
+                <w:rFonts w:ascii="Consolas" w:hAnsi="Consolas" w:cs="Arial"/>
+                <w:color w:val="00B050"/>
+                <w:sz w:val="18"/>
+                <w:szCs w:val="18"/>
+              </w:rPr>
+              <w:t>{% endif %}</w:t>
             </w:r>
           </w:p>
           <w:p>
             <w:pPr>
-              <w:ind w:left="37"/>
+              <w:rPr>
+                <w:rFonts w:ascii="Consolas" w:hAnsi="Consolas" w:cs="Arial"/>
+                <w:color w:val="00B050"/>
+                <w:sz w:val="18"/>
+                <w:szCs w:val="18"/>
+              </w:rPr>
             </w:pPr>
-            <w:proofErr w:type="gramStart"/>
-            <w:r>
-              <w:rPr>
-                <w:rStyle w:val="PlatzhalterZchn"/>
-              </w:rPr>
-              <w:t>{{ G.VERTRETER</w:t>
-            </w:r>
-            <w:proofErr w:type="gramEnd"/>
-            <w:r>
-              <w:rPr>
-                <w:rStyle w:val="PlatzhalterZchn"/>
-              </w:rPr>
-              <w:t>_</w:t>
-            </w:r>
-            <w:proofErr w:type="gramStart"/>
-            <w:r>
-              <w:rPr>
-                <w:rStyle w:val="PlatzhalterZchn"/>
-              </w:rPr>
-              <w:t>NAME }</w:t>
-            </w:r>
-            <w:proofErr w:type="gramEnd"/>
-            <w:r>
-              <w:rPr>
-                <w:rStyle w:val="PlatzhalterZchn"/>
-              </w:rPr>
-              <w:t>}</w:t>
-            </w:r>
-            <w:r>
-              <w:t xml:space="preserve">, </w:t>
-            </w:r>
-            <w:proofErr w:type="gramStart"/>
-            <w:r>
-              <w:rPr>
-                <w:rStyle w:val="PlatzhalterZchn"/>
-              </w:rPr>
-              <w:t>{{ G.VERTRETER</w:t>
-            </w:r>
-            <w:proofErr w:type="gramEnd"/>
-            <w:r>
-              <w:rPr>
-                <w:rStyle w:val="PlatzhalterZchn"/>
-              </w:rPr>
-              <w:t>_</w:t>
-            </w:r>
-            <w:proofErr w:type="gramStart"/>
-            <w:r>
-              <w:rPr>
-                <w:rStyle w:val="PlatzhalterZchn"/>
-              </w:rPr>
-              <w:t>ADRESSE }</w:t>
-            </w:r>
-            <w:proofErr w:type="gramEnd"/>
-            <w:r>
-              <w:rPr>
-                <w:rStyle w:val="PlatzhalterZchn"/>
-              </w:rPr>
-              <w:t>}</w:t>
+            <w:r>
+              <w:rPr>
+                <w:rFonts w:ascii="Consolas" w:hAnsi="Consolas" w:cs="Arial"/>
+                <w:color w:val="00B050"/>
+                <w:sz w:val="18"/>
+                <w:szCs w:val="18"/>
+              </w:rPr>
+              <w:t>{%p endif %}</w:t>
             </w:r>
           </w:p>
           <w:p>
@@ -3203,33 +1976,13 @@
                 <w:sz w:val="18"/>
                 <w:szCs w:val="18"/>
               </w:rPr>
-              <w:t xml:space="preserve">{%p </w:t>
-            </w:r>
-            <w:proofErr w:type="spellStart"/>
-            <w:r>
-              <w:rPr>
-                <w:rFonts w:ascii="Consolas" w:hAnsi="Consolas" w:cs="Arial"/>
-                <w:color w:val="00B050"/>
-                <w:sz w:val="18"/>
-                <w:szCs w:val="18"/>
-              </w:rPr>
-              <w:t>endif</w:t>
-            </w:r>
-            <w:proofErr w:type="spellEnd"/>
-            <w:r>
-              <w:rPr>
-                <w:rFonts w:ascii="Consolas" w:hAnsi="Consolas" w:cs="Arial"/>
-                <w:color w:val="00B050"/>
-                <w:sz w:val="18"/>
-                <w:szCs w:val="18"/>
-              </w:rPr>
-              <w:t xml:space="preserve"> %}</w:t>
+              <w:t>{%p endfor %}</w:t>
             </w:r>
           </w:p>
           <w:p>
             <w:pPr>
               <w:rPr>
-                <w:rFonts w:ascii="Consolas" w:hAnsi="Consolas" w:cs="Arial"/>
+                <w:rFonts w:ascii="Consolas" w:hAnsi="Consolas"/>
                 <w:color w:val="00B050"/>
                 <w:sz w:val="18"/>
                 <w:szCs w:val="18"/>
@@ -3242,33 +1995,36 @@
                 <w:sz w:val="18"/>
                 <w:szCs w:val="18"/>
               </w:rPr>
-              <w:t xml:space="preserve">{%p </w:t>
-            </w:r>
-            <w:proofErr w:type="spellStart"/>
-            <w:r>
-              <w:rPr>
-                <w:rFonts w:ascii="Consolas" w:hAnsi="Consolas" w:cs="Arial"/>
-                <w:color w:val="00B050"/>
-                <w:sz w:val="18"/>
-                <w:szCs w:val="18"/>
-              </w:rPr>
-              <w:t>endif</w:t>
-            </w:r>
-            <w:proofErr w:type="spellEnd"/>
-            <w:r>
-              <w:rPr>
-                <w:rFonts w:ascii="Consolas" w:hAnsi="Consolas" w:cs="Arial"/>
-                <w:color w:val="00B050"/>
-                <w:sz w:val="18"/>
-                <w:szCs w:val="18"/>
-              </w:rPr>
-              <w:t xml:space="preserve"> %}</w:t>
+              <w:t>{%</w:t>
+            </w:r>
+            <w:r>
+              <w:rPr>
+                <w:rFonts w:ascii="Consolas" w:hAnsi="Consolas" w:cs="Arial"/>
+                <w:color w:val="00B050"/>
+                <w:sz w:val="18"/>
+                <w:szCs w:val="18"/>
+              </w:rPr>
+              <w:t>p el</w:t>
+            </w:r>
+            <w:r>
+              <w:rPr>
+                <w:rFonts w:ascii="Consolas" w:hAnsi="Consolas"/>
+                <w:color w:val="00B050"/>
+                <w:sz w:val="18"/>
+                <w:szCs w:val="18"/>
+              </w:rPr>
+              <w:t>if GESUCHSTELLER_ANREDE == "Herr" %}</w:t>
+            </w:r>
+          </w:p>
+          <w:p>
+            <w:r>
+              <w:t>Gesuchsteller (Bauherrschaft)</w:t>
             </w:r>
           </w:p>
           <w:p>
             <w:pPr>
               <w:rPr>
-                <w:rFonts w:ascii="Consolas" w:hAnsi="Consolas" w:cs="Arial"/>
+                <w:rFonts w:ascii="Consolas" w:hAnsi="Consolas"/>
                 <w:color w:val="00B050"/>
                 <w:sz w:val="18"/>
                 <w:szCs w:val="18"/>
@@ -3276,32 +2032,17 @@
             </w:pPr>
             <w:r>
               <w:rPr>
-                <w:rFonts w:ascii="Consolas" w:hAnsi="Consolas" w:cs="Arial"/>
-                <w:color w:val="00B050"/>
-                <w:sz w:val="18"/>
-                <w:szCs w:val="18"/>
-              </w:rPr>
-              <w:t xml:space="preserve">{%p </w:t>
-            </w:r>
-            <w:proofErr w:type="spellStart"/>
-            <w:r>
-              <w:rPr>
-                <w:rFonts w:ascii="Consolas" w:hAnsi="Consolas" w:cs="Arial"/>
-                <w:color w:val="00B050"/>
-                <w:sz w:val="18"/>
-                <w:szCs w:val="18"/>
-              </w:rPr>
-              <w:t>endfor</w:t>
-            </w:r>
-            <w:proofErr w:type="spellEnd"/>
-            <w:r>
-              <w:rPr>
-                <w:rFonts w:ascii="Consolas" w:hAnsi="Consolas" w:cs="Arial"/>
-                <w:color w:val="00B050"/>
-                <w:sz w:val="18"/>
-                <w:szCs w:val="18"/>
-              </w:rPr>
-              <w:t xml:space="preserve"> %}</w:t>
+                <w:rFonts w:ascii="Consolas" w:hAnsi="Consolas"/>
+                <w:color w:val="00B050"/>
+                <w:sz w:val="18"/>
+                <w:szCs w:val="18"/>
+              </w:rPr>
+              <w:t>{%p elif GESUCHSTELLER_ANREDE == "Frau" %}</w:t>
+            </w:r>
+          </w:p>
+          <w:p>
+            <w:r>
+              <w:t>Gesuchstellerin (Bauherrschaft)</w:t>
             </w:r>
           </w:p>
           <w:p>
@@ -3315,237 +2056,28 @@
             </w:pPr>
             <w:r>
               <w:rPr>
-                <w:rFonts w:ascii="Consolas" w:hAnsi="Consolas" w:cs="Arial"/>
-                <w:color w:val="00B050"/>
-                <w:sz w:val="18"/>
-                <w:szCs w:val="18"/>
-              </w:rPr>
-              <w:t xml:space="preserve">{%p </w:t>
-            </w:r>
-            <w:proofErr w:type="spellStart"/>
-            <w:r>
-              <w:rPr>
-                <w:rFonts w:ascii="Consolas" w:hAnsi="Consolas" w:cs="Arial"/>
-                <w:color w:val="00B050"/>
-                <w:sz w:val="18"/>
-                <w:szCs w:val="18"/>
-              </w:rPr>
-              <w:t>el</w:t>
-            </w:r>
-            <w:r>
-              <w:rPr>
                 <w:rFonts w:ascii="Consolas" w:hAnsi="Consolas"/>
                 <w:color w:val="00B050"/>
                 <w:sz w:val="18"/>
                 <w:szCs w:val="18"/>
               </w:rPr>
-              <w:t>if</w:t>
-            </w:r>
-            <w:proofErr w:type="spellEnd"/>
-            <w:r>
-              <w:rPr>
-                <w:rFonts w:ascii="Consolas" w:hAnsi="Consolas"/>
-                <w:color w:val="00B050"/>
-                <w:sz w:val="18"/>
-                <w:szCs w:val="18"/>
-              </w:rPr>
-              <w:t xml:space="preserve"> </w:t>
-            </w:r>
-            <w:r>
-              <w:rPr>
-                <w:rFonts w:ascii="Consolas" w:hAnsi="Consolas"/>
-                <w:color w:val="00B050"/>
-                <w:sz w:val="18"/>
-                <w:szCs w:val="18"/>
-              </w:rPr>
-              <w:t>GESUCHSTELLER</w:t>
-            </w:r>
-            <w:r>
-              <w:rPr>
-                <w:rFonts w:ascii="Consolas" w:hAnsi="Consolas"/>
-                <w:color w:val="00B050"/>
-                <w:sz w:val="18"/>
-                <w:szCs w:val="18"/>
-              </w:rPr>
-              <w:t>_ANREDE == "Herr" %}</w:t>
+              <w:t>{%p else %}</w:t>
             </w:r>
           </w:p>
           <w:p>
             <w:r>
-              <w:t>Gesuchsteller</w:t>
+              <w:t>Gesuchsteller/in (Bauherrschaft)</w:t>
             </w:r>
           </w:p>
           <w:p>
-            <w:pPr>
-              <w:rPr>
-                <w:rFonts w:ascii="Consolas" w:hAnsi="Consolas"/>
-                <w:color w:val="00B050"/>
-                <w:sz w:val="18"/>
-                <w:szCs w:val="18"/>
-              </w:rPr>
-            </w:pPr>
-            <w:r>
-              <w:rPr>
-                <w:rFonts w:ascii="Consolas" w:hAnsi="Consolas"/>
-                <w:color w:val="00B050"/>
-                <w:sz w:val="18"/>
-                <w:szCs w:val="18"/>
-              </w:rPr>
-              <w:t>{%</w:t>
-            </w:r>
-            <w:r>
-              <w:rPr>
-                <w:rFonts w:ascii="Consolas" w:hAnsi="Consolas"/>
-                <w:color w:val="00B050"/>
-                <w:sz w:val="18"/>
-                <w:szCs w:val="18"/>
-              </w:rPr>
-              <w:t>p</w:t>
-            </w:r>
-            <w:r>
-              <w:rPr>
-                <w:rFonts w:ascii="Consolas" w:hAnsi="Consolas"/>
-                <w:color w:val="00B050"/>
-                <w:sz w:val="18"/>
-                <w:szCs w:val="18"/>
-              </w:rPr>
-              <w:t xml:space="preserve"> </w:t>
-            </w:r>
-            <w:proofErr w:type="spellStart"/>
-            <w:r>
-              <w:rPr>
-                <w:rFonts w:ascii="Consolas" w:hAnsi="Consolas"/>
-                <w:color w:val="00B050"/>
-                <w:sz w:val="18"/>
-                <w:szCs w:val="18"/>
-              </w:rPr>
-              <w:t>elif</w:t>
-            </w:r>
-            <w:proofErr w:type="spellEnd"/>
-            <w:r>
-              <w:rPr>
-                <w:rFonts w:ascii="Consolas" w:hAnsi="Consolas"/>
-                <w:color w:val="00B050"/>
-                <w:sz w:val="18"/>
-                <w:szCs w:val="18"/>
-              </w:rPr>
-              <w:t xml:space="preserve"> </w:t>
-            </w:r>
-            <w:r>
-              <w:rPr>
-                <w:rFonts w:ascii="Consolas" w:hAnsi="Consolas"/>
-                <w:color w:val="00B050"/>
-                <w:sz w:val="18"/>
-                <w:szCs w:val="18"/>
-              </w:rPr>
-              <w:t>GESUCHSTELLER</w:t>
-            </w:r>
-            <w:r>
-              <w:rPr>
-                <w:rFonts w:ascii="Consolas" w:hAnsi="Consolas"/>
-                <w:color w:val="00B050"/>
-                <w:sz w:val="18"/>
-                <w:szCs w:val="18"/>
-              </w:rPr>
-              <w:t>_ANREDE == "Frau" %}</w:t>
-            </w:r>
-          </w:p>
-          <w:p>
-            <w:r>
-              <w:t>Gesuchstellerin</w:t>
-            </w:r>
-          </w:p>
-          <w:p>
-            <w:pPr>
-              <w:rPr>
-                <w:rFonts w:ascii="Consolas" w:hAnsi="Consolas"/>
-                <w:color w:val="00B050"/>
-                <w:sz w:val="18"/>
-                <w:szCs w:val="18"/>
-              </w:rPr>
-            </w:pPr>
-            <w:r>
-              <w:rPr>
-                <w:rFonts w:ascii="Consolas" w:hAnsi="Consolas"/>
-                <w:color w:val="00B050"/>
-                <w:sz w:val="18"/>
-                <w:szCs w:val="18"/>
-              </w:rPr>
-              <w:t>{%</w:t>
-            </w:r>
-            <w:r>
-              <w:rPr>
-                <w:rFonts w:ascii="Consolas" w:hAnsi="Consolas"/>
-                <w:color w:val="00B050"/>
-                <w:sz w:val="18"/>
-                <w:szCs w:val="18"/>
-              </w:rPr>
-              <w:t>p</w:t>
-            </w:r>
-            <w:r>
-              <w:rPr>
-                <w:rFonts w:ascii="Consolas" w:hAnsi="Consolas"/>
-                <w:color w:val="00B050"/>
-                <w:sz w:val="18"/>
-                <w:szCs w:val="18"/>
-              </w:rPr>
-              <w:t xml:space="preserve"> </w:t>
-            </w:r>
-            <w:proofErr w:type="spellStart"/>
-            <w:r>
-              <w:rPr>
-                <w:rFonts w:ascii="Consolas" w:hAnsi="Consolas"/>
-                <w:color w:val="00B050"/>
-                <w:sz w:val="18"/>
-                <w:szCs w:val="18"/>
-              </w:rPr>
-              <w:t>else</w:t>
-            </w:r>
-            <w:proofErr w:type="spellEnd"/>
-            <w:r>
-              <w:rPr>
-                <w:rFonts w:ascii="Consolas" w:hAnsi="Consolas"/>
-                <w:color w:val="00B050"/>
-                <w:sz w:val="18"/>
-                <w:szCs w:val="18"/>
-              </w:rPr>
-              <w:t xml:space="preserve"> %}</w:t>
-            </w:r>
-          </w:p>
-          <w:p>
-            <w:r>
-              <w:t>Gesuchsteller/in</w:t>
-            </w:r>
-          </w:p>
-          <w:p>
-            <w:r>
-              <w:rPr>
-                <w:rFonts w:ascii="Consolas" w:hAnsi="Consolas" w:cs="Arial"/>
-                <w:color w:val="00B050"/>
-                <w:sz w:val="18"/>
-                <w:szCs w:val="18"/>
-              </w:rPr>
-              <w:t xml:space="preserve">{%p </w:t>
-            </w:r>
-            <w:proofErr w:type="spellStart"/>
-            <w:r>
-              <w:rPr>
-                <w:rFonts w:ascii="Consolas" w:hAnsi="Consolas" w:cs="Arial"/>
-                <w:color w:val="00B050"/>
-                <w:sz w:val="18"/>
-                <w:szCs w:val="18"/>
-              </w:rPr>
-              <w:t>endif</w:t>
-            </w:r>
-            <w:proofErr w:type="spellEnd"/>
-            <w:r>
-              <w:rPr>
-                <w:rFonts w:ascii="Consolas" w:hAnsi="Consolas" w:cs="Arial"/>
-                <w:color w:val="00B050"/>
-                <w:sz w:val="18"/>
-                <w:szCs w:val="18"/>
-              </w:rPr>
-              <w:t xml:space="preserve"> %}</w:t>
+            <w:r>
+              <w:rPr>
+                <w:rFonts w:ascii="Consolas" w:hAnsi="Consolas" w:cs="Arial"/>
+                <w:color w:val="00B050"/>
+                <w:sz w:val="18"/>
+                <w:szCs w:val="18"/>
+              </w:rPr>
+              <w:t>{%p endif %}</w:t>
             </w:r>
           </w:p>
         </w:tc>
@@ -3553,12 +2085,10 @@
       <w:tr>
         <w:tc>
           <w:tcPr>
-            <w:tcW w:w="2834" w:type="dxa"/>
-            <w:shd w:val="clear" w:color="auto" w:fill="auto"/>
+            <w:tcW w:w="2835" w:type="dxa"/>
           </w:tcPr>
           <w:p>
             <w:pPr>
-              <w:ind w:left="57"/>
               <w:rPr>
                 <w:rFonts w:cs="Arial"/>
                 <w:b/>
@@ -3573,35 +2103,21 @@
                 <w:bCs/>
                 <w:szCs w:val="22"/>
               </w:rPr>
+              <w:lastRenderedPageBreak/>
               <w:t>Bauvorhaben</w:t>
-            </w:r>
-            <w:r>
-              <w:rPr>
-                <w:rFonts w:cs="Arial"/>
-                <w:b/>
-                <w:bCs/>
-                <w:szCs w:val="22"/>
-              </w:rPr>
-              <w:t>:</w:t>
             </w:r>
           </w:p>
         </w:tc>
         <w:tc>
           <w:tcPr>
-            <w:tcW w:w="6511" w:type="dxa"/>
-            <w:shd w:val="clear" w:color="auto" w:fill="auto"/>
+            <w:tcW w:w="6804" w:type="dxa"/>
           </w:tcPr>
           <w:p>
             <w:pPr>
               <w:pStyle w:val="Platzhalter"/>
             </w:pPr>
-            <w:proofErr w:type="gramStart"/>
-            <w:r>
-              <w:t>{{ BESCHREIBUNG</w:t>
-            </w:r>
-            <w:proofErr w:type="gramEnd"/>
-            <w:r>
-              <w:t>_BAUVORHABEN }}</w:t>
+            <w:r>
+              <w:t>{{ KURZBESCHREIBUNG_BAUVORHABEN }}</w:t>
             </w:r>
           </w:p>
         </w:tc>
@@ -3609,12 +2125,10 @@
       <w:tr>
         <w:tc>
           <w:tcPr>
-            <w:tcW w:w="2834" w:type="dxa"/>
-            <w:shd w:val="clear" w:color="auto" w:fill="auto"/>
+            <w:tcW w:w="2835" w:type="dxa"/>
           </w:tcPr>
           <w:p>
             <w:pPr>
-              <w:ind w:left="57"/>
               <w:rPr>
                 <w:rFonts w:cs="Arial"/>
                 <w:b/>
@@ -3629,14 +2143,13 @@
                 <w:bCs/>
                 <w:szCs w:val="22"/>
               </w:rPr>
-              <w:t>Adresse:</w:t>
+              <w:t>Adresse</w:t>
             </w:r>
           </w:p>
         </w:tc>
         <w:tc>
           <w:tcPr>
-            <w:tcW w:w="6511" w:type="dxa"/>
-            <w:shd w:val="clear" w:color="auto" w:fill="auto"/>
+            <w:tcW w:w="6804" w:type="dxa"/>
           </w:tcPr>
           <w:p>
             <w:pPr>
@@ -3645,28 +2158,19 @@
                 <w:highlight w:val="green"/>
               </w:rPr>
             </w:pPr>
-            <w:bookmarkStart w:id="1" w:name="_Hlk176878812"/>
-            <w:proofErr w:type="gramStart"/>
-            <w:r>
-              <w:t>{{ ADRESSE</w:t>
-            </w:r>
-            <w:proofErr w:type="gramEnd"/>
-            <w:r>
-              <w:t xml:space="preserve"> }}</w:t>
-            </w:r>
-            <w:bookmarkEnd w:id="1"/>
+            <w:r>
+              <w:t>{{ ADRESSE }}</w:t>
+            </w:r>
           </w:p>
         </w:tc>
       </w:tr>
       <w:tr>
         <w:tc>
           <w:tcPr>
-            <w:tcW w:w="2834" w:type="dxa"/>
-            <w:shd w:val="clear" w:color="auto" w:fill="auto"/>
+            <w:tcW w:w="2835" w:type="dxa"/>
           </w:tcPr>
           <w:p>
             <w:pPr>
-              <w:ind w:left="57"/>
               <w:rPr>
                 <w:rFonts w:cs="Arial"/>
                 <w:b/>
@@ -3690,27 +2194,24 @@
                 <w:bCs/>
                 <w:szCs w:val="22"/>
               </w:rPr>
-              <w:t>stücksnummer:</w:t>
+              <w:t>stücksnummer</w:t>
             </w:r>
           </w:p>
         </w:tc>
         <w:tc>
           <w:tcPr>
-            <w:tcW w:w="6511" w:type="dxa"/>
-            <w:shd w:val="clear" w:color="auto" w:fill="auto"/>
+            <w:tcW w:w="6804" w:type="dxa"/>
           </w:tcPr>
           <w:p>
             <w:pPr>
               <w:pStyle w:val="Platzhalter"/>
             </w:pPr>
-            <w:proofErr w:type="gramStart"/>
             <w:r>
               <w:t xml:space="preserve">{{ </w:t>
             </w:r>
             <w:r>
               <w:t>GRUNDSTUECK</w:t>
             </w:r>
-            <w:proofErr w:type="gramEnd"/>
             <w:r>
               <w:t xml:space="preserve"> }}</w:t>
             </w:r>
@@ -3720,12 +2221,10 @@
       <w:tr>
         <w:tc>
           <w:tcPr>
-            <w:tcW w:w="2834" w:type="dxa"/>
-            <w:shd w:val="clear" w:color="auto" w:fill="auto"/>
+            <w:tcW w:w="2835" w:type="dxa"/>
           </w:tcPr>
           <w:p>
             <w:pPr>
-              <w:ind w:left="57"/>
               <w:rPr>
                 <w:rFonts w:cs="Arial"/>
                 <w:b/>
@@ -3742,33 +2241,18 @@
               </w:rPr>
               <w:t>Eingereicht am</w:t>
             </w:r>
-            <w:r>
-              <w:rPr>
-                <w:rFonts w:cs="Arial"/>
-                <w:b/>
-                <w:bCs/>
-                <w:szCs w:val="22"/>
-              </w:rPr>
-              <w:t>:</w:t>
-            </w:r>
           </w:p>
         </w:tc>
         <w:tc>
           <w:tcPr>
-            <w:tcW w:w="6511" w:type="dxa"/>
-            <w:shd w:val="clear" w:color="auto" w:fill="auto"/>
+            <w:tcW w:w="6804" w:type="dxa"/>
           </w:tcPr>
           <w:p>
             <w:pPr>
               <w:pStyle w:val="Platzhalter"/>
             </w:pPr>
-            <w:proofErr w:type="gramStart"/>
-            <w:r>
-              <w:t>{{ BAUEINGABE</w:t>
-            </w:r>
-            <w:proofErr w:type="gramEnd"/>
-            <w:r>
-              <w:t>_DATUM }}</w:t>
+            <w:r>
+              <w:t>{{ BAUEINGABE_DATUM }}</w:t>
             </w:r>
           </w:p>
         </w:tc>
@@ -3792,27 +2276,7 @@
           <w:sz w:val="18"/>
           <w:szCs w:val="18"/>
         </w:rPr>
-        <w:t xml:space="preserve">{%p </w:t>
-      </w:r>
-      <w:proofErr w:type="spellStart"/>
-      <w:r>
-        <w:rPr>
-          <w:rFonts w:ascii="Consolas" w:hAnsi="Consolas" w:cs="Arial"/>
-          <w:color w:val="00B050"/>
-          <w:sz w:val="18"/>
-          <w:szCs w:val="18"/>
-        </w:rPr>
-        <w:t>for</w:t>
-      </w:r>
-      <w:proofErr w:type="spellEnd"/>
-      <w:r>
-        <w:rPr>
-          <w:rFonts w:ascii="Consolas" w:hAnsi="Consolas" w:cs="Arial"/>
-          <w:color w:val="00B050"/>
-          <w:sz w:val="18"/>
-          <w:szCs w:val="18"/>
-        </w:rPr>
-        <w:t xml:space="preserve"> </w:t>
+        <w:t xml:space="preserve">{%p for </w:t>
       </w:r>
       <w:r>
         <w:rPr>
@@ -3867,9 +2331,27 @@
           <w:sz w:val="18"/>
           <w:szCs w:val="18"/>
         </w:rPr>
+        <w:t>{%p if loop.first %}</w:t>
+      </w:r>
+    </w:p>
+    <w:p>
+      <w:pPr>
+        <w:rPr>
+          <w:rFonts w:ascii="Consolas" w:hAnsi="Consolas" w:cs="Arial"/>
+          <w:color w:val="00B050"/>
+          <w:sz w:val="18"/>
+          <w:szCs w:val="18"/>
+        </w:rPr>
+      </w:pPr>
+      <w:r>
+        <w:rPr>
+          <w:rFonts w:ascii="Consolas" w:hAnsi="Consolas" w:cs="Arial"/>
+          <w:color w:val="00B050"/>
+          <w:sz w:val="18"/>
+          <w:szCs w:val="18"/>
+        </w:rPr>
         <w:t xml:space="preserve">{%p </w:t>
       </w:r>
-      <w:proofErr w:type="spellStart"/>
       <w:r>
         <w:rPr>
           <w:rFonts w:ascii="Consolas" w:hAnsi="Consolas" w:cs="Arial"/>
@@ -3879,68 +2361,6 @@
         </w:rPr>
         <w:t>if</w:t>
       </w:r>
-      <w:proofErr w:type="spellEnd"/>
-      <w:r>
-        <w:rPr>
-          <w:rFonts w:ascii="Consolas" w:hAnsi="Consolas" w:cs="Arial"/>
-          <w:color w:val="00B050"/>
-          <w:sz w:val="18"/>
-          <w:szCs w:val="18"/>
-        </w:rPr>
-        <w:t xml:space="preserve"> </w:t>
-      </w:r>
-      <w:proofErr w:type="spellStart"/>
-      <w:proofErr w:type="gramStart"/>
-      <w:r>
-        <w:rPr>
-          <w:rFonts w:ascii="Consolas" w:hAnsi="Consolas" w:cs="Arial"/>
-          <w:color w:val="00B050"/>
-          <w:sz w:val="18"/>
-          <w:szCs w:val="18"/>
-        </w:rPr>
-        <w:t>loop.first</w:t>
-      </w:r>
-      <w:proofErr w:type="spellEnd"/>
-      <w:proofErr w:type="gramEnd"/>
-      <w:r>
-        <w:rPr>
-          <w:rFonts w:ascii="Consolas" w:hAnsi="Consolas" w:cs="Arial"/>
-          <w:color w:val="00B050"/>
-          <w:sz w:val="18"/>
-          <w:szCs w:val="18"/>
-        </w:rPr>
-        <w:t xml:space="preserve"> %}</w:t>
-      </w:r>
-    </w:p>
-    <w:p>
-      <w:pPr>
-        <w:rPr>
-          <w:rFonts w:ascii="Consolas" w:hAnsi="Consolas" w:cs="Arial"/>
-          <w:color w:val="00B050"/>
-          <w:sz w:val="18"/>
-          <w:szCs w:val="18"/>
-        </w:rPr>
-      </w:pPr>
-      <w:r>
-        <w:rPr>
-          <w:rFonts w:ascii="Consolas" w:hAnsi="Consolas" w:cs="Arial"/>
-          <w:color w:val="00B050"/>
-          <w:sz w:val="18"/>
-          <w:szCs w:val="18"/>
-        </w:rPr>
-        <w:t xml:space="preserve">{%p </w:t>
-      </w:r>
-      <w:proofErr w:type="spellStart"/>
-      <w:r>
-        <w:rPr>
-          <w:rFonts w:ascii="Consolas" w:hAnsi="Consolas" w:cs="Arial"/>
-          <w:color w:val="00B050"/>
-          <w:sz w:val="18"/>
-          <w:szCs w:val="18"/>
-        </w:rPr>
-        <w:t>if</w:t>
-      </w:r>
-      <w:proofErr w:type="spellEnd"/>
       <w:r>
         <w:rPr>
           <w:rFonts w:ascii="Consolas" w:hAnsi="Consolas" w:cs="Arial"/>
@@ -3973,36 +2393,20 @@
       <w:r>
         <w:t xml:space="preserve">Sehr geehrter </w:t>
       </w:r>
-      <w:proofErr w:type="gramStart"/>
       <w:r>
         <w:rPr>
           <w:rStyle w:val="PlatzhalterZchn"/>
         </w:rPr>
-        <w:t>{{ G.ANREDE</w:t>
+        <w:t>{{ G.ANREDE }}</w:t>
       </w:r>
-      <w:proofErr w:type="gramEnd"/>
+      <w:r>
+        <w:t xml:space="preserve"> </w:t>
+      </w:r>
       <w:r>
         <w:rPr>
           <w:rStyle w:val="PlatzhalterZchn"/>
         </w:rPr>
-        <w:t xml:space="preserve"> }}</w:t>
-      </w:r>
-      <w:r>
-        <w:t xml:space="preserve"> </w:t>
-      </w:r>
-      <w:proofErr w:type="gramStart"/>
-      <w:r>
-        <w:rPr>
-          <w:rStyle w:val="PlatzhalterZchn"/>
-        </w:rPr>
-        <w:t>{{ G.NACHNAME</w:t>
-      </w:r>
-      <w:proofErr w:type="gramEnd"/>
-      <w:r>
-        <w:rPr>
-          <w:rStyle w:val="PlatzhalterZchn"/>
-        </w:rPr>
-        <w:t xml:space="preserve"> }}</w:t>
+        <w:t>{{ G.NACHNAME }}</w:t>
       </w:r>
     </w:p>
     <w:p>
@@ -4023,7 +2427,6 @@
         </w:rPr>
         <w:t xml:space="preserve">{%p </w:t>
       </w:r>
-      <w:proofErr w:type="spellStart"/>
       <w:r>
         <w:rPr>
           <w:rFonts w:ascii="Consolas" w:hAnsi="Consolas" w:cs="Arial"/>
@@ -4031,17 +2434,7 @@
           <w:sz w:val="18"/>
           <w:szCs w:val="18"/>
         </w:rPr>
-        <w:t>elif</w:t>
-      </w:r>
-      <w:proofErr w:type="spellEnd"/>
-      <w:r>
-        <w:rPr>
-          <w:rFonts w:ascii="Consolas" w:hAnsi="Consolas" w:cs="Arial"/>
-          <w:color w:val="00B050"/>
-          <w:sz w:val="18"/>
-          <w:szCs w:val="18"/>
-        </w:rPr>
-        <w:t xml:space="preserve"> G.ANREDE ==</w:t>
+        <w:t>elif G.ANREDE ==</w:t>
       </w:r>
       <w:r>
         <w:rPr>
@@ -4066,36 +2459,20 @@
       <w:r>
         <w:t xml:space="preserve">Sehr geehrte </w:t>
       </w:r>
-      <w:proofErr w:type="gramStart"/>
       <w:r>
         <w:rPr>
           <w:rStyle w:val="PlatzhalterZchn"/>
         </w:rPr>
-        <w:t>{{ G.ANREDE</w:t>
+        <w:t>{{ G.ANREDE }}</w:t>
       </w:r>
-      <w:proofErr w:type="gramEnd"/>
+      <w:r>
+        <w:t xml:space="preserve"> </w:t>
+      </w:r>
       <w:r>
         <w:rPr>
           <w:rStyle w:val="PlatzhalterZchn"/>
         </w:rPr>
-        <w:t xml:space="preserve"> }}</w:t>
-      </w:r>
-      <w:r>
-        <w:t xml:space="preserve"> </w:t>
-      </w:r>
-      <w:proofErr w:type="gramStart"/>
-      <w:r>
-        <w:rPr>
-          <w:rStyle w:val="PlatzhalterZchn"/>
-        </w:rPr>
-        <w:t>{{ G.NACHNAME</w:t>
-      </w:r>
-      <w:proofErr w:type="gramEnd"/>
-      <w:r>
-        <w:rPr>
-          <w:rStyle w:val="PlatzhalterZchn"/>
-        </w:rPr>
-        <w:t xml:space="preserve"> }}</w:t>
+        <w:t>{{ G.NACHNAME }}</w:t>
       </w:r>
     </w:p>
     <w:p>
@@ -4114,27 +2491,7 @@
           <w:sz w:val="18"/>
           <w:szCs w:val="18"/>
         </w:rPr>
-        <w:t xml:space="preserve">{%p </w:t>
-      </w:r>
-      <w:proofErr w:type="spellStart"/>
-      <w:r>
-        <w:rPr>
-          <w:rFonts w:ascii="Consolas" w:hAnsi="Consolas" w:cs="Arial"/>
-          <w:color w:val="00B050"/>
-          <w:sz w:val="18"/>
-          <w:szCs w:val="18"/>
-        </w:rPr>
-        <w:t>else</w:t>
-      </w:r>
-      <w:proofErr w:type="spellEnd"/>
-      <w:r>
-        <w:rPr>
-          <w:rFonts w:ascii="Consolas" w:hAnsi="Consolas" w:cs="Arial"/>
-          <w:color w:val="00B050"/>
-          <w:sz w:val="18"/>
-          <w:szCs w:val="18"/>
-        </w:rPr>
-        <w:t xml:space="preserve"> %}</w:t>
+        <w:t>{%p else %}</w:t>
       </w:r>
     </w:p>
     <w:p>
@@ -4158,9 +2515,18 @@
           <w:sz w:val="18"/>
           <w:szCs w:val="18"/>
         </w:rPr>
-        <w:t xml:space="preserve">{%p </w:t>
+        <w:t>{%p endif %}</w:t>
       </w:r>
-      <w:proofErr w:type="spellStart"/>
+    </w:p>
+    <w:p>
+      <w:pPr>
+        <w:rPr>
+          <w:rFonts w:ascii="Consolas" w:hAnsi="Consolas"/>
+          <w:color w:val="00B050"/>
+          <w:sz w:val="18"/>
+          <w:szCs w:val="18"/>
+        </w:rPr>
+      </w:pPr>
       <w:r>
         <w:rPr>
           <w:rFonts w:ascii="Consolas" w:hAnsi="Consolas"/>
@@ -4168,56 +2534,7 @@
           <w:sz w:val="18"/>
           <w:szCs w:val="18"/>
         </w:rPr>
-        <w:t>endif</w:t>
-      </w:r>
-      <w:proofErr w:type="spellEnd"/>
-      <w:r>
-        <w:rPr>
-          <w:rFonts w:ascii="Consolas" w:hAnsi="Consolas"/>
-          <w:color w:val="00B050"/>
-          <w:sz w:val="18"/>
-          <w:szCs w:val="18"/>
-        </w:rPr>
-        <w:t xml:space="preserve"> %}</w:t>
-      </w:r>
-    </w:p>
-    <w:p>
-      <w:pPr>
-        <w:rPr>
-          <w:rFonts w:ascii="Consolas" w:hAnsi="Consolas"/>
-          <w:color w:val="00B050"/>
-          <w:sz w:val="18"/>
-          <w:szCs w:val="18"/>
-        </w:rPr>
-      </w:pPr>
-      <w:r>
-        <w:rPr>
-          <w:rFonts w:ascii="Consolas" w:hAnsi="Consolas"/>
-          <w:color w:val="00B050"/>
-          <w:sz w:val="18"/>
-          <w:szCs w:val="18"/>
-        </w:rPr>
-        <w:t xml:space="preserve">{%p </w:t>
-      </w:r>
-      <w:proofErr w:type="spellStart"/>
-      <w:r>
-        <w:rPr>
-          <w:rFonts w:ascii="Consolas" w:hAnsi="Consolas"/>
-          <w:color w:val="00B050"/>
-          <w:sz w:val="18"/>
-          <w:szCs w:val="18"/>
-        </w:rPr>
-        <w:t>endif</w:t>
-      </w:r>
-      <w:proofErr w:type="spellEnd"/>
-      <w:r>
-        <w:rPr>
-          <w:rFonts w:ascii="Consolas" w:hAnsi="Consolas"/>
-          <w:color w:val="00B050"/>
-          <w:sz w:val="18"/>
-          <w:szCs w:val="18"/>
-        </w:rPr>
-        <w:t xml:space="preserve"> %}</w:t>
+        <w:t>{%p endif %}</w:t>
       </w:r>
     </w:p>
     <w:p>
@@ -4236,27 +2553,7 @@
           <w:sz w:val="18"/>
           <w:szCs w:val="18"/>
         </w:rPr>
-        <w:t xml:space="preserve">{%p </w:t>
-      </w:r>
-      <w:proofErr w:type="spellStart"/>
-      <w:r>
-        <w:rPr>
-          <w:rFonts w:ascii="Consolas" w:hAnsi="Consolas" w:cs="Arial"/>
-          <w:color w:val="00B050"/>
-          <w:sz w:val="18"/>
-          <w:szCs w:val="18"/>
-        </w:rPr>
-        <w:t>endfor</w:t>
-      </w:r>
-      <w:proofErr w:type="spellEnd"/>
-      <w:r>
-        <w:rPr>
-          <w:rFonts w:ascii="Consolas" w:hAnsi="Consolas" w:cs="Arial"/>
-          <w:color w:val="00B050"/>
-          <w:sz w:val="18"/>
-          <w:szCs w:val="18"/>
-        </w:rPr>
-        <w:t xml:space="preserve"> %}</w:t>
+        <w:t>{%p endfor %}</w:t>
       </w:r>
     </w:p>
     <w:p/>
@@ -4286,7 +2583,6 @@
     <w:p/>
     <w:p>
       <w:r>
-        <w:lastRenderedPageBreak/>
         <w:t>Wir bestätigen Ihnen hiermit:</w:t>
       </w:r>
     </w:p>
@@ -4432,6 +2728,7 @@
         <w:ind w:left="714" w:hanging="357"/>
       </w:pPr>
       <w:r>
+        <w:lastRenderedPageBreak/>
         <w:t>kompakt angeordnet sind; technisch bedingte Auslassungen oder eine versetzte Anordnung aufgrund der verfügbaren Fläche sind zulässig.</w:t>
       </w:r>
     </w:p>
@@ -4481,15 +2778,7 @@
         <w:spacing w:before="120"/>
       </w:pPr>
       <w:r>
-        <w:t xml:space="preserve">von der Dachkante </w:t>
-      </w:r>
-      <w:proofErr w:type="spellStart"/>
-      <w:r>
-        <w:t>so weit</w:t>
-      </w:r>
-      <w:proofErr w:type="spellEnd"/>
-      <w:r>
-        <w:t xml:space="preserve"> zurückversetzt sind, dass sie, von unten in einem Winkel von 45 Grad betrachtet, nicht sichtbar sind; und</w:t>
+        <w:t>von der Dachkante so weit zurückversetzt sind, dass sie, von unten in einem Winkel von 45 Grad betrachtet, nicht sichtbar sind; und</w:t>
       </w:r>
     </w:p>
     <w:p>
@@ -4546,27 +2835,14 @@
       <w:r>
         <w:t xml:space="preserve">Einwohnergemeinde </w:t>
       </w:r>
-      <w:proofErr w:type="gramStart"/>
       <w:r>
-        <w:t>{{ LEITBEHOERDE</w:t>
-      </w:r>
-      <w:proofErr w:type="gramEnd"/>
-      <w:r>
-        <w:t>_NAME</w:t>
+        <w:t>{{ LEITBEHOERDE_NAME</w:t>
       </w:r>
       <w:r>
-        <w:t>_</w:t>
-      </w:r>
-      <w:proofErr w:type="gramStart"/>
-      <w:r>
-        <w:t>KURZ</w:t>
+        <w:t>_KURZ</w:t>
       </w:r>
       <w:r>
-        <w:t xml:space="preserve"> }</w:t>
-      </w:r>
-      <w:proofErr w:type="gramEnd"/>
-      <w:r>
-        <w:t>}</w:t>
+        <w:t xml:space="preserve"> }}</w:t>
       </w:r>
     </w:p>
     <w:sdt>
@@ -4699,9 +2975,10 @@
       <w:headerReference w:type="first" r:id="rId10"/>
       <w:footerReference w:type="first" r:id="rId11"/>
       <w:pgSz w:w="11907" w:h="16840"/>
-      <w:pgMar w:top="851" w:right="1134" w:bottom="1021" w:left="1418" w:header="284" w:footer="567" w:gutter="0"/>
+      <w:pgMar w:top="1134" w:right="1134" w:bottom="1134" w:left="1134" w:header="567" w:footer="567" w:gutter="0"/>
       <w:pgNumType w:start="1"/>
       <w:cols w:space="720"/>
+      <w:titlePg/>
       <w:docGrid w:linePitch="299"/>
     </w:sectPr>
   </w:body>
@@ -4729,707 +3006,472 @@
 
 <file path=word/footer1.xml><?xml version="1.0" encoding="utf-8"?>
 <w:ftr xmlns:wpc="http://schemas.microsoft.com/office/word/2010/wordprocessingCanvas" xmlns:cx="http://schemas.microsoft.com/office/drawing/2014/chartex" xmlns:cx1="http://schemas.microsoft.com/office/drawing/2015/9/8/chartex" xmlns:cx2="http://schemas.microsoft.com/office/drawing/2015/10/21/chartex" xmlns:cx3="http://schemas.microsoft.com/office/drawing/2016/5/9/chartex" xmlns:cx4="http://schemas.microsoft.com/office/drawing/2016/5/10/chartex" xmlns:cx5="http://schemas.microsoft.com/office/drawing/2016/5/11/chartex" xmlns:cx6="http://schemas.microsoft.com/office/drawing/2016/5/12/chartex" xmlns:cx7="http://schemas.microsoft.com/office/drawing/2016/5/13/chartex" xmlns:cx8="http://schemas.microsoft.com/office/drawing/2016/5/14/chartex" xmlns:mc="http://schemas.openxmlformats.org/markup-compatibility/2006" xmlns:aink="http://schemas.microsoft.com/office/drawing/2016/ink" xmlns:am3d="http://schemas.microsoft.com/office/drawing/2017/model3d" xmlns:o="urn:schemas-microsoft-com:office:office" xmlns:oel="http://schemas.microsoft.com/office/2019/extlst" xmlns:r="http://schemas.openxmlformats.org/officeDocument/2006/relationships" xmlns:m="http://schemas.openxmlformats.org/officeDocument/2006/math" xmlns:v="urn:schemas-microsoft-com:vml" xmlns:wp14="http://schemas.microsoft.com/office/word/2010/wordprocessingDrawing" xmlns:wp="http://schemas.openxmlformats.org/drawingml/2006/wordprocessingDrawing" xmlns:w10="urn:schemas-microsoft-com:office:word" xmlns:w="http://schemas.openxmlformats.org/wordprocessingml/2006/main" xmlns:w14="http://schemas.microsoft.com/office/word/2010/wordml" xmlns:w15="http://schemas.microsoft.com/office/word/2012/wordml" xmlns:w16cex="http://schemas.microsoft.com/office/word/2018/wordml/cex" xmlns:w16cid="http://schemas.microsoft.com/office/word/2016/wordml/cid" xmlns:w16="http://schemas.microsoft.com/office/word/2018/wordml" xmlns:w16du="http://schemas.microsoft.com/office/word/2023/wordml/word16du" xmlns:w16sdtdh="http://schemas.microsoft.com/office/word/2020/wordml/sdtdatahash" xmlns:w16sdtfl="http://schemas.microsoft.com/office/word/2024/wordml/sdtformatlock" xmlns:w16se="http://schemas.microsoft.com/office/word/2015/wordml/symex" xmlns:wpg="http://schemas.microsoft.com/office/word/2010/wordprocessingGroup" xmlns:wpi="http://schemas.microsoft.com/office/word/2010/wordprocessingInk" xmlns:wne="http://schemas.microsoft.com/office/word/2006/wordml" xmlns:wps="http://schemas.microsoft.com/office/word/2010/wordprocessingShape" mc:Ignorable="w14 w15 w16se w16cid w16 w16cex w16sdtdh w16sdtfl w16du wp14">
+  <w:tbl>
+    <w:tblPr>
+      <w:tblStyle w:val="Tabellenraster"/>
+      <w:tblpPr w:leftFromText="142" w:rightFromText="142" w:vertAnchor="text" w:tblpY="1"/>
+      <w:tblOverlap w:val="never"/>
+      <w:tblW w:w="9639" w:type="dxa"/>
+      <w:tblBorders>
+        <w:top w:val="none" w:sz="0" w:space="0" w:color="auto"/>
+        <w:left w:val="none" w:sz="0" w:space="0" w:color="auto"/>
+        <w:bottom w:val="none" w:sz="0" w:space="0" w:color="auto"/>
+        <w:right w:val="none" w:sz="0" w:space="0" w:color="auto"/>
+        <w:insideH w:val="none" w:sz="0" w:space="0" w:color="auto"/>
+        <w:insideV w:val="none" w:sz="0" w:space="0" w:color="auto"/>
+      </w:tblBorders>
+      <w:tblLayout w:type="fixed"/>
+      <w:tblCellMar>
+        <w:left w:w="0" w:type="dxa"/>
+        <w:right w:w="0" w:type="dxa"/>
+      </w:tblCellMar>
+      <w:tblLook w:val="04A0" w:firstRow="1" w:lastRow="0" w:firstColumn="1" w:lastColumn="0" w:noHBand="0" w:noVBand="1"/>
+    </w:tblPr>
+    <w:tblGrid>
+      <w:gridCol w:w="9078"/>
+      <w:gridCol w:w="561"/>
+    </w:tblGrid>
+    <w:tr>
+      <w:tc>
+        <w:tcPr>
+          <w:tcW w:w="9072" w:type="dxa"/>
+        </w:tcPr>
+        <w:p>
+          <w:pPr>
+            <w:pStyle w:val="Kopfzeile"/>
+            <w:tabs>
+              <w:tab w:val="clear" w:pos="4536"/>
+              <w:tab w:val="clear" w:pos="9072"/>
+            </w:tabs>
+            <w:rPr>
+              <w:rStyle w:val="PlatzhalterZchn"/>
+              <w:sz w:val="18"/>
+              <w:szCs w:val="18"/>
+            </w:rPr>
+          </w:pPr>
+          <w:r>
+            <w:rPr>
+              <w:rStyle w:val="PlatzhalterZchn"/>
+              <w:sz w:val="16"/>
+              <w:szCs w:val="16"/>
+            </w:rPr>
+            <w:t>{{ LEITBEHOERDE_NAME }}</w:t>
+          </w:r>
+          <w:r>
+            <w:rPr>
+              <w:sz w:val="16"/>
+              <w:szCs w:val="16"/>
+            </w:rPr>
+            <w:t xml:space="preserve"> | </w:t>
+          </w:r>
+          <w:r>
+            <w:rPr>
+              <w:sz w:val="16"/>
+              <w:szCs w:val="16"/>
+            </w:rPr>
+            <w:t>Baubehörde</w:t>
+          </w:r>
+          <w:r>
+            <w:rPr>
+              <w:sz w:val="16"/>
+              <w:szCs w:val="16"/>
+            </w:rPr>
+            <w:t xml:space="preserve"> | </w:t>
+          </w:r>
+          <w:r>
+            <w:rPr>
+              <w:rStyle w:val="PlatzhalterZchn"/>
+              <w:sz w:val="16"/>
+              <w:szCs w:val="16"/>
+            </w:rPr>
+            <w:t>{{ LEITBEHOERDE_ADRESSE_1 }}</w:t>
+          </w:r>
+          <w:r>
+            <w:rPr>
+              <w:sz w:val="16"/>
+              <w:szCs w:val="16"/>
+            </w:rPr>
+            <w:t xml:space="preserve"> | </w:t>
+          </w:r>
+          <w:r>
+            <w:rPr>
+              <w:rStyle w:val="PlatzhalterZchn"/>
+              <w:sz w:val="16"/>
+              <w:szCs w:val="16"/>
+            </w:rPr>
+            <w:t>{{ LEITBEHOERDE_ADRESSE_2 }}</w:t>
+          </w:r>
+          <w:r>
+            <w:rPr>
+              <w:sz w:val="16"/>
+              <w:szCs w:val="16"/>
+            </w:rPr>
+            <w:t xml:space="preserve"> | </w:t>
+          </w:r>
+          <w:r>
+            <w:rPr>
+              <w:rStyle w:val="PlatzhalterZchn"/>
+              <w:sz w:val="16"/>
+              <w:szCs w:val="16"/>
+            </w:rPr>
+            <w:t>{{ LEITBEHOERDE_TELEFON }}</w:t>
+          </w:r>
+          <w:r>
+            <w:rPr>
+              <w:sz w:val="16"/>
+              <w:szCs w:val="16"/>
+            </w:rPr>
+            <w:t xml:space="preserve"> | </w:t>
+          </w:r>
+          <w:r>
+            <w:rPr>
+              <w:rStyle w:val="PlatzhalterZchn"/>
+              <w:sz w:val="16"/>
+              <w:szCs w:val="16"/>
+            </w:rPr>
+            <w:t>{{ LEITBEHOERDE_EMAIL }}</w:t>
+          </w:r>
+        </w:p>
+      </w:tc>
+      <w:tc>
+        <w:tcPr>
+          <w:tcW w:w="561" w:type="dxa"/>
+          <w:vAlign w:val="bottom"/>
+        </w:tcPr>
+        <w:p>
+          <w:pPr>
+            <w:jc w:val="right"/>
+            <w:rPr>
+              <w:rStyle w:val="PlatzhalterZchn"/>
+              <w:sz w:val="16"/>
+              <w:szCs w:val="16"/>
+            </w:rPr>
+          </w:pPr>
+          <w:r>
+            <w:rPr>
+              <w:sz w:val="16"/>
+              <w:szCs w:val="16"/>
+            </w:rPr>
+            <w:fldChar w:fldCharType="begin"/>
+          </w:r>
+          <w:r>
+            <w:rPr>
+              <w:sz w:val="16"/>
+              <w:szCs w:val="16"/>
+            </w:rPr>
+            <w:instrText xml:space="preserve"> PAGE  \* Arabic  \* MERGEFORMAT </w:instrText>
+          </w:r>
+          <w:r>
+            <w:rPr>
+              <w:sz w:val="16"/>
+              <w:szCs w:val="16"/>
+            </w:rPr>
+            <w:fldChar w:fldCharType="separate"/>
+          </w:r>
+          <w:r>
+            <w:rPr>
+              <w:sz w:val="16"/>
+              <w:szCs w:val="16"/>
+            </w:rPr>
+            <w:t>1</w:t>
+          </w:r>
+          <w:r>
+            <w:rPr>
+              <w:sz w:val="16"/>
+              <w:szCs w:val="16"/>
+            </w:rPr>
+            <w:fldChar w:fldCharType="end"/>
+          </w:r>
+          <w:r>
+            <w:rPr>
+              <w:sz w:val="16"/>
+              <w:szCs w:val="16"/>
+            </w:rPr>
+            <w:t>/</w:t>
+          </w:r>
+          <w:r>
+            <w:rPr>
+              <w:sz w:val="16"/>
+              <w:szCs w:val="16"/>
+            </w:rPr>
+            <w:fldChar w:fldCharType="begin"/>
+          </w:r>
+          <w:r>
+            <w:rPr>
+              <w:sz w:val="16"/>
+              <w:szCs w:val="16"/>
+            </w:rPr>
+            <w:instrText xml:space="preserve"> NUMPAGES  \* Arabic  \* MERGEFORMAT </w:instrText>
+          </w:r>
+          <w:r>
+            <w:rPr>
+              <w:sz w:val="16"/>
+              <w:szCs w:val="16"/>
+            </w:rPr>
+            <w:fldChar w:fldCharType="separate"/>
+          </w:r>
+          <w:r>
+            <w:rPr>
+              <w:sz w:val="16"/>
+              <w:szCs w:val="16"/>
+            </w:rPr>
+            <w:t>8</w:t>
+          </w:r>
+          <w:r>
+            <w:rPr>
+              <w:sz w:val="16"/>
+              <w:szCs w:val="16"/>
+            </w:rPr>
+            <w:fldChar w:fldCharType="end"/>
+          </w:r>
+        </w:p>
+      </w:tc>
+    </w:tr>
+  </w:tbl>
   <w:p>
     <w:pPr>
-      <w:tabs>
-        <w:tab w:val="right" w:pos="9355"/>
-      </w:tabs>
-      <w:spacing w:before="240"/>
+      <w:pStyle w:val="Fuzeile"/>
       <w:rPr>
-        <w:rStyle w:val="PlatzhalterZchn"/>
-        <w:sz w:val="16"/>
-        <w:szCs w:val="16"/>
+        <w:sz w:val="2"/>
+        <w:szCs w:val="2"/>
       </w:rPr>
     </w:pPr>
-    <w:proofErr w:type="gramStart"/>
-    <w:r>
-      <w:rPr>
-        <w:rStyle w:val="PlatzhalterZchn"/>
-        <w:sz w:val="16"/>
-        <w:szCs w:val="16"/>
-      </w:rPr>
-      <w:t>{{ LEITBEHOERDE</w:t>
-    </w:r>
-    <w:proofErr w:type="gramEnd"/>
-    <w:r>
-      <w:rPr>
-        <w:rStyle w:val="PlatzhalterZchn"/>
-        <w:sz w:val="16"/>
-        <w:szCs w:val="16"/>
-      </w:rPr>
-      <w:t>_</w:t>
-    </w:r>
-    <w:proofErr w:type="gramStart"/>
-    <w:r>
-      <w:rPr>
-        <w:rStyle w:val="PlatzhalterZchn"/>
-        <w:sz w:val="16"/>
-        <w:szCs w:val="16"/>
-      </w:rPr>
-      <w:t>NAME }</w:t>
-    </w:r>
-    <w:proofErr w:type="gramEnd"/>
-    <w:r>
-      <w:rPr>
-        <w:rStyle w:val="PlatzhalterZchn"/>
-        <w:sz w:val="16"/>
-        <w:szCs w:val="16"/>
-      </w:rPr>
-      <w:t>}</w:t>
-    </w:r>
-    <w:r>
-      <w:rPr>
-        <w:sz w:val="16"/>
-        <w:szCs w:val="16"/>
-      </w:rPr>
-      <w:t xml:space="preserve"> | </w:t>
-    </w:r>
-    <w:sdt>
-      <w:sdtPr>
-        <w:rPr>
-          <w:sz w:val="16"/>
-          <w:szCs w:val="16"/>
-        </w:rPr>
-        <w:id w:val="-548303109"/>
-        <w:placeholder>
-          <w:docPart w:val="F881FAFA89AA4A4CB8F18BBB0DA76F55"/>
-        </w:placeholder>
-        <w:showingPlcHdr/>
-      </w:sdtPr>
-      <w:sdtEndPr/>
-      <w:sdtContent>
-        <w:r>
-          <w:rPr>
-            <w:rStyle w:val="Platzhaltertext"/>
-            <w:rFonts w:eastAsiaTheme="minorHAnsi"/>
-            <w:color w:val="auto"/>
-            <w:sz w:val="16"/>
-            <w:szCs w:val="16"/>
-            <w:shd w:val="clear" w:color="auto" w:fill="FBE4D5" w:themeFill="accent2" w:themeFillTint="33"/>
-          </w:rPr>
-          <w:t>Baubehörde eingeben</w:t>
-        </w:r>
-      </w:sdtContent>
-    </w:sdt>
-    <w:r>
-      <w:rPr>
-        <w:sz w:val="16"/>
-        <w:szCs w:val="16"/>
-      </w:rPr>
-      <w:t xml:space="preserve"> </w:t>
-    </w:r>
-    <w:r>
-      <w:rPr>
-        <w:sz w:val="16"/>
-        <w:szCs w:val="16"/>
-      </w:rPr>
-      <w:t xml:space="preserve">| </w:t>
-    </w:r>
-    <w:proofErr w:type="gramStart"/>
-    <w:r>
-      <w:rPr>
-        <w:rStyle w:val="PlatzhalterZchn"/>
-        <w:sz w:val="16"/>
-        <w:szCs w:val="16"/>
-      </w:rPr>
-      <w:t>{{ LEITBEHOERDE</w:t>
-    </w:r>
-    <w:proofErr w:type="gramEnd"/>
-    <w:r>
-      <w:rPr>
-        <w:rStyle w:val="PlatzhalterZchn"/>
-        <w:sz w:val="16"/>
-        <w:szCs w:val="16"/>
-      </w:rPr>
-      <w:t>_ADRESSE_</w:t>
-    </w:r>
-    <w:proofErr w:type="gramStart"/>
-    <w:r>
-      <w:rPr>
-        <w:rStyle w:val="PlatzhalterZchn"/>
-        <w:sz w:val="16"/>
-        <w:szCs w:val="16"/>
-      </w:rPr>
-      <w:t>1 }</w:t>
-    </w:r>
-    <w:proofErr w:type="gramEnd"/>
-    <w:r>
-      <w:rPr>
-        <w:rStyle w:val="PlatzhalterZchn"/>
-        <w:sz w:val="16"/>
-        <w:szCs w:val="16"/>
-      </w:rPr>
-      <w:t>}</w:t>
-    </w:r>
-    <w:r>
-      <w:rPr>
-        <w:sz w:val="16"/>
-        <w:szCs w:val="16"/>
-      </w:rPr>
-      <w:t xml:space="preserve"> | </w:t>
-    </w:r>
-    <w:proofErr w:type="gramStart"/>
-    <w:r>
-      <w:rPr>
-        <w:rStyle w:val="PlatzhalterZchn"/>
-        <w:sz w:val="16"/>
-        <w:szCs w:val="16"/>
-      </w:rPr>
-      <w:t>{{ LEITBEHOERDE</w:t>
-    </w:r>
-    <w:proofErr w:type="gramEnd"/>
-    <w:r>
-      <w:rPr>
-        <w:rStyle w:val="PlatzhalterZchn"/>
-        <w:sz w:val="16"/>
-        <w:szCs w:val="16"/>
-      </w:rPr>
-      <w:t>_ADRESSE_</w:t>
-    </w:r>
-    <w:proofErr w:type="gramStart"/>
-    <w:r>
-      <w:rPr>
-        <w:rStyle w:val="PlatzhalterZchn"/>
-        <w:sz w:val="16"/>
-        <w:szCs w:val="16"/>
-      </w:rPr>
-      <w:t>2 }</w:t>
-    </w:r>
-    <w:proofErr w:type="gramEnd"/>
-    <w:r>
-      <w:rPr>
-        <w:rStyle w:val="PlatzhalterZchn"/>
-        <w:sz w:val="16"/>
-        <w:szCs w:val="16"/>
-      </w:rPr>
-      <w:t>}</w:t>
-    </w:r>
-    <w:r>
-      <w:rPr>
-        <w:sz w:val="16"/>
-        <w:szCs w:val="16"/>
-      </w:rPr>
-      <w:t xml:space="preserve"> | </w:t>
-    </w:r>
-    <w:proofErr w:type="gramStart"/>
-    <w:r>
-      <w:rPr>
-        <w:rStyle w:val="PlatzhalterZchn"/>
-        <w:sz w:val="16"/>
-        <w:szCs w:val="16"/>
-      </w:rPr>
-      <w:t>{{ LEITBEHOERDE</w:t>
-    </w:r>
-    <w:proofErr w:type="gramEnd"/>
-    <w:r>
-      <w:rPr>
-        <w:rStyle w:val="PlatzhalterZchn"/>
-        <w:sz w:val="16"/>
-        <w:szCs w:val="16"/>
-      </w:rPr>
-      <w:t>_</w:t>
-    </w:r>
-    <w:proofErr w:type="gramStart"/>
-    <w:r>
-      <w:rPr>
-        <w:rStyle w:val="PlatzhalterZchn"/>
-        <w:sz w:val="16"/>
-        <w:szCs w:val="16"/>
-      </w:rPr>
-      <w:t>TELEFON }</w:t>
-    </w:r>
-    <w:proofErr w:type="gramEnd"/>
-    <w:r>
-      <w:rPr>
-        <w:rStyle w:val="PlatzhalterZchn"/>
-        <w:sz w:val="16"/>
-        <w:szCs w:val="16"/>
-      </w:rPr>
-      <w:t>}</w:t>
-    </w:r>
-    <w:r>
-      <w:rPr>
-        <w:sz w:val="16"/>
-        <w:szCs w:val="16"/>
-      </w:rPr>
-      <w:t xml:space="preserve"> | </w:t>
-    </w:r>
-    <w:proofErr w:type="gramStart"/>
-    <w:r>
-      <w:rPr>
-        <w:rStyle w:val="PlatzhalterZchn"/>
-        <w:sz w:val="16"/>
-        <w:szCs w:val="16"/>
-      </w:rPr>
-      <w:t>{{ LEITBEHOERDE</w:t>
-    </w:r>
-    <w:proofErr w:type="gramEnd"/>
-    <w:r>
-      <w:rPr>
-        <w:rStyle w:val="PlatzhalterZchn"/>
-        <w:sz w:val="16"/>
-        <w:szCs w:val="16"/>
-      </w:rPr>
-      <w:t>_</w:t>
-    </w:r>
-    <w:proofErr w:type="gramStart"/>
-    <w:r>
-      <w:rPr>
-        <w:rStyle w:val="PlatzhalterZchn"/>
-        <w:sz w:val="16"/>
-        <w:szCs w:val="16"/>
-      </w:rPr>
-      <w:t>EMAIL }</w:t>
-    </w:r>
-    <w:proofErr w:type="gramEnd"/>
-    <w:r>
-      <w:rPr>
-        <w:rStyle w:val="PlatzhalterZchn"/>
-        <w:sz w:val="16"/>
-        <w:szCs w:val="16"/>
-      </w:rPr>
-      <w:t>}</w:t>
-    </w:r>
-  </w:p>
-  <w:p>
-    <w:pPr>
-      <w:tabs>
-        <w:tab w:val="right" w:pos="9355"/>
-      </w:tabs>
-      <w:spacing w:before="120"/>
-      <w:rPr>
-        <w:sz w:val="16"/>
-      </w:rPr>
-    </w:pPr>
-    <w:r>
-      <w:rPr>
-        <w:sz w:val="16"/>
-      </w:rPr>
-      <w:tab/>
-    </w:r>
-    <w:r>
-      <w:rPr>
-        <w:sz w:val="16"/>
-      </w:rPr>
-      <w:fldChar w:fldCharType="begin"/>
-    </w:r>
-    <w:r>
-      <w:rPr>
-        <w:sz w:val="16"/>
-      </w:rPr>
-      <w:instrText xml:space="preserve"> </w:instrText>
-    </w:r>
-    <w:r>
-      <w:rPr>
-        <w:sz w:val="16"/>
-      </w:rPr>
-      <w:instrText>PAGE</w:instrText>
-    </w:r>
-    <w:r>
-      <w:rPr>
-        <w:sz w:val="16"/>
-      </w:rPr>
-      <w:instrText xml:space="preserve">  \* Arabic  \* MERGEFORMAT </w:instrText>
-    </w:r>
-    <w:r>
-      <w:rPr>
-        <w:sz w:val="16"/>
-      </w:rPr>
-      <w:fldChar w:fldCharType="separate"/>
-    </w:r>
-    <w:r>
-      <w:rPr>
-        <w:sz w:val="16"/>
-      </w:rPr>
-      <w:t>2</w:t>
-    </w:r>
-    <w:r>
-      <w:rPr>
-        <w:sz w:val="16"/>
-      </w:rPr>
-      <w:fldChar w:fldCharType="end"/>
-    </w:r>
-    <w:r>
-      <w:rPr>
-        <w:sz w:val="16"/>
-      </w:rPr>
-      <w:t>/</w:t>
-    </w:r>
-    <w:r>
-      <w:rPr>
-        <w:sz w:val="16"/>
-      </w:rPr>
-      <w:fldChar w:fldCharType="begin"/>
-    </w:r>
-    <w:r>
-      <w:rPr>
-        <w:sz w:val="16"/>
-      </w:rPr>
-      <w:instrText xml:space="preserve"> </w:instrText>
-    </w:r>
-    <w:r>
-      <w:rPr>
-        <w:sz w:val="16"/>
-      </w:rPr>
-      <w:instrText>NUMPAGES</w:instrText>
-    </w:r>
-    <w:r>
-      <w:rPr>
-        <w:sz w:val="16"/>
-      </w:rPr>
-      <w:instrText xml:space="preserve">  \* Arabic  \* MERGEFORMAT </w:instrText>
-    </w:r>
-    <w:r>
-      <w:rPr>
-        <w:sz w:val="16"/>
-      </w:rPr>
-      <w:fldChar w:fldCharType="separate"/>
-    </w:r>
-    <w:r>
-      <w:rPr>
-        <w:sz w:val="16"/>
-      </w:rPr>
-      <w:t>3</w:t>
-    </w:r>
-    <w:r>
-      <w:rPr>
-        <w:sz w:val="16"/>
-      </w:rPr>
-      <w:fldChar w:fldCharType="end"/>
-    </w:r>
   </w:p>
 </w:ftr>
 </file>
 
 <file path=word/footer2.xml><?xml version="1.0" encoding="utf-8"?>
 <w:ftr xmlns:wpc="http://schemas.microsoft.com/office/word/2010/wordprocessingCanvas" xmlns:cx="http://schemas.microsoft.com/office/drawing/2014/chartex" xmlns:cx1="http://schemas.microsoft.com/office/drawing/2015/9/8/chartex" xmlns:cx2="http://schemas.microsoft.com/office/drawing/2015/10/21/chartex" xmlns:cx3="http://schemas.microsoft.com/office/drawing/2016/5/9/chartex" xmlns:cx4="http://schemas.microsoft.com/office/drawing/2016/5/10/chartex" xmlns:cx5="http://schemas.microsoft.com/office/drawing/2016/5/11/chartex" xmlns:cx6="http://schemas.microsoft.com/office/drawing/2016/5/12/chartex" xmlns:cx7="http://schemas.microsoft.com/office/drawing/2016/5/13/chartex" xmlns:cx8="http://schemas.microsoft.com/office/drawing/2016/5/14/chartex" xmlns:mc="http://schemas.openxmlformats.org/markup-compatibility/2006" xmlns:aink="http://schemas.microsoft.com/office/drawing/2016/ink" xmlns:am3d="http://schemas.microsoft.com/office/drawing/2017/model3d" xmlns:o="urn:schemas-microsoft-com:office:office" xmlns:oel="http://schemas.microsoft.com/office/2019/extlst" xmlns:r="http://schemas.openxmlformats.org/officeDocument/2006/relationships" xmlns:m="http://schemas.openxmlformats.org/officeDocument/2006/math" xmlns:v="urn:schemas-microsoft-com:vml" xmlns:wp14="http://schemas.microsoft.com/office/word/2010/wordprocessingDrawing" xmlns:wp="http://schemas.openxmlformats.org/drawingml/2006/wordprocessingDrawing" xmlns:w10="urn:schemas-microsoft-com:office:word" xmlns:w="http://schemas.openxmlformats.org/wordprocessingml/2006/main" xmlns:w14="http://schemas.microsoft.com/office/word/2010/wordml" xmlns:w15="http://schemas.microsoft.com/office/word/2012/wordml" xmlns:w16cex="http://schemas.microsoft.com/office/word/2018/wordml/cex" xmlns:w16cid="http://schemas.microsoft.com/office/word/2016/wordml/cid" xmlns:w16="http://schemas.microsoft.com/office/word/2018/wordml" xmlns:w16du="http://schemas.microsoft.com/office/word/2023/wordml/word16du" xmlns:w16sdtdh="http://schemas.microsoft.com/office/word/2020/wordml/sdtdatahash" xmlns:w16sdtfl="http://schemas.microsoft.com/office/word/2024/wordml/sdtformatlock" xmlns:w16se="http://schemas.microsoft.com/office/word/2015/wordml/symex" xmlns:wpg="http://schemas.microsoft.com/office/word/2010/wordprocessingGroup" xmlns:wpi="http://schemas.microsoft.com/office/word/2010/wordprocessingInk" xmlns:wne="http://schemas.microsoft.com/office/word/2006/wordml" xmlns:wps="http://schemas.microsoft.com/office/word/2010/wordprocessingShape" mc:Ignorable="w14 w15 w16se w16cid w16 w16cex w16sdtdh w16sdtfl w16du wp14">
+  <w:tbl>
+    <w:tblPr>
+      <w:tblStyle w:val="Tabellenraster"/>
+      <w:tblpPr w:leftFromText="142" w:rightFromText="142" w:vertAnchor="text" w:tblpY="1"/>
+      <w:tblOverlap w:val="never"/>
+      <w:tblW w:w="9639" w:type="dxa"/>
+      <w:tblBorders>
+        <w:top w:val="none" w:sz="0" w:space="0" w:color="auto"/>
+        <w:left w:val="none" w:sz="0" w:space="0" w:color="auto"/>
+        <w:bottom w:val="none" w:sz="0" w:space="0" w:color="auto"/>
+        <w:right w:val="none" w:sz="0" w:space="0" w:color="auto"/>
+        <w:insideH w:val="none" w:sz="0" w:space="0" w:color="auto"/>
+        <w:insideV w:val="none" w:sz="0" w:space="0" w:color="auto"/>
+      </w:tblBorders>
+      <w:tblLayout w:type="fixed"/>
+      <w:tblCellMar>
+        <w:left w:w="0" w:type="dxa"/>
+        <w:right w:w="0" w:type="dxa"/>
+      </w:tblCellMar>
+      <w:tblLook w:val="04A0" w:firstRow="1" w:lastRow="0" w:firstColumn="1" w:lastColumn="0" w:noHBand="0" w:noVBand="1"/>
+    </w:tblPr>
+    <w:tblGrid>
+      <w:gridCol w:w="9078"/>
+      <w:gridCol w:w="561"/>
+    </w:tblGrid>
+    <w:tr>
+      <w:tc>
+        <w:tcPr>
+          <w:tcW w:w="9072" w:type="dxa"/>
+        </w:tcPr>
+        <w:p>
+          <w:pPr>
+            <w:pStyle w:val="Kopfzeile"/>
+            <w:tabs>
+              <w:tab w:val="clear" w:pos="4536"/>
+              <w:tab w:val="clear" w:pos="9072"/>
+            </w:tabs>
+            <w:rPr>
+              <w:rStyle w:val="PlatzhalterZchn"/>
+              <w:sz w:val="18"/>
+              <w:szCs w:val="18"/>
+            </w:rPr>
+          </w:pPr>
+          <w:r>
+            <w:rPr>
+              <w:rStyle w:val="PlatzhalterZchn"/>
+              <w:sz w:val="16"/>
+              <w:szCs w:val="16"/>
+            </w:rPr>
+            <w:t>{{ LEITBEHOERDE_NAME }}</w:t>
+          </w:r>
+          <w:r>
+            <w:rPr>
+              <w:sz w:val="16"/>
+              <w:szCs w:val="16"/>
+            </w:rPr>
+            <w:t xml:space="preserve"> | </w:t>
+          </w:r>
+          <w:r>
+            <w:rPr>
+              <w:sz w:val="16"/>
+              <w:szCs w:val="16"/>
+            </w:rPr>
+            <w:t>Baubehörde</w:t>
+          </w:r>
+          <w:r>
+            <w:rPr>
+              <w:sz w:val="16"/>
+              <w:szCs w:val="16"/>
+            </w:rPr>
+            <w:t xml:space="preserve"> | </w:t>
+          </w:r>
+          <w:r>
+            <w:rPr>
+              <w:rStyle w:val="PlatzhalterZchn"/>
+              <w:sz w:val="16"/>
+              <w:szCs w:val="16"/>
+            </w:rPr>
+            <w:t>{{ LEITBEHOERDE_ADRESSE_1 }}</w:t>
+          </w:r>
+          <w:r>
+            <w:rPr>
+              <w:sz w:val="16"/>
+              <w:szCs w:val="16"/>
+            </w:rPr>
+            <w:t xml:space="preserve"> | </w:t>
+          </w:r>
+          <w:r>
+            <w:rPr>
+              <w:rStyle w:val="PlatzhalterZchn"/>
+              <w:sz w:val="16"/>
+              <w:szCs w:val="16"/>
+            </w:rPr>
+            <w:t>{{ LEITBEHOERDE_ADRESSE_2 }}</w:t>
+          </w:r>
+          <w:r>
+            <w:rPr>
+              <w:sz w:val="16"/>
+              <w:szCs w:val="16"/>
+            </w:rPr>
+            <w:t xml:space="preserve"> | </w:t>
+          </w:r>
+          <w:r>
+            <w:rPr>
+              <w:rStyle w:val="PlatzhalterZchn"/>
+              <w:sz w:val="16"/>
+              <w:szCs w:val="16"/>
+            </w:rPr>
+            <w:t>{{ LEITBEHOERDE_TELEFON }}</w:t>
+          </w:r>
+          <w:r>
+            <w:rPr>
+              <w:sz w:val="16"/>
+              <w:szCs w:val="16"/>
+            </w:rPr>
+            <w:t xml:space="preserve"> | </w:t>
+          </w:r>
+          <w:r>
+            <w:rPr>
+              <w:rStyle w:val="PlatzhalterZchn"/>
+              <w:sz w:val="16"/>
+              <w:szCs w:val="16"/>
+            </w:rPr>
+            <w:t>{{ LEITBEHOERDE_EMAIL }}</w:t>
+          </w:r>
+        </w:p>
+      </w:tc>
+      <w:tc>
+        <w:tcPr>
+          <w:tcW w:w="561" w:type="dxa"/>
+          <w:vAlign w:val="bottom"/>
+        </w:tcPr>
+        <w:p>
+          <w:pPr>
+            <w:jc w:val="right"/>
+            <w:rPr>
+              <w:rStyle w:val="PlatzhalterZchn"/>
+              <w:sz w:val="16"/>
+              <w:szCs w:val="16"/>
+            </w:rPr>
+          </w:pPr>
+          <w:r>
+            <w:rPr>
+              <w:sz w:val="16"/>
+              <w:szCs w:val="16"/>
+            </w:rPr>
+            <w:fldChar w:fldCharType="begin"/>
+          </w:r>
+          <w:r>
+            <w:rPr>
+              <w:sz w:val="16"/>
+              <w:szCs w:val="16"/>
+            </w:rPr>
+            <w:instrText xml:space="preserve"> PAGE  \* Arabic  \* MERGEFORMAT </w:instrText>
+          </w:r>
+          <w:r>
+            <w:rPr>
+              <w:sz w:val="16"/>
+              <w:szCs w:val="16"/>
+            </w:rPr>
+            <w:fldChar w:fldCharType="separate"/>
+          </w:r>
+          <w:r>
+            <w:rPr>
+              <w:sz w:val="16"/>
+              <w:szCs w:val="16"/>
+            </w:rPr>
+            <w:t>1</w:t>
+          </w:r>
+          <w:r>
+            <w:rPr>
+              <w:sz w:val="16"/>
+              <w:szCs w:val="16"/>
+            </w:rPr>
+            <w:fldChar w:fldCharType="end"/>
+          </w:r>
+          <w:r>
+            <w:rPr>
+              <w:sz w:val="16"/>
+              <w:szCs w:val="16"/>
+            </w:rPr>
+            <w:t>/</w:t>
+          </w:r>
+          <w:r>
+            <w:rPr>
+              <w:sz w:val="16"/>
+              <w:szCs w:val="16"/>
+            </w:rPr>
+            <w:fldChar w:fldCharType="begin"/>
+          </w:r>
+          <w:r>
+            <w:rPr>
+              <w:sz w:val="16"/>
+              <w:szCs w:val="16"/>
+            </w:rPr>
+            <w:instrText xml:space="preserve"> NUMPAGES  \* Arabic  \* MERGEFORMAT </w:instrText>
+          </w:r>
+          <w:r>
+            <w:rPr>
+              <w:sz w:val="16"/>
+              <w:szCs w:val="16"/>
+            </w:rPr>
+            <w:fldChar w:fldCharType="separate"/>
+          </w:r>
+          <w:r>
+            <w:rPr>
+              <w:sz w:val="16"/>
+              <w:szCs w:val="16"/>
+            </w:rPr>
+            <w:t>8</w:t>
+          </w:r>
+          <w:r>
+            <w:rPr>
+              <w:sz w:val="16"/>
+              <w:szCs w:val="16"/>
+            </w:rPr>
+            <w:fldChar w:fldCharType="end"/>
+          </w:r>
+        </w:p>
+      </w:tc>
+    </w:tr>
+  </w:tbl>
   <w:p>
     <w:pPr>
-      <w:tabs>
-        <w:tab w:val="right" w:pos="9355"/>
-      </w:tabs>
-      <w:spacing w:before="240"/>
+      <w:pStyle w:val="Fuzeile"/>
       <w:rPr>
-        <w:sz w:val="16"/>
-        <w:szCs w:val="16"/>
+        <w:sz w:val="2"/>
+        <w:szCs w:val="2"/>
       </w:rPr>
     </w:pPr>
-    <w:proofErr w:type="gramStart"/>
-    <w:r>
-      <w:rPr>
-        <w:rStyle w:val="PlatzhalterZchn"/>
-        <w:sz w:val="16"/>
-        <w:szCs w:val="16"/>
-      </w:rPr>
-      <w:t>{{ LEITBEHOERDE</w:t>
-    </w:r>
-    <w:proofErr w:type="gramEnd"/>
-    <w:r>
-      <w:rPr>
-        <w:rStyle w:val="PlatzhalterZchn"/>
-        <w:sz w:val="16"/>
-        <w:szCs w:val="16"/>
-      </w:rPr>
-      <w:t>_</w:t>
-    </w:r>
-    <w:proofErr w:type="gramStart"/>
-    <w:r>
-      <w:rPr>
-        <w:rStyle w:val="PlatzhalterZchn"/>
-        <w:sz w:val="16"/>
-        <w:szCs w:val="16"/>
-      </w:rPr>
-      <w:t>NAME }</w:t>
-    </w:r>
-    <w:proofErr w:type="gramEnd"/>
-    <w:r>
-      <w:rPr>
-        <w:rStyle w:val="PlatzhalterZchn"/>
-        <w:sz w:val="16"/>
-        <w:szCs w:val="16"/>
-      </w:rPr>
-      <w:t>}</w:t>
-    </w:r>
-    <w:r>
-      <w:rPr>
-        <w:sz w:val="16"/>
-        <w:szCs w:val="16"/>
-      </w:rPr>
-      <w:t xml:space="preserve"> | Direktion Bau | </w:t>
-    </w:r>
-    <w:proofErr w:type="gramStart"/>
-    <w:r>
-      <w:rPr>
-        <w:rStyle w:val="PlatzhalterZchn"/>
-        <w:sz w:val="16"/>
-        <w:szCs w:val="16"/>
-      </w:rPr>
-      <w:t>{{ LEITBEHOERDE</w:t>
-    </w:r>
-    <w:proofErr w:type="gramEnd"/>
-    <w:r>
-      <w:rPr>
-        <w:rStyle w:val="PlatzhalterZchn"/>
-        <w:sz w:val="16"/>
-        <w:szCs w:val="16"/>
-      </w:rPr>
-      <w:t>_ADRESSE_</w:t>
-    </w:r>
-    <w:proofErr w:type="gramStart"/>
-    <w:r>
-      <w:rPr>
-        <w:rStyle w:val="PlatzhalterZchn"/>
-        <w:sz w:val="16"/>
-        <w:szCs w:val="16"/>
-      </w:rPr>
-      <w:t>1 }</w:t>
-    </w:r>
-    <w:proofErr w:type="gramEnd"/>
-    <w:r>
-      <w:rPr>
-        <w:rStyle w:val="PlatzhalterZchn"/>
-        <w:sz w:val="16"/>
-        <w:szCs w:val="16"/>
-      </w:rPr>
-      <w:t>}</w:t>
-    </w:r>
-    <w:r>
-      <w:rPr>
-        <w:sz w:val="16"/>
-        <w:szCs w:val="16"/>
-      </w:rPr>
-      <w:t xml:space="preserve"> | </w:t>
-    </w:r>
-    <w:proofErr w:type="gramStart"/>
-    <w:r>
-      <w:rPr>
-        <w:rStyle w:val="PlatzhalterZchn"/>
-        <w:sz w:val="16"/>
-        <w:szCs w:val="16"/>
-      </w:rPr>
-      <w:t>{{ LEITBEHOERDE</w:t>
-    </w:r>
-    <w:proofErr w:type="gramEnd"/>
-    <w:r>
-      <w:rPr>
-        <w:rStyle w:val="PlatzhalterZchn"/>
-        <w:sz w:val="16"/>
-        <w:szCs w:val="16"/>
-      </w:rPr>
-      <w:t>_ADRESSE_</w:t>
-    </w:r>
-    <w:proofErr w:type="gramStart"/>
-    <w:r>
-      <w:rPr>
-        <w:rStyle w:val="PlatzhalterZchn"/>
-        <w:sz w:val="16"/>
-        <w:szCs w:val="16"/>
-      </w:rPr>
-      <w:t>2 }</w:t>
-    </w:r>
-    <w:proofErr w:type="gramEnd"/>
-    <w:r>
-      <w:rPr>
-        <w:rStyle w:val="PlatzhalterZchn"/>
-        <w:sz w:val="16"/>
-        <w:szCs w:val="16"/>
-      </w:rPr>
-      <w:t>}</w:t>
-    </w:r>
-    <w:r>
-      <w:rPr>
-        <w:sz w:val="16"/>
-        <w:szCs w:val="16"/>
-      </w:rPr>
-      <w:t xml:space="preserve"> | </w:t>
-    </w:r>
-    <w:proofErr w:type="gramStart"/>
-    <w:r>
-      <w:rPr>
-        <w:rStyle w:val="PlatzhalterZchn"/>
-        <w:sz w:val="16"/>
-        <w:szCs w:val="16"/>
-      </w:rPr>
-      <w:t>{{ LEITBEHOERDE</w:t>
-    </w:r>
-    <w:proofErr w:type="gramEnd"/>
-    <w:r>
-      <w:rPr>
-        <w:rStyle w:val="PlatzhalterZchn"/>
-        <w:sz w:val="16"/>
-        <w:szCs w:val="16"/>
-      </w:rPr>
-      <w:t>_</w:t>
-    </w:r>
-    <w:proofErr w:type="gramStart"/>
-    <w:r>
-      <w:rPr>
-        <w:rStyle w:val="PlatzhalterZchn"/>
-        <w:sz w:val="16"/>
-        <w:szCs w:val="16"/>
-      </w:rPr>
-      <w:t>TELEFON }</w:t>
-    </w:r>
-    <w:proofErr w:type="gramEnd"/>
-    <w:r>
-      <w:rPr>
-        <w:rStyle w:val="PlatzhalterZchn"/>
-        <w:sz w:val="16"/>
-        <w:szCs w:val="16"/>
-      </w:rPr>
-      <w:t>}</w:t>
-    </w:r>
-    <w:r>
-      <w:rPr>
-        <w:sz w:val="16"/>
-        <w:szCs w:val="16"/>
-      </w:rPr>
-      <w:t xml:space="preserve"> | </w:t>
-    </w:r>
-    <w:proofErr w:type="gramStart"/>
-    <w:r>
-      <w:rPr>
-        <w:rStyle w:val="PlatzhalterZchn"/>
-        <w:sz w:val="16"/>
-        <w:szCs w:val="16"/>
-      </w:rPr>
-      <w:t>{{ LEITBEHOERDE</w:t>
-    </w:r>
-    <w:proofErr w:type="gramEnd"/>
-    <w:r>
-      <w:rPr>
-        <w:rStyle w:val="PlatzhalterZchn"/>
-        <w:sz w:val="16"/>
-        <w:szCs w:val="16"/>
-      </w:rPr>
-      <w:t>_</w:t>
-    </w:r>
-    <w:proofErr w:type="gramStart"/>
-    <w:r>
-      <w:rPr>
-        <w:rStyle w:val="PlatzhalterZchn"/>
-        <w:sz w:val="16"/>
-        <w:szCs w:val="16"/>
-      </w:rPr>
-      <w:t>EMAIL }</w:t>
-    </w:r>
-    <w:proofErr w:type="gramEnd"/>
-    <w:r>
-      <w:rPr>
-        <w:rStyle w:val="PlatzhalterZchn"/>
-        <w:sz w:val="16"/>
-        <w:szCs w:val="16"/>
-      </w:rPr>
-      <w:t>}</w:t>
-    </w:r>
-  </w:p>
-  <w:p>
-    <w:pPr>
-      <w:tabs>
-        <w:tab w:val="right" w:pos="9355"/>
-      </w:tabs>
-      <w:spacing w:before="120"/>
-      <w:rPr>
-        <w:sz w:val="16"/>
-      </w:rPr>
-    </w:pPr>
-    <w:r>
-      <w:rPr>
-        <w:sz w:val="16"/>
-        <w:szCs w:val="16"/>
-      </w:rPr>
-      <w:tab/>
-    </w:r>
-    <w:r>
-      <w:rPr>
-        <w:sz w:val="16"/>
-      </w:rPr>
-      <w:fldChar w:fldCharType="begin"/>
-    </w:r>
-    <w:r>
-      <w:rPr>
-        <w:sz w:val="16"/>
-      </w:rPr>
-      <w:instrText xml:space="preserve"> </w:instrText>
-    </w:r>
-    <w:r>
-      <w:rPr>
-        <w:sz w:val="16"/>
-      </w:rPr>
-      <w:instrText>PAGE</w:instrText>
-    </w:r>
-    <w:r>
-      <w:rPr>
-        <w:sz w:val="16"/>
-      </w:rPr>
-      <w:instrText xml:space="preserve">  \* Arabic  \* MERGEFORMAT </w:instrText>
-    </w:r>
-    <w:r>
-      <w:rPr>
-        <w:sz w:val="16"/>
-      </w:rPr>
-      <w:fldChar w:fldCharType="separate"/>
-    </w:r>
-    <w:r>
-      <w:rPr>
-        <w:sz w:val="16"/>
-      </w:rPr>
-      <w:t>3</w:t>
-    </w:r>
-    <w:r>
-      <w:rPr>
-        <w:sz w:val="16"/>
-      </w:rPr>
-      <w:fldChar w:fldCharType="end"/>
-    </w:r>
-    <w:r>
-      <w:rPr>
-        <w:sz w:val="16"/>
-      </w:rPr>
-      <w:t>/</w:t>
-    </w:r>
-    <w:r>
-      <w:rPr>
-        <w:sz w:val="16"/>
-      </w:rPr>
-      <w:fldChar w:fldCharType="begin"/>
-    </w:r>
-    <w:r>
-      <w:rPr>
-        <w:sz w:val="16"/>
-      </w:rPr>
-      <w:instrText xml:space="preserve"> </w:instrText>
-    </w:r>
-    <w:r>
-      <w:rPr>
-        <w:sz w:val="16"/>
-      </w:rPr>
-      <w:instrText>NUMPAGES</w:instrText>
-    </w:r>
-    <w:r>
-      <w:rPr>
-        <w:sz w:val="16"/>
-      </w:rPr>
-      <w:instrText xml:space="preserve">  \* Arabic  \* MERGEFORMAT </w:instrText>
-    </w:r>
-    <w:r>
-      <w:rPr>
-        <w:sz w:val="16"/>
-      </w:rPr>
-      <w:fldChar w:fldCharType="separate"/>
-    </w:r>
-    <w:r>
-      <w:rPr>
-        <w:sz w:val="16"/>
-      </w:rPr>
-      <w:t>7</w:t>
-    </w:r>
-    <w:r>
-      <w:rPr>
-        <w:sz w:val="16"/>
-      </w:rPr>
-      <w:fldChar w:fldCharType="end"/>
-    </w:r>
   </w:p>
 </w:ftr>
 </file>
@@ -5461,79 +3503,126 @@
       <w:spacing w:before="360" w:after="120"/>
       <w:jc w:val="right"/>
     </w:pPr>
-    <w:proofErr w:type="gramStart"/>
-    <w:r>
-      <w:t>{{ "</w:t>
-    </w:r>
-    <w:proofErr w:type="gramEnd"/>
-    <w:r>
-      <w:t>GEMEINDE_WAPPEN" |</w:t>
-    </w:r>
-    <w:proofErr w:type="spellStart"/>
-    <w:proofErr w:type="gramStart"/>
-    <w:r>
-      <w:t>image</w:t>
-    </w:r>
-    <w:proofErr w:type="spellEnd"/>
-    <w:r>
-      <w:t>(</w:t>
-    </w:r>
-    <w:proofErr w:type="gramEnd"/>
-    <w:r>
-      <w:t>55, 25, True</w:t>
-    </w:r>
-    <w:proofErr w:type="gramStart"/>
-    <w:r>
-      <w:t>) }</w:t>
-    </w:r>
-    <w:proofErr w:type="gramEnd"/>
-    <w:r>
-      <w:t>}</w:t>
-    </w:r>
   </w:p>
 </w:hdr>
 </file>
 
 <file path=word/header2.xml><?xml version="1.0" encoding="utf-8"?>
 <w:hdr xmlns:wpc="http://schemas.microsoft.com/office/word/2010/wordprocessingCanvas" xmlns:cx="http://schemas.microsoft.com/office/drawing/2014/chartex" xmlns:cx1="http://schemas.microsoft.com/office/drawing/2015/9/8/chartex" xmlns:cx2="http://schemas.microsoft.com/office/drawing/2015/10/21/chartex" xmlns:cx3="http://schemas.microsoft.com/office/drawing/2016/5/9/chartex" xmlns:cx4="http://schemas.microsoft.com/office/drawing/2016/5/10/chartex" xmlns:cx5="http://schemas.microsoft.com/office/drawing/2016/5/11/chartex" xmlns:cx6="http://schemas.microsoft.com/office/drawing/2016/5/12/chartex" xmlns:cx7="http://schemas.microsoft.com/office/drawing/2016/5/13/chartex" xmlns:cx8="http://schemas.microsoft.com/office/drawing/2016/5/14/chartex" xmlns:mc="http://schemas.openxmlformats.org/markup-compatibility/2006" xmlns:aink="http://schemas.microsoft.com/office/drawing/2016/ink" xmlns:am3d="http://schemas.microsoft.com/office/drawing/2017/model3d" xmlns:o="urn:schemas-microsoft-com:office:office" xmlns:oel="http://schemas.microsoft.com/office/2019/extlst" xmlns:r="http://schemas.openxmlformats.org/officeDocument/2006/relationships" xmlns:m="http://schemas.openxmlformats.org/officeDocument/2006/math" xmlns:v="urn:schemas-microsoft-com:vml" xmlns:wp14="http://schemas.microsoft.com/office/word/2010/wordprocessingDrawing" xmlns:wp="http://schemas.openxmlformats.org/drawingml/2006/wordprocessingDrawing" xmlns:w10="urn:schemas-microsoft-com:office:word" xmlns:w="http://schemas.openxmlformats.org/wordprocessingml/2006/main" xmlns:w14="http://schemas.microsoft.com/office/word/2010/wordml" xmlns:w15="http://schemas.microsoft.com/office/word/2012/wordml" xmlns:w16cex="http://schemas.microsoft.com/office/word/2018/wordml/cex" xmlns:w16cid="http://schemas.microsoft.com/office/word/2016/wordml/cid" xmlns:w16="http://schemas.microsoft.com/office/word/2018/wordml" xmlns:w16du="http://schemas.microsoft.com/office/word/2023/wordml/word16du" xmlns:w16sdtdh="http://schemas.microsoft.com/office/word/2020/wordml/sdtdatahash" xmlns:w16sdtfl="http://schemas.microsoft.com/office/word/2024/wordml/sdtformatlock" xmlns:w16se="http://schemas.microsoft.com/office/word/2015/wordml/symex" xmlns:wpg="http://schemas.microsoft.com/office/word/2010/wordprocessingGroup" xmlns:wpi="http://schemas.microsoft.com/office/word/2010/wordprocessingInk" xmlns:wne="http://schemas.microsoft.com/office/word/2006/wordml" xmlns:wps="http://schemas.microsoft.com/office/word/2010/wordprocessingShape" mc:Ignorable="w14 w15 w16se w16cid w16 w16cex w16sdtdh w16sdtfl w16du wp14">
+  <w:tbl>
+    <w:tblPr>
+      <w:tblStyle w:val="Tabellenraster"/>
+      <w:tblW w:w="9639" w:type="dxa"/>
+      <w:tblBorders>
+        <w:top w:val="none" w:sz="0" w:space="0" w:color="auto"/>
+        <w:left w:val="none" w:sz="0" w:space="0" w:color="auto"/>
+        <w:bottom w:val="none" w:sz="0" w:space="0" w:color="auto"/>
+        <w:right w:val="none" w:sz="0" w:space="0" w:color="auto"/>
+        <w:insideH w:val="none" w:sz="0" w:space="0" w:color="auto"/>
+        <w:insideV w:val="none" w:sz="0" w:space="0" w:color="auto"/>
+      </w:tblBorders>
+      <w:tblCellMar>
+        <w:left w:w="0" w:type="dxa"/>
+        <w:right w:w="0" w:type="dxa"/>
+      </w:tblCellMar>
+      <w:tblLook w:val="04A0" w:firstRow="1" w:lastRow="0" w:firstColumn="1" w:lastColumn="0" w:noHBand="0" w:noVBand="1"/>
+    </w:tblPr>
+    <w:tblGrid>
+      <w:gridCol w:w="5840"/>
+      <w:gridCol w:w="3799"/>
+    </w:tblGrid>
+    <w:tr>
+      <w:trPr>
+        <w:trHeight w:hRule="exact" w:val="1474"/>
+      </w:trPr>
+      <w:tc>
+        <w:tcPr>
+          <w:tcW w:w="5840" w:type="dxa"/>
+        </w:tcPr>
+        <w:p>
+          <w:pPr>
+            <w:pStyle w:val="Platzhalter"/>
+            <w:rPr>
+              <w:b/>
+              <w:bCs/>
+            </w:rPr>
+          </w:pPr>
+          <w:r>
+            <w:rPr>
+              <w:b/>
+              <w:bCs/>
+            </w:rPr>
+            <w:t>{{ LEITBEHOERDE_NAME }}</w:t>
+          </w:r>
+        </w:p>
+        <w:p>
+          <w:pPr>
+            <w:rPr>
+              <w:sz w:val="18"/>
+              <w:szCs w:val="18"/>
+            </w:rPr>
+          </w:pPr>
+          <w:r>
+            <w:rPr>
+              <w:sz w:val="18"/>
+              <w:szCs w:val="18"/>
+            </w:rPr>
+            <w:t>Baubehörde</w:t>
+          </w:r>
+        </w:p>
+        <w:p>
+          <w:pPr>
+            <w:pStyle w:val="Platzhalter"/>
+            <w:rPr>
+              <w:sz w:val="18"/>
+              <w:szCs w:val="18"/>
+            </w:rPr>
+          </w:pPr>
+          <w:r>
+            <w:rPr>
+              <w:sz w:val="18"/>
+              <w:szCs w:val="18"/>
+            </w:rPr>
+            <w:t>{{ LEITBEHOERDE_ADRESSE_1 }}</w:t>
+          </w:r>
+        </w:p>
+        <w:p>
+          <w:pPr>
+            <w:pStyle w:val="Platzhalter"/>
+          </w:pPr>
+          <w:r>
+            <w:rPr>
+              <w:sz w:val="18"/>
+              <w:szCs w:val="18"/>
+            </w:rPr>
+            <w:t>{{ LEITBEHOERDE_ADRESSE_2 }}</w:t>
+          </w:r>
+        </w:p>
+      </w:tc>
+      <w:tc>
+        <w:tcPr>
+          <w:tcW w:w="3799" w:type="dxa"/>
+        </w:tcPr>
+        <w:p>
+          <w:pPr>
+            <w:pStyle w:val="Platzhalter"/>
+            <w:jc w:val="right"/>
+          </w:pPr>
+          <w:r>
+            <w:t>{{ "GEMEINDE_WAPPEN" |image(55, 25, True) }}</w:t>
+          </w:r>
+        </w:p>
+      </w:tc>
+    </w:tr>
+  </w:tbl>
   <w:p>
     <w:pPr>
       <w:pStyle w:val="Platzhalter"/>
-      <w:spacing w:before="360" w:after="120"/>
-      <w:jc w:val="right"/>
+      <w:rPr>
+        <w:sz w:val="2"/>
+        <w:szCs w:val="2"/>
+      </w:rPr>
     </w:pPr>
-    <w:proofErr w:type="gramStart"/>
-    <w:r>
-      <w:t>{{ "</w:t>
-    </w:r>
-    <w:proofErr w:type="gramEnd"/>
-    <w:r>
-      <w:t>GEMEINDE_WAPPEN" |</w:t>
-    </w:r>
-    <w:proofErr w:type="spellStart"/>
-    <w:proofErr w:type="gramStart"/>
-    <w:r>
-      <w:t>image</w:t>
-    </w:r>
-    <w:proofErr w:type="spellEnd"/>
-    <w:r>
-      <w:t>(</w:t>
-    </w:r>
-    <w:proofErr w:type="gramEnd"/>
-    <w:r>
-      <w:t xml:space="preserve">None, </w:t>
-    </w:r>
-    <w:r>
-      <w:t>7</w:t>
-    </w:r>
-    <w:proofErr w:type="gramStart"/>
-    <w:r>
-      <w:t>) }</w:t>
-    </w:r>
-    <w:proofErr w:type="gramEnd"/>
-    <w:r>
-      <w:t>}</w:t>
-    </w:r>
   </w:p>
 </w:hdr>
 </file>
@@ -9186,72 +7275,6 @@
   <w:docParts>
     <w:docPart>
       <w:docPartPr>
-        <w:name w:val="F881FAFA89AA4A4CB8F18BBB0DA76F55"/>
-        <w:category>
-          <w:name w:val="Allgemein"/>
-          <w:gallery w:val="placeholder"/>
-        </w:category>
-        <w:types>
-          <w:type w:val="bbPlcHdr"/>
-        </w:types>
-        <w:behaviors>
-          <w:behavior w:val="content"/>
-        </w:behaviors>
-        <w:guid w:val="{84CC1A71-685C-4703-A637-2DE7366B300A}"/>
-      </w:docPartPr>
-      <w:docPartBody>
-        <w:p>
-          <w:pPr>
-            <w:pStyle w:val="F881FAFA89AA4A4CB8F18BBB0DA76F553"/>
-          </w:pPr>
-          <w:r>
-            <w:rPr>
-              <w:rStyle w:val="Platzhaltertext"/>
-              <w:rFonts w:eastAsiaTheme="minorHAnsi"/>
-              <w:sz w:val="16"/>
-              <w:szCs w:val="16"/>
-              <w:shd w:val="clear" w:color="auto" w:fill="FAE2D5" w:themeFill="accent2" w:themeFillTint="33"/>
-            </w:rPr>
-            <w:t>Baubehörde eingeben</w:t>
-          </w:r>
-        </w:p>
-      </w:docPartBody>
-    </w:docPart>
-    <w:docPart>
-      <w:docPartPr>
-        <w:name w:val="450042231DB045B6B81A84A546D3040D"/>
-        <w:category>
-          <w:name w:val="Allgemein"/>
-          <w:gallery w:val="placeholder"/>
-        </w:category>
-        <w:types>
-          <w:type w:val="bbPlcHdr"/>
-        </w:types>
-        <w:behaviors>
-          <w:behavior w:val="content"/>
-        </w:behaviors>
-        <w:guid w:val="{4D934DE8-B30C-4E8D-B2CE-8A36F17C58A1}"/>
-      </w:docPartPr>
-      <w:docPartBody>
-        <w:p>
-          <w:pPr>
-            <w:pStyle w:val="450042231DB045B6B81A84A546D3040D3"/>
-          </w:pPr>
-          <w:r>
-            <w:rPr>
-              <w:rStyle w:val="Platzhaltertext"/>
-              <w:rFonts w:eastAsiaTheme="minorHAnsi"/>
-              <w:sz w:val="18"/>
-              <w:szCs w:val="18"/>
-              <w:shd w:val="clear" w:color="auto" w:fill="FAE2D5" w:themeFill="accent2" w:themeFillTint="33"/>
-            </w:rPr>
-            <w:t>Baubehörde eingeben</w:t>
-          </w:r>
-        </w:p>
-      </w:docPartBody>
-    </w:docPart>
-    <w:docPart>
-      <w:docPartPr>
         <w:name w:val="8108A742EF5F4A1B842738F1914082C9"/>
         <w:category>
           <w:name w:val="Allgemein"/>
@@ -9559,11 +7582,13 @@
     <w:rsidRoot w:val="00C3244B"/>
     <w:rsid w:val="000512CE"/>
     <w:rsid w:val="000F12E2"/>
+    <w:rsid w:val="001C480B"/>
     <w:rsid w:val="001D25E1"/>
     <w:rsid w:val="00234149"/>
     <w:rsid w:val="002B1E5F"/>
     <w:rsid w:val="002F0A05"/>
     <w:rsid w:val="003A1593"/>
+    <w:rsid w:val="003A3799"/>
     <w:rsid w:val="00410DCC"/>
     <w:rsid w:val="00416286"/>
     <w:rsid w:val="004C362D"/>
@@ -9573,15 +7598,18 @@
     <w:rsid w:val="005D6B30"/>
     <w:rsid w:val="00603AED"/>
     <w:rsid w:val="0061129B"/>
+    <w:rsid w:val="0061281A"/>
     <w:rsid w:val="00624370"/>
     <w:rsid w:val="00651A5D"/>
     <w:rsid w:val="0065395C"/>
+    <w:rsid w:val="006D5908"/>
     <w:rsid w:val="00771E83"/>
     <w:rsid w:val="008D029F"/>
     <w:rsid w:val="00942C36"/>
     <w:rsid w:val="0099476F"/>
     <w:rsid w:val="009E7C9E"/>
     <w:rsid w:val="00A1545E"/>
+    <w:rsid w:val="00A63D9E"/>
     <w:rsid w:val="00A72942"/>
     <w:rsid w:val="00AA02C7"/>
     <w:rsid w:val="00B06F10"/>
@@ -10060,26 +8088,6 @@
       <w:color w:val="666666"/>
     </w:rPr>
   </w:style>
-  <w:style w:type="paragraph" w:customStyle="1" w:styleId="450042231DB045B6B81A84A546D3040D3">
-    <w:name w:val="450042231DB045B6B81A84A546D3040D3"/>
-    <w:rsid w:val="0099476F"/>
-    <w:pPr>
-      <w:overflowPunct w:val="0"/>
-      <w:autoSpaceDE w:val="0"/>
-      <w:autoSpaceDN w:val="0"/>
-      <w:adjustRightInd w:val="0"/>
-      <w:spacing w:after="0" w:line="259" w:lineRule="auto"/>
-      <w:textAlignment w:val="baseline"/>
-    </w:pPr>
-    <w:rPr>
-      <w:rFonts w:ascii="Arial" w:eastAsia="Times New Roman" w:hAnsi="Arial" w:cs="Times New Roman"/>
-      <w:kern w:val="0"/>
-      <w:sz w:val="22"/>
-      <w:szCs w:val="20"/>
-      <w:lang w:eastAsia="de-DE"/>
-      <w14:ligatures w14:val="none"/>
-    </w:rPr>
-  </w:style>
   <w:style w:type="paragraph" w:customStyle="1" w:styleId="2820F917E4034B7599061F1F0BD27CC82">
     <w:name w:val="2820F917E4034B7599061F1F0BD27CC82"/>
     <w:rsid w:val="0099476F"/>
@@ -10111,26 +8119,6 @@
       <w:spacing w:after="0" w:line="259" w:lineRule="auto"/>
       <w:ind w:left="357" w:hanging="357"/>
       <w:contextualSpacing/>
-      <w:textAlignment w:val="baseline"/>
-    </w:pPr>
-    <w:rPr>
-      <w:rFonts w:ascii="Arial" w:eastAsia="Times New Roman" w:hAnsi="Arial" w:cs="Times New Roman"/>
-      <w:kern w:val="0"/>
-      <w:sz w:val="22"/>
-      <w:szCs w:val="20"/>
-      <w:lang w:eastAsia="de-DE"/>
-      <w14:ligatures w14:val="none"/>
-    </w:rPr>
-  </w:style>
-  <w:style w:type="paragraph" w:customStyle="1" w:styleId="F881FAFA89AA4A4CB8F18BBB0DA76F553">
-    <w:name w:val="F881FAFA89AA4A4CB8F18BBB0DA76F553"/>
-    <w:rsid w:val="0099476F"/>
-    <w:pPr>
-      <w:overflowPunct w:val="0"/>
-      <w:autoSpaceDE w:val="0"/>
-      <w:autoSpaceDN w:val="0"/>
-      <w:adjustRightInd w:val="0"/>
-      <w:spacing w:after="0" w:line="259" w:lineRule="auto"/>
       <w:textAlignment w:val="baseline"/>
     </w:pPr>
     <w:rPr>
